--- a/reporte/productos_formales/Producto_06_Modelo_Fraccionamiento.docx
+++ b/reporte/productos_formales/Producto_06_Modelo_Fraccionamiento.docx
@@ -274,7 +274,7 @@
           <w:sz w:val="21"/>
           <w:szCs w:val="21"/>
         </w:rPr>
-        <w:t xml:space="preserve">Reporte de implementación: prototipo en scikit-learn (IsolationForest); en Spark MLlib el equivalente es KMeans o Bucketed Random Projection LSH sobre pyspark.ml, dado que MLlib no incluye Isolation Forest de forma nativa — se documenta como decisión de arquitectura a validar en la fase de producción.</w:t>
+        <w:t xml:space="preserve">Reporte de implementación: prototipo en scikit-learn (IsolationForest). Actualización: se ejecutó también en Spark MLlib real usando KMeans (pyspark.ml.clustering), ya que MLlib no tiene Isolation Forest nativo y no existe un paquete confiable que lo agregue sin acceso a Maven. Resultado real en Spark: 0/8 casos detectados (peor que Isolation Forest, que detectó 3/8) — ver Producto 7, Sección 4.</w:t>
       </w:r>
     </w:p>
     <w:p>
@@ -291,7 +291,7 @@
           <w:sz w:val="21"/>
           <w:szCs w:val="21"/>
         </w:rPr>
-        <w:t xml:space="preserve">Documentación de parámetros: ver src/modelo_fraccionamiento.py, constante FEATURES y configuración del modelo.</w:t>
+        <w:t xml:space="preserve">Documentación de parámetros: ver src/modelo_fraccionamiento.py y src/spark/modelo_fraccionamiento_spark.py.</w:t>
       </w:r>
     </w:p>
     <w:p>
@@ -317,7 +317,7 @@
           <w:sz w:val="21"/>
           <w:szCs w:val="21"/>
         </w:rPr>
-        <w:t xml:space="preserve">Entrenamiento del modelo de detección de anomalías sobre el dataset del Producto 5.</w:t>
+        <w:t xml:space="preserve">Entrenamiento del modelo de detección de anomalías sobre el dataset del Producto 5, en scikit-learn y en Spark MLlib real.</w:t>
       </w:r>
     </w:p>
     <w:p>
@@ -334,7 +334,7 @@
           <w:sz w:val="21"/>
           <w:szCs w:val="21"/>
         </w:rPr>
-        <w:t xml:space="preserve">Diseño y prueba de la regla interpretable basada en el umbral normativo.</w:t>
+        <w:t xml:space="preserve">Diseño y prueba de la regla interpretable basada en el umbral normativo, reproducida sin cambios en ambas plataformas.</w:t>
       </w:r>
     </w:p>
     <w:p>
@@ -351,7 +351,7 @@
           <w:sz w:val="21"/>
           <w:szCs w:val="21"/>
         </w:rPr>
-        <w:t xml:space="preserve">Comparación cuantitativa entre ambos enfoques (ver Producto 7).</w:t>
+        <w:t xml:space="preserve">Comparación cuantitativa entre los tres enfoques — Isolation Forest, KMeans en Spark, y la regla (ver Producto 7).</w:t>
       </w:r>
     </w:p>
     <w:p>
@@ -372,7 +372,7 @@
           <w:sz w:val="21"/>
           <w:szCs w:val="21"/>
         </w:rPr>
-        <w:t xml:space="preserve">100% completado. Se identificó que el modelo estadístico puro requiere complemento con reglas de negocio para alcanzar precisión aceptable — hallazgo documentado explícitamente en el Producto 7.</w:t>
+        <w:t xml:space="preserve">100% completado, incluyendo la validación en Spark MLlib real. El hallazgo se reforzó con evidencia adicional: ni Isolation Forest ni KMeans (ambos algoritmos estadísticos, en dos plataformas distintas) igualan la precisión de la regla interpretable — documentado explícitamente en el Producto 7.</w:t>
       </w:r>
     </w:p>
     <w:p>
@@ -398,7 +398,7 @@
           <w:sz w:val="21"/>
           <w:szCs w:val="21"/>
         </w:rPr>
-        <w:t xml:space="preserve">Spark MLlib no incluye una implementación nativa de Isolation Forest; la migración a producción requiere evaluar alternativas (KMeans, LSH) o una implementación distribuida de terceros compatible con Spark.</w:t>
+        <w:t xml:space="preserve">Spark MLlib no incluye una implementación nativa de Isolation Forest, y el paquete GraphFrames/Delta que sí requerían Maven se resolvieron por separado (ver Producto 7) — pero Isolation Forest en sí no tiene equivalente instalable en MLlib, por lo que se usó KMeans como sustituto nativo, con peor resultado (0/8 vs. 3/8), reforzando aún más la conclusión de este producto.</w:t>
       </w:r>
     </w:p>
     <w:p>

--- a/reporte/productos_formales/Producto_06_Modelo_Fraccionamiento.docx
+++ b/reporte/productos_formales/Producto_06_Modelo_Fraccionamiento.docx
@@ -62,7 +62,7 @@
           <w:sz w:val="19"/>
           <w:szCs w:val="19"/>
         </w:rPr>
-        <w:t xml:space="preserve">Prototipo elaborado como prueba de concepto (proof of concept) — no constituye una postulación formal</w:t>
+        <w:t xml:space="preserve">Prototipo independiente elaborado como prueba de concepto (proof of concept) — no constituye una postulación formal, una implementación oficial, ni cuenta con aprobación institucional de la CGR</w:t>
       </w:r>
     </w:p>
     <w:p>

--- a/reporte/productos_formales/Producto_06_Modelo_Fraccionamiento.docx
+++ b/reporte/productos_formales/Producto_06_Modelo_Fraccionamiento.docx
@@ -134,7 +134,19 @@
           <w:sz w:val="21"/>
           <w:szCs w:val="21"/>
         </w:rPr>
-        <w:t xml:space="preserve">Se optó por combinar un modelo no supervisado de detección de anomalías (Isolation Forest) con una regla de negocio explícita basada en el umbral legal de Adjudicación Simplificada, tras confirmar que el modelo estadístico puro por sí solo es insuficiente.</w:t>
+        <w:t xml:space="preserve">Isolation Forest se selecciona como detector no supervisado del PoC, pero el holdout independiente muestra una limitación importante: AUC-PR 0.171 y F1 0.300. Por ello el resultado debe tratarse como priorización de revisión, no como hallazgo.</w:t>
+      </w:r>
+    </w:p>
+    <w:p>
+      <w:pPr>
+        <w:spacing w:after="140"/>
+      </w:pPr>
+      <w:r>
+        <w:rPr>
+          <w:sz w:val="21"/>
+          <w:szCs w:val="21"/>
+        </w:rPr>
+        <w:t xml:space="preserve">Nota metodológica: este es un prototipo independiente. Las métricas del benchmark sintético evalúan la coherencia del PoC y no estiman desempeño productivo. Las salidas sobre datos públicos son señales de priorización para revisión de auditor y no constituyen hallazgos ni determinaciones automáticas de irregularidad.</w:t>
       </w:r>
     </w:p>
     <w:p>
@@ -155,7 +167,7 @@
           <w:sz w:val="21"/>
           <w:szCs w:val="21"/>
         </w:rPr>
-        <w:t xml:space="preserve">1. Introducción — 2. Objetivo de la consultoría — 3. Productos alcanzados — 4. Actividades realizadas — 5. Grado de cumplimiento — 6. Dificultades y limitaciones — 7. Conclusiones y recomendaciones — 8. Anexos</w:t>
+        <w:t xml:space="preserve">1. Introducción — 2. Objetivo — 3. Productos alcanzados — 4. Actividades realizadas — 5. Grado de cumplimiento — 6. Dificultades y limitaciones — 7. Conclusiones y recomendaciones — 8. Anexos</w:t>
       </w:r>
     </w:p>
     <w:p>
@@ -176,7 +188,7 @@
           <w:sz w:val="21"/>
           <w:szCs w:val="21"/>
         </w:rPr>
-        <w:t xml:space="preserve">Cubre el numeral 4.2.1 y 4.2.3 del TDR: técnicas de agrupamiento o detección de anomalías para identificar patrones de compras repetitivas o divididas.</w:t>
+        <w:t xml:space="preserve">Cubre selección, tuning y evaluación de detección de anomalías para compras repetitivas o potencialmente divididas.</w:t>
       </w:r>
     </w:p>
     <w:p>
@@ -185,7 +197,7 @@
         <w:spacing w:after="140" w:before="260"/>
       </w:pPr>
       <w:r>
-        <w:t xml:space="preserve">2. Objetivo de la Consultoría</w:t>
+        <w:t xml:space="preserve">2. Objetivo</w:t>
       </w:r>
     </w:p>
     <w:p>
@@ -197,7 +209,7 @@
           <w:sz w:val="21"/>
           <w:szCs w:val="21"/>
         </w:rPr>
-        <w:t xml:space="preserve">Desarrollar modelos de ciencia de datos y machine learning que permitan la identificación temprana de proveedores favorecidos, la detección de fraccionamiento indebido del gasto público, y la evaluación de vínculos impropios entre proveedores y funcionarios.</w:t>
+        <w:t xml:space="preserve">Desarrollar y validar una prueba de concepto de analítica de datos que priorice señales de posible favoritismo, posible fraccionamiento y vínculos proveedor-funcionario para apoyar la revisión del auditor.</w:t>
       </w:r>
     </w:p>
     <w:p>
@@ -223,75 +235,109 @@
           <w:sz w:val="21"/>
           <w:szCs w:val="21"/>
         </w:rPr>
-        <w:t xml:space="preserve">Propuesta fundamentada: se evaluó clustering (K-Means) y detección de anomalías (Isolation Forest); se eligió Isolation Forest por no requerir definir a priori el número de grupos, adecuado para un fenómeno de baja frecuencia como el fraccionamiento.</w:t>
-      </w:r>
-    </w:p>
-    <w:p>
-      <w:pPr>
-        <w:pStyle w:val="ListParagraph"/>
-        <w:numPr>
-          <w:ilvl w:val="0"/>
-          <w:numId w:val="1"/>
-        </w:numPr>
-        <w:spacing w:after="70"/>
-      </w:pPr>
-      <w:r>
-        <w:rPr>
-          <w:sz w:val="21"/>
-          <w:szCs w:val="21"/>
-        </w:rPr>
-        <w:t xml:space="preserve">Arquitectura: Isolation Forest con 300 estimadores, contaminación estimada dinámicamente según la proporción esperada de casos atípicos.</w:t>
-      </w:r>
-    </w:p>
-    <w:p>
-      <w:pPr>
-        <w:pStyle w:val="ListParagraph"/>
-        <w:numPr>
-          <w:ilvl w:val="0"/>
-          <w:numId w:val="1"/>
-        </w:numPr>
-        <w:spacing w:after="70"/>
-      </w:pPr>
-      <w:r>
-        <w:rPr>
-          <w:sz w:val="21"/>
-          <w:szCs w:val="21"/>
-        </w:rPr>
-        <w:t xml:space="preserve">Complemento interpretable: regla explícita (≥3 contratos en ventana de 15 días Y ≥70% de montos bajo el umbral legal), incorporada como artefacto de "caja blanca" adicional al modelo estadístico.</w:t>
-      </w:r>
-    </w:p>
-    <w:p>
-      <w:pPr>
-        <w:pStyle w:val="ListParagraph"/>
-        <w:numPr>
-          <w:ilvl w:val="0"/>
-          <w:numId w:val="1"/>
-        </w:numPr>
-        <w:spacing w:after="70"/>
-      </w:pPr>
-      <w:r>
-        <w:rPr>
-          <w:sz w:val="21"/>
-          <w:szCs w:val="21"/>
-        </w:rPr>
-        <w:t xml:space="preserve">Reporte de implementación: prototipo en scikit-learn (IsolationForest). Actualización: se ejecutó también en Spark MLlib real usando KMeans (pyspark.ml.clustering), ya que MLlib no tiene Isolation Forest nativo y no existe un paquete confiable que lo agregue sin acceso a Maven. Resultado real en Spark: 0/8 casos detectados (peor que Isolation Forest, que detectó 3/8) — ver Producto 7, Sección 4.</w:t>
-      </w:r>
-    </w:p>
-    <w:p>
-      <w:pPr>
-        <w:pStyle w:val="ListParagraph"/>
-        <w:numPr>
-          <w:ilvl w:val="0"/>
-          <w:numId w:val="1"/>
-        </w:numPr>
-        <w:spacing w:after="70"/>
-      </w:pPr>
-      <w:r>
-        <w:rPr>
-          <w:sz w:val="21"/>
-          <w:szCs w:val="21"/>
-        </w:rPr>
-        <w:t xml:space="preserve">Documentación de parámetros: ver src/modelo_fraccionamiento.py y src/spark/modelo_fraccionamiento_spark.py.</w:t>
+        <w:t xml:space="preserve">Dataset: 180 grupos y 8 positivos sintéticos.</w:t>
+      </w:r>
+    </w:p>
+    <w:p>
+      <w:pPr>
+        <w:pStyle w:val="ListParagraph"/>
+        <w:numPr>
+          <w:ilvl w:val="0"/>
+          <w:numId w:val="1"/>
+        </w:numPr>
+        <w:spacing w:after="70"/>
+      </w:pPr>
+      <w:r>
+        <w:rPr>
+          <w:sz w:val="21"/>
+          <w:szCs w:val="21"/>
+        </w:rPr>
+        <w:t xml:space="preserve">Diseño: holdout final separado antes del tuning; validaciones repetidas solo en desarrollo.</w:t>
+      </w:r>
+    </w:p>
+    <w:p>
+      <w:pPr>
+        <w:pStyle w:val="ListParagraph"/>
+        <w:numPr>
+          <w:ilvl w:val="0"/>
+          <w:numId w:val="1"/>
+        </w:numPr>
+        <w:spacing w:after="70"/>
+      </w:pPr>
+      <w:r>
+        <w:rPr>
+          <w:sz w:val="21"/>
+          <w:szCs w:val="21"/>
+        </w:rPr>
+        <w:t xml:space="preserve">Métrica primaria de tuning: AUC-PR media en validaciones repetidas.</w:t>
+      </w:r>
+    </w:p>
+    <w:p>
+      <w:pPr>
+        <w:pStyle w:val="ListParagraph"/>
+        <w:numPr>
+          <w:ilvl w:val="0"/>
+          <w:numId w:val="1"/>
+        </w:numPr>
+        <w:spacing w:after="70"/>
+      </w:pPr>
+      <w:r>
+        <w:rPr>
+          <w:sz w:val="21"/>
+          <w:szCs w:val="21"/>
+        </w:rPr>
+        <w:t xml:space="preserve">Mejor configuración: 100 estimadores, max_samples 0.5, contamination auto.</w:t>
+      </w:r>
+    </w:p>
+    <w:p>
+      <w:pPr>
+        <w:pStyle w:val="ListParagraph"/>
+        <w:numPr>
+          <w:ilvl w:val="0"/>
+          <w:numId w:val="1"/>
+        </w:numPr>
+        <w:spacing w:after="70"/>
+      </w:pPr>
+      <w:r>
+        <w:rPr>
+          <w:sz w:val="21"/>
+          <w:szCs w:val="21"/>
+        </w:rPr>
+        <w:t xml:space="preserve">Holdout final: AUC-ROC 0.856, AUC-PR 0.171, precision 17.6%, recall 100.0%, F1 0.300.</w:t>
+      </w:r>
+    </w:p>
+    <w:p>
+      <w:pPr>
+        <w:pStyle w:val="ListParagraph"/>
+        <w:numPr>
+          <w:ilvl w:val="0"/>
+          <w:numId w:val="1"/>
+        </w:numPr>
+        <w:spacing w:after="70"/>
+      </w:pPr>
+      <w:r>
+        <w:rPr>
+          <w:sz w:val="21"/>
+          <w:szCs w:val="21"/>
+        </w:rPr>
+        <w:t xml:space="preserve">El modelo marcó 17 anomalías entre 68 registros de holdout, con 3 positivos.</w:t>
+      </w:r>
+    </w:p>
+    <w:p>
+      <w:pPr>
+        <w:pStyle w:val="ListParagraph"/>
+        <w:numPr>
+          <w:ilvl w:val="0"/>
+          <w:numId w:val="1"/>
+        </w:numPr>
+        <w:spacing w:after="70"/>
+      </w:pPr>
+      <w:r>
+        <w:rPr>
+          <w:sz w:val="21"/>
+          <w:szCs w:val="21"/>
+        </w:rPr>
+        <w:t xml:space="preserve">La regla interpretable se conserva como señal complementaria de caja blanca, no como prueba jurídica automática.</w:t>
       </w:r>
     </w:p>
     <w:p>
@@ -317,41 +363,41 @@
           <w:sz w:val="21"/>
           <w:szCs w:val="21"/>
         </w:rPr>
-        <w:t xml:space="preserve">Entrenamiento del modelo de detección de anomalías sobre el dataset del Producto 5, en scikit-learn y en Spark MLlib real.</w:t>
-      </w:r>
-    </w:p>
-    <w:p>
-      <w:pPr>
-        <w:pStyle w:val="ListParagraph"/>
-        <w:numPr>
-          <w:ilvl w:val="0"/>
-          <w:numId w:val="1"/>
-        </w:numPr>
-        <w:spacing w:after="70"/>
-      </w:pPr>
-      <w:r>
-        <w:rPr>
-          <w:sz w:val="21"/>
-          <w:szCs w:val="21"/>
-        </w:rPr>
-        <w:t xml:space="preserve">Diseño y prueba de la regla interpretable basada en el umbral normativo, reproducida sin cambios en ambas plataformas.</w:t>
-      </w:r>
-    </w:p>
-    <w:p>
-      <w:pPr>
-        <w:pStyle w:val="ListParagraph"/>
-        <w:numPr>
-          <w:ilvl w:val="0"/>
-          <w:numId w:val="1"/>
-        </w:numPr>
-        <w:spacing w:after="70"/>
-      </w:pPr>
-      <w:r>
-        <w:rPr>
-          <w:sz w:val="21"/>
-          <w:szCs w:val="21"/>
-        </w:rPr>
-        <w:t xml:space="preserve">Comparación cuantitativa entre los tres enfoques — Isolation Forest, KMeans en Spark, y la regla (ver Producto 7).</w:t>
+        <w:t xml:space="preserve">Separación del holdout final antes del tuning.</w:t>
+      </w:r>
+    </w:p>
+    <w:p>
+      <w:pPr>
+        <w:pStyle w:val="ListParagraph"/>
+        <w:numPr>
+          <w:ilvl w:val="0"/>
+          <w:numId w:val="1"/>
+        </w:numPr>
+        <w:spacing w:after="70"/>
+      </w:pPr>
+      <w:r>
+        <w:rPr>
+          <w:sz w:val="21"/>
+          <w:szCs w:val="21"/>
+        </w:rPr>
+        <w:t xml:space="preserve">Validaciones repetidas solo sobre desarrollo y selección por AUC-PR.</w:t>
+      </w:r>
+    </w:p>
+    <w:p>
+      <w:pPr>
+        <w:pStyle w:val="ListParagraph"/>
+        <w:numPr>
+          <w:ilvl w:val="0"/>
+          <w:numId w:val="1"/>
+        </w:numPr>
+        <w:spacing w:after="70"/>
+      </w:pPr>
+      <w:r>
+        <w:rPr>
+          <w:sz w:val="21"/>
+          <w:szCs w:val="21"/>
+        </w:rPr>
+        <w:t xml:space="preserve">Evaluación única sobre holdout final con AUC-ROC, AUC-PR, precision, recall, F1 y recall@K.</w:t>
       </w:r>
     </w:p>
     <w:p>
@@ -372,7 +418,7 @@
           <w:sz w:val="21"/>
           <w:szCs w:val="21"/>
         </w:rPr>
-        <w:t xml:space="preserve">100% completado, incluyendo la validación en Spark MLlib real. El hallazgo se reforzó con evidencia adicional: ni Isolation Forest ni KMeans (ambos algoritmos estadísticos, en dos plataformas distintas) igualan la precisión de la regla interpretable — documentado explícitamente en el Producto 7.</w:t>
+        <w:t xml:space="preserve">Validación independiente implementada. El resultado no justifica afirmar que el detector esté listo para producción.</w:t>
       </w:r>
     </w:p>
     <w:p>
@@ -398,7 +444,24 @@
           <w:sz w:val="21"/>
           <w:szCs w:val="21"/>
         </w:rPr>
-        <w:t xml:space="preserve">Spark MLlib no incluye una implementación nativa de Isolation Forest, y el paquete GraphFrames/Delta que sí requerían Maven se resolvieron por separado (ver Producto 7) — pero Isolation Forest en sí no tiene equivalente instalable en MLlib, por lo que se usó KMeans como sustituto nativo, con peor resultado (0/8 vs. 3/8), reforzando aún más la conclusión de este producto.</w:t>
+        <w:t xml:space="preserve">Solo 8 positivos sintéticos; recall@K resulta especialmente inestable.</w:t>
+      </w:r>
+    </w:p>
+    <w:p>
+      <w:pPr>
+        <w:pStyle w:val="ListParagraph"/>
+        <w:numPr>
+          <w:ilvl w:val="0"/>
+          <w:numId w:val="1"/>
+        </w:numPr>
+        <w:spacing w:after="70"/>
+      </w:pPr>
+      <w:r>
+        <w:rPr>
+          <w:sz w:val="21"/>
+          <w:szCs w:val="21"/>
+        </w:rPr>
+        <w:t xml:space="preserve">El alto recall con baja precision muestra que el detector genera bastantes falsos positivos en este benchmark.</w:t>
       </w:r>
     </w:p>
     <w:p>
@@ -419,7 +482,7 @@
           <w:sz w:val="21"/>
           <w:szCs w:val="21"/>
         </w:rPr>
-        <w:t xml:space="preserve">El enfoque combinado (modelo + regla normativa) es el recomendado para producción, no el modelo estadístico de forma aislada.</w:t>
+        <w:t xml:space="preserve">La principal conclusión ya no es que una regla tenga “100% de precisión”, sino que el detector no supervisado necesita más ground truth y revisión humana. AUC-PR es la métrica más informativa en este escenario desbalanceado.</w:t>
       </w:r>
     </w:p>
     <w:p>
@@ -440,7 +503,7 @@
           <w:sz w:val="21"/>
           <w:szCs w:val="21"/>
         </w:rPr>
-        <w:t xml:space="preserve">Código fuente y datasets: ver repositorio indicado en la portada.</w:t>
+        <w:t xml:space="preserve">Código, datasets y evidencia machine-readable: ver repositorio indicado en la portada.</w:t>
       </w:r>
     </w:p>
     <w:sectPr>

--- a/reporte/productos_formales/Producto_06_Modelo_Fraccionamiento.docx
+++ b/reporte/productos_formales/Producto_06_Modelo_Fraccionamiento.docx
@@ -250,7 +250,7 @@
         <w:spacing w:lineRule="exact" w:line="240" w:before="240" w:after="120"/>
         <w:rPr/>
       </w:pPr>
-      <w:bookmarkStart w:id="0" w:name="__RefHeading___Toc2982_3155877788"/>
+      <w:bookmarkStart w:id="0" w:name="__RefHeading___Toc2982_2045034821"/>
       <w:bookmarkEnd w:id="0"/>
       <w:r>
         <w:rPr>
@@ -355,7 +355,7 @@
             </w:rPr>
             <w:fldChar w:fldCharType="separate"/>
           </w:r>
-          <w:hyperlink w:anchor="__RefHeading___Toc2982_3155877788">
+          <w:hyperlink w:anchor="__RefHeading___Toc2982_2045034821">
             <w:r>
               <w:rPr>
                 <w:rStyle w:val="IndexLink"/>
@@ -375,7 +375,7 @@
             </w:tabs>
             <w:rPr/>
           </w:pPr>
-          <w:hyperlink w:anchor="__RefHeading___Toc2984_3155877788">
+          <w:hyperlink w:anchor="__RefHeading___Toc2984_2045034821">
             <w:r>
               <w:rPr>
                 <w:rStyle w:val="IndexLink"/>
@@ -395,7 +395,7 @@
             </w:tabs>
             <w:rPr/>
           </w:pPr>
-          <w:hyperlink w:anchor="__RefHeading___Toc2986_3155877788">
+          <w:hyperlink w:anchor="__RefHeading___Toc2986_2045034821">
             <w:r>
               <w:rPr>
                 <w:rStyle w:val="IndexLink"/>
@@ -415,7 +415,7 @@
             </w:tabs>
             <w:rPr/>
           </w:pPr>
-          <w:hyperlink w:anchor="__RefHeading___Toc2988_3155877788">
+          <w:hyperlink w:anchor="__RefHeading___Toc2988_2045034821">
             <w:r>
               <w:rPr>
                 <w:rStyle w:val="IndexLink"/>
@@ -435,7 +435,7 @@
             </w:tabs>
             <w:rPr/>
           </w:pPr>
-          <w:hyperlink w:anchor="__RefHeading___Toc2990_3155877788">
+          <w:hyperlink w:anchor="__RefHeading___Toc2990_2045034821">
             <w:r>
               <w:rPr>
                 <w:rStyle w:val="IndexLink"/>
@@ -455,7 +455,7 @@
             </w:tabs>
             <w:rPr/>
           </w:pPr>
-          <w:hyperlink w:anchor="__RefHeading___Toc2992_3155877788">
+          <w:hyperlink w:anchor="__RefHeading___Toc2992_2045034821">
             <w:r>
               <w:rPr>
                 <w:rStyle w:val="IndexLink"/>
@@ -475,7 +475,7 @@
             </w:tabs>
             <w:rPr/>
           </w:pPr>
-          <w:hyperlink w:anchor="__RefHeading___Toc2994_3155877788">
+          <w:hyperlink w:anchor="__RefHeading___Toc2994_2045034821">
             <w:r>
               <w:rPr>
                 <w:rStyle w:val="IndexLink"/>
@@ -495,7 +495,7 @@
             </w:tabs>
             <w:rPr/>
           </w:pPr>
-          <w:hyperlink w:anchor="__RefHeading___Toc2996_3155877788">
+          <w:hyperlink w:anchor="__RefHeading___Toc2996_2045034821">
             <w:r>
               <w:rPr>
                 <w:rStyle w:val="IndexLink"/>
@@ -515,7 +515,7 @@
             </w:tabs>
             <w:rPr/>
           </w:pPr>
-          <w:hyperlink w:anchor="__RefHeading___Toc2998_3155877788">
+          <w:hyperlink w:anchor="__RefHeading___Toc2998_2045034821">
             <w:r>
               <w:rPr>
                 <w:rStyle w:val="IndexLink"/>
@@ -535,7 +535,7 @@
             </w:tabs>
             <w:rPr/>
           </w:pPr>
-          <w:hyperlink w:anchor="__RefHeading___Toc3000_3155877788">
+          <w:hyperlink w:anchor="__RefHeading___Toc3000_2045034821">
             <w:r>
               <w:rPr>
                 <w:rStyle w:val="IndexLink"/>
@@ -555,7 +555,7 @@
             </w:tabs>
             <w:rPr/>
           </w:pPr>
-          <w:hyperlink w:anchor="__RefHeading___Toc3002_3155877788">
+          <w:hyperlink w:anchor="__RefHeading___Toc3002_2045034821">
             <w:r>
               <w:rPr>
                 <w:rStyle w:val="IndexLink"/>
@@ -575,14 +575,14 @@
             </w:tabs>
             <w:rPr/>
           </w:pPr>
-          <w:hyperlink w:anchor="__RefHeading___Toc3004_3155877788">
+          <w:hyperlink w:anchor="__RefHeading___Toc3004_2045034821">
             <w:r>
               <w:rPr>
                 <w:rStyle w:val="IndexLink"/>
               </w:rPr>
               <w:t>3.4 Diseño y arquitectura</w:t>
               <w:tab/>
-              <w:t>4</w:t>
+              <w:t>5</w:t>
             </w:r>
           </w:hyperlink>
         </w:p>
@@ -595,14 +595,14 @@
             </w:tabs>
             <w:rPr/>
           </w:pPr>
-          <w:hyperlink w:anchor="__RefHeading___Toc3006_3155877788">
+          <w:hyperlink w:anchor="__RefHeading___Toc3006_2045034821">
             <w:r>
               <w:rPr>
                 <w:rStyle w:val="IndexLink"/>
               </w:rPr>
               <w:t>3.5 Reporte de implementación usando Apache Spark MLlib</w:t>
               <w:tab/>
-              <w:t>4</w:t>
+              <w:t>5</w:t>
             </w:r>
           </w:hyperlink>
         </w:p>
@@ -615,7 +615,7 @@
             </w:tabs>
             <w:rPr/>
           </w:pPr>
-          <w:hyperlink w:anchor="__RefHeading___Toc3008_3155877788">
+          <w:hyperlink w:anchor="__RefHeading___Toc3008_2045034821">
             <w:r>
               <w:rPr>
                 <w:rStyle w:val="IndexLink"/>
@@ -635,7 +635,7 @@
             </w:tabs>
             <w:rPr/>
           </w:pPr>
-          <w:hyperlink w:anchor="__RefHeading___Toc3010_3155877788">
+          <w:hyperlink w:anchor="__RefHeading___Toc3010_2045034821">
             <w:r>
               <w:rPr>
                 <w:rStyle w:val="IndexLink"/>
@@ -655,7 +655,7 @@
             </w:tabs>
             <w:rPr/>
           </w:pPr>
-          <w:hyperlink w:anchor="__RefHeading___Toc3012_3155877788">
+          <w:hyperlink w:anchor="__RefHeading___Toc3012_2045034821">
             <w:r>
               <w:rPr>
                 <w:rStyle w:val="IndexLink"/>
@@ -675,7 +675,7 @@
             </w:tabs>
             <w:rPr/>
           </w:pPr>
-          <w:hyperlink w:anchor="__RefHeading___Toc3014_3155877788">
+          <w:hyperlink w:anchor="__RefHeading___Toc3014_2045034821">
             <w:r>
               <w:rPr>
                 <w:rStyle w:val="IndexLink"/>
@@ -695,7 +695,7 @@
             </w:tabs>
             <w:rPr/>
           </w:pPr>
-          <w:hyperlink w:anchor="__RefHeading___Toc3016_3155877788">
+          <w:hyperlink w:anchor="__RefHeading___Toc3016_2045034821">
             <w:r>
               <w:rPr>
                 <w:rStyle w:val="IndexLink"/>
@@ -715,14 +715,14 @@
             </w:tabs>
             <w:rPr/>
           </w:pPr>
-          <w:hyperlink w:anchor="__RefHeading___Toc3018_3155877788">
+          <w:hyperlink w:anchor="__RefHeading___Toc3018_2045034821">
             <w:r>
               <w:rPr>
                 <w:rStyle w:val="IndexLink"/>
               </w:rPr>
               <w:t>8. Anexos</w:t>
               <w:tab/>
-              <w:t>5</w:t>
+              <w:t>6</w:t>
             </w:r>
           </w:hyperlink>
         </w:p>
@@ -735,14 +735,14 @@
             </w:tabs>
             <w:rPr/>
           </w:pPr>
-          <w:hyperlink w:anchor="__RefHeading___Toc3020_3155877788">
+          <w:hyperlink w:anchor="__RefHeading___Toc3020_2045034821">
             <w:r>
               <w:rPr>
                 <w:rStyle w:val="IndexLink"/>
               </w:rPr>
               <w:t>Referencias Bibliográficas</w:t>
               <w:tab/>
-              <w:t>5</w:t>
+              <w:t>6</w:t>
             </w:r>
           </w:hyperlink>
           <w:r>
@@ -775,7 +775,7 @@
         <w:spacing w:lineRule="exact" w:line="240" w:before="240" w:after="120"/>
         <w:rPr/>
       </w:pPr>
-      <w:bookmarkStart w:id="1" w:name="__RefHeading___Toc2984_3155877788"/>
+      <w:bookmarkStart w:id="1" w:name="__RefHeading___Toc2984_2045034821"/>
       <w:bookmarkEnd w:id="1"/>
       <w:r>
         <w:rPr>
@@ -829,7 +829,7 @@
         <w:spacing w:lineRule="exact" w:line="240" w:before="240" w:after="120"/>
         <w:rPr/>
       </w:pPr>
-      <w:bookmarkStart w:id="2" w:name="__RefHeading___Toc2986_3155877788"/>
+      <w:bookmarkStart w:id="2" w:name="__RefHeading___Toc2986_2045034821"/>
       <w:bookmarkEnd w:id="2"/>
       <w:r>
         <w:rPr>
@@ -866,7 +866,7 @@
         <w:spacing w:lineRule="exact" w:line="240" w:before="240" w:after="120"/>
         <w:rPr/>
       </w:pPr>
-      <w:bookmarkStart w:id="3" w:name="__RefHeading___Toc2988_3155877788"/>
+      <w:bookmarkStart w:id="3" w:name="__RefHeading___Toc2988_2045034821"/>
       <w:bookmarkEnd w:id="3"/>
       <w:r>
         <w:rPr>
@@ -2180,7 +2180,7 @@
         <w:spacing w:lineRule="exact" w:line="240" w:before="240" w:after="120"/>
         <w:rPr/>
       </w:pPr>
-      <w:bookmarkStart w:id="4" w:name="__RefHeading___Toc2990_3155877788"/>
+      <w:bookmarkStart w:id="4" w:name="__RefHeading___Toc2990_2045034821"/>
       <w:bookmarkEnd w:id="4"/>
       <w:r>
         <w:rPr>
@@ -2757,7 +2757,7 @@
         <w:spacing w:lineRule="exact" w:line="240" w:before="240" w:after="120"/>
         <w:rPr/>
       </w:pPr>
-      <w:bookmarkStart w:id="5" w:name="__RefHeading___Toc2992_3155877788"/>
+      <w:bookmarkStart w:id="5" w:name="__RefHeading___Toc2992_2045034821"/>
       <w:bookmarkEnd w:id="5"/>
       <w:r>
         <w:rPr>
@@ -2794,7 +2794,7 @@
         <w:spacing w:lineRule="exact" w:line="240" w:before="240" w:after="120"/>
         <w:rPr/>
       </w:pPr>
-      <w:bookmarkStart w:id="6" w:name="__RefHeading___Toc2994_3155877788"/>
+      <w:bookmarkStart w:id="6" w:name="__RefHeading___Toc2994_2045034821"/>
       <w:bookmarkEnd w:id="6"/>
       <w:r>
         <w:rPr>
@@ -2831,7 +2831,7 @@
         <w:spacing w:lineRule="exact" w:line="240" w:before="240" w:after="120"/>
         <w:rPr/>
       </w:pPr>
-      <w:bookmarkStart w:id="7" w:name="__RefHeading___Toc2996_3155877788"/>
+      <w:bookmarkStart w:id="7" w:name="__RefHeading___Toc2996_2045034821"/>
       <w:bookmarkEnd w:id="7"/>
       <w:r>
         <w:rPr>
@@ -2851,7 +2851,7 @@
         <w:spacing w:lineRule="exact" w:line="240" w:before="180" w:after="80"/>
         <w:rPr/>
       </w:pPr>
-      <w:bookmarkStart w:id="8" w:name="__RefHeading___Toc2998_3155877788"/>
+      <w:bookmarkStart w:id="8" w:name="__RefHeading___Toc2998_2045034821"/>
       <w:bookmarkEnd w:id="8"/>
       <w:r>
         <w:rPr>
@@ -2904,7 +2904,7 @@
     <w:p>
       <w:pPr>
         <w:pStyle w:val="Normal"/>
-        <w:spacing w:lineRule="exact" w:line="240" w:before="0" w:after="40"/>
+        <w:spacing w:before="0" w:after="40"/>
         <w:jc w:val="center"/>
         <w:rPr/>
       </w:pPr>
@@ -2974,7 +2974,7 @@
         <w:spacing w:lineRule="exact" w:line="240" w:before="180" w:after="80"/>
         <w:rPr/>
       </w:pPr>
-      <w:bookmarkStart w:id="9" w:name="__RefHeading___Toc3000_3155877788"/>
+      <w:bookmarkStart w:id="9" w:name="__RefHeading___Toc3000_2045034821"/>
       <w:bookmarkEnd w:id="9"/>
       <w:r>
         <w:rPr>
@@ -3704,7 +3704,7 @@
         <w:spacing w:lineRule="exact" w:line="240" w:before="180" w:after="80"/>
         <w:rPr/>
       </w:pPr>
-      <w:bookmarkStart w:id="10" w:name="__RefHeading___Toc3002_3155877788"/>
+      <w:bookmarkStart w:id="10" w:name="__RefHeading___Toc3002_2045034821"/>
       <w:bookmarkEnd w:id="10"/>
       <w:r>
         <w:rPr>
@@ -3741,7 +3741,7 @@
         <w:spacing w:lineRule="exact" w:line="240" w:before="180" w:after="80"/>
         <w:rPr/>
       </w:pPr>
-      <w:bookmarkStart w:id="11" w:name="__RefHeading___Toc3004_3155877788"/>
+      <w:bookmarkStart w:id="11" w:name="__RefHeading___Toc3004_2045034821"/>
       <w:bookmarkEnd w:id="11"/>
       <w:r>
         <w:rPr>
@@ -3778,7 +3778,7 @@
         <w:spacing w:lineRule="exact" w:line="240" w:before="180" w:after="80"/>
         <w:rPr/>
       </w:pPr>
-      <w:bookmarkStart w:id="12" w:name="__RefHeading___Toc3006_3155877788"/>
+      <w:bookmarkStart w:id="12" w:name="__RefHeading___Toc3006_2045034821"/>
       <w:bookmarkEnd w:id="12"/>
       <w:r>
         <w:rPr>
@@ -4441,7 +4441,7 @@
         <w:spacing w:lineRule="exact" w:line="240" w:before="180" w:after="80"/>
         <w:rPr/>
       </w:pPr>
-      <w:bookmarkStart w:id="13" w:name="__RefHeading___Toc3008_3155877788"/>
+      <w:bookmarkStart w:id="13" w:name="__RefHeading___Toc3008_2045034821"/>
       <w:bookmarkEnd w:id="13"/>
       <w:r>
         <w:rPr>
@@ -4501,7 +4501,7 @@
         <w:spacing w:lineRule="exact" w:line="240" w:before="240" w:after="120"/>
         <w:rPr/>
       </w:pPr>
-      <w:bookmarkStart w:id="14" w:name="__RefHeading___Toc3010_3155877788"/>
+      <w:bookmarkStart w:id="14" w:name="__RefHeading___Toc3010_2045034821"/>
       <w:bookmarkEnd w:id="14"/>
       <w:r>
         <w:rPr>
@@ -4601,7 +4601,7 @@
         <w:spacing w:lineRule="exact" w:line="240" w:before="240" w:after="120"/>
         <w:rPr/>
       </w:pPr>
-      <w:bookmarkStart w:id="15" w:name="__RefHeading___Toc3012_3155877788"/>
+      <w:bookmarkStart w:id="15" w:name="__RefHeading___Toc3012_2045034821"/>
       <w:bookmarkEnd w:id="15"/>
       <w:r>
         <w:rPr>
@@ -4638,7 +4638,7 @@
         <w:spacing w:lineRule="exact" w:line="240" w:before="240" w:after="120"/>
         <w:rPr/>
       </w:pPr>
-      <w:bookmarkStart w:id="16" w:name="__RefHeading___Toc3014_3155877788"/>
+      <w:bookmarkStart w:id="16" w:name="__RefHeading___Toc3014_2045034821"/>
       <w:bookmarkEnd w:id="16"/>
       <w:r>
         <w:rPr>
@@ -4698,7 +4698,7 @@
         <w:spacing w:lineRule="exact" w:line="240" w:before="240" w:after="120"/>
         <w:rPr/>
       </w:pPr>
-      <w:bookmarkStart w:id="17" w:name="__RefHeading___Toc3016_3155877788"/>
+      <w:bookmarkStart w:id="17" w:name="__RefHeading___Toc3016_2045034821"/>
       <w:bookmarkEnd w:id="17"/>
       <w:r>
         <w:rPr>
@@ -4735,7 +4735,7 @@
         <w:spacing w:lineRule="exact" w:line="240" w:before="240" w:after="120"/>
         <w:rPr/>
       </w:pPr>
-      <w:bookmarkStart w:id="18" w:name="__RefHeading___Toc3018_3155877788"/>
+      <w:bookmarkStart w:id="18" w:name="__RefHeading___Toc3018_2045034821"/>
       <w:bookmarkEnd w:id="18"/>
       <w:r>
         <w:rPr>
@@ -4815,7 +4815,7 @@
         <w:spacing w:lineRule="exact" w:line="240" w:before="240" w:after="120"/>
         <w:rPr/>
       </w:pPr>
-      <w:bookmarkStart w:id="19" w:name="__RefHeading___Toc3020_3155877788"/>
+      <w:bookmarkStart w:id="19" w:name="__RefHeading___Toc3020_2045034821"/>
       <w:bookmarkEnd w:id="19"/>
       <w:r>
         <w:rPr>
@@ -5095,7 +5095,7 @@
     </w:r>
     <w:r>
       <w:rPr/>
-      <w:t>5</w:t>
+      <w:t>6</w:t>
     </w:r>
     <w:r>
       <w:rPr/>

--- a/reporte/productos_formales/Producto_06_Modelo_Fraccionamiento.docx
+++ b/reporte/productos_formales/Producto_06_Modelo_Fraccionamiento.docx
@@ -15,6 +15,7 @@
     <w:p>
       <w:pPr>
         <w:pStyle w:val="Normal"/>
+        <w:keepNext w:val="false"/>
         <w:spacing w:lineRule="exact" w:line="240" w:before="0" w:after="160"/>
         <w:jc w:val="center"/>
         <w:rPr/>
@@ -34,6 +35,7 @@
     <w:p>
       <w:pPr>
         <w:pStyle w:val="Normal"/>
+        <w:keepNext w:val="false"/>
         <w:spacing w:lineRule="exact" w:line="240" w:before="0" w:after="180"/>
         <w:jc w:val="center"/>
         <w:rPr/>
@@ -53,6 +55,7 @@
     <w:p>
       <w:pPr>
         <w:pStyle w:val="Normal"/>
+        <w:keepNext w:val="false"/>
         <w:spacing w:lineRule="exact" w:line="240" w:before="0" w:after="180"/>
         <w:jc w:val="center"/>
         <w:rPr/>
@@ -72,6 +75,7 @@
     <w:p>
       <w:pPr>
         <w:pStyle w:val="Normal"/>
+        <w:keepNext w:val="false"/>
         <w:spacing w:lineRule="exact" w:line="240" w:before="0" w:after="260"/>
         <w:jc w:val="center"/>
         <w:rPr/>
@@ -91,6 +95,7 @@
     <w:p>
       <w:pPr>
         <w:pStyle w:val="Normal"/>
+        <w:keepNext w:val="false"/>
         <w:spacing w:lineRule="exact" w:line="240" w:before="0" w:after="30"/>
         <w:jc w:val="center"/>
         <w:rPr/>
@@ -110,6 +115,7 @@
     <w:p>
       <w:pPr>
         <w:pStyle w:val="Normal"/>
+        <w:keepNext w:val="false"/>
         <w:spacing w:lineRule="exact" w:line="240" w:before="0" w:after="260"/>
         <w:jc w:val="center"/>
         <w:rPr/>
@@ -127,6 +133,7 @@
     <w:p>
       <w:pPr>
         <w:pStyle w:val="Normal"/>
+        <w:keepNext w:val="false"/>
         <w:spacing w:lineRule="exact" w:line="240" w:before="0" w:after="30"/>
         <w:jc w:val="center"/>
         <w:rPr/>
@@ -146,6 +153,7 @@
     <w:p>
       <w:pPr>
         <w:pStyle w:val="Normal"/>
+        <w:keepNext w:val="false"/>
         <w:spacing w:lineRule="exact" w:line="240" w:before="0" w:after="240"/>
         <w:jc w:val="center"/>
         <w:rPr/>
@@ -163,6 +171,7 @@
     <w:p>
       <w:pPr>
         <w:pStyle w:val="Normal"/>
+        <w:keepNext w:val="false"/>
         <w:spacing w:lineRule="exact" w:line="240" w:before="0" w:after="260"/>
         <w:jc w:val="center"/>
         <w:rPr/>
@@ -182,6 +191,7 @@
     <w:p>
       <w:pPr>
         <w:pStyle w:val="Normal"/>
+        <w:keepNext w:val="false"/>
         <w:spacing w:lineRule="exact" w:line="240" w:before="0" w:after="30"/>
         <w:jc w:val="center"/>
         <w:rPr/>
@@ -201,6 +211,7 @@
     <w:p>
       <w:pPr>
         <w:pStyle w:val="Normal"/>
+        <w:keepNext w:val="false"/>
         <w:spacing w:lineRule="exact" w:line="240" w:before="0" w:after="240"/>
         <w:jc w:val="center"/>
         <w:rPr/>
@@ -230,6 +241,7 @@
           <w:docGrid w:type="default" w:linePitch="360" w:charSpace="4096"/>
         </w:sectPr>
         <w:pStyle w:val="Normal"/>
+        <w:keepNext w:val="false"/>
         <w:spacing w:lineRule="exact" w:line="240" w:before="0" w:after="80"/>
         <w:jc w:val="center"/>
         <w:rPr/>
@@ -250,7 +262,7 @@
         <w:spacing w:lineRule="exact" w:line="240" w:before="240" w:after="120"/>
         <w:rPr/>
       </w:pPr>
-      <w:bookmarkStart w:id="0" w:name="__RefHeading___Toc2982_2045034821"/>
+      <w:bookmarkStart w:id="0" w:name="__RefHeading___Toc2982_1296911271"/>
       <w:bookmarkEnd w:id="0"/>
       <w:r>
         <w:rPr>
@@ -267,6 +279,7 @@
     <w:p>
       <w:pPr>
         <w:pStyle w:val="Normal"/>
+        <w:keepNext w:val="false"/>
         <w:spacing w:lineRule="exact" w:line="240" w:before="0" w:after="80"/>
         <w:jc w:val="both"/>
         <w:rPr/>
@@ -284,6 +297,7 @@
     <w:p>
       <w:pPr>
         <w:pStyle w:val="Normal"/>
+        <w:keepNext w:val="false"/>
         <w:spacing w:lineRule="exact" w:line="240" w:before="0" w:after="80"/>
         <w:jc w:val="both"/>
         <w:rPr/>
@@ -355,7 +369,7 @@
             </w:rPr>
             <w:fldChar w:fldCharType="separate"/>
           </w:r>
-          <w:hyperlink w:anchor="__RefHeading___Toc2982_2045034821">
+          <w:hyperlink w:anchor="__RefHeading___Toc2982_1296911271">
             <w:r>
               <w:rPr>
                 <w:rStyle w:val="IndexLink"/>
@@ -375,7 +389,7 @@
             </w:tabs>
             <w:rPr/>
           </w:pPr>
-          <w:hyperlink w:anchor="__RefHeading___Toc2984_2045034821">
+          <w:hyperlink w:anchor="__RefHeading___Toc2984_1296911271">
             <w:r>
               <w:rPr>
                 <w:rStyle w:val="IndexLink"/>
@@ -395,7 +409,7 @@
             </w:tabs>
             <w:rPr/>
           </w:pPr>
-          <w:hyperlink w:anchor="__RefHeading___Toc2986_2045034821">
+          <w:hyperlink w:anchor="__RefHeading___Toc2986_1296911271">
             <w:r>
               <w:rPr>
                 <w:rStyle w:val="IndexLink"/>
@@ -415,7 +429,7 @@
             </w:tabs>
             <w:rPr/>
           </w:pPr>
-          <w:hyperlink w:anchor="__RefHeading___Toc2988_2045034821">
+          <w:hyperlink w:anchor="__RefHeading___Toc2988_1296911271">
             <w:r>
               <w:rPr>
                 <w:rStyle w:val="IndexLink"/>
@@ -435,7 +449,7 @@
             </w:tabs>
             <w:rPr/>
           </w:pPr>
-          <w:hyperlink w:anchor="__RefHeading___Toc2990_2045034821">
+          <w:hyperlink w:anchor="__RefHeading___Toc2990_1296911271">
             <w:r>
               <w:rPr>
                 <w:rStyle w:val="IndexLink"/>
@@ -455,7 +469,7 @@
             </w:tabs>
             <w:rPr/>
           </w:pPr>
-          <w:hyperlink w:anchor="__RefHeading___Toc2992_2045034821">
+          <w:hyperlink w:anchor="__RefHeading___Toc2992_1296911271">
             <w:r>
               <w:rPr>
                 <w:rStyle w:val="IndexLink"/>
@@ -475,7 +489,7 @@
             </w:tabs>
             <w:rPr/>
           </w:pPr>
-          <w:hyperlink w:anchor="__RefHeading___Toc2994_2045034821">
+          <w:hyperlink w:anchor="__RefHeading___Toc2994_1296911271">
             <w:r>
               <w:rPr>
                 <w:rStyle w:val="IndexLink"/>
@@ -495,7 +509,7 @@
             </w:tabs>
             <w:rPr/>
           </w:pPr>
-          <w:hyperlink w:anchor="__RefHeading___Toc2996_2045034821">
+          <w:hyperlink w:anchor="__RefHeading___Toc2996_1296911271">
             <w:r>
               <w:rPr>
                 <w:rStyle w:val="IndexLink"/>
@@ -515,7 +529,7 @@
             </w:tabs>
             <w:rPr/>
           </w:pPr>
-          <w:hyperlink w:anchor="__RefHeading___Toc2998_2045034821">
+          <w:hyperlink w:anchor="__RefHeading___Toc2998_1296911271">
             <w:r>
               <w:rPr>
                 <w:rStyle w:val="IndexLink"/>
@@ -535,7 +549,7 @@
             </w:tabs>
             <w:rPr/>
           </w:pPr>
-          <w:hyperlink w:anchor="__RefHeading___Toc3000_2045034821">
+          <w:hyperlink w:anchor="__RefHeading___Toc3000_1296911271">
             <w:r>
               <w:rPr>
                 <w:rStyle w:val="IndexLink"/>
@@ -555,7 +569,7 @@
             </w:tabs>
             <w:rPr/>
           </w:pPr>
-          <w:hyperlink w:anchor="__RefHeading___Toc3002_2045034821">
+          <w:hyperlink w:anchor="__RefHeading___Toc3002_1296911271">
             <w:r>
               <w:rPr>
                 <w:rStyle w:val="IndexLink"/>
@@ -575,7 +589,7 @@
             </w:tabs>
             <w:rPr/>
           </w:pPr>
-          <w:hyperlink w:anchor="__RefHeading___Toc3004_2045034821">
+          <w:hyperlink w:anchor="__RefHeading___Toc3004_1296911271">
             <w:r>
               <w:rPr>
                 <w:rStyle w:val="IndexLink"/>
@@ -595,7 +609,7 @@
             </w:tabs>
             <w:rPr/>
           </w:pPr>
-          <w:hyperlink w:anchor="__RefHeading___Toc3006_2045034821">
+          <w:hyperlink w:anchor="__RefHeading___Toc3006_1296911271">
             <w:r>
               <w:rPr>
                 <w:rStyle w:val="IndexLink"/>
@@ -615,7 +629,7 @@
             </w:tabs>
             <w:rPr/>
           </w:pPr>
-          <w:hyperlink w:anchor="__RefHeading___Toc3008_2045034821">
+          <w:hyperlink w:anchor="__RefHeading___Toc3008_1296911271">
             <w:r>
               <w:rPr>
                 <w:rStyle w:val="IndexLink"/>
@@ -635,7 +649,7 @@
             </w:tabs>
             <w:rPr/>
           </w:pPr>
-          <w:hyperlink w:anchor="__RefHeading___Toc3010_2045034821">
+          <w:hyperlink w:anchor="__RefHeading___Toc3010_1296911271">
             <w:r>
               <w:rPr>
                 <w:rStyle w:val="IndexLink"/>
@@ -655,7 +669,7 @@
             </w:tabs>
             <w:rPr/>
           </w:pPr>
-          <w:hyperlink w:anchor="__RefHeading___Toc3012_2045034821">
+          <w:hyperlink w:anchor="__RefHeading___Toc3012_1296911271">
             <w:r>
               <w:rPr>
                 <w:rStyle w:val="IndexLink"/>
@@ -675,7 +689,7 @@
             </w:tabs>
             <w:rPr/>
           </w:pPr>
-          <w:hyperlink w:anchor="__RefHeading___Toc3014_2045034821">
+          <w:hyperlink w:anchor="__RefHeading___Toc3014_1296911271">
             <w:r>
               <w:rPr>
                 <w:rStyle w:val="IndexLink"/>
@@ -695,7 +709,7 @@
             </w:tabs>
             <w:rPr/>
           </w:pPr>
-          <w:hyperlink w:anchor="__RefHeading___Toc3016_2045034821">
+          <w:hyperlink w:anchor="__RefHeading___Toc3016_1296911271">
             <w:r>
               <w:rPr>
                 <w:rStyle w:val="IndexLink"/>
@@ -715,7 +729,7 @@
             </w:tabs>
             <w:rPr/>
           </w:pPr>
-          <w:hyperlink w:anchor="__RefHeading___Toc3018_2045034821">
+          <w:hyperlink w:anchor="__RefHeading___Toc3018_1296911271">
             <w:r>
               <w:rPr>
                 <w:rStyle w:val="IndexLink"/>
@@ -735,7 +749,7 @@
             </w:tabs>
             <w:rPr/>
           </w:pPr>
-          <w:hyperlink w:anchor="__RefHeading___Toc3020_2045034821">
+          <w:hyperlink w:anchor="__RefHeading___Toc3020_1296911271">
             <w:r>
               <w:rPr>
                 <w:rStyle w:val="IndexLink"/>
@@ -775,7 +789,7 @@
         <w:spacing w:lineRule="exact" w:line="240" w:before="240" w:after="120"/>
         <w:rPr/>
       </w:pPr>
-      <w:bookmarkStart w:id="1" w:name="__RefHeading___Toc2984_2045034821"/>
+      <w:bookmarkStart w:id="1" w:name="__RefHeading___Toc2984_1296911271"/>
       <w:bookmarkEnd w:id="1"/>
       <w:r>
         <w:rPr>
@@ -792,6 +806,7 @@
     <w:p>
       <w:pPr>
         <w:pStyle w:val="Normal"/>
+        <w:keepNext w:val="false"/>
         <w:spacing w:lineRule="exact" w:line="240" w:before="0" w:after="35"/>
         <w:jc w:val="left"/>
         <w:rPr/>
@@ -809,6 +824,7 @@
     <w:p>
       <w:pPr>
         <w:pStyle w:val="Normal"/>
+        <w:keepNext w:val="false"/>
         <w:spacing w:lineRule="exact" w:line="240" w:before="0" w:after="35"/>
         <w:jc w:val="left"/>
         <w:rPr/>
@@ -829,7 +845,7 @@
         <w:spacing w:lineRule="exact" w:line="240" w:before="240" w:after="120"/>
         <w:rPr/>
       </w:pPr>
-      <w:bookmarkStart w:id="2" w:name="__RefHeading___Toc2986_2045034821"/>
+      <w:bookmarkStart w:id="2" w:name="__RefHeading___Toc2986_1296911271"/>
       <w:bookmarkEnd w:id="2"/>
       <w:r>
         <w:rPr>
@@ -846,6 +862,7 @@
     <w:p>
       <w:pPr>
         <w:pStyle w:val="Normal"/>
+        <w:keepNext w:val="false"/>
         <w:spacing w:lineRule="exact" w:line="240" w:before="0" w:after="35"/>
         <w:jc w:val="left"/>
         <w:rPr/>
@@ -866,7 +883,7 @@
         <w:spacing w:lineRule="exact" w:line="240" w:before="240" w:after="120"/>
         <w:rPr/>
       </w:pPr>
-      <w:bookmarkStart w:id="3" w:name="__RefHeading___Toc2988_2045034821"/>
+      <w:bookmarkStart w:id="3" w:name="__RefHeading___Toc2988_1296911271"/>
       <w:bookmarkEnd w:id="3"/>
       <w:r>
         <w:rPr>
@@ -2180,7 +2197,7 @@
         <w:spacing w:lineRule="exact" w:line="240" w:before="240" w:after="120"/>
         <w:rPr/>
       </w:pPr>
-      <w:bookmarkStart w:id="4" w:name="__RefHeading___Toc2990_2045034821"/>
+      <w:bookmarkStart w:id="4" w:name="__RefHeading___Toc2990_1296911271"/>
       <w:bookmarkEnd w:id="4"/>
       <w:r>
         <w:rPr>
@@ -2757,7 +2774,7 @@
         <w:spacing w:lineRule="exact" w:line="240" w:before="240" w:after="120"/>
         <w:rPr/>
       </w:pPr>
-      <w:bookmarkStart w:id="5" w:name="__RefHeading___Toc2992_2045034821"/>
+      <w:bookmarkStart w:id="5" w:name="__RefHeading___Toc2992_1296911271"/>
       <w:bookmarkEnd w:id="5"/>
       <w:r>
         <w:rPr>
@@ -2774,6 +2791,7 @@
     <w:p>
       <w:pPr>
         <w:pStyle w:val="Normal"/>
+        <w:keepNext w:val="false"/>
         <w:spacing w:lineRule="exact" w:line="240" w:before="0" w:after="80"/>
         <w:jc w:val="both"/>
         <w:rPr/>
@@ -2794,7 +2812,7 @@
         <w:spacing w:lineRule="exact" w:line="240" w:before="240" w:after="120"/>
         <w:rPr/>
       </w:pPr>
-      <w:bookmarkStart w:id="6" w:name="__RefHeading___Toc2994_2045034821"/>
+      <w:bookmarkStart w:id="6" w:name="__RefHeading___Toc2994_1296911271"/>
       <w:bookmarkEnd w:id="6"/>
       <w:r>
         <w:rPr>
@@ -2811,6 +2829,7 @@
     <w:p>
       <w:pPr>
         <w:pStyle w:val="Normal"/>
+        <w:keepNext w:val="false"/>
         <w:spacing w:lineRule="exact" w:line="240" w:before="0" w:after="80"/>
         <w:jc w:val="both"/>
         <w:rPr/>
@@ -2831,7 +2850,7 @@
         <w:spacing w:lineRule="exact" w:line="240" w:before="240" w:after="120"/>
         <w:rPr/>
       </w:pPr>
-      <w:bookmarkStart w:id="7" w:name="__RefHeading___Toc2996_2045034821"/>
+      <w:bookmarkStart w:id="7" w:name="__RefHeading___Toc2996_1296911271"/>
       <w:bookmarkEnd w:id="7"/>
       <w:r>
         <w:rPr>
@@ -2851,7 +2870,7 @@
         <w:spacing w:lineRule="exact" w:line="240" w:before="180" w:after="80"/>
         <w:rPr/>
       </w:pPr>
-      <w:bookmarkStart w:id="8" w:name="__RefHeading___Toc2998_2045034821"/>
+      <w:bookmarkStart w:id="8" w:name="__RefHeading___Toc2998_1296911271"/>
       <w:bookmarkEnd w:id="8"/>
       <w:r>
         <w:rPr>
@@ -2868,6 +2887,7 @@
     <w:p>
       <w:pPr>
         <w:pStyle w:val="Normal"/>
+        <w:keepNext w:val="false"/>
         <w:spacing w:lineRule="exact" w:line="240" w:before="0" w:after="80"/>
         <w:jc w:val="both"/>
         <w:rPr/>
@@ -2885,6 +2905,7 @@
     <w:p>
       <w:pPr>
         <w:pStyle w:val="Normal"/>
+        <w:keepNext w:val="true"/>
         <w:spacing w:lineRule="exact" w:line="240" w:before="0" w:after="35"/>
         <w:jc w:val="center"/>
         <w:rPr/>
@@ -2904,6 +2925,7 @@
     <w:p>
       <w:pPr>
         <w:pStyle w:val="Normal"/>
+        <w:keepNext w:val="true"/>
         <w:spacing w:before="0" w:after="40"/>
         <w:jc w:val="center"/>
         <w:rPr/>
@@ -2952,6 +2974,7 @@
     <w:p>
       <w:pPr>
         <w:pStyle w:val="Normal"/>
+        <w:keepNext w:val="false"/>
         <w:spacing w:lineRule="exact" w:line="240" w:before="0" w:after="90"/>
         <w:jc w:val="center"/>
         <w:rPr/>
@@ -2974,7 +2997,7 @@
         <w:spacing w:lineRule="exact" w:line="240" w:before="180" w:after="80"/>
         <w:rPr/>
       </w:pPr>
-      <w:bookmarkStart w:id="9" w:name="__RefHeading___Toc3000_2045034821"/>
+      <w:bookmarkStart w:id="9" w:name="__RefHeading___Toc3000_1296911271"/>
       <w:bookmarkEnd w:id="9"/>
       <w:r>
         <w:rPr>
@@ -2991,6 +3014,7 @@
     <w:p>
       <w:pPr>
         <w:pStyle w:val="Normal"/>
+        <w:keepNext w:val="true"/>
         <w:spacing w:lineRule="exact" w:line="240" w:before="0" w:after="45"/>
         <w:jc w:val="center"/>
         <w:rPr/>
@@ -3704,7 +3728,7 @@
         <w:spacing w:lineRule="exact" w:line="240" w:before="180" w:after="80"/>
         <w:rPr/>
       </w:pPr>
-      <w:bookmarkStart w:id="10" w:name="__RefHeading___Toc3002_2045034821"/>
+      <w:bookmarkStart w:id="10" w:name="__RefHeading___Toc3002_1296911271"/>
       <w:bookmarkEnd w:id="10"/>
       <w:r>
         <w:rPr>
@@ -3721,6 +3745,7 @@
     <w:p>
       <w:pPr>
         <w:pStyle w:val="Normal"/>
+        <w:keepNext w:val="false"/>
         <w:spacing w:lineRule="exact" w:line="240" w:before="0" w:after="80"/>
         <w:jc w:val="both"/>
         <w:rPr/>
@@ -3741,7 +3766,7 @@
         <w:spacing w:lineRule="exact" w:line="240" w:before="180" w:after="80"/>
         <w:rPr/>
       </w:pPr>
-      <w:bookmarkStart w:id="11" w:name="__RefHeading___Toc3004_2045034821"/>
+      <w:bookmarkStart w:id="11" w:name="__RefHeading___Toc3004_1296911271"/>
       <w:bookmarkEnd w:id="11"/>
       <w:r>
         <w:rPr>
@@ -3758,6 +3783,7 @@
     <w:p>
       <w:pPr>
         <w:pStyle w:val="Normal"/>
+        <w:keepNext w:val="false"/>
         <w:spacing w:lineRule="exact" w:line="240" w:before="0" w:after="80"/>
         <w:jc w:val="both"/>
         <w:rPr/>
@@ -3778,7 +3804,7 @@
         <w:spacing w:lineRule="exact" w:line="240" w:before="180" w:after="80"/>
         <w:rPr/>
       </w:pPr>
-      <w:bookmarkStart w:id="12" w:name="__RefHeading___Toc3006_2045034821"/>
+      <w:bookmarkStart w:id="12" w:name="__RefHeading___Toc3006_1296911271"/>
       <w:bookmarkEnd w:id="12"/>
       <w:r>
         <w:rPr>
@@ -3795,6 +3821,7 @@
     <w:p>
       <w:pPr>
         <w:pStyle w:val="Normal"/>
+        <w:keepNext w:val="true"/>
         <w:spacing w:lineRule="exact" w:line="240" w:before="0" w:after="45"/>
         <w:jc w:val="center"/>
         <w:rPr/>
@@ -4441,7 +4468,7 @@
         <w:spacing w:lineRule="exact" w:line="240" w:before="180" w:after="80"/>
         <w:rPr/>
       </w:pPr>
-      <w:bookmarkStart w:id="13" w:name="__RefHeading___Toc3008_2045034821"/>
+      <w:bookmarkStart w:id="13" w:name="__RefHeading___Toc3008_1296911271"/>
       <w:bookmarkEnd w:id="13"/>
       <w:r>
         <w:rPr>
@@ -4501,7 +4528,7 @@
         <w:spacing w:lineRule="exact" w:line="240" w:before="240" w:after="120"/>
         <w:rPr/>
       </w:pPr>
-      <w:bookmarkStart w:id="14" w:name="__RefHeading___Toc3010_2045034821"/>
+      <w:bookmarkStart w:id="14" w:name="__RefHeading___Toc3010_1296911271"/>
       <w:bookmarkEnd w:id="14"/>
       <w:r>
         <w:rPr>
@@ -4601,7 +4628,7 @@
         <w:spacing w:lineRule="exact" w:line="240" w:before="240" w:after="120"/>
         <w:rPr/>
       </w:pPr>
-      <w:bookmarkStart w:id="15" w:name="__RefHeading___Toc3012_2045034821"/>
+      <w:bookmarkStart w:id="15" w:name="__RefHeading___Toc3012_1296911271"/>
       <w:bookmarkEnd w:id="15"/>
       <w:r>
         <w:rPr>
@@ -4618,6 +4645,7 @@
     <w:p>
       <w:pPr>
         <w:pStyle w:val="Normal"/>
+        <w:keepNext w:val="false"/>
         <w:spacing w:lineRule="exact" w:line="240" w:before="0" w:after="80"/>
         <w:jc w:val="both"/>
         <w:rPr/>
@@ -4638,7 +4666,7 @@
         <w:spacing w:lineRule="exact" w:line="240" w:before="240" w:after="120"/>
         <w:rPr/>
       </w:pPr>
-      <w:bookmarkStart w:id="16" w:name="__RefHeading___Toc3014_2045034821"/>
+      <w:bookmarkStart w:id="16" w:name="__RefHeading___Toc3014_1296911271"/>
       <w:bookmarkEnd w:id="16"/>
       <w:r>
         <w:rPr>
@@ -4698,7 +4726,7 @@
         <w:spacing w:lineRule="exact" w:line="240" w:before="240" w:after="120"/>
         <w:rPr/>
       </w:pPr>
-      <w:bookmarkStart w:id="17" w:name="__RefHeading___Toc3016_2045034821"/>
+      <w:bookmarkStart w:id="17" w:name="__RefHeading___Toc3016_1296911271"/>
       <w:bookmarkEnd w:id="17"/>
       <w:r>
         <w:rPr>
@@ -4715,6 +4743,7 @@
     <w:p>
       <w:pPr>
         <w:pStyle w:val="Normal"/>
+        <w:keepNext w:val="false"/>
         <w:spacing w:lineRule="exact" w:line="240" w:before="0" w:after="80"/>
         <w:jc w:val="both"/>
         <w:rPr/>
@@ -4735,7 +4764,7 @@
         <w:spacing w:lineRule="exact" w:line="240" w:before="240" w:after="120"/>
         <w:rPr/>
       </w:pPr>
-      <w:bookmarkStart w:id="18" w:name="__RefHeading___Toc3018_2045034821"/>
+      <w:bookmarkStart w:id="18" w:name="__RefHeading___Toc3018_1296911271"/>
       <w:bookmarkEnd w:id="18"/>
       <w:r>
         <w:rPr>
@@ -4815,7 +4844,7 @@
         <w:spacing w:lineRule="exact" w:line="240" w:before="240" w:after="120"/>
         <w:rPr/>
       </w:pPr>
-      <w:bookmarkStart w:id="19" w:name="__RefHeading___Toc3020_2045034821"/>
+      <w:bookmarkStart w:id="19" w:name="__RefHeading___Toc3020_1296911271"/>
       <w:bookmarkEnd w:id="19"/>
       <w:r>
         <w:rPr>

--- a/reporte/productos_formales/Producto_06_Modelo_Fraccionamiento.docx
+++ b/reporte/productos_formales/Producto_06_Modelo_Fraccionamiento.docx
@@ -262,7 +262,7 @@
         <w:spacing w:lineRule="exact" w:line="240" w:before="240" w:after="120"/>
         <w:rPr/>
       </w:pPr>
-      <w:bookmarkStart w:id="0" w:name="__RefHeading___Toc2982_1296911271"/>
+      <w:bookmarkStart w:id="0" w:name="__RefHeading___Toc2982_2851097627"/>
       <w:bookmarkEnd w:id="0"/>
       <w:r>
         <w:rPr>
@@ -369,7 +369,7 @@
             </w:rPr>
             <w:fldChar w:fldCharType="separate"/>
           </w:r>
-          <w:hyperlink w:anchor="__RefHeading___Toc2982_1296911271">
+          <w:hyperlink w:anchor="__RefHeading___Toc2982_2851097627">
             <w:r>
               <w:rPr>
                 <w:rStyle w:val="IndexLink"/>
@@ -389,7 +389,7 @@
             </w:tabs>
             <w:rPr/>
           </w:pPr>
-          <w:hyperlink w:anchor="__RefHeading___Toc2984_1296911271">
+          <w:hyperlink w:anchor="__RefHeading___Toc2984_2851097627">
             <w:r>
               <w:rPr>
                 <w:rStyle w:val="IndexLink"/>
@@ -409,7 +409,7 @@
             </w:tabs>
             <w:rPr/>
           </w:pPr>
-          <w:hyperlink w:anchor="__RefHeading___Toc2986_1296911271">
+          <w:hyperlink w:anchor="__RefHeading___Toc2986_2851097627">
             <w:r>
               <w:rPr>
                 <w:rStyle w:val="IndexLink"/>
@@ -429,7 +429,7 @@
             </w:tabs>
             <w:rPr/>
           </w:pPr>
-          <w:hyperlink w:anchor="__RefHeading___Toc2988_1296911271">
+          <w:hyperlink w:anchor="__RefHeading___Toc2988_2851097627">
             <w:r>
               <w:rPr>
                 <w:rStyle w:val="IndexLink"/>
@@ -449,7 +449,7 @@
             </w:tabs>
             <w:rPr/>
           </w:pPr>
-          <w:hyperlink w:anchor="__RefHeading___Toc2990_1296911271">
+          <w:hyperlink w:anchor="__RefHeading___Toc2990_2851097627">
             <w:r>
               <w:rPr>
                 <w:rStyle w:val="IndexLink"/>
@@ -469,7 +469,7 @@
             </w:tabs>
             <w:rPr/>
           </w:pPr>
-          <w:hyperlink w:anchor="__RefHeading___Toc2992_1296911271">
+          <w:hyperlink w:anchor="__RefHeading___Toc2992_2851097627">
             <w:r>
               <w:rPr>
                 <w:rStyle w:val="IndexLink"/>
@@ -489,7 +489,7 @@
             </w:tabs>
             <w:rPr/>
           </w:pPr>
-          <w:hyperlink w:anchor="__RefHeading___Toc2994_1296911271">
+          <w:hyperlink w:anchor="__RefHeading___Toc2994_2851097627">
             <w:r>
               <w:rPr>
                 <w:rStyle w:val="IndexLink"/>
@@ -509,7 +509,7 @@
             </w:tabs>
             <w:rPr/>
           </w:pPr>
-          <w:hyperlink w:anchor="__RefHeading___Toc2996_1296911271">
+          <w:hyperlink w:anchor="__RefHeading___Toc2996_2851097627">
             <w:r>
               <w:rPr>
                 <w:rStyle w:val="IndexLink"/>
@@ -529,7 +529,7 @@
             </w:tabs>
             <w:rPr/>
           </w:pPr>
-          <w:hyperlink w:anchor="__RefHeading___Toc2998_1296911271">
+          <w:hyperlink w:anchor="__RefHeading___Toc2998_2851097627">
             <w:r>
               <w:rPr>
                 <w:rStyle w:val="IndexLink"/>
@@ -549,7 +549,7 @@
             </w:tabs>
             <w:rPr/>
           </w:pPr>
-          <w:hyperlink w:anchor="__RefHeading___Toc3000_1296911271">
+          <w:hyperlink w:anchor="__RefHeading___Toc3000_2851097627">
             <w:r>
               <w:rPr>
                 <w:rStyle w:val="IndexLink"/>
@@ -569,7 +569,7 @@
             </w:tabs>
             <w:rPr/>
           </w:pPr>
-          <w:hyperlink w:anchor="__RefHeading___Toc3002_1296911271">
+          <w:hyperlink w:anchor="__RefHeading___Toc3002_2851097627">
             <w:r>
               <w:rPr>
                 <w:rStyle w:val="IndexLink"/>
@@ -589,7 +589,7 @@
             </w:tabs>
             <w:rPr/>
           </w:pPr>
-          <w:hyperlink w:anchor="__RefHeading___Toc3004_1296911271">
+          <w:hyperlink w:anchor="__RefHeading___Toc3004_2851097627">
             <w:r>
               <w:rPr>
                 <w:rStyle w:val="IndexLink"/>
@@ -609,7 +609,7 @@
             </w:tabs>
             <w:rPr/>
           </w:pPr>
-          <w:hyperlink w:anchor="__RefHeading___Toc3006_1296911271">
+          <w:hyperlink w:anchor="__RefHeading___Toc3006_2851097627">
             <w:r>
               <w:rPr>
                 <w:rStyle w:val="IndexLink"/>
@@ -629,7 +629,7 @@
             </w:tabs>
             <w:rPr/>
           </w:pPr>
-          <w:hyperlink w:anchor="__RefHeading___Toc3008_1296911271">
+          <w:hyperlink w:anchor="__RefHeading___Toc3008_2851097627">
             <w:r>
               <w:rPr>
                 <w:rStyle w:val="IndexLink"/>
@@ -649,7 +649,7 @@
             </w:tabs>
             <w:rPr/>
           </w:pPr>
-          <w:hyperlink w:anchor="__RefHeading___Toc3010_1296911271">
+          <w:hyperlink w:anchor="__RefHeading___Toc3010_2851097627">
             <w:r>
               <w:rPr>
                 <w:rStyle w:val="IndexLink"/>
@@ -669,7 +669,7 @@
             </w:tabs>
             <w:rPr/>
           </w:pPr>
-          <w:hyperlink w:anchor="__RefHeading___Toc3012_1296911271">
+          <w:hyperlink w:anchor="__RefHeading___Toc3012_2851097627">
             <w:r>
               <w:rPr>
                 <w:rStyle w:val="IndexLink"/>
@@ -689,7 +689,7 @@
             </w:tabs>
             <w:rPr/>
           </w:pPr>
-          <w:hyperlink w:anchor="__RefHeading___Toc3014_1296911271">
+          <w:hyperlink w:anchor="__RefHeading___Toc3014_2851097627">
             <w:r>
               <w:rPr>
                 <w:rStyle w:val="IndexLink"/>
@@ -709,7 +709,7 @@
             </w:tabs>
             <w:rPr/>
           </w:pPr>
-          <w:hyperlink w:anchor="__RefHeading___Toc3016_1296911271">
+          <w:hyperlink w:anchor="__RefHeading___Toc3016_2851097627">
             <w:r>
               <w:rPr>
                 <w:rStyle w:val="IndexLink"/>
@@ -729,7 +729,7 @@
             </w:tabs>
             <w:rPr/>
           </w:pPr>
-          <w:hyperlink w:anchor="__RefHeading___Toc3018_1296911271">
+          <w:hyperlink w:anchor="__RefHeading___Toc3018_2851097627">
             <w:r>
               <w:rPr>
                 <w:rStyle w:val="IndexLink"/>
@@ -749,7 +749,7 @@
             </w:tabs>
             <w:rPr/>
           </w:pPr>
-          <w:hyperlink w:anchor="__RefHeading___Toc3020_1296911271">
+          <w:hyperlink w:anchor="__RefHeading___Toc3020_2851097627">
             <w:r>
               <w:rPr>
                 <w:rStyle w:val="IndexLink"/>
@@ -789,7 +789,7 @@
         <w:spacing w:lineRule="exact" w:line="240" w:before="240" w:after="120"/>
         <w:rPr/>
       </w:pPr>
-      <w:bookmarkStart w:id="1" w:name="__RefHeading___Toc2984_1296911271"/>
+      <w:bookmarkStart w:id="1" w:name="__RefHeading___Toc2984_2851097627"/>
       <w:bookmarkEnd w:id="1"/>
       <w:r>
         <w:rPr>
@@ -845,7 +845,7 @@
         <w:spacing w:lineRule="exact" w:line="240" w:before="240" w:after="120"/>
         <w:rPr/>
       </w:pPr>
-      <w:bookmarkStart w:id="2" w:name="__RefHeading___Toc2986_1296911271"/>
+      <w:bookmarkStart w:id="2" w:name="__RefHeading___Toc2986_2851097627"/>
       <w:bookmarkEnd w:id="2"/>
       <w:r>
         <w:rPr>
@@ -883,7 +883,7 @@
         <w:spacing w:lineRule="exact" w:line="240" w:before="240" w:after="120"/>
         <w:rPr/>
       </w:pPr>
-      <w:bookmarkStart w:id="3" w:name="__RefHeading___Toc2988_1296911271"/>
+      <w:bookmarkStart w:id="3" w:name="__RefHeading___Toc2988_2851097627"/>
       <w:bookmarkEnd w:id="3"/>
       <w:r>
         <w:rPr>
@@ -2197,7 +2197,7 @@
         <w:spacing w:lineRule="exact" w:line="240" w:before="240" w:after="120"/>
         <w:rPr/>
       </w:pPr>
-      <w:bookmarkStart w:id="4" w:name="__RefHeading___Toc2990_1296911271"/>
+      <w:bookmarkStart w:id="4" w:name="__RefHeading___Toc2990_2851097627"/>
       <w:bookmarkEnd w:id="4"/>
       <w:r>
         <w:rPr>
@@ -2774,7 +2774,7 @@
         <w:spacing w:lineRule="exact" w:line="240" w:before="240" w:after="120"/>
         <w:rPr/>
       </w:pPr>
-      <w:bookmarkStart w:id="5" w:name="__RefHeading___Toc2992_1296911271"/>
+      <w:bookmarkStart w:id="5" w:name="__RefHeading___Toc2992_2851097627"/>
       <w:bookmarkEnd w:id="5"/>
       <w:r>
         <w:rPr>
@@ -2812,7 +2812,7 @@
         <w:spacing w:lineRule="exact" w:line="240" w:before="240" w:after="120"/>
         <w:rPr/>
       </w:pPr>
-      <w:bookmarkStart w:id="6" w:name="__RefHeading___Toc2994_1296911271"/>
+      <w:bookmarkStart w:id="6" w:name="__RefHeading___Toc2994_2851097627"/>
       <w:bookmarkEnd w:id="6"/>
       <w:r>
         <w:rPr>
@@ -2850,7 +2850,7 @@
         <w:spacing w:lineRule="exact" w:line="240" w:before="240" w:after="120"/>
         <w:rPr/>
       </w:pPr>
-      <w:bookmarkStart w:id="7" w:name="__RefHeading___Toc2996_1296911271"/>
+      <w:bookmarkStart w:id="7" w:name="__RefHeading___Toc2996_2851097627"/>
       <w:bookmarkEnd w:id="7"/>
       <w:r>
         <w:rPr>
@@ -2870,7 +2870,7 @@
         <w:spacing w:lineRule="exact" w:line="240" w:before="180" w:after="80"/>
         <w:rPr/>
       </w:pPr>
-      <w:bookmarkStart w:id="8" w:name="__RefHeading___Toc2998_1296911271"/>
+      <w:bookmarkStart w:id="8" w:name="__RefHeading___Toc2998_2851097627"/>
       <w:bookmarkEnd w:id="8"/>
       <w:r>
         <w:rPr>
@@ -2997,7 +2997,7 @@
         <w:spacing w:lineRule="exact" w:line="240" w:before="180" w:after="80"/>
         <w:rPr/>
       </w:pPr>
-      <w:bookmarkStart w:id="9" w:name="__RefHeading___Toc3000_1296911271"/>
+      <w:bookmarkStart w:id="9" w:name="__RefHeading___Toc3000_2851097627"/>
       <w:bookmarkEnd w:id="9"/>
       <w:r>
         <w:rPr>
@@ -3728,7 +3728,7 @@
         <w:spacing w:lineRule="exact" w:line="240" w:before="180" w:after="80"/>
         <w:rPr/>
       </w:pPr>
-      <w:bookmarkStart w:id="10" w:name="__RefHeading___Toc3002_1296911271"/>
+      <w:bookmarkStart w:id="10" w:name="__RefHeading___Toc3002_2851097627"/>
       <w:bookmarkEnd w:id="10"/>
       <w:r>
         <w:rPr>
@@ -3766,7 +3766,7 @@
         <w:spacing w:lineRule="exact" w:line="240" w:before="180" w:after="80"/>
         <w:rPr/>
       </w:pPr>
-      <w:bookmarkStart w:id="11" w:name="__RefHeading___Toc3004_1296911271"/>
+      <w:bookmarkStart w:id="11" w:name="__RefHeading___Toc3004_2851097627"/>
       <w:bookmarkEnd w:id="11"/>
       <w:r>
         <w:rPr>
@@ -3804,7 +3804,7 @@
         <w:spacing w:lineRule="exact" w:line="240" w:before="180" w:after="80"/>
         <w:rPr/>
       </w:pPr>
-      <w:bookmarkStart w:id="12" w:name="__RefHeading___Toc3006_1296911271"/>
+      <w:bookmarkStart w:id="12" w:name="__RefHeading___Toc3006_2851097627"/>
       <w:bookmarkEnd w:id="12"/>
       <w:r>
         <w:rPr>
@@ -4468,7 +4468,7 @@
         <w:spacing w:lineRule="exact" w:line="240" w:before="180" w:after="80"/>
         <w:rPr/>
       </w:pPr>
-      <w:bookmarkStart w:id="13" w:name="__RefHeading___Toc3008_1296911271"/>
+      <w:bookmarkStart w:id="13" w:name="__RefHeading___Toc3008_2851097627"/>
       <w:bookmarkEnd w:id="13"/>
       <w:r>
         <w:rPr>
@@ -4528,7 +4528,7 @@
         <w:spacing w:lineRule="exact" w:line="240" w:before="240" w:after="120"/>
         <w:rPr/>
       </w:pPr>
-      <w:bookmarkStart w:id="14" w:name="__RefHeading___Toc3010_1296911271"/>
+      <w:bookmarkStart w:id="14" w:name="__RefHeading___Toc3010_2851097627"/>
       <w:bookmarkEnd w:id="14"/>
       <w:r>
         <w:rPr>
@@ -4628,7 +4628,7 @@
         <w:spacing w:lineRule="exact" w:line="240" w:before="240" w:after="120"/>
         <w:rPr/>
       </w:pPr>
-      <w:bookmarkStart w:id="15" w:name="__RefHeading___Toc3012_1296911271"/>
+      <w:bookmarkStart w:id="15" w:name="__RefHeading___Toc3012_2851097627"/>
       <w:bookmarkEnd w:id="15"/>
       <w:r>
         <w:rPr>
@@ -4666,7 +4666,7 @@
         <w:spacing w:lineRule="exact" w:line="240" w:before="240" w:after="120"/>
         <w:rPr/>
       </w:pPr>
-      <w:bookmarkStart w:id="16" w:name="__RefHeading___Toc3014_1296911271"/>
+      <w:bookmarkStart w:id="16" w:name="__RefHeading___Toc3014_2851097627"/>
       <w:bookmarkEnd w:id="16"/>
       <w:r>
         <w:rPr>
@@ -4726,7 +4726,7 @@
         <w:spacing w:lineRule="exact" w:line="240" w:before="240" w:after="120"/>
         <w:rPr/>
       </w:pPr>
-      <w:bookmarkStart w:id="17" w:name="__RefHeading___Toc3016_1296911271"/>
+      <w:bookmarkStart w:id="17" w:name="__RefHeading___Toc3016_2851097627"/>
       <w:bookmarkEnd w:id="17"/>
       <w:r>
         <w:rPr>
@@ -4764,7 +4764,7 @@
         <w:spacing w:lineRule="exact" w:line="240" w:before="240" w:after="120"/>
         <w:rPr/>
       </w:pPr>
-      <w:bookmarkStart w:id="18" w:name="__RefHeading___Toc3018_1296911271"/>
+      <w:bookmarkStart w:id="18" w:name="__RefHeading___Toc3018_2851097627"/>
       <w:bookmarkEnd w:id="18"/>
       <w:r>
         <w:rPr>
@@ -4844,7 +4844,7 @@
         <w:spacing w:lineRule="exact" w:line="240" w:before="240" w:after="120"/>
         <w:rPr/>
       </w:pPr>
-      <w:bookmarkStart w:id="19" w:name="__RefHeading___Toc3020_1296911271"/>
+      <w:bookmarkStart w:id="19" w:name="__RefHeading___Toc3020_2851097627"/>
       <w:bookmarkEnd w:id="19"/>
       <w:r>
         <w:rPr>

--- a/reporte/productos_formales/Producto_06_Modelo_Fraccionamiento.docx
+++ b/reporte/productos_formales/Producto_06_Modelo_Fraccionamiento.docx
@@ -262,7 +262,7 @@
         <w:spacing w:lineRule="exact" w:line="240" w:before="240" w:after="120"/>
         <w:rPr/>
       </w:pPr>
-      <w:bookmarkStart w:id="0" w:name="__RefHeading___Toc2982_2851097627"/>
+      <w:bookmarkStart w:id="0" w:name="__RefHeading___Toc2982_3485568049"/>
       <w:bookmarkEnd w:id="0"/>
       <w:r>
         <w:rPr>
@@ -369,7 +369,7 @@
             </w:rPr>
             <w:fldChar w:fldCharType="separate"/>
           </w:r>
-          <w:hyperlink w:anchor="__RefHeading___Toc2982_2851097627">
+          <w:hyperlink w:anchor="__RefHeading___Toc2982_3485568049">
             <w:r>
               <w:rPr>
                 <w:rStyle w:val="IndexLink"/>
@@ -389,7 +389,7 @@
             </w:tabs>
             <w:rPr/>
           </w:pPr>
-          <w:hyperlink w:anchor="__RefHeading___Toc2984_2851097627">
+          <w:hyperlink w:anchor="__RefHeading___Toc2984_3485568049">
             <w:r>
               <w:rPr>
                 <w:rStyle w:val="IndexLink"/>
@@ -409,7 +409,7 @@
             </w:tabs>
             <w:rPr/>
           </w:pPr>
-          <w:hyperlink w:anchor="__RefHeading___Toc2986_2851097627">
+          <w:hyperlink w:anchor="__RefHeading___Toc2986_3485568049">
             <w:r>
               <w:rPr>
                 <w:rStyle w:val="IndexLink"/>
@@ -429,7 +429,7 @@
             </w:tabs>
             <w:rPr/>
           </w:pPr>
-          <w:hyperlink w:anchor="__RefHeading___Toc2988_2851097627">
+          <w:hyperlink w:anchor="__RefHeading___Toc2988_3485568049">
             <w:r>
               <w:rPr>
                 <w:rStyle w:val="IndexLink"/>
@@ -449,7 +449,7 @@
             </w:tabs>
             <w:rPr/>
           </w:pPr>
-          <w:hyperlink w:anchor="__RefHeading___Toc2990_2851097627">
+          <w:hyperlink w:anchor="__RefHeading___Toc2990_3485568049">
             <w:r>
               <w:rPr>
                 <w:rStyle w:val="IndexLink"/>
@@ -469,7 +469,7 @@
             </w:tabs>
             <w:rPr/>
           </w:pPr>
-          <w:hyperlink w:anchor="__RefHeading___Toc2992_2851097627">
+          <w:hyperlink w:anchor="__RefHeading___Toc2992_3485568049">
             <w:r>
               <w:rPr>
                 <w:rStyle w:val="IndexLink"/>
@@ -489,7 +489,7 @@
             </w:tabs>
             <w:rPr/>
           </w:pPr>
-          <w:hyperlink w:anchor="__RefHeading___Toc2994_2851097627">
+          <w:hyperlink w:anchor="__RefHeading___Toc2994_3485568049">
             <w:r>
               <w:rPr>
                 <w:rStyle w:val="IndexLink"/>
@@ -509,7 +509,7 @@
             </w:tabs>
             <w:rPr/>
           </w:pPr>
-          <w:hyperlink w:anchor="__RefHeading___Toc2996_2851097627">
+          <w:hyperlink w:anchor="__RefHeading___Toc2996_3485568049">
             <w:r>
               <w:rPr>
                 <w:rStyle w:val="IndexLink"/>
@@ -529,7 +529,7 @@
             </w:tabs>
             <w:rPr/>
           </w:pPr>
-          <w:hyperlink w:anchor="__RefHeading___Toc2998_2851097627">
+          <w:hyperlink w:anchor="__RefHeading___Toc2998_3485568049">
             <w:r>
               <w:rPr>
                 <w:rStyle w:val="IndexLink"/>
@@ -549,7 +549,7 @@
             </w:tabs>
             <w:rPr/>
           </w:pPr>
-          <w:hyperlink w:anchor="__RefHeading___Toc3000_2851097627">
+          <w:hyperlink w:anchor="__RefHeading___Toc3000_3485568049">
             <w:r>
               <w:rPr>
                 <w:rStyle w:val="IndexLink"/>
@@ -569,7 +569,7 @@
             </w:tabs>
             <w:rPr/>
           </w:pPr>
-          <w:hyperlink w:anchor="__RefHeading___Toc3002_2851097627">
+          <w:hyperlink w:anchor="__RefHeading___Toc3002_3485568049">
             <w:r>
               <w:rPr>
                 <w:rStyle w:val="IndexLink"/>
@@ -589,7 +589,7 @@
             </w:tabs>
             <w:rPr/>
           </w:pPr>
-          <w:hyperlink w:anchor="__RefHeading___Toc3004_2851097627">
+          <w:hyperlink w:anchor="__RefHeading___Toc3004_3485568049">
             <w:r>
               <w:rPr>
                 <w:rStyle w:val="IndexLink"/>
@@ -609,7 +609,7 @@
             </w:tabs>
             <w:rPr/>
           </w:pPr>
-          <w:hyperlink w:anchor="__RefHeading___Toc3006_2851097627">
+          <w:hyperlink w:anchor="__RefHeading___Toc3006_3485568049">
             <w:r>
               <w:rPr>
                 <w:rStyle w:val="IndexLink"/>
@@ -629,7 +629,7 @@
             </w:tabs>
             <w:rPr/>
           </w:pPr>
-          <w:hyperlink w:anchor="__RefHeading___Toc3008_2851097627">
+          <w:hyperlink w:anchor="__RefHeading___Toc3008_3485568049">
             <w:r>
               <w:rPr>
                 <w:rStyle w:val="IndexLink"/>
@@ -649,7 +649,7 @@
             </w:tabs>
             <w:rPr/>
           </w:pPr>
-          <w:hyperlink w:anchor="__RefHeading___Toc3010_2851097627">
+          <w:hyperlink w:anchor="__RefHeading___Toc3010_3485568049">
             <w:r>
               <w:rPr>
                 <w:rStyle w:val="IndexLink"/>
@@ -669,7 +669,7 @@
             </w:tabs>
             <w:rPr/>
           </w:pPr>
-          <w:hyperlink w:anchor="__RefHeading___Toc3012_2851097627">
+          <w:hyperlink w:anchor="__RefHeading___Toc3012_3485568049">
             <w:r>
               <w:rPr>
                 <w:rStyle w:val="IndexLink"/>
@@ -689,7 +689,7 @@
             </w:tabs>
             <w:rPr/>
           </w:pPr>
-          <w:hyperlink w:anchor="__RefHeading___Toc3014_2851097627">
+          <w:hyperlink w:anchor="__RefHeading___Toc3014_3485568049">
             <w:r>
               <w:rPr>
                 <w:rStyle w:val="IndexLink"/>
@@ -709,7 +709,7 @@
             </w:tabs>
             <w:rPr/>
           </w:pPr>
-          <w:hyperlink w:anchor="__RefHeading___Toc3016_2851097627">
+          <w:hyperlink w:anchor="__RefHeading___Toc3016_3485568049">
             <w:r>
               <w:rPr>
                 <w:rStyle w:val="IndexLink"/>
@@ -729,7 +729,7 @@
             </w:tabs>
             <w:rPr/>
           </w:pPr>
-          <w:hyperlink w:anchor="__RefHeading___Toc3018_2851097627">
+          <w:hyperlink w:anchor="__RefHeading___Toc3018_3485568049">
             <w:r>
               <w:rPr>
                 <w:rStyle w:val="IndexLink"/>
@@ -749,7 +749,7 @@
             </w:tabs>
             <w:rPr/>
           </w:pPr>
-          <w:hyperlink w:anchor="__RefHeading___Toc3020_2851097627">
+          <w:hyperlink w:anchor="__RefHeading___Toc3020_3485568049">
             <w:r>
               <w:rPr>
                 <w:rStyle w:val="IndexLink"/>
@@ -789,7 +789,7 @@
         <w:spacing w:lineRule="exact" w:line="240" w:before="240" w:after="120"/>
         <w:rPr/>
       </w:pPr>
-      <w:bookmarkStart w:id="1" w:name="__RefHeading___Toc2984_2851097627"/>
+      <w:bookmarkStart w:id="1" w:name="__RefHeading___Toc2984_3485568049"/>
       <w:bookmarkEnd w:id="1"/>
       <w:r>
         <w:rPr>
@@ -845,7 +845,7 @@
         <w:spacing w:lineRule="exact" w:line="240" w:before="240" w:after="120"/>
         <w:rPr/>
       </w:pPr>
-      <w:bookmarkStart w:id="2" w:name="__RefHeading___Toc2986_2851097627"/>
+      <w:bookmarkStart w:id="2" w:name="__RefHeading___Toc2986_3485568049"/>
       <w:bookmarkEnd w:id="2"/>
       <w:r>
         <w:rPr>
@@ -883,7 +883,7 @@
         <w:spacing w:lineRule="exact" w:line="240" w:before="240" w:after="120"/>
         <w:rPr/>
       </w:pPr>
-      <w:bookmarkStart w:id="3" w:name="__RefHeading___Toc2988_2851097627"/>
+      <w:bookmarkStart w:id="3" w:name="__RefHeading___Toc2988_3485568049"/>
       <w:bookmarkEnd w:id="3"/>
       <w:r>
         <w:rPr>
@@ -2197,7 +2197,7 @@
         <w:spacing w:lineRule="exact" w:line="240" w:before="240" w:after="120"/>
         <w:rPr/>
       </w:pPr>
-      <w:bookmarkStart w:id="4" w:name="__RefHeading___Toc2990_2851097627"/>
+      <w:bookmarkStart w:id="4" w:name="__RefHeading___Toc2990_3485568049"/>
       <w:bookmarkEnd w:id="4"/>
       <w:r>
         <w:rPr>
@@ -2774,7 +2774,7 @@
         <w:spacing w:lineRule="exact" w:line="240" w:before="240" w:after="120"/>
         <w:rPr/>
       </w:pPr>
-      <w:bookmarkStart w:id="5" w:name="__RefHeading___Toc2992_2851097627"/>
+      <w:bookmarkStart w:id="5" w:name="__RefHeading___Toc2992_3485568049"/>
       <w:bookmarkEnd w:id="5"/>
       <w:r>
         <w:rPr>
@@ -2812,7 +2812,7 @@
         <w:spacing w:lineRule="exact" w:line="240" w:before="240" w:after="120"/>
         <w:rPr/>
       </w:pPr>
-      <w:bookmarkStart w:id="6" w:name="__RefHeading___Toc2994_2851097627"/>
+      <w:bookmarkStart w:id="6" w:name="__RefHeading___Toc2994_3485568049"/>
       <w:bookmarkEnd w:id="6"/>
       <w:r>
         <w:rPr>
@@ -2850,7 +2850,7 @@
         <w:spacing w:lineRule="exact" w:line="240" w:before="240" w:after="120"/>
         <w:rPr/>
       </w:pPr>
-      <w:bookmarkStart w:id="7" w:name="__RefHeading___Toc2996_2851097627"/>
+      <w:bookmarkStart w:id="7" w:name="__RefHeading___Toc2996_3485568049"/>
       <w:bookmarkEnd w:id="7"/>
       <w:r>
         <w:rPr>
@@ -2870,7 +2870,7 @@
         <w:spacing w:lineRule="exact" w:line="240" w:before="180" w:after="80"/>
         <w:rPr/>
       </w:pPr>
-      <w:bookmarkStart w:id="8" w:name="__RefHeading___Toc2998_2851097627"/>
+      <w:bookmarkStart w:id="8" w:name="__RefHeading___Toc2998_3485568049"/>
       <w:bookmarkEnd w:id="8"/>
       <w:r>
         <w:rPr>
@@ -2997,7 +2997,7 @@
         <w:spacing w:lineRule="exact" w:line="240" w:before="180" w:after="80"/>
         <w:rPr/>
       </w:pPr>
-      <w:bookmarkStart w:id="9" w:name="__RefHeading___Toc3000_2851097627"/>
+      <w:bookmarkStart w:id="9" w:name="__RefHeading___Toc3000_3485568049"/>
       <w:bookmarkEnd w:id="9"/>
       <w:r>
         <w:rPr>
@@ -3728,7 +3728,7 @@
         <w:spacing w:lineRule="exact" w:line="240" w:before="180" w:after="80"/>
         <w:rPr/>
       </w:pPr>
-      <w:bookmarkStart w:id="10" w:name="__RefHeading___Toc3002_2851097627"/>
+      <w:bookmarkStart w:id="10" w:name="__RefHeading___Toc3002_3485568049"/>
       <w:bookmarkEnd w:id="10"/>
       <w:r>
         <w:rPr>
@@ -3766,7 +3766,7 @@
         <w:spacing w:lineRule="exact" w:line="240" w:before="180" w:after="80"/>
         <w:rPr/>
       </w:pPr>
-      <w:bookmarkStart w:id="11" w:name="__RefHeading___Toc3004_2851097627"/>
+      <w:bookmarkStart w:id="11" w:name="__RefHeading___Toc3004_3485568049"/>
       <w:bookmarkEnd w:id="11"/>
       <w:r>
         <w:rPr>
@@ -3804,7 +3804,7 @@
         <w:spacing w:lineRule="exact" w:line="240" w:before="180" w:after="80"/>
         <w:rPr/>
       </w:pPr>
-      <w:bookmarkStart w:id="12" w:name="__RefHeading___Toc3006_2851097627"/>
+      <w:bookmarkStart w:id="12" w:name="__RefHeading___Toc3006_3485568049"/>
       <w:bookmarkEnd w:id="12"/>
       <w:r>
         <w:rPr>
@@ -4468,7 +4468,7 @@
         <w:spacing w:lineRule="exact" w:line="240" w:before="180" w:after="80"/>
         <w:rPr/>
       </w:pPr>
-      <w:bookmarkStart w:id="13" w:name="__RefHeading___Toc3008_2851097627"/>
+      <w:bookmarkStart w:id="13" w:name="__RefHeading___Toc3008_3485568049"/>
       <w:bookmarkEnd w:id="13"/>
       <w:r>
         <w:rPr>
@@ -4528,7 +4528,7 @@
         <w:spacing w:lineRule="exact" w:line="240" w:before="240" w:after="120"/>
         <w:rPr/>
       </w:pPr>
-      <w:bookmarkStart w:id="14" w:name="__RefHeading___Toc3010_2851097627"/>
+      <w:bookmarkStart w:id="14" w:name="__RefHeading___Toc3010_3485568049"/>
       <w:bookmarkEnd w:id="14"/>
       <w:r>
         <w:rPr>
@@ -4628,7 +4628,7 @@
         <w:spacing w:lineRule="exact" w:line="240" w:before="240" w:after="120"/>
         <w:rPr/>
       </w:pPr>
-      <w:bookmarkStart w:id="15" w:name="__RefHeading___Toc3012_2851097627"/>
+      <w:bookmarkStart w:id="15" w:name="__RefHeading___Toc3012_3485568049"/>
       <w:bookmarkEnd w:id="15"/>
       <w:r>
         <w:rPr>
@@ -4666,7 +4666,7 @@
         <w:spacing w:lineRule="exact" w:line="240" w:before="240" w:after="120"/>
         <w:rPr/>
       </w:pPr>
-      <w:bookmarkStart w:id="16" w:name="__RefHeading___Toc3014_2851097627"/>
+      <w:bookmarkStart w:id="16" w:name="__RefHeading___Toc3014_3485568049"/>
       <w:bookmarkEnd w:id="16"/>
       <w:r>
         <w:rPr>
@@ -4726,7 +4726,7 @@
         <w:spacing w:lineRule="exact" w:line="240" w:before="240" w:after="120"/>
         <w:rPr/>
       </w:pPr>
-      <w:bookmarkStart w:id="17" w:name="__RefHeading___Toc3016_2851097627"/>
+      <w:bookmarkStart w:id="17" w:name="__RefHeading___Toc3016_3485568049"/>
       <w:bookmarkEnd w:id="17"/>
       <w:r>
         <w:rPr>
@@ -4764,7 +4764,7 @@
         <w:spacing w:lineRule="exact" w:line="240" w:before="240" w:after="120"/>
         <w:rPr/>
       </w:pPr>
-      <w:bookmarkStart w:id="18" w:name="__RefHeading___Toc3018_2851097627"/>
+      <w:bookmarkStart w:id="18" w:name="__RefHeading___Toc3018_3485568049"/>
       <w:bookmarkEnd w:id="18"/>
       <w:r>
         <w:rPr>
@@ -4844,7 +4844,7 @@
         <w:spacing w:lineRule="exact" w:line="240" w:before="240" w:after="120"/>
         <w:rPr/>
       </w:pPr>
-      <w:bookmarkStart w:id="19" w:name="__RefHeading___Toc3020_2851097627"/>
+      <w:bookmarkStart w:id="19" w:name="__RefHeading___Toc3020_3485568049"/>
       <w:bookmarkEnd w:id="19"/>
       <w:r>
         <w:rPr>

--- a/reporte/productos_formales/Producto_06_Modelo_Fraccionamiento.docx
+++ b/reporte/productos_formales/Producto_06_Modelo_Fraccionamiento.docx
@@ -262,7 +262,7 @@
         <w:spacing w:lineRule="exact" w:line="240" w:before="240" w:after="120"/>
         <w:rPr/>
       </w:pPr>
-      <w:bookmarkStart w:id="0" w:name="__RefHeading___Toc2982_3485568049"/>
+      <w:bookmarkStart w:id="0" w:name="__RefHeading___Toc2982_1837720301"/>
       <w:bookmarkEnd w:id="0"/>
       <w:r>
         <w:rPr>
@@ -369,7 +369,7 @@
             </w:rPr>
             <w:fldChar w:fldCharType="separate"/>
           </w:r>
-          <w:hyperlink w:anchor="__RefHeading___Toc2982_3485568049">
+          <w:hyperlink w:anchor="__RefHeading___Toc2982_1837720301">
             <w:r>
               <w:rPr>
                 <w:rStyle w:val="IndexLink"/>
@@ -389,7 +389,7 @@
             </w:tabs>
             <w:rPr/>
           </w:pPr>
-          <w:hyperlink w:anchor="__RefHeading___Toc2984_3485568049">
+          <w:hyperlink w:anchor="__RefHeading___Toc2984_1837720301">
             <w:r>
               <w:rPr>
                 <w:rStyle w:val="IndexLink"/>
@@ -409,7 +409,7 @@
             </w:tabs>
             <w:rPr/>
           </w:pPr>
-          <w:hyperlink w:anchor="__RefHeading___Toc2986_3485568049">
+          <w:hyperlink w:anchor="__RefHeading___Toc2986_1837720301">
             <w:r>
               <w:rPr>
                 <w:rStyle w:val="IndexLink"/>
@@ -429,7 +429,7 @@
             </w:tabs>
             <w:rPr/>
           </w:pPr>
-          <w:hyperlink w:anchor="__RefHeading___Toc2988_3485568049">
+          <w:hyperlink w:anchor="__RefHeading___Toc2988_1837720301">
             <w:r>
               <w:rPr>
                 <w:rStyle w:val="IndexLink"/>
@@ -449,7 +449,7 @@
             </w:tabs>
             <w:rPr/>
           </w:pPr>
-          <w:hyperlink w:anchor="__RefHeading___Toc2990_3485568049">
+          <w:hyperlink w:anchor="__RefHeading___Toc2990_1837720301">
             <w:r>
               <w:rPr>
                 <w:rStyle w:val="IndexLink"/>
@@ -469,7 +469,7 @@
             </w:tabs>
             <w:rPr/>
           </w:pPr>
-          <w:hyperlink w:anchor="__RefHeading___Toc2992_3485568049">
+          <w:hyperlink w:anchor="__RefHeading___Toc2992_1837720301">
             <w:r>
               <w:rPr>
                 <w:rStyle w:val="IndexLink"/>
@@ -489,7 +489,7 @@
             </w:tabs>
             <w:rPr/>
           </w:pPr>
-          <w:hyperlink w:anchor="__RefHeading___Toc2994_3485568049">
+          <w:hyperlink w:anchor="__RefHeading___Toc2994_1837720301">
             <w:r>
               <w:rPr>
                 <w:rStyle w:val="IndexLink"/>
@@ -509,7 +509,7 @@
             </w:tabs>
             <w:rPr/>
           </w:pPr>
-          <w:hyperlink w:anchor="__RefHeading___Toc2996_3485568049">
+          <w:hyperlink w:anchor="__RefHeading___Toc2996_1837720301">
             <w:r>
               <w:rPr>
                 <w:rStyle w:val="IndexLink"/>
@@ -529,7 +529,7 @@
             </w:tabs>
             <w:rPr/>
           </w:pPr>
-          <w:hyperlink w:anchor="__RefHeading___Toc2998_3485568049">
+          <w:hyperlink w:anchor="__RefHeading___Toc2998_1837720301">
             <w:r>
               <w:rPr>
                 <w:rStyle w:val="IndexLink"/>
@@ -549,7 +549,7 @@
             </w:tabs>
             <w:rPr/>
           </w:pPr>
-          <w:hyperlink w:anchor="__RefHeading___Toc3000_3485568049">
+          <w:hyperlink w:anchor="__RefHeading___Toc3000_1837720301">
             <w:r>
               <w:rPr>
                 <w:rStyle w:val="IndexLink"/>
@@ -569,7 +569,7 @@
             </w:tabs>
             <w:rPr/>
           </w:pPr>
-          <w:hyperlink w:anchor="__RefHeading___Toc3002_3485568049">
+          <w:hyperlink w:anchor="__RefHeading___Toc3002_1837720301">
             <w:r>
               <w:rPr>
                 <w:rStyle w:val="IndexLink"/>
@@ -589,7 +589,7 @@
             </w:tabs>
             <w:rPr/>
           </w:pPr>
-          <w:hyperlink w:anchor="__RefHeading___Toc3004_3485568049">
+          <w:hyperlink w:anchor="__RefHeading___Toc3004_1837720301">
             <w:r>
               <w:rPr>
                 <w:rStyle w:val="IndexLink"/>
@@ -609,7 +609,7 @@
             </w:tabs>
             <w:rPr/>
           </w:pPr>
-          <w:hyperlink w:anchor="__RefHeading___Toc3006_3485568049">
+          <w:hyperlink w:anchor="__RefHeading___Toc3006_1837720301">
             <w:r>
               <w:rPr>
                 <w:rStyle w:val="IndexLink"/>
@@ -629,7 +629,7 @@
             </w:tabs>
             <w:rPr/>
           </w:pPr>
-          <w:hyperlink w:anchor="__RefHeading___Toc3008_3485568049">
+          <w:hyperlink w:anchor="__RefHeading___Toc3008_1837720301">
             <w:r>
               <w:rPr>
                 <w:rStyle w:val="IndexLink"/>
@@ -649,7 +649,7 @@
             </w:tabs>
             <w:rPr/>
           </w:pPr>
-          <w:hyperlink w:anchor="__RefHeading___Toc3010_3485568049">
+          <w:hyperlink w:anchor="__RefHeading___Toc3010_1837720301">
             <w:r>
               <w:rPr>
                 <w:rStyle w:val="IndexLink"/>
@@ -669,7 +669,7 @@
             </w:tabs>
             <w:rPr/>
           </w:pPr>
-          <w:hyperlink w:anchor="__RefHeading___Toc3012_3485568049">
+          <w:hyperlink w:anchor="__RefHeading___Toc3012_1837720301">
             <w:r>
               <w:rPr>
                 <w:rStyle w:val="IndexLink"/>
@@ -689,7 +689,7 @@
             </w:tabs>
             <w:rPr/>
           </w:pPr>
-          <w:hyperlink w:anchor="__RefHeading___Toc3014_3485568049">
+          <w:hyperlink w:anchor="__RefHeading___Toc3014_1837720301">
             <w:r>
               <w:rPr>
                 <w:rStyle w:val="IndexLink"/>
@@ -709,7 +709,7 @@
             </w:tabs>
             <w:rPr/>
           </w:pPr>
-          <w:hyperlink w:anchor="__RefHeading___Toc3016_3485568049">
+          <w:hyperlink w:anchor="__RefHeading___Toc3016_1837720301">
             <w:r>
               <w:rPr>
                 <w:rStyle w:val="IndexLink"/>
@@ -729,7 +729,7 @@
             </w:tabs>
             <w:rPr/>
           </w:pPr>
-          <w:hyperlink w:anchor="__RefHeading___Toc3018_3485568049">
+          <w:hyperlink w:anchor="__RefHeading___Toc3018_1837720301">
             <w:r>
               <w:rPr>
                 <w:rStyle w:val="IndexLink"/>
@@ -749,7 +749,7 @@
             </w:tabs>
             <w:rPr/>
           </w:pPr>
-          <w:hyperlink w:anchor="__RefHeading___Toc3020_3485568049">
+          <w:hyperlink w:anchor="__RefHeading___Toc3020_1837720301">
             <w:r>
               <w:rPr>
                 <w:rStyle w:val="IndexLink"/>
@@ -789,7 +789,7 @@
         <w:spacing w:lineRule="exact" w:line="240" w:before="240" w:after="120"/>
         <w:rPr/>
       </w:pPr>
-      <w:bookmarkStart w:id="1" w:name="__RefHeading___Toc2984_3485568049"/>
+      <w:bookmarkStart w:id="1" w:name="__RefHeading___Toc2984_1837720301"/>
       <w:bookmarkEnd w:id="1"/>
       <w:r>
         <w:rPr>
@@ -845,7 +845,7 @@
         <w:spacing w:lineRule="exact" w:line="240" w:before="240" w:after="120"/>
         <w:rPr/>
       </w:pPr>
-      <w:bookmarkStart w:id="2" w:name="__RefHeading___Toc2986_3485568049"/>
+      <w:bookmarkStart w:id="2" w:name="__RefHeading___Toc2986_1837720301"/>
       <w:bookmarkEnd w:id="2"/>
       <w:r>
         <w:rPr>
@@ -883,7 +883,7 @@
         <w:spacing w:lineRule="exact" w:line="240" w:before="240" w:after="120"/>
         <w:rPr/>
       </w:pPr>
-      <w:bookmarkStart w:id="3" w:name="__RefHeading___Toc2988_3485568049"/>
+      <w:bookmarkStart w:id="3" w:name="__RefHeading___Toc2988_1837720301"/>
       <w:bookmarkEnd w:id="3"/>
       <w:r>
         <w:rPr>
@@ -2197,7 +2197,7 @@
         <w:spacing w:lineRule="exact" w:line="240" w:before="240" w:after="120"/>
         <w:rPr/>
       </w:pPr>
-      <w:bookmarkStart w:id="4" w:name="__RefHeading___Toc2990_3485568049"/>
+      <w:bookmarkStart w:id="4" w:name="__RefHeading___Toc2990_1837720301"/>
       <w:bookmarkEnd w:id="4"/>
       <w:r>
         <w:rPr>
@@ -2774,7 +2774,7 @@
         <w:spacing w:lineRule="exact" w:line="240" w:before="240" w:after="120"/>
         <w:rPr/>
       </w:pPr>
-      <w:bookmarkStart w:id="5" w:name="__RefHeading___Toc2992_3485568049"/>
+      <w:bookmarkStart w:id="5" w:name="__RefHeading___Toc2992_1837720301"/>
       <w:bookmarkEnd w:id="5"/>
       <w:r>
         <w:rPr>
@@ -2812,7 +2812,7 @@
         <w:spacing w:lineRule="exact" w:line="240" w:before="240" w:after="120"/>
         <w:rPr/>
       </w:pPr>
-      <w:bookmarkStart w:id="6" w:name="__RefHeading___Toc2994_3485568049"/>
+      <w:bookmarkStart w:id="6" w:name="__RefHeading___Toc2994_1837720301"/>
       <w:bookmarkEnd w:id="6"/>
       <w:r>
         <w:rPr>
@@ -2850,7 +2850,7 @@
         <w:spacing w:lineRule="exact" w:line="240" w:before="240" w:after="120"/>
         <w:rPr/>
       </w:pPr>
-      <w:bookmarkStart w:id="7" w:name="__RefHeading___Toc2996_3485568049"/>
+      <w:bookmarkStart w:id="7" w:name="__RefHeading___Toc2996_1837720301"/>
       <w:bookmarkEnd w:id="7"/>
       <w:r>
         <w:rPr>
@@ -2870,7 +2870,7 @@
         <w:spacing w:lineRule="exact" w:line="240" w:before="180" w:after="80"/>
         <w:rPr/>
       </w:pPr>
-      <w:bookmarkStart w:id="8" w:name="__RefHeading___Toc2998_3485568049"/>
+      <w:bookmarkStart w:id="8" w:name="__RefHeading___Toc2998_1837720301"/>
       <w:bookmarkEnd w:id="8"/>
       <w:r>
         <w:rPr>
@@ -2997,7 +2997,7 @@
         <w:spacing w:lineRule="exact" w:line="240" w:before="180" w:after="80"/>
         <w:rPr/>
       </w:pPr>
-      <w:bookmarkStart w:id="9" w:name="__RefHeading___Toc3000_3485568049"/>
+      <w:bookmarkStart w:id="9" w:name="__RefHeading___Toc3000_1837720301"/>
       <w:bookmarkEnd w:id="9"/>
       <w:r>
         <w:rPr>
@@ -3728,7 +3728,7 @@
         <w:spacing w:lineRule="exact" w:line="240" w:before="180" w:after="80"/>
         <w:rPr/>
       </w:pPr>
-      <w:bookmarkStart w:id="10" w:name="__RefHeading___Toc3002_3485568049"/>
+      <w:bookmarkStart w:id="10" w:name="__RefHeading___Toc3002_1837720301"/>
       <w:bookmarkEnd w:id="10"/>
       <w:r>
         <w:rPr>
@@ -3766,7 +3766,7 @@
         <w:spacing w:lineRule="exact" w:line="240" w:before="180" w:after="80"/>
         <w:rPr/>
       </w:pPr>
-      <w:bookmarkStart w:id="11" w:name="__RefHeading___Toc3004_3485568049"/>
+      <w:bookmarkStart w:id="11" w:name="__RefHeading___Toc3004_1837720301"/>
       <w:bookmarkEnd w:id="11"/>
       <w:r>
         <w:rPr>
@@ -3804,7 +3804,7 @@
         <w:spacing w:lineRule="exact" w:line="240" w:before="180" w:after="80"/>
         <w:rPr/>
       </w:pPr>
-      <w:bookmarkStart w:id="12" w:name="__RefHeading___Toc3006_3485568049"/>
+      <w:bookmarkStart w:id="12" w:name="__RefHeading___Toc3006_1837720301"/>
       <w:bookmarkEnd w:id="12"/>
       <w:r>
         <w:rPr>
@@ -4468,7 +4468,7 @@
         <w:spacing w:lineRule="exact" w:line="240" w:before="180" w:after="80"/>
         <w:rPr/>
       </w:pPr>
-      <w:bookmarkStart w:id="13" w:name="__RefHeading___Toc3008_3485568049"/>
+      <w:bookmarkStart w:id="13" w:name="__RefHeading___Toc3008_1837720301"/>
       <w:bookmarkEnd w:id="13"/>
       <w:r>
         <w:rPr>
@@ -4528,7 +4528,7 @@
         <w:spacing w:lineRule="exact" w:line="240" w:before="240" w:after="120"/>
         <w:rPr/>
       </w:pPr>
-      <w:bookmarkStart w:id="14" w:name="__RefHeading___Toc3010_3485568049"/>
+      <w:bookmarkStart w:id="14" w:name="__RefHeading___Toc3010_1837720301"/>
       <w:bookmarkEnd w:id="14"/>
       <w:r>
         <w:rPr>
@@ -4628,7 +4628,7 @@
         <w:spacing w:lineRule="exact" w:line="240" w:before="240" w:after="120"/>
         <w:rPr/>
       </w:pPr>
-      <w:bookmarkStart w:id="15" w:name="__RefHeading___Toc3012_3485568049"/>
+      <w:bookmarkStart w:id="15" w:name="__RefHeading___Toc3012_1837720301"/>
       <w:bookmarkEnd w:id="15"/>
       <w:r>
         <w:rPr>
@@ -4666,7 +4666,7 @@
         <w:spacing w:lineRule="exact" w:line="240" w:before="240" w:after="120"/>
         <w:rPr/>
       </w:pPr>
-      <w:bookmarkStart w:id="16" w:name="__RefHeading___Toc3014_3485568049"/>
+      <w:bookmarkStart w:id="16" w:name="__RefHeading___Toc3014_1837720301"/>
       <w:bookmarkEnd w:id="16"/>
       <w:r>
         <w:rPr>
@@ -4726,7 +4726,7 @@
         <w:spacing w:lineRule="exact" w:line="240" w:before="240" w:after="120"/>
         <w:rPr/>
       </w:pPr>
-      <w:bookmarkStart w:id="17" w:name="__RefHeading___Toc3016_3485568049"/>
+      <w:bookmarkStart w:id="17" w:name="__RefHeading___Toc3016_1837720301"/>
       <w:bookmarkEnd w:id="17"/>
       <w:r>
         <w:rPr>
@@ -4764,7 +4764,7 @@
         <w:spacing w:lineRule="exact" w:line="240" w:before="240" w:after="120"/>
         <w:rPr/>
       </w:pPr>
-      <w:bookmarkStart w:id="18" w:name="__RefHeading___Toc3018_3485568049"/>
+      <w:bookmarkStart w:id="18" w:name="__RefHeading___Toc3018_1837720301"/>
       <w:bookmarkEnd w:id="18"/>
       <w:r>
         <w:rPr>
@@ -4844,7 +4844,7 @@
         <w:spacing w:lineRule="exact" w:line="240" w:before="240" w:after="120"/>
         <w:rPr/>
       </w:pPr>
-      <w:bookmarkStart w:id="19" w:name="__RefHeading___Toc3020_3485568049"/>
+      <w:bookmarkStart w:id="19" w:name="__RefHeading___Toc3020_1837720301"/>
       <w:bookmarkEnd w:id="19"/>
       <w:r>
         <w:rPr>

--- a/reporte/productos_formales/Producto_06_Modelo_Fraccionamiento.docx
+++ b/reporte/productos_formales/Producto_06_Modelo_Fraccionamiento.docx
@@ -262,7 +262,7 @@
         <w:spacing w:lineRule="exact" w:line="240" w:before="240" w:after="120"/>
         <w:rPr/>
       </w:pPr>
-      <w:bookmarkStart w:id="0" w:name="__RefHeading___Toc2982_1837720301"/>
+      <w:bookmarkStart w:id="0" w:name="__RefHeading___Toc2982_3772282917"/>
       <w:bookmarkEnd w:id="0"/>
       <w:r>
         <w:rPr>
@@ -369,7 +369,7 @@
             </w:rPr>
             <w:fldChar w:fldCharType="separate"/>
           </w:r>
-          <w:hyperlink w:anchor="__RefHeading___Toc2982_1837720301">
+          <w:hyperlink w:anchor="__RefHeading___Toc2982_3772282917">
             <w:r>
               <w:rPr>
                 <w:rStyle w:val="IndexLink"/>
@@ -389,7 +389,7 @@
             </w:tabs>
             <w:rPr/>
           </w:pPr>
-          <w:hyperlink w:anchor="__RefHeading___Toc2984_1837720301">
+          <w:hyperlink w:anchor="__RefHeading___Toc2984_3772282917">
             <w:r>
               <w:rPr>
                 <w:rStyle w:val="IndexLink"/>
@@ -409,7 +409,7 @@
             </w:tabs>
             <w:rPr/>
           </w:pPr>
-          <w:hyperlink w:anchor="__RefHeading___Toc2986_1837720301">
+          <w:hyperlink w:anchor="__RefHeading___Toc2986_3772282917">
             <w:r>
               <w:rPr>
                 <w:rStyle w:val="IndexLink"/>
@@ -429,7 +429,7 @@
             </w:tabs>
             <w:rPr/>
           </w:pPr>
-          <w:hyperlink w:anchor="__RefHeading___Toc2988_1837720301">
+          <w:hyperlink w:anchor="__RefHeading___Toc2988_3772282917">
             <w:r>
               <w:rPr>
                 <w:rStyle w:val="IndexLink"/>
@@ -449,7 +449,7 @@
             </w:tabs>
             <w:rPr/>
           </w:pPr>
-          <w:hyperlink w:anchor="__RefHeading___Toc2990_1837720301">
+          <w:hyperlink w:anchor="__RefHeading___Toc2990_3772282917">
             <w:r>
               <w:rPr>
                 <w:rStyle w:val="IndexLink"/>
@@ -469,7 +469,7 @@
             </w:tabs>
             <w:rPr/>
           </w:pPr>
-          <w:hyperlink w:anchor="__RefHeading___Toc2992_1837720301">
+          <w:hyperlink w:anchor="__RefHeading___Toc2992_3772282917">
             <w:r>
               <w:rPr>
                 <w:rStyle w:val="IndexLink"/>
@@ -489,7 +489,7 @@
             </w:tabs>
             <w:rPr/>
           </w:pPr>
-          <w:hyperlink w:anchor="__RefHeading___Toc2994_1837720301">
+          <w:hyperlink w:anchor="__RefHeading___Toc2994_3772282917">
             <w:r>
               <w:rPr>
                 <w:rStyle w:val="IndexLink"/>
@@ -509,7 +509,7 @@
             </w:tabs>
             <w:rPr/>
           </w:pPr>
-          <w:hyperlink w:anchor="__RefHeading___Toc2996_1837720301">
+          <w:hyperlink w:anchor="__RefHeading___Toc2996_3772282917">
             <w:r>
               <w:rPr>
                 <w:rStyle w:val="IndexLink"/>
@@ -529,7 +529,7 @@
             </w:tabs>
             <w:rPr/>
           </w:pPr>
-          <w:hyperlink w:anchor="__RefHeading___Toc2998_1837720301">
+          <w:hyperlink w:anchor="__RefHeading___Toc2998_3772282917">
             <w:r>
               <w:rPr>
                 <w:rStyle w:val="IndexLink"/>
@@ -549,7 +549,7 @@
             </w:tabs>
             <w:rPr/>
           </w:pPr>
-          <w:hyperlink w:anchor="__RefHeading___Toc3000_1837720301">
+          <w:hyperlink w:anchor="__RefHeading___Toc3000_3772282917">
             <w:r>
               <w:rPr>
                 <w:rStyle w:val="IndexLink"/>
@@ -569,7 +569,7 @@
             </w:tabs>
             <w:rPr/>
           </w:pPr>
-          <w:hyperlink w:anchor="__RefHeading___Toc3002_1837720301">
+          <w:hyperlink w:anchor="__RefHeading___Toc3002_3772282917">
             <w:r>
               <w:rPr>
                 <w:rStyle w:val="IndexLink"/>
@@ -589,7 +589,7 @@
             </w:tabs>
             <w:rPr/>
           </w:pPr>
-          <w:hyperlink w:anchor="__RefHeading___Toc3004_1837720301">
+          <w:hyperlink w:anchor="__RefHeading___Toc3004_3772282917">
             <w:r>
               <w:rPr>
                 <w:rStyle w:val="IndexLink"/>
@@ -609,7 +609,7 @@
             </w:tabs>
             <w:rPr/>
           </w:pPr>
-          <w:hyperlink w:anchor="__RefHeading___Toc3006_1837720301">
+          <w:hyperlink w:anchor="__RefHeading___Toc3006_3772282917">
             <w:r>
               <w:rPr>
                 <w:rStyle w:val="IndexLink"/>
@@ -629,7 +629,7 @@
             </w:tabs>
             <w:rPr/>
           </w:pPr>
-          <w:hyperlink w:anchor="__RefHeading___Toc3008_1837720301">
+          <w:hyperlink w:anchor="__RefHeading___Toc3008_3772282917">
             <w:r>
               <w:rPr>
                 <w:rStyle w:val="IndexLink"/>
@@ -649,7 +649,7 @@
             </w:tabs>
             <w:rPr/>
           </w:pPr>
-          <w:hyperlink w:anchor="__RefHeading___Toc3010_1837720301">
+          <w:hyperlink w:anchor="__RefHeading___Toc3010_3772282917">
             <w:r>
               <w:rPr>
                 <w:rStyle w:val="IndexLink"/>
@@ -669,7 +669,7 @@
             </w:tabs>
             <w:rPr/>
           </w:pPr>
-          <w:hyperlink w:anchor="__RefHeading___Toc3012_1837720301">
+          <w:hyperlink w:anchor="__RefHeading___Toc3012_3772282917">
             <w:r>
               <w:rPr>
                 <w:rStyle w:val="IndexLink"/>
@@ -689,7 +689,7 @@
             </w:tabs>
             <w:rPr/>
           </w:pPr>
-          <w:hyperlink w:anchor="__RefHeading___Toc3014_1837720301">
+          <w:hyperlink w:anchor="__RefHeading___Toc3014_3772282917">
             <w:r>
               <w:rPr>
                 <w:rStyle w:val="IndexLink"/>
@@ -709,7 +709,7 @@
             </w:tabs>
             <w:rPr/>
           </w:pPr>
-          <w:hyperlink w:anchor="__RefHeading___Toc3016_1837720301">
+          <w:hyperlink w:anchor="__RefHeading___Toc3016_3772282917">
             <w:r>
               <w:rPr>
                 <w:rStyle w:val="IndexLink"/>
@@ -729,7 +729,7 @@
             </w:tabs>
             <w:rPr/>
           </w:pPr>
-          <w:hyperlink w:anchor="__RefHeading___Toc3018_1837720301">
+          <w:hyperlink w:anchor="__RefHeading___Toc3018_3772282917">
             <w:r>
               <w:rPr>
                 <w:rStyle w:val="IndexLink"/>
@@ -749,7 +749,7 @@
             </w:tabs>
             <w:rPr/>
           </w:pPr>
-          <w:hyperlink w:anchor="__RefHeading___Toc3020_1837720301">
+          <w:hyperlink w:anchor="__RefHeading___Toc3020_3772282917">
             <w:r>
               <w:rPr>
                 <w:rStyle w:val="IndexLink"/>
@@ -789,7 +789,7 @@
         <w:spacing w:lineRule="exact" w:line="240" w:before="240" w:after="120"/>
         <w:rPr/>
       </w:pPr>
-      <w:bookmarkStart w:id="1" w:name="__RefHeading___Toc2984_1837720301"/>
+      <w:bookmarkStart w:id="1" w:name="__RefHeading___Toc2984_3772282917"/>
       <w:bookmarkEnd w:id="1"/>
       <w:r>
         <w:rPr>
@@ -845,7 +845,7 @@
         <w:spacing w:lineRule="exact" w:line="240" w:before="240" w:after="120"/>
         <w:rPr/>
       </w:pPr>
-      <w:bookmarkStart w:id="2" w:name="__RefHeading___Toc2986_1837720301"/>
+      <w:bookmarkStart w:id="2" w:name="__RefHeading___Toc2986_3772282917"/>
       <w:bookmarkEnd w:id="2"/>
       <w:r>
         <w:rPr>
@@ -883,7 +883,7 @@
         <w:spacing w:lineRule="exact" w:line="240" w:before="240" w:after="120"/>
         <w:rPr/>
       </w:pPr>
-      <w:bookmarkStart w:id="3" w:name="__RefHeading___Toc2988_1837720301"/>
+      <w:bookmarkStart w:id="3" w:name="__RefHeading___Toc2988_3772282917"/>
       <w:bookmarkEnd w:id="3"/>
       <w:r>
         <w:rPr>
@@ -2197,7 +2197,7 @@
         <w:spacing w:lineRule="exact" w:line="240" w:before="240" w:after="120"/>
         <w:rPr/>
       </w:pPr>
-      <w:bookmarkStart w:id="4" w:name="__RefHeading___Toc2990_1837720301"/>
+      <w:bookmarkStart w:id="4" w:name="__RefHeading___Toc2990_3772282917"/>
       <w:bookmarkEnd w:id="4"/>
       <w:r>
         <w:rPr>
@@ -2774,7 +2774,7 @@
         <w:spacing w:lineRule="exact" w:line="240" w:before="240" w:after="120"/>
         <w:rPr/>
       </w:pPr>
-      <w:bookmarkStart w:id="5" w:name="__RefHeading___Toc2992_1837720301"/>
+      <w:bookmarkStart w:id="5" w:name="__RefHeading___Toc2992_3772282917"/>
       <w:bookmarkEnd w:id="5"/>
       <w:r>
         <w:rPr>
@@ -2812,7 +2812,7 @@
         <w:spacing w:lineRule="exact" w:line="240" w:before="240" w:after="120"/>
         <w:rPr/>
       </w:pPr>
-      <w:bookmarkStart w:id="6" w:name="__RefHeading___Toc2994_1837720301"/>
+      <w:bookmarkStart w:id="6" w:name="__RefHeading___Toc2994_3772282917"/>
       <w:bookmarkEnd w:id="6"/>
       <w:r>
         <w:rPr>
@@ -2850,7 +2850,7 @@
         <w:spacing w:lineRule="exact" w:line="240" w:before="240" w:after="120"/>
         <w:rPr/>
       </w:pPr>
-      <w:bookmarkStart w:id="7" w:name="__RefHeading___Toc2996_1837720301"/>
+      <w:bookmarkStart w:id="7" w:name="__RefHeading___Toc2996_3772282917"/>
       <w:bookmarkEnd w:id="7"/>
       <w:r>
         <w:rPr>
@@ -2870,7 +2870,7 @@
         <w:spacing w:lineRule="exact" w:line="240" w:before="180" w:after="80"/>
         <w:rPr/>
       </w:pPr>
-      <w:bookmarkStart w:id="8" w:name="__RefHeading___Toc2998_1837720301"/>
+      <w:bookmarkStart w:id="8" w:name="__RefHeading___Toc2998_3772282917"/>
       <w:bookmarkEnd w:id="8"/>
       <w:r>
         <w:rPr>
@@ -2997,7 +2997,7 @@
         <w:spacing w:lineRule="exact" w:line="240" w:before="180" w:after="80"/>
         <w:rPr/>
       </w:pPr>
-      <w:bookmarkStart w:id="9" w:name="__RefHeading___Toc3000_1837720301"/>
+      <w:bookmarkStart w:id="9" w:name="__RefHeading___Toc3000_3772282917"/>
       <w:bookmarkEnd w:id="9"/>
       <w:r>
         <w:rPr>
@@ -3728,7 +3728,7 @@
         <w:spacing w:lineRule="exact" w:line="240" w:before="180" w:after="80"/>
         <w:rPr/>
       </w:pPr>
-      <w:bookmarkStart w:id="10" w:name="__RefHeading___Toc3002_1837720301"/>
+      <w:bookmarkStart w:id="10" w:name="__RefHeading___Toc3002_3772282917"/>
       <w:bookmarkEnd w:id="10"/>
       <w:r>
         <w:rPr>
@@ -3766,7 +3766,7 @@
         <w:spacing w:lineRule="exact" w:line="240" w:before="180" w:after="80"/>
         <w:rPr/>
       </w:pPr>
-      <w:bookmarkStart w:id="11" w:name="__RefHeading___Toc3004_1837720301"/>
+      <w:bookmarkStart w:id="11" w:name="__RefHeading___Toc3004_3772282917"/>
       <w:bookmarkEnd w:id="11"/>
       <w:r>
         <w:rPr>
@@ -3804,7 +3804,7 @@
         <w:spacing w:lineRule="exact" w:line="240" w:before="180" w:after="80"/>
         <w:rPr/>
       </w:pPr>
-      <w:bookmarkStart w:id="12" w:name="__RefHeading___Toc3006_1837720301"/>
+      <w:bookmarkStart w:id="12" w:name="__RefHeading___Toc3006_3772282917"/>
       <w:bookmarkEnd w:id="12"/>
       <w:r>
         <w:rPr>
@@ -4468,7 +4468,7 @@
         <w:spacing w:lineRule="exact" w:line="240" w:before="180" w:after="80"/>
         <w:rPr/>
       </w:pPr>
-      <w:bookmarkStart w:id="13" w:name="__RefHeading___Toc3008_1837720301"/>
+      <w:bookmarkStart w:id="13" w:name="__RefHeading___Toc3008_3772282917"/>
       <w:bookmarkEnd w:id="13"/>
       <w:r>
         <w:rPr>
@@ -4528,7 +4528,7 @@
         <w:spacing w:lineRule="exact" w:line="240" w:before="240" w:after="120"/>
         <w:rPr/>
       </w:pPr>
-      <w:bookmarkStart w:id="14" w:name="__RefHeading___Toc3010_1837720301"/>
+      <w:bookmarkStart w:id="14" w:name="__RefHeading___Toc3010_3772282917"/>
       <w:bookmarkEnd w:id="14"/>
       <w:r>
         <w:rPr>
@@ -4628,7 +4628,7 @@
         <w:spacing w:lineRule="exact" w:line="240" w:before="240" w:after="120"/>
         <w:rPr/>
       </w:pPr>
-      <w:bookmarkStart w:id="15" w:name="__RefHeading___Toc3012_1837720301"/>
+      <w:bookmarkStart w:id="15" w:name="__RefHeading___Toc3012_3772282917"/>
       <w:bookmarkEnd w:id="15"/>
       <w:r>
         <w:rPr>
@@ -4666,7 +4666,7 @@
         <w:spacing w:lineRule="exact" w:line="240" w:before="240" w:after="120"/>
         <w:rPr/>
       </w:pPr>
-      <w:bookmarkStart w:id="16" w:name="__RefHeading___Toc3014_1837720301"/>
+      <w:bookmarkStart w:id="16" w:name="__RefHeading___Toc3014_3772282917"/>
       <w:bookmarkEnd w:id="16"/>
       <w:r>
         <w:rPr>
@@ -4726,7 +4726,7 @@
         <w:spacing w:lineRule="exact" w:line="240" w:before="240" w:after="120"/>
         <w:rPr/>
       </w:pPr>
-      <w:bookmarkStart w:id="17" w:name="__RefHeading___Toc3016_1837720301"/>
+      <w:bookmarkStart w:id="17" w:name="__RefHeading___Toc3016_3772282917"/>
       <w:bookmarkEnd w:id="17"/>
       <w:r>
         <w:rPr>
@@ -4764,7 +4764,7 @@
         <w:spacing w:lineRule="exact" w:line="240" w:before="240" w:after="120"/>
         <w:rPr/>
       </w:pPr>
-      <w:bookmarkStart w:id="18" w:name="__RefHeading___Toc3018_1837720301"/>
+      <w:bookmarkStart w:id="18" w:name="__RefHeading___Toc3018_3772282917"/>
       <w:bookmarkEnd w:id="18"/>
       <w:r>
         <w:rPr>
@@ -4844,7 +4844,7 @@
         <w:spacing w:lineRule="exact" w:line="240" w:before="240" w:after="120"/>
         <w:rPr/>
       </w:pPr>
-      <w:bookmarkStart w:id="19" w:name="__RefHeading___Toc3020_1837720301"/>
+      <w:bookmarkStart w:id="19" w:name="__RefHeading___Toc3020_3772282917"/>
       <w:bookmarkEnd w:id="19"/>
       <w:r>
         <w:rPr>

--- a/reporte/productos_formales/Producto_06_Modelo_Fraccionamiento.docx
+++ b/reporte/productos_formales/Producto_06_Modelo_Fraccionamiento.docx
@@ -262,7 +262,7 @@
         <w:spacing w:lineRule="exact" w:line="240" w:before="240" w:after="120"/>
         <w:rPr/>
       </w:pPr>
-      <w:bookmarkStart w:id="0" w:name="__RefHeading___Toc2982_3772282917"/>
+      <w:bookmarkStart w:id="0" w:name="__RefHeading___Toc2982_3096013202"/>
       <w:bookmarkEnd w:id="0"/>
       <w:r>
         <w:rPr>
@@ -369,7 +369,7 @@
             </w:rPr>
             <w:fldChar w:fldCharType="separate"/>
           </w:r>
-          <w:hyperlink w:anchor="__RefHeading___Toc2982_3772282917">
+          <w:hyperlink w:anchor="__RefHeading___Toc2982_3096013202">
             <w:r>
               <w:rPr>
                 <w:rStyle w:val="IndexLink"/>
@@ -389,7 +389,7 @@
             </w:tabs>
             <w:rPr/>
           </w:pPr>
-          <w:hyperlink w:anchor="__RefHeading___Toc2984_3772282917">
+          <w:hyperlink w:anchor="__RefHeading___Toc2984_3096013202">
             <w:r>
               <w:rPr>
                 <w:rStyle w:val="IndexLink"/>
@@ -409,7 +409,7 @@
             </w:tabs>
             <w:rPr/>
           </w:pPr>
-          <w:hyperlink w:anchor="__RefHeading___Toc2986_3772282917">
+          <w:hyperlink w:anchor="__RefHeading___Toc2986_3096013202">
             <w:r>
               <w:rPr>
                 <w:rStyle w:val="IndexLink"/>
@@ -429,7 +429,7 @@
             </w:tabs>
             <w:rPr/>
           </w:pPr>
-          <w:hyperlink w:anchor="__RefHeading___Toc2988_3772282917">
+          <w:hyperlink w:anchor="__RefHeading___Toc2988_3096013202">
             <w:r>
               <w:rPr>
                 <w:rStyle w:val="IndexLink"/>
@@ -449,7 +449,7 @@
             </w:tabs>
             <w:rPr/>
           </w:pPr>
-          <w:hyperlink w:anchor="__RefHeading___Toc2990_3772282917">
+          <w:hyperlink w:anchor="__RefHeading___Toc2990_3096013202">
             <w:r>
               <w:rPr>
                 <w:rStyle w:val="IndexLink"/>
@@ -469,7 +469,7 @@
             </w:tabs>
             <w:rPr/>
           </w:pPr>
-          <w:hyperlink w:anchor="__RefHeading___Toc2992_3772282917">
+          <w:hyperlink w:anchor="__RefHeading___Toc2992_3096013202">
             <w:r>
               <w:rPr>
                 <w:rStyle w:val="IndexLink"/>
@@ -489,7 +489,7 @@
             </w:tabs>
             <w:rPr/>
           </w:pPr>
-          <w:hyperlink w:anchor="__RefHeading___Toc2994_3772282917">
+          <w:hyperlink w:anchor="__RefHeading___Toc2994_3096013202">
             <w:r>
               <w:rPr>
                 <w:rStyle w:val="IndexLink"/>
@@ -509,7 +509,7 @@
             </w:tabs>
             <w:rPr/>
           </w:pPr>
-          <w:hyperlink w:anchor="__RefHeading___Toc2996_3772282917">
+          <w:hyperlink w:anchor="__RefHeading___Toc2996_3096013202">
             <w:r>
               <w:rPr>
                 <w:rStyle w:val="IndexLink"/>
@@ -529,7 +529,7 @@
             </w:tabs>
             <w:rPr/>
           </w:pPr>
-          <w:hyperlink w:anchor="__RefHeading___Toc2998_3772282917">
+          <w:hyperlink w:anchor="__RefHeading___Toc2998_3096013202">
             <w:r>
               <w:rPr>
                 <w:rStyle w:val="IndexLink"/>
@@ -549,7 +549,7 @@
             </w:tabs>
             <w:rPr/>
           </w:pPr>
-          <w:hyperlink w:anchor="__RefHeading___Toc3000_3772282917">
+          <w:hyperlink w:anchor="__RefHeading___Toc3000_3096013202">
             <w:r>
               <w:rPr>
                 <w:rStyle w:val="IndexLink"/>
@@ -569,7 +569,7 @@
             </w:tabs>
             <w:rPr/>
           </w:pPr>
-          <w:hyperlink w:anchor="__RefHeading___Toc3002_3772282917">
+          <w:hyperlink w:anchor="__RefHeading___Toc3002_3096013202">
             <w:r>
               <w:rPr>
                 <w:rStyle w:val="IndexLink"/>
@@ -589,7 +589,7 @@
             </w:tabs>
             <w:rPr/>
           </w:pPr>
-          <w:hyperlink w:anchor="__RefHeading___Toc3004_3772282917">
+          <w:hyperlink w:anchor="__RefHeading___Toc3004_3096013202">
             <w:r>
               <w:rPr>
                 <w:rStyle w:val="IndexLink"/>
@@ -609,7 +609,7 @@
             </w:tabs>
             <w:rPr/>
           </w:pPr>
-          <w:hyperlink w:anchor="__RefHeading___Toc3006_3772282917">
+          <w:hyperlink w:anchor="__RefHeading___Toc3006_3096013202">
             <w:r>
               <w:rPr>
                 <w:rStyle w:val="IndexLink"/>
@@ -629,7 +629,7 @@
             </w:tabs>
             <w:rPr/>
           </w:pPr>
-          <w:hyperlink w:anchor="__RefHeading___Toc3008_3772282917">
+          <w:hyperlink w:anchor="__RefHeading___Toc3008_3096013202">
             <w:r>
               <w:rPr>
                 <w:rStyle w:val="IndexLink"/>
@@ -649,7 +649,7 @@
             </w:tabs>
             <w:rPr/>
           </w:pPr>
-          <w:hyperlink w:anchor="__RefHeading___Toc3010_3772282917">
+          <w:hyperlink w:anchor="__RefHeading___Toc3010_3096013202">
             <w:r>
               <w:rPr>
                 <w:rStyle w:val="IndexLink"/>
@@ -669,7 +669,7 @@
             </w:tabs>
             <w:rPr/>
           </w:pPr>
-          <w:hyperlink w:anchor="__RefHeading___Toc3012_3772282917">
+          <w:hyperlink w:anchor="__RefHeading___Toc3012_3096013202">
             <w:r>
               <w:rPr>
                 <w:rStyle w:val="IndexLink"/>
@@ -689,7 +689,7 @@
             </w:tabs>
             <w:rPr/>
           </w:pPr>
-          <w:hyperlink w:anchor="__RefHeading___Toc3014_3772282917">
+          <w:hyperlink w:anchor="__RefHeading___Toc3014_3096013202">
             <w:r>
               <w:rPr>
                 <w:rStyle w:val="IndexLink"/>
@@ -709,7 +709,7 @@
             </w:tabs>
             <w:rPr/>
           </w:pPr>
-          <w:hyperlink w:anchor="__RefHeading___Toc3016_3772282917">
+          <w:hyperlink w:anchor="__RefHeading___Toc3016_3096013202">
             <w:r>
               <w:rPr>
                 <w:rStyle w:val="IndexLink"/>
@@ -729,7 +729,7 @@
             </w:tabs>
             <w:rPr/>
           </w:pPr>
-          <w:hyperlink w:anchor="__RefHeading___Toc3018_3772282917">
+          <w:hyperlink w:anchor="__RefHeading___Toc3018_3096013202">
             <w:r>
               <w:rPr>
                 <w:rStyle w:val="IndexLink"/>
@@ -749,7 +749,7 @@
             </w:tabs>
             <w:rPr/>
           </w:pPr>
-          <w:hyperlink w:anchor="__RefHeading___Toc3020_3772282917">
+          <w:hyperlink w:anchor="__RefHeading___Toc3020_3096013202">
             <w:r>
               <w:rPr>
                 <w:rStyle w:val="IndexLink"/>
@@ -789,7 +789,7 @@
         <w:spacing w:lineRule="exact" w:line="240" w:before="240" w:after="120"/>
         <w:rPr/>
       </w:pPr>
-      <w:bookmarkStart w:id="1" w:name="__RefHeading___Toc2984_3772282917"/>
+      <w:bookmarkStart w:id="1" w:name="__RefHeading___Toc2984_3096013202"/>
       <w:bookmarkEnd w:id="1"/>
       <w:r>
         <w:rPr>
@@ -845,7 +845,7 @@
         <w:spacing w:lineRule="exact" w:line="240" w:before="240" w:after="120"/>
         <w:rPr/>
       </w:pPr>
-      <w:bookmarkStart w:id="2" w:name="__RefHeading___Toc2986_3772282917"/>
+      <w:bookmarkStart w:id="2" w:name="__RefHeading___Toc2986_3096013202"/>
       <w:bookmarkEnd w:id="2"/>
       <w:r>
         <w:rPr>
@@ -883,7 +883,7 @@
         <w:spacing w:lineRule="exact" w:line="240" w:before="240" w:after="120"/>
         <w:rPr/>
       </w:pPr>
-      <w:bookmarkStart w:id="3" w:name="__RefHeading___Toc2988_3772282917"/>
+      <w:bookmarkStart w:id="3" w:name="__RefHeading___Toc2988_3096013202"/>
       <w:bookmarkEnd w:id="3"/>
       <w:r>
         <w:rPr>
@@ -2197,7 +2197,7 @@
         <w:spacing w:lineRule="exact" w:line="240" w:before="240" w:after="120"/>
         <w:rPr/>
       </w:pPr>
-      <w:bookmarkStart w:id="4" w:name="__RefHeading___Toc2990_3772282917"/>
+      <w:bookmarkStart w:id="4" w:name="__RefHeading___Toc2990_3096013202"/>
       <w:bookmarkEnd w:id="4"/>
       <w:r>
         <w:rPr>
@@ -2774,7 +2774,7 @@
         <w:spacing w:lineRule="exact" w:line="240" w:before="240" w:after="120"/>
         <w:rPr/>
       </w:pPr>
-      <w:bookmarkStart w:id="5" w:name="__RefHeading___Toc2992_3772282917"/>
+      <w:bookmarkStart w:id="5" w:name="__RefHeading___Toc2992_3096013202"/>
       <w:bookmarkEnd w:id="5"/>
       <w:r>
         <w:rPr>
@@ -2812,7 +2812,7 @@
         <w:spacing w:lineRule="exact" w:line="240" w:before="240" w:after="120"/>
         <w:rPr/>
       </w:pPr>
-      <w:bookmarkStart w:id="6" w:name="__RefHeading___Toc2994_3772282917"/>
+      <w:bookmarkStart w:id="6" w:name="__RefHeading___Toc2994_3096013202"/>
       <w:bookmarkEnd w:id="6"/>
       <w:r>
         <w:rPr>
@@ -2850,7 +2850,7 @@
         <w:spacing w:lineRule="exact" w:line="240" w:before="240" w:after="120"/>
         <w:rPr/>
       </w:pPr>
-      <w:bookmarkStart w:id="7" w:name="__RefHeading___Toc2996_3772282917"/>
+      <w:bookmarkStart w:id="7" w:name="__RefHeading___Toc2996_3096013202"/>
       <w:bookmarkEnd w:id="7"/>
       <w:r>
         <w:rPr>
@@ -2870,7 +2870,7 @@
         <w:spacing w:lineRule="exact" w:line="240" w:before="180" w:after="80"/>
         <w:rPr/>
       </w:pPr>
-      <w:bookmarkStart w:id="8" w:name="__RefHeading___Toc2998_3772282917"/>
+      <w:bookmarkStart w:id="8" w:name="__RefHeading___Toc2998_3096013202"/>
       <w:bookmarkEnd w:id="8"/>
       <w:r>
         <w:rPr>
@@ -2997,7 +2997,7 @@
         <w:spacing w:lineRule="exact" w:line="240" w:before="180" w:after="80"/>
         <w:rPr/>
       </w:pPr>
-      <w:bookmarkStart w:id="9" w:name="__RefHeading___Toc3000_3772282917"/>
+      <w:bookmarkStart w:id="9" w:name="__RefHeading___Toc3000_3096013202"/>
       <w:bookmarkEnd w:id="9"/>
       <w:r>
         <w:rPr>
@@ -3728,7 +3728,7 @@
         <w:spacing w:lineRule="exact" w:line="240" w:before="180" w:after="80"/>
         <w:rPr/>
       </w:pPr>
-      <w:bookmarkStart w:id="10" w:name="__RefHeading___Toc3002_3772282917"/>
+      <w:bookmarkStart w:id="10" w:name="__RefHeading___Toc3002_3096013202"/>
       <w:bookmarkEnd w:id="10"/>
       <w:r>
         <w:rPr>
@@ -3766,7 +3766,7 @@
         <w:spacing w:lineRule="exact" w:line="240" w:before="180" w:after="80"/>
         <w:rPr/>
       </w:pPr>
-      <w:bookmarkStart w:id="11" w:name="__RefHeading___Toc3004_3772282917"/>
+      <w:bookmarkStart w:id="11" w:name="__RefHeading___Toc3004_3096013202"/>
       <w:bookmarkEnd w:id="11"/>
       <w:r>
         <w:rPr>
@@ -3804,7 +3804,7 @@
         <w:spacing w:lineRule="exact" w:line="240" w:before="180" w:after="80"/>
         <w:rPr/>
       </w:pPr>
-      <w:bookmarkStart w:id="12" w:name="__RefHeading___Toc3006_3772282917"/>
+      <w:bookmarkStart w:id="12" w:name="__RefHeading___Toc3006_3096013202"/>
       <w:bookmarkEnd w:id="12"/>
       <w:r>
         <w:rPr>
@@ -4468,7 +4468,7 @@
         <w:spacing w:lineRule="exact" w:line="240" w:before="180" w:after="80"/>
         <w:rPr/>
       </w:pPr>
-      <w:bookmarkStart w:id="13" w:name="__RefHeading___Toc3008_3772282917"/>
+      <w:bookmarkStart w:id="13" w:name="__RefHeading___Toc3008_3096013202"/>
       <w:bookmarkEnd w:id="13"/>
       <w:r>
         <w:rPr>
@@ -4528,7 +4528,7 @@
         <w:spacing w:lineRule="exact" w:line="240" w:before="240" w:after="120"/>
         <w:rPr/>
       </w:pPr>
-      <w:bookmarkStart w:id="14" w:name="__RefHeading___Toc3010_3772282917"/>
+      <w:bookmarkStart w:id="14" w:name="__RefHeading___Toc3010_3096013202"/>
       <w:bookmarkEnd w:id="14"/>
       <w:r>
         <w:rPr>
@@ -4628,7 +4628,7 @@
         <w:spacing w:lineRule="exact" w:line="240" w:before="240" w:after="120"/>
         <w:rPr/>
       </w:pPr>
-      <w:bookmarkStart w:id="15" w:name="__RefHeading___Toc3012_3772282917"/>
+      <w:bookmarkStart w:id="15" w:name="__RefHeading___Toc3012_3096013202"/>
       <w:bookmarkEnd w:id="15"/>
       <w:r>
         <w:rPr>
@@ -4666,7 +4666,7 @@
         <w:spacing w:lineRule="exact" w:line="240" w:before="240" w:after="120"/>
         <w:rPr/>
       </w:pPr>
-      <w:bookmarkStart w:id="16" w:name="__RefHeading___Toc3014_3772282917"/>
+      <w:bookmarkStart w:id="16" w:name="__RefHeading___Toc3014_3096013202"/>
       <w:bookmarkEnd w:id="16"/>
       <w:r>
         <w:rPr>
@@ -4726,7 +4726,7 @@
         <w:spacing w:lineRule="exact" w:line="240" w:before="240" w:after="120"/>
         <w:rPr/>
       </w:pPr>
-      <w:bookmarkStart w:id="17" w:name="__RefHeading___Toc3016_3772282917"/>
+      <w:bookmarkStart w:id="17" w:name="__RefHeading___Toc3016_3096013202"/>
       <w:bookmarkEnd w:id="17"/>
       <w:r>
         <w:rPr>
@@ -4764,7 +4764,7 @@
         <w:spacing w:lineRule="exact" w:line="240" w:before="240" w:after="120"/>
         <w:rPr/>
       </w:pPr>
-      <w:bookmarkStart w:id="18" w:name="__RefHeading___Toc3018_3772282917"/>
+      <w:bookmarkStart w:id="18" w:name="__RefHeading___Toc3018_3096013202"/>
       <w:bookmarkEnd w:id="18"/>
       <w:r>
         <w:rPr>
@@ -4844,7 +4844,7 @@
         <w:spacing w:lineRule="exact" w:line="240" w:before="240" w:after="120"/>
         <w:rPr/>
       </w:pPr>
-      <w:bookmarkStart w:id="19" w:name="__RefHeading___Toc3020_3772282917"/>
+      <w:bookmarkStart w:id="19" w:name="__RefHeading___Toc3020_3096013202"/>
       <w:bookmarkEnd w:id="19"/>
       <w:r>
         <w:rPr>

--- a/reporte/productos_formales/Producto_06_Modelo_Fraccionamiento.docx
+++ b/reporte/productos_formales/Producto_06_Modelo_Fraccionamiento.docx
@@ -262,7 +262,7 @@
         <w:spacing w:lineRule="exact" w:line="240" w:before="240" w:after="120"/>
         <w:rPr/>
       </w:pPr>
-      <w:bookmarkStart w:id="0" w:name="__RefHeading___Toc2982_3096013202"/>
+      <w:bookmarkStart w:id="0" w:name="__RefHeading___Toc2982_1748477897"/>
       <w:bookmarkEnd w:id="0"/>
       <w:r>
         <w:rPr>
@@ -369,7 +369,7 @@
             </w:rPr>
             <w:fldChar w:fldCharType="separate"/>
           </w:r>
-          <w:hyperlink w:anchor="__RefHeading___Toc2982_3096013202">
+          <w:hyperlink w:anchor="__RefHeading___Toc2982_1748477897">
             <w:r>
               <w:rPr>
                 <w:rStyle w:val="IndexLink"/>
@@ -389,7 +389,7 @@
             </w:tabs>
             <w:rPr/>
           </w:pPr>
-          <w:hyperlink w:anchor="__RefHeading___Toc2984_3096013202">
+          <w:hyperlink w:anchor="__RefHeading___Toc2984_1748477897">
             <w:r>
               <w:rPr>
                 <w:rStyle w:val="IndexLink"/>
@@ -409,7 +409,7 @@
             </w:tabs>
             <w:rPr/>
           </w:pPr>
-          <w:hyperlink w:anchor="__RefHeading___Toc2986_3096013202">
+          <w:hyperlink w:anchor="__RefHeading___Toc2986_1748477897">
             <w:r>
               <w:rPr>
                 <w:rStyle w:val="IndexLink"/>
@@ -429,7 +429,7 @@
             </w:tabs>
             <w:rPr/>
           </w:pPr>
-          <w:hyperlink w:anchor="__RefHeading___Toc2988_3096013202">
+          <w:hyperlink w:anchor="__RefHeading___Toc2988_1748477897">
             <w:r>
               <w:rPr>
                 <w:rStyle w:val="IndexLink"/>
@@ -449,7 +449,7 @@
             </w:tabs>
             <w:rPr/>
           </w:pPr>
-          <w:hyperlink w:anchor="__RefHeading___Toc2990_3096013202">
+          <w:hyperlink w:anchor="__RefHeading___Toc2990_1748477897">
             <w:r>
               <w:rPr>
                 <w:rStyle w:val="IndexLink"/>
@@ -469,7 +469,7 @@
             </w:tabs>
             <w:rPr/>
           </w:pPr>
-          <w:hyperlink w:anchor="__RefHeading___Toc2992_3096013202">
+          <w:hyperlink w:anchor="__RefHeading___Toc2992_1748477897">
             <w:r>
               <w:rPr>
                 <w:rStyle w:val="IndexLink"/>
@@ -489,7 +489,7 @@
             </w:tabs>
             <w:rPr/>
           </w:pPr>
-          <w:hyperlink w:anchor="__RefHeading___Toc2994_3096013202">
+          <w:hyperlink w:anchor="__RefHeading___Toc2994_1748477897">
             <w:r>
               <w:rPr>
                 <w:rStyle w:val="IndexLink"/>
@@ -509,7 +509,7 @@
             </w:tabs>
             <w:rPr/>
           </w:pPr>
-          <w:hyperlink w:anchor="__RefHeading___Toc2996_3096013202">
+          <w:hyperlink w:anchor="__RefHeading___Toc2996_1748477897">
             <w:r>
               <w:rPr>
                 <w:rStyle w:val="IndexLink"/>
@@ -529,7 +529,7 @@
             </w:tabs>
             <w:rPr/>
           </w:pPr>
-          <w:hyperlink w:anchor="__RefHeading___Toc2998_3096013202">
+          <w:hyperlink w:anchor="__RefHeading___Toc2998_1748477897">
             <w:r>
               <w:rPr>
                 <w:rStyle w:val="IndexLink"/>
@@ -549,7 +549,7 @@
             </w:tabs>
             <w:rPr/>
           </w:pPr>
-          <w:hyperlink w:anchor="__RefHeading___Toc3000_3096013202">
+          <w:hyperlink w:anchor="__RefHeading___Toc3000_1748477897">
             <w:r>
               <w:rPr>
                 <w:rStyle w:val="IndexLink"/>
@@ -569,7 +569,7 @@
             </w:tabs>
             <w:rPr/>
           </w:pPr>
-          <w:hyperlink w:anchor="__RefHeading___Toc3002_3096013202">
+          <w:hyperlink w:anchor="__RefHeading___Toc3002_1748477897">
             <w:r>
               <w:rPr>
                 <w:rStyle w:val="IndexLink"/>
@@ -589,7 +589,7 @@
             </w:tabs>
             <w:rPr/>
           </w:pPr>
-          <w:hyperlink w:anchor="__RefHeading___Toc3004_3096013202">
+          <w:hyperlink w:anchor="__RefHeading___Toc3004_1748477897">
             <w:r>
               <w:rPr>
                 <w:rStyle w:val="IndexLink"/>
@@ -609,7 +609,7 @@
             </w:tabs>
             <w:rPr/>
           </w:pPr>
-          <w:hyperlink w:anchor="__RefHeading___Toc3006_3096013202">
+          <w:hyperlink w:anchor="__RefHeading___Toc3006_1748477897">
             <w:r>
               <w:rPr>
                 <w:rStyle w:val="IndexLink"/>
@@ -629,7 +629,7 @@
             </w:tabs>
             <w:rPr/>
           </w:pPr>
-          <w:hyperlink w:anchor="__RefHeading___Toc3008_3096013202">
+          <w:hyperlink w:anchor="__RefHeading___Toc3008_1748477897">
             <w:r>
               <w:rPr>
                 <w:rStyle w:val="IndexLink"/>
@@ -649,7 +649,7 @@
             </w:tabs>
             <w:rPr/>
           </w:pPr>
-          <w:hyperlink w:anchor="__RefHeading___Toc3010_3096013202">
+          <w:hyperlink w:anchor="__RefHeading___Toc3010_1748477897">
             <w:r>
               <w:rPr>
                 <w:rStyle w:val="IndexLink"/>
@@ -669,7 +669,7 @@
             </w:tabs>
             <w:rPr/>
           </w:pPr>
-          <w:hyperlink w:anchor="__RefHeading___Toc3012_3096013202">
+          <w:hyperlink w:anchor="__RefHeading___Toc3012_1748477897">
             <w:r>
               <w:rPr>
                 <w:rStyle w:val="IndexLink"/>
@@ -689,7 +689,7 @@
             </w:tabs>
             <w:rPr/>
           </w:pPr>
-          <w:hyperlink w:anchor="__RefHeading___Toc3014_3096013202">
+          <w:hyperlink w:anchor="__RefHeading___Toc3014_1748477897">
             <w:r>
               <w:rPr>
                 <w:rStyle w:val="IndexLink"/>
@@ -709,7 +709,7 @@
             </w:tabs>
             <w:rPr/>
           </w:pPr>
-          <w:hyperlink w:anchor="__RefHeading___Toc3016_3096013202">
+          <w:hyperlink w:anchor="__RefHeading___Toc3016_1748477897">
             <w:r>
               <w:rPr>
                 <w:rStyle w:val="IndexLink"/>
@@ -729,7 +729,7 @@
             </w:tabs>
             <w:rPr/>
           </w:pPr>
-          <w:hyperlink w:anchor="__RefHeading___Toc3018_3096013202">
+          <w:hyperlink w:anchor="__RefHeading___Toc3018_1748477897">
             <w:r>
               <w:rPr>
                 <w:rStyle w:val="IndexLink"/>
@@ -749,7 +749,7 @@
             </w:tabs>
             <w:rPr/>
           </w:pPr>
-          <w:hyperlink w:anchor="__RefHeading___Toc3020_3096013202">
+          <w:hyperlink w:anchor="__RefHeading___Toc3020_1748477897">
             <w:r>
               <w:rPr>
                 <w:rStyle w:val="IndexLink"/>
@@ -789,7 +789,7 @@
         <w:spacing w:lineRule="exact" w:line="240" w:before="240" w:after="120"/>
         <w:rPr/>
       </w:pPr>
-      <w:bookmarkStart w:id="1" w:name="__RefHeading___Toc2984_3096013202"/>
+      <w:bookmarkStart w:id="1" w:name="__RefHeading___Toc2984_1748477897"/>
       <w:bookmarkEnd w:id="1"/>
       <w:r>
         <w:rPr>
@@ -845,7 +845,7 @@
         <w:spacing w:lineRule="exact" w:line="240" w:before="240" w:after="120"/>
         <w:rPr/>
       </w:pPr>
-      <w:bookmarkStart w:id="2" w:name="__RefHeading___Toc2986_3096013202"/>
+      <w:bookmarkStart w:id="2" w:name="__RefHeading___Toc2986_1748477897"/>
       <w:bookmarkEnd w:id="2"/>
       <w:r>
         <w:rPr>
@@ -883,7 +883,7 @@
         <w:spacing w:lineRule="exact" w:line="240" w:before="240" w:after="120"/>
         <w:rPr/>
       </w:pPr>
-      <w:bookmarkStart w:id="3" w:name="__RefHeading___Toc2988_3096013202"/>
+      <w:bookmarkStart w:id="3" w:name="__RefHeading___Toc2988_1748477897"/>
       <w:bookmarkEnd w:id="3"/>
       <w:r>
         <w:rPr>
@@ -2197,7 +2197,7 @@
         <w:spacing w:lineRule="exact" w:line="240" w:before="240" w:after="120"/>
         <w:rPr/>
       </w:pPr>
-      <w:bookmarkStart w:id="4" w:name="__RefHeading___Toc2990_3096013202"/>
+      <w:bookmarkStart w:id="4" w:name="__RefHeading___Toc2990_1748477897"/>
       <w:bookmarkEnd w:id="4"/>
       <w:r>
         <w:rPr>
@@ -2774,7 +2774,7 @@
         <w:spacing w:lineRule="exact" w:line="240" w:before="240" w:after="120"/>
         <w:rPr/>
       </w:pPr>
-      <w:bookmarkStart w:id="5" w:name="__RefHeading___Toc2992_3096013202"/>
+      <w:bookmarkStart w:id="5" w:name="__RefHeading___Toc2992_1748477897"/>
       <w:bookmarkEnd w:id="5"/>
       <w:r>
         <w:rPr>
@@ -2812,7 +2812,7 @@
         <w:spacing w:lineRule="exact" w:line="240" w:before="240" w:after="120"/>
         <w:rPr/>
       </w:pPr>
-      <w:bookmarkStart w:id="6" w:name="__RefHeading___Toc2994_3096013202"/>
+      <w:bookmarkStart w:id="6" w:name="__RefHeading___Toc2994_1748477897"/>
       <w:bookmarkEnd w:id="6"/>
       <w:r>
         <w:rPr>
@@ -2850,7 +2850,7 @@
         <w:spacing w:lineRule="exact" w:line="240" w:before="240" w:after="120"/>
         <w:rPr/>
       </w:pPr>
-      <w:bookmarkStart w:id="7" w:name="__RefHeading___Toc2996_3096013202"/>
+      <w:bookmarkStart w:id="7" w:name="__RefHeading___Toc2996_1748477897"/>
       <w:bookmarkEnd w:id="7"/>
       <w:r>
         <w:rPr>
@@ -2870,7 +2870,7 @@
         <w:spacing w:lineRule="exact" w:line="240" w:before="180" w:after="80"/>
         <w:rPr/>
       </w:pPr>
-      <w:bookmarkStart w:id="8" w:name="__RefHeading___Toc2998_3096013202"/>
+      <w:bookmarkStart w:id="8" w:name="__RefHeading___Toc2998_1748477897"/>
       <w:bookmarkEnd w:id="8"/>
       <w:r>
         <w:rPr>
@@ -2997,7 +2997,7 @@
         <w:spacing w:lineRule="exact" w:line="240" w:before="180" w:after="80"/>
         <w:rPr/>
       </w:pPr>
-      <w:bookmarkStart w:id="9" w:name="__RefHeading___Toc3000_3096013202"/>
+      <w:bookmarkStart w:id="9" w:name="__RefHeading___Toc3000_1748477897"/>
       <w:bookmarkEnd w:id="9"/>
       <w:r>
         <w:rPr>
@@ -3728,7 +3728,7 @@
         <w:spacing w:lineRule="exact" w:line="240" w:before="180" w:after="80"/>
         <w:rPr/>
       </w:pPr>
-      <w:bookmarkStart w:id="10" w:name="__RefHeading___Toc3002_3096013202"/>
+      <w:bookmarkStart w:id="10" w:name="__RefHeading___Toc3002_1748477897"/>
       <w:bookmarkEnd w:id="10"/>
       <w:r>
         <w:rPr>
@@ -3766,7 +3766,7 @@
         <w:spacing w:lineRule="exact" w:line="240" w:before="180" w:after="80"/>
         <w:rPr/>
       </w:pPr>
-      <w:bookmarkStart w:id="11" w:name="__RefHeading___Toc3004_3096013202"/>
+      <w:bookmarkStart w:id="11" w:name="__RefHeading___Toc3004_1748477897"/>
       <w:bookmarkEnd w:id="11"/>
       <w:r>
         <w:rPr>
@@ -3804,7 +3804,7 @@
         <w:spacing w:lineRule="exact" w:line="240" w:before="180" w:after="80"/>
         <w:rPr/>
       </w:pPr>
-      <w:bookmarkStart w:id="12" w:name="__RefHeading___Toc3006_3096013202"/>
+      <w:bookmarkStart w:id="12" w:name="__RefHeading___Toc3006_1748477897"/>
       <w:bookmarkEnd w:id="12"/>
       <w:r>
         <w:rPr>
@@ -4121,7 +4121,7 @@
                 <w:sz w:val="22"/>
                 <w:szCs w:val="22"/>
               </w:rPr>
-              <w:t>KMeans + distancia al centroide</w:t>
+              <w:t>StandardScaler + KMeans + distancia al centroide</w:t>
             </w:r>
           </w:p>
         </w:tc>
@@ -4468,7 +4468,7 @@
         <w:spacing w:lineRule="exact" w:line="240" w:before="180" w:after="80"/>
         <w:rPr/>
       </w:pPr>
-      <w:bookmarkStart w:id="13" w:name="__RefHeading___Toc3008_3096013202"/>
+      <w:bookmarkStart w:id="13" w:name="__RefHeading___Toc3008_1748477897"/>
       <w:bookmarkEnd w:id="13"/>
       <w:r>
         <w:rPr>
@@ -4528,7 +4528,7 @@
         <w:spacing w:lineRule="exact" w:line="240" w:before="240" w:after="120"/>
         <w:rPr/>
       </w:pPr>
-      <w:bookmarkStart w:id="14" w:name="__RefHeading___Toc3010_3096013202"/>
+      <w:bookmarkStart w:id="14" w:name="__RefHeading___Toc3010_1748477897"/>
       <w:bookmarkEnd w:id="14"/>
       <w:r>
         <w:rPr>
@@ -4628,7 +4628,7 @@
         <w:spacing w:lineRule="exact" w:line="240" w:before="240" w:after="120"/>
         <w:rPr/>
       </w:pPr>
-      <w:bookmarkStart w:id="15" w:name="__RefHeading___Toc3012_3096013202"/>
+      <w:bookmarkStart w:id="15" w:name="__RefHeading___Toc3012_1748477897"/>
       <w:bookmarkEnd w:id="15"/>
       <w:r>
         <w:rPr>
@@ -4666,7 +4666,7 @@
         <w:spacing w:lineRule="exact" w:line="240" w:before="240" w:after="120"/>
         <w:rPr/>
       </w:pPr>
-      <w:bookmarkStart w:id="16" w:name="__RefHeading___Toc3014_3096013202"/>
+      <w:bookmarkStart w:id="16" w:name="__RefHeading___Toc3014_1748477897"/>
       <w:bookmarkEnd w:id="16"/>
       <w:r>
         <w:rPr>
@@ -4726,7 +4726,7 @@
         <w:spacing w:lineRule="exact" w:line="240" w:before="240" w:after="120"/>
         <w:rPr/>
       </w:pPr>
-      <w:bookmarkStart w:id="17" w:name="__RefHeading___Toc3016_3096013202"/>
+      <w:bookmarkStart w:id="17" w:name="__RefHeading___Toc3016_1748477897"/>
       <w:bookmarkEnd w:id="17"/>
       <w:r>
         <w:rPr>
@@ -4764,7 +4764,7 @@
         <w:spacing w:lineRule="exact" w:line="240" w:before="240" w:after="120"/>
         <w:rPr/>
       </w:pPr>
-      <w:bookmarkStart w:id="18" w:name="__RefHeading___Toc3018_3096013202"/>
+      <w:bookmarkStart w:id="18" w:name="__RefHeading___Toc3018_1748477897"/>
       <w:bookmarkEnd w:id="18"/>
       <w:r>
         <w:rPr>
@@ -4844,7 +4844,7 @@
         <w:spacing w:lineRule="exact" w:line="240" w:before="240" w:after="120"/>
         <w:rPr/>
       </w:pPr>
-      <w:bookmarkStart w:id="19" w:name="__RefHeading___Toc3020_3096013202"/>
+      <w:bookmarkStart w:id="19" w:name="__RefHeading___Toc3020_1748477897"/>
       <w:bookmarkEnd w:id="19"/>
       <w:r>
         <w:rPr>

--- a/reporte/productos_formales/Producto_06_Modelo_Fraccionamiento.docx
+++ b/reporte/productos_formales/Producto_06_Modelo_Fraccionamiento.docx
@@ -262,7 +262,7 @@
         <w:spacing w:lineRule="exact" w:line="240" w:before="240" w:after="120"/>
         <w:rPr/>
       </w:pPr>
-      <w:bookmarkStart w:id="0" w:name="__RefHeading___Toc2982_1748477897"/>
+      <w:bookmarkStart w:id="0" w:name="__RefHeading___Toc2982_145107985"/>
       <w:bookmarkEnd w:id="0"/>
       <w:r>
         <w:rPr>
@@ -369,7 +369,7 @@
             </w:rPr>
             <w:fldChar w:fldCharType="separate"/>
           </w:r>
-          <w:hyperlink w:anchor="__RefHeading___Toc2982_1748477897">
+          <w:hyperlink w:anchor="__RefHeading___Toc2982_145107985">
             <w:r>
               <w:rPr>
                 <w:rStyle w:val="IndexLink"/>
@@ -389,7 +389,7 @@
             </w:tabs>
             <w:rPr/>
           </w:pPr>
-          <w:hyperlink w:anchor="__RefHeading___Toc2984_1748477897">
+          <w:hyperlink w:anchor="__RefHeading___Toc2984_145107985">
             <w:r>
               <w:rPr>
                 <w:rStyle w:val="IndexLink"/>
@@ -409,7 +409,7 @@
             </w:tabs>
             <w:rPr/>
           </w:pPr>
-          <w:hyperlink w:anchor="__RefHeading___Toc2986_1748477897">
+          <w:hyperlink w:anchor="__RefHeading___Toc2986_145107985">
             <w:r>
               <w:rPr>
                 <w:rStyle w:val="IndexLink"/>
@@ -429,7 +429,7 @@
             </w:tabs>
             <w:rPr/>
           </w:pPr>
-          <w:hyperlink w:anchor="__RefHeading___Toc2988_1748477897">
+          <w:hyperlink w:anchor="__RefHeading___Toc2988_145107985">
             <w:r>
               <w:rPr>
                 <w:rStyle w:val="IndexLink"/>
@@ -449,7 +449,7 @@
             </w:tabs>
             <w:rPr/>
           </w:pPr>
-          <w:hyperlink w:anchor="__RefHeading___Toc2990_1748477897">
+          <w:hyperlink w:anchor="__RefHeading___Toc2990_145107985">
             <w:r>
               <w:rPr>
                 <w:rStyle w:val="IndexLink"/>
@@ -469,7 +469,7 @@
             </w:tabs>
             <w:rPr/>
           </w:pPr>
-          <w:hyperlink w:anchor="__RefHeading___Toc2992_1748477897">
+          <w:hyperlink w:anchor="__RefHeading___Toc2992_145107985">
             <w:r>
               <w:rPr>
                 <w:rStyle w:val="IndexLink"/>
@@ -489,7 +489,7 @@
             </w:tabs>
             <w:rPr/>
           </w:pPr>
-          <w:hyperlink w:anchor="__RefHeading___Toc2994_1748477897">
+          <w:hyperlink w:anchor="__RefHeading___Toc2994_145107985">
             <w:r>
               <w:rPr>
                 <w:rStyle w:val="IndexLink"/>
@@ -509,7 +509,7 @@
             </w:tabs>
             <w:rPr/>
           </w:pPr>
-          <w:hyperlink w:anchor="__RefHeading___Toc2996_1748477897">
+          <w:hyperlink w:anchor="__RefHeading___Toc2996_145107985">
             <w:r>
               <w:rPr>
                 <w:rStyle w:val="IndexLink"/>
@@ -529,7 +529,7 @@
             </w:tabs>
             <w:rPr/>
           </w:pPr>
-          <w:hyperlink w:anchor="__RefHeading___Toc2998_1748477897">
+          <w:hyperlink w:anchor="__RefHeading___Toc2998_145107985">
             <w:r>
               <w:rPr>
                 <w:rStyle w:val="IndexLink"/>
@@ -549,7 +549,7 @@
             </w:tabs>
             <w:rPr/>
           </w:pPr>
-          <w:hyperlink w:anchor="__RefHeading___Toc3000_1748477897">
+          <w:hyperlink w:anchor="__RefHeading___Toc3000_145107985">
             <w:r>
               <w:rPr>
                 <w:rStyle w:val="IndexLink"/>
@@ -569,7 +569,7 @@
             </w:tabs>
             <w:rPr/>
           </w:pPr>
-          <w:hyperlink w:anchor="__RefHeading___Toc3002_1748477897">
+          <w:hyperlink w:anchor="__RefHeading___Toc3002_145107985">
             <w:r>
               <w:rPr>
                 <w:rStyle w:val="IndexLink"/>
@@ -589,7 +589,7 @@
             </w:tabs>
             <w:rPr/>
           </w:pPr>
-          <w:hyperlink w:anchor="__RefHeading___Toc3004_1748477897">
+          <w:hyperlink w:anchor="__RefHeading___Toc3004_145107985">
             <w:r>
               <w:rPr>
                 <w:rStyle w:val="IndexLink"/>
@@ -609,7 +609,7 @@
             </w:tabs>
             <w:rPr/>
           </w:pPr>
-          <w:hyperlink w:anchor="__RefHeading___Toc3006_1748477897">
+          <w:hyperlink w:anchor="__RefHeading___Toc3006_145107985">
             <w:r>
               <w:rPr>
                 <w:rStyle w:val="IndexLink"/>
@@ -629,7 +629,7 @@
             </w:tabs>
             <w:rPr/>
           </w:pPr>
-          <w:hyperlink w:anchor="__RefHeading___Toc3008_1748477897">
+          <w:hyperlink w:anchor="__RefHeading___Toc3008_145107985">
             <w:r>
               <w:rPr>
                 <w:rStyle w:val="IndexLink"/>
@@ -649,7 +649,7 @@
             </w:tabs>
             <w:rPr/>
           </w:pPr>
-          <w:hyperlink w:anchor="__RefHeading___Toc3010_1748477897">
+          <w:hyperlink w:anchor="__RefHeading___Toc3010_145107985">
             <w:r>
               <w:rPr>
                 <w:rStyle w:val="IndexLink"/>
@@ -669,7 +669,7 @@
             </w:tabs>
             <w:rPr/>
           </w:pPr>
-          <w:hyperlink w:anchor="__RefHeading___Toc3012_1748477897">
+          <w:hyperlink w:anchor="__RefHeading___Toc3012_145107985">
             <w:r>
               <w:rPr>
                 <w:rStyle w:val="IndexLink"/>
@@ -689,7 +689,7 @@
             </w:tabs>
             <w:rPr/>
           </w:pPr>
-          <w:hyperlink w:anchor="__RefHeading___Toc3014_1748477897">
+          <w:hyperlink w:anchor="__RefHeading___Toc3014_145107985">
             <w:r>
               <w:rPr>
                 <w:rStyle w:val="IndexLink"/>
@@ -709,7 +709,7 @@
             </w:tabs>
             <w:rPr/>
           </w:pPr>
-          <w:hyperlink w:anchor="__RefHeading___Toc3016_1748477897">
+          <w:hyperlink w:anchor="__RefHeading___Toc3016_145107985">
             <w:r>
               <w:rPr>
                 <w:rStyle w:val="IndexLink"/>
@@ -729,7 +729,7 @@
             </w:tabs>
             <w:rPr/>
           </w:pPr>
-          <w:hyperlink w:anchor="__RefHeading___Toc3018_1748477897">
+          <w:hyperlink w:anchor="__RefHeading___Toc3018_145107985">
             <w:r>
               <w:rPr>
                 <w:rStyle w:val="IndexLink"/>
@@ -749,7 +749,7 @@
             </w:tabs>
             <w:rPr/>
           </w:pPr>
-          <w:hyperlink w:anchor="__RefHeading___Toc3020_1748477897">
+          <w:hyperlink w:anchor="__RefHeading___Toc3020_145107985">
             <w:r>
               <w:rPr>
                 <w:rStyle w:val="IndexLink"/>
@@ -789,7 +789,7 @@
         <w:spacing w:lineRule="exact" w:line="240" w:before="240" w:after="120"/>
         <w:rPr/>
       </w:pPr>
-      <w:bookmarkStart w:id="1" w:name="__RefHeading___Toc2984_1748477897"/>
+      <w:bookmarkStart w:id="1" w:name="__RefHeading___Toc2984_145107985"/>
       <w:bookmarkEnd w:id="1"/>
       <w:r>
         <w:rPr>
@@ -845,7 +845,7 @@
         <w:spacing w:lineRule="exact" w:line="240" w:before="240" w:after="120"/>
         <w:rPr/>
       </w:pPr>
-      <w:bookmarkStart w:id="2" w:name="__RefHeading___Toc2986_1748477897"/>
+      <w:bookmarkStart w:id="2" w:name="__RefHeading___Toc2986_145107985"/>
       <w:bookmarkEnd w:id="2"/>
       <w:r>
         <w:rPr>
@@ -883,7 +883,7 @@
         <w:spacing w:lineRule="exact" w:line="240" w:before="240" w:after="120"/>
         <w:rPr/>
       </w:pPr>
-      <w:bookmarkStart w:id="3" w:name="__RefHeading___Toc2988_1748477897"/>
+      <w:bookmarkStart w:id="3" w:name="__RefHeading___Toc2988_145107985"/>
       <w:bookmarkEnd w:id="3"/>
       <w:r>
         <w:rPr>
@@ -2197,7 +2197,7 @@
         <w:spacing w:lineRule="exact" w:line="240" w:before="240" w:after="120"/>
         <w:rPr/>
       </w:pPr>
-      <w:bookmarkStart w:id="4" w:name="__RefHeading___Toc2990_1748477897"/>
+      <w:bookmarkStart w:id="4" w:name="__RefHeading___Toc2990_145107985"/>
       <w:bookmarkEnd w:id="4"/>
       <w:r>
         <w:rPr>
@@ -2774,7 +2774,7 @@
         <w:spacing w:lineRule="exact" w:line="240" w:before="240" w:after="120"/>
         <w:rPr/>
       </w:pPr>
-      <w:bookmarkStart w:id="5" w:name="__RefHeading___Toc2992_1748477897"/>
+      <w:bookmarkStart w:id="5" w:name="__RefHeading___Toc2992_145107985"/>
       <w:bookmarkEnd w:id="5"/>
       <w:r>
         <w:rPr>
@@ -2812,7 +2812,7 @@
         <w:spacing w:lineRule="exact" w:line="240" w:before="240" w:after="120"/>
         <w:rPr/>
       </w:pPr>
-      <w:bookmarkStart w:id="6" w:name="__RefHeading___Toc2994_1748477897"/>
+      <w:bookmarkStart w:id="6" w:name="__RefHeading___Toc2994_145107985"/>
       <w:bookmarkEnd w:id="6"/>
       <w:r>
         <w:rPr>
@@ -2850,7 +2850,7 @@
         <w:spacing w:lineRule="exact" w:line="240" w:before="240" w:after="120"/>
         <w:rPr/>
       </w:pPr>
-      <w:bookmarkStart w:id="7" w:name="__RefHeading___Toc2996_1748477897"/>
+      <w:bookmarkStart w:id="7" w:name="__RefHeading___Toc2996_145107985"/>
       <w:bookmarkEnd w:id="7"/>
       <w:r>
         <w:rPr>
@@ -2870,7 +2870,7 @@
         <w:spacing w:lineRule="exact" w:line="240" w:before="180" w:after="80"/>
         <w:rPr/>
       </w:pPr>
-      <w:bookmarkStart w:id="8" w:name="__RefHeading___Toc2998_1748477897"/>
+      <w:bookmarkStart w:id="8" w:name="__RefHeading___Toc2998_145107985"/>
       <w:bookmarkEnd w:id="8"/>
       <w:r>
         <w:rPr>
@@ -2997,7 +2997,7 @@
         <w:spacing w:lineRule="exact" w:line="240" w:before="180" w:after="80"/>
         <w:rPr/>
       </w:pPr>
-      <w:bookmarkStart w:id="9" w:name="__RefHeading___Toc3000_1748477897"/>
+      <w:bookmarkStart w:id="9" w:name="__RefHeading___Toc3000_145107985"/>
       <w:bookmarkEnd w:id="9"/>
       <w:r>
         <w:rPr>
@@ -3728,7 +3728,7 @@
         <w:spacing w:lineRule="exact" w:line="240" w:before="180" w:after="80"/>
         <w:rPr/>
       </w:pPr>
-      <w:bookmarkStart w:id="10" w:name="__RefHeading___Toc3002_1748477897"/>
+      <w:bookmarkStart w:id="10" w:name="__RefHeading___Toc3002_145107985"/>
       <w:bookmarkEnd w:id="10"/>
       <w:r>
         <w:rPr>
@@ -3766,7 +3766,7 @@
         <w:spacing w:lineRule="exact" w:line="240" w:before="180" w:after="80"/>
         <w:rPr/>
       </w:pPr>
-      <w:bookmarkStart w:id="11" w:name="__RefHeading___Toc3004_1748477897"/>
+      <w:bookmarkStart w:id="11" w:name="__RefHeading___Toc3004_145107985"/>
       <w:bookmarkEnd w:id="11"/>
       <w:r>
         <w:rPr>
@@ -3804,7 +3804,7 @@
         <w:spacing w:lineRule="exact" w:line="240" w:before="180" w:after="80"/>
         <w:rPr/>
       </w:pPr>
-      <w:bookmarkStart w:id="12" w:name="__RefHeading___Toc3006_1748477897"/>
+      <w:bookmarkStart w:id="12" w:name="__RefHeading___Toc3006_145107985"/>
       <w:bookmarkEnd w:id="12"/>
       <w:r>
         <w:rPr>
@@ -4468,7 +4468,7 @@
         <w:spacing w:lineRule="exact" w:line="240" w:before="180" w:after="80"/>
         <w:rPr/>
       </w:pPr>
-      <w:bookmarkStart w:id="13" w:name="__RefHeading___Toc3008_1748477897"/>
+      <w:bookmarkStart w:id="13" w:name="__RefHeading___Toc3008_145107985"/>
       <w:bookmarkEnd w:id="13"/>
       <w:r>
         <w:rPr>
@@ -4528,7 +4528,7 @@
         <w:spacing w:lineRule="exact" w:line="240" w:before="240" w:after="120"/>
         <w:rPr/>
       </w:pPr>
-      <w:bookmarkStart w:id="14" w:name="__RefHeading___Toc3010_1748477897"/>
+      <w:bookmarkStart w:id="14" w:name="__RefHeading___Toc3010_145107985"/>
       <w:bookmarkEnd w:id="14"/>
       <w:r>
         <w:rPr>
@@ -4628,7 +4628,7 @@
         <w:spacing w:lineRule="exact" w:line="240" w:before="240" w:after="120"/>
         <w:rPr/>
       </w:pPr>
-      <w:bookmarkStart w:id="15" w:name="__RefHeading___Toc3012_1748477897"/>
+      <w:bookmarkStart w:id="15" w:name="__RefHeading___Toc3012_145107985"/>
       <w:bookmarkEnd w:id="15"/>
       <w:r>
         <w:rPr>
@@ -4666,7 +4666,7 @@
         <w:spacing w:lineRule="exact" w:line="240" w:before="240" w:after="120"/>
         <w:rPr/>
       </w:pPr>
-      <w:bookmarkStart w:id="16" w:name="__RefHeading___Toc3014_1748477897"/>
+      <w:bookmarkStart w:id="16" w:name="__RefHeading___Toc3014_145107985"/>
       <w:bookmarkEnd w:id="16"/>
       <w:r>
         <w:rPr>
@@ -4726,7 +4726,7 @@
         <w:spacing w:lineRule="exact" w:line="240" w:before="240" w:after="120"/>
         <w:rPr/>
       </w:pPr>
-      <w:bookmarkStart w:id="17" w:name="__RefHeading___Toc3016_1748477897"/>
+      <w:bookmarkStart w:id="17" w:name="__RefHeading___Toc3016_145107985"/>
       <w:bookmarkEnd w:id="17"/>
       <w:r>
         <w:rPr>
@@ -4764,7 +4764,7 @@
         <w:spacing w:lineRule="exact" w:line="240" w:before="240" w:after="120"/>
         <w:rPr/>
       </w:pPr>
-      <w:bookmarkStart w:id="18" w:name="__RefHeading___Toc3018_1748477897"/>
+      <w:bookmarkStart w:id="18" w:name="__RefHeading___Toc3018_145107985"/>
       <w:bookmarkEnd w:id="18"/>
       <w:r>
         <w:rPr>
@@ -4844,7 +4844,7 @@
         <w:spacing w:lineRule="exact" w:line="240" w:before="240" w:after="120"/>
         <w:rPr/>
       </w:pPr>
-      <w:bookmarkStart w:id="19" w:name="__RefHeading___Toc3020_1748477897"/>
+      <w:bookmarkStart w:id="19" w:name="__RefHeading___Toc3020_145107985"/>
       <w:bookmarkEnd w:id="19"/>
       <w:r>
         <w:rPr>

--- a/reporte/productos_formales/Producto_06_Modelo_Fraccionamiento.docx
+++ b/reporte/productos_formales/Producto_06_Modelo_Fraccionamiento.docx
@@ -262,7 +262,7 @@
         <w:spacing w:lineRule="exact" w:line="240" w:before="240" w:after="120"/>
         <w:rPr/>
       </w:pPr>
-      <w:bookmarkStart w:id="0" w:name="__RefHeading___Toc2982_145107985"/>
+      <w:bookmarkStart w:id="0" w:name="__RefHeading___Toc3154_3538885593"/>
       <w:bookmarkEnd w:id="0"/>
       <w:r>
         <w:rPr>
@@ -369,7 +369,7 @@
             </w:rPr>
             <w:fldChar w:fldCharType="separate"/>
           </w:r>
-          <w:hyperlink w:anchor="__RefHeading___Toc2982_145107985">
+          <w:hyperlink w:anchor="__RefHeading___Toc3154_3538885593">
             <w:r>
               <w:rPr>
                 <w:rStyle w:val="IndexLink"/>
@@ -389,7 +389,7 @@
             </w:tabs>
             <w:rPr/>
           </w:pPr>
-          <w:hyperlink w:anchor="__RefHeading___Toc2984_145107985">
+          <w:hyperlink w:anchor="__RefHeading___Toc3156_3538885593">
             <w:r>
               <w:rPr>
                 <w:rStyle w:val="IndexLink"/>
@@ -409,7 +409,7 @@
             </w:tabs>
             <w:rPr/>
           </w:pPr>
-          <w:hyperlink w:anchor="__RefHeading___Toc2986_145107985">
+          <w:hyperlink w:anchor="__RefHeading___Toc3158_3538885593">
             <w:r>
               <w:rPr>
                 <w:rStyle w:val="IndexLink"/>
@@ -429,7 +429,7 @@
             </w:tabs>
             <w:rPr/>
           </w:pPr>
-          <w:hyperlink w:anchor="__RefHeading___Toc2988_145107985">
+          <w:hyperlink w:anchor="__RefHeading___Toc3160_3538885593">
             <w:r>
               <w:rPr>
                 <w:rStyle w:val="IndexLink"/>
@@ -449,7 +449,7 @@
             </w:tabs>
             <w:rPr/>
           </w:pPr>
-          <w:hyperlink w:anchor="__RefHeading___Toc2990_145107985">
+          <w:hyperlink w:anchor="__RefHeading___Toc3162_3538885593">
             <w:r>
               <w:rPr>
                 <w:rStyle w:val="IndexLink"/>
@@ -469,7 +469,7 @@
             </w:tabs>
             <w:rPr/>
           </w:pPr>
-          <w:hyperlink w:anchor="__RefHeading___Toc2992_145107985">
+          <w:hyperlink w:anchor="__RefHeading___Toc3164_3538885593">
             <w:r>
               <w:rPr>
                 <w:rStyle w:val="IndexLink"/>
@@ -489,7 +489,7 @@
             </w:tabs>
             <w:rPr/>
           </w:pPr>
-          <w:hyperlink w:anchor="__RefHeading___Toc2994_145107985">
+          <w:hyperlink w:anchor="__RefHeading___Toc3166_3538885593">
             <w:r>
               <w:rPr>
                 <w:rStyle w:val="IndexLink"/>
@@ -509,7 +509,7 @@
             </w:tabs>
             <w:rPr/>
           </w:pPr>
-          <w:hyperlink w:anchor="__RefHeading___Toc2996_145107985">
+          <w:hyperlink w:anchor="__RefHeading___Toc3168_3538885593">
             <w:r>
               <w:rPr>
                 <w:rStyle w:val="IndexLink"/>
@@ -529,7 +529,7 @@
             </w:tabs>
             <w:rPr/>
           </w:pPr>
-          <w:hyperlink w:anchor="__RefHeading___Toc2998_145107985">
+          <w:hyperlink w:anchor="__RefHeading___Toc3170_3538885593">
             <w:r>
               <w:rPr>
                 <w:rStyle w:val="IndexLink"/>
@@ -549,7 +549,7 @@
             </w:tabs>
             <w:rPr/>
           </w:pPr>
-          <w:hyperlink w:anchor="__RefHeading___Toc3000_145107985">
+          <w:hyperlink w:anchor="__RefHeading___Toc3172_3538885593">
             <w:r>
               <w:rPr>
                 <w:rStyle w:val="IndexLink"/>
@@ -569,7 +569,7 @@
             </w:tabs>
             <w:rPr/>
           </w:pPr>
-          <w:hyperlink w:anchor="__RefHeading___Toc3002_145107985">
+          <w:hyperlink w:anchor="__RefHeading___Toc3174_3538885593">
             <w:r>
               <w:rPr>
                 <w:rStyle w:val="IndexLink"/>
@@ -589,7 +589,7 @@
             </w:tabs>
             <w:rPr/>
           </w:pPr>
-          <w:hyperlink w:anchor="__RefHeading___Toc3004_145107985">
+          <w:hyperlink w:anchor="__RefHeading___Toc3176_3538885593">
             <w:r>
               <w:rPr>
                 <w:rStyle w:val="IndexLink"/>
@@ -609,7 +609,7 @@
             </w:tabs>
             <w:rPr/>
           </w:pPr>
-          <w:hyperlink w:anchor="__RefHeading___Toc3006_145107985">
+          <w:hyperlink w:anchor="__RefHeading___Toc3178_3538885593">
             <w:r>
               <w:rPr>
                 <w:rStyle w:val="IndexLink"/>
@@ -629,7 +629,7 @@
             </w:tabs>
             <w:rPr/>
           </w:pPr>
-          <w:hyperlink w:anchor="__RefHeading___Toc3008_145107985">
+          <w:hyperlink w:anchor="__RefHeading___Toc3180_3538885593">
             <w:r>
               <w:rPr>
                 <w:rStyle w:val="IndexLink"/>
@@ -649,7 +649,7 @@
             </w:tabs>
             <w:rPr/>
           </w:pPr>
-          <w:hyperlink w:anchor="__RefHeading___Toc3010_145107985">
+          <w:hyperlink w:anchor="__RefHeading___Toc3182_3538885593">
             <w:r>
               <w:rPr>
                 <w:rStyle w:val="IndexLink"/>
@@ -669,7 +669,7 @@
             </w:tabs>
             <w:rPr/>
           </w:pPr>
-          <w:hyperlink w:anchor="__RefHeading___Toc3012_145107985">
+          <w:hyperlink w:anchor="__RefHeading___Toc3184_3538885593">
             <w:r>
               <w:rPr>
                 <w:rStyle w:val="IndexLink"/>
@@ -689,7 +689,7 @@
             </w:tabs>
             <w:rPr/>
           </w:pPr>
-          <w:hyperlink w:anchor="__RefHeading___Toc3014_145107985">
+          <w:hyperlink w:anchor="__RefHeading___Toc3186_3538885593">
             <w:r>
               <w:rPr>
                 <w:rStyle w:val="IndexLink"/>
@@ -709,7 +709,7 @@
             </w:tabs>
             <w:rPr/>
           </w:pPr>
-          <w:hyperlink w:anchor="__RefHeading___Toc3016_145107985">
+          <w:hyperlink w:anchor="__RefHeading___Toc3188_3538885593">
             <w:r>
               <w:rPr>
                 <w:rStyle w:val="IndexLink"/>
@@ -729,7 +729,7 @@
             </w:tabs>
             <w:rPr/>
           </w:pPr>
-          <w:hyperlink w:anchor="__RefHeading___Toc3018_145107985">
+          <w:hyperlink w:anchor="__RefHeading___Toc3190_3538885593">
             <w:r>
               <w:rPr>
                 <w:rStyle w:val="IndexLink"/>
@@ -749,7 +749,7 @@
             </w:tabs>
             <w:rPr/>
           </w:pPr>
-          <w:hyperlink w:anchor="__RefHeading___Toc3020_145107985">
+          <w:hyperlink w:anchor="__RefHeading___Toc3192_3538885593">
             <w:r>
               <w:rPr>
                 <w:rStyle w:val="IndexLink"/>
@@ -789,7 +789,7 @@
         <w:spacing w:lineRule="exact" w:line="240" w:before="240" w:after="120"/>
         <w:rPr/>
       </w:pPr>
-      <w:bookmarkStart w:id="1" w:name="__RefHeading___Toc2984_145107985"/>
+      <w:bookmarkStart w:id="1" w:name="__RefHeading___Toc3156_3538885593"/>
       <w:bookmarkEnd w:id="1"/>
       <w:r>
         <w:rPr>
@@ -845,7 +845,7 @@
         <w:spacing w:lineRule="exact" w:line="240" w:before="240" w:after="120"/>
         <w:rPr/>
       </w:pPr>
-      <w:bookmarkStart w:id="2" w:name="__RefHeading___Toc2986_145107985"/>
+      <w:bookmarkStart w:id="2" w:name="__RefHeading___Toc3158_3538885593"/>
       <w:bookmarkEnd w:id="2"/>
       <w:r>
         <w:rPr>
@@ -883,7 +883,7 @@
         <w:spacing w:lineRule="exact" w:line="240" w:before="240" w:after="120"/>
         <w:rPr/>
       </w:pPr>
-      <w:bookmarkStart w:id="3" w:name="__RefHeading___Toc2988_145107985"/>
+      <w:bookmarkStart w:id="3" w:name="__RefHeading___Toc3160_3538885593"/>
       <w:bookmarkEnd w:id="3"/>
       <w:r>
         <w:rPr>
@@ -2197,7 +2197,7 @@
         <w:spacing w:lineRule="exact" w:line="240" w:before="240" w:after="120"/>
         <w:rPr/>
       </w:pPr>
-      <w:bookmarkStart w:id="4" w:name="__RefHeading___Toc2990_145107985"/>
+      <w:bookmarkStart w:id="4" w:name="__RefHeading___Toc3162_3538885593"/>
       <w:bookmarkEnd w:id="4"/>
       <w:r>
         <w:rPr>
@@ -2774,7 +2774,7 @@
         <w:spacing w:lineRule="exact" w:line="240" w:before="240" w:after="120"/>
         <w:rPr/>
       </w:pPr>
-      <w:bookmarkStart w:id="5" w:name="__RefHeading___Toc2992_145107985"/>
+      <w:bookmarkStart w:id="5" w:name="__RefHeading___Toc3164_3538885593"/>
       <w:bookmarkEnd w:id="5"/>
       <w:r>
         <w:rPr>
@@ -2812,7 +2812,7 @@
         <w:spacing w:lineRule="exact" w:line="240" w:before="240" w:after="120"/>
         <w:rPr/>
       </w:pPr>
-      <w:bookmarkStart w:id="6" w:name="__RefHeading___Toc2994_145107985"/>
+      <w:bookmarkStart w:id="6" w:name="__RefHeading___Toc3166_3538885593"/>
       <w:bookmarkEnd w:id="6"/>
       <w:r>
         <w:rPr>
@@ -2850,7 +2850,7 @@
         <w:spacing w:lineRule="exact" w:line="240" w:before="240" w:after="120"/>
         <w:rPr/>
       </w:pPr>
-      <w:bookmarkStart w:id="7" w:name="__RefHeading___Toc2996_145107985"/>
+      <w:bookmarkStart w:id="7" w:name="__RefHeading___Toc3168_3538885593"/>
       <w:bookmarkEnd w:id="7"/>
       <w:r>
         <w:rPr>
@@ -2870,7 +2870,7 @@
         <w:spacing w:lineRule="exact" w:line="240" w:before="180" w:after="80"/>
         <w:rPr/>
       </w:pPr>
-      <w:bookmarkStart w:id="8" w:name="__RefHeading___Toc2998_145107985"/>
+      <w:bookmarkStart w:id="8" w:name="__RefHeading___Toc3170_3538885593"/>
       <w:bookmarkEnd w:id="8"/>
       <w:r>
         <w:rPr>
@@ -2997,7 +2997,7 @@
         <w:spacing w:lineRule="exact" w:line="240" w:before="180" w:after="80"/>
         <w:rPr/>
       </w:pPr>
-      <w:bookmarkStart w:id="9" w:name="__RefHeading___Toc3000_145107985"/>
+      <w:bookmarkStart w:id="9" w:name="__RefHeading___Toc3172_3538885593"/>
       <w:bookmarkEnd w:id="9"/>
       <w:r>
         <w:rPr>
@@ -3728,7 +3728,7 @@
         <w:spacing w:lineRule="exact" w:line="240" w:before="180" w:after="80"/>
         <w:rPr/>
       </w:pPr>
-      <w:bookmarkStart w:id="10" w:name="__RefHeading___Toc3002_145107985"/>
+      <w:bookmarkStart w:id="10" w:name="__RefHeading___Toc3174_3538885593"/>
       <w:bookmarkEnd w:id="10"/>
       <w:r>
         <w:rPr>
@@ -3766,7 +3766,7 @@
         <w:spacing w:lineRule="exact" w:line="240" w:before="180" w:after="80"/>
         <w:rPr/>
       </w:pPr>
-      <w:bookmarkStart w:id="11" w:name="__RefHeading___Toc3004_145107985"/>
+      <w:bookmarkStart w:id="11" w:name="__RefHeading___Toc3176_3538885593"/>
       <w:bookmarkEnd w:id="11"/>
       <w:r>
         <w:rPr>
@@ -3804,7 +3804,7 @@
         <w:spacing w:lineRule="exact" w:line="240" w:before="180" w:after="80"/>
         <w:rPr/>
       </w:pPr>
-      <w:bookmarkStart w:id="12" w:name="__RefHeading___Toc3006_145107985"/>
+      <w:bookmarkStart w:id="12" w:name="__RefHeading___Toc3178_3538885593"/>
       <w:bookmarkEnd w:id="12"/>
       <w:r>
         <w:rPr>
@@ -4468,7 +4468,7 @@
         <w:spacing w:lineRule="exact" w:line="240" w:before="180" w:after="80"/>
         <w:rPr/>
       </w:pPr>
-      <w:bookmarkStart w:id="13" w:name="__RefHeading___Toc3008_145107985"/>
+      <w:bookmarkStart w:id="13" w:name="__RefHeading___Toc3180_3538885593"/>
       <w:bookmarkEnd w:id="13"/>
       <w:r>
         <w:rPr>
@@ -4528,7 +4528,7 @@
         <w:spacing w:lineRule="exact" w:line="240" w:before="240" w:after="120"/>
         <w:rPr/>
       </w:pPr>
-      <w:bookmarkStart w:id="14" w:name="__RefHeading___Toc3010_145107985"/>
+      <w:bookmarkStart w:id="14" w:name="__RefHeading___Toc3182_3538885593"/>
       <w:bookmarkEnd w:id="14"/>
       <w:r>
         <w:rPr>
@@ -4628,7 +4628,7 @@
         <w:spacing w:lineRule="exact" w:line="240" w:before="240" w:after="120"/>
         <w:rPr/>
       </w:pPr>
-      <w:bookmarkStart w:id="15" w:name="__RefHeading___Toc3012_145107985"/>
+      <w:bookmarkStart w:id="15" w:name="__RefHeading___Toc3184_3538885593"/>
       <w:bookmarkEnd w:id="15"/>
       <w:r>
         <w:rPr>
@@ -4666,7 +4666,7 @@
         <w:spacing w:lineRule="exact" w:line="240" w:before="240" w:after="120"/>
         <w:rPr/>
       </w:pPr>
-      <w:bookmarkStart w:id="16" w:name="__RefHeading___Toc3014_145107985"/>
+      <w:bookmarkStart w:id="16" w:name="__RefHeading___Toc3186_3538885593"/>
       <w:bookmarkEnd w:id="16"/>
       <w:r>
         <w:rPr>
@@ -4726,7 +4726,7 @@
         <w:spacing w:lineRule="exact" w:line="240" w:before="240" w:after="120"/>
         <w:rPr/>
       </w:pPr>
-      <w:bookmarkStart w:id="17" w:name="__RefHeading___Toc3016_145107985"/>
+      <w:bookmarkStart w:id="17" w:name="__RefHeading___Toc3188_3538885593"/>
       <w:bookmarkEnd w:id="17"/>
       <w:r>
         <w:rPr>
@@ -4764,7 +4764,7 @@
         <w:spacing w:lineRule="exact" w:line="240" w:before="240" w:after="120"/>
         <w:rPr/>
       </w:pPr>
-      <w:bookmarkStart w:id="18" w:name="__RefHeading___Toc3018_145107985"/>
+      <w:bookmarkStart w:id="18" w:name="__RefHeading___Toc3190_3538885593"/>
       <w:bookmarkEnd w:id="18"/>
       <w:r>
         <w:rPr>
@@ -4844,7 +4844,7 @@
         <w:spacing w:lineRule="exact" w:line="240" w:before="240" w:after="120"/>
         <w:rPr/>
       </w:pPr>
-      <w:bookmarkStart w:id="19" w:name="__RefHeading___Toc3020_145107985"/>
+      <w:bookmarkStart w:id="19" w:name="__RefHeading___Toc3192_3538885593"/>
       <w:bookmarkEnd w:id="19"/>
       <w:r>
         <w:rPr>

--- a/reporte/productos_formales/Producto_06_Modelo_Fraccionamiento.docx
+++ b/reporte/productos_formales/Producto_06_Modelo_Fraccionamiento.docx
@@ -262,7 +262,7 @@
         <w:spacing w:lineRule="exact" w:line="240" w:before="240" w:after="120"/>
         <w:rPr/>
       </w:pPr>
-      <w:bookmarkStart w:id="0" w:name="__RefHeading___Toc3154_3538885593"/>
+      <w:bookmarkStart w:id="0" w:name="__RefHeading___Toc3154_1801721159"/>
       <w:bookmarkEnd w:id="0"/>
       <w:r>
         <w:rPr>
@@ -369,7 +369,7 @@
             </w:rPr>
             <w:fldChar w:fldCharType="separate"/>
           </w:r>
-          <w:hyperlink w:anchor="__RefHeading___Toc3154_3538885593">
+          <w:hyperlink w:anchor="__RefHeading___Toc3154_1801721159">
             <w:r>
               <w:rPr>
                 <w:rStyle w:val="IndexLink"/>
@@ -389,7 +389,7 @@
             </w:tabs>
             <w:rPr/>
           </w:pPr>
-          <w:hyperlink w:anchor="__RefHeading___Toc3156_3538885593">
+          <w:hyperlink w:anchor="__RefHeading___Toc3156_1801721159">
             <w:r>
               <w:rPr>
                 <w:rStyle w:val="IndexLink"/>
@@ -409,7 +409,7 @@
             </w:tabs>
             <w:rPr/>
           </w:pPr>
-          <w:hyperlink w:anchor="__RefHeading___Toc3158_3538885593">
+          <w:hyperlink w:anchor="__RefHeading___Toc3158_1801721159">
             <w:r>
               <w:rPr>
                 <w:rStyle w:val="IndexLink"/>
@@ -429,7 +429,7 @@
             </w:tabs>
             <w:rPr/>
           </w:pPr>
-          <w:hyperlink w:anchor="__RefHeading___Toc3160_3538885593">
+          <w:hyperlink w:anchor="__RefHeading___Toc3160_1801721159">
             <w:r>
               <w:rPr>
                 <w:rStyle w:val="IndexLink"/>
@@ -449,7 +449,7 @@
             </w:tabs>
             <w:rPr/>
           </w:pPr>
-          <w:hyperlink w:anchor="__RefHeading___Toc3162_3538885593">
+          <w:hyperlink w:anchor="__RefHeading___Toc3162_1801721159">
             <w:r>
               <w:rPr>
                 <w:rStyle w:val="IndexLink"/>
@@ -469,7 +469,7 @@
             </w:tabs>
             <w:rPr/>
           </w:pPr>
-          <w:hyperlink w:anchor="__RefHeading___Toc3164_3538885593">
+          <w:hyperlink w:anchor="__RefHeading___Toc3164_1801721159">
             <w:r>
               <w:rPr>
                 <w:rStyle w:val="IndexLink"/>
@@ -489,7 +489,7 @@
             </w:tabs>
             <w:rPr/>
           </w:pPr>
-          <w:hyperlink w:anchor="__RefHeading___Toc3166_3538885593">
+          <w:hyperlink w:anchor="__RefHeading___Toc3166_1801721159">
             <w:r>
               <w:rPr>
                 <w:rStyle w:val="IndexLink"/>
@@ -509,7 +509,7 @@
             </w:tabs>
             <w:rPr/>
           </w:pPr>
-          <w:hyperlink w:anchor="__RefHeading___Toc3168_3538885593">
+          <w:hyperlink w:anchor="__RefHeading___Toc3168_1801721159">
             <w:r>
               <w:rPr>
                 <w:rStyle w:val="IndexLink"/>
@@ -529,7 +529,7 @@
             </w:tabs>
             <w:rPr/>
           </w:pPr>
-          <w:hyperlink w:anchor="__RefHeading___Toc3170_3538885593">
+          <w:hyperlink w:anchor="__RefHeading___Toc3170_1801721159">
             <w:r>
               <w:rPr>
                 <w:rStyle w:val="IndexLink"/>
@@ -549,7 +549,7 @@
             </w:tabs>
             <w:rPr/>
           </w:pPr>
-          <w:hyperlink w:anchor="__RefHeading___Toc3172_3538885593">
+          <w:hyperlink w:anchor="__RefHeading___Toc3172_1801721159">
             <w:r>
               <w:rPr>
                 <w:rStyle w:val="IndexLink"/>
@@ -569,7 +569,7 @@
             </w:tabs>
             <w:rPr/>
           </w:pPr>
-          <w:hyperlink w:anchor="__RefHeading___Toc3174_3538885593">
+          <w:hyperlink w:anchor="__RefHeading___Toc3174_1801721159">
             <w:r>
               <w:rPr>
                 <w:rStyle w:val="IndexLink"/>
@@ -589,7 +589,7 @@
             </w:tabs>
             <w:rPr/>
           </w:pPr>
-          <w:hyperlink w:anchor="__RefHeading___Toc3176_3538885593">
+          <w:hyperlink w:anchor="__RefHeading___Toc3176_1801721159">
             <w:r>
               <w:rPr>
                 <w:rStyle w:val="IndexLink"/>
@@ -609,7 +609,7 @@
             </w:tabs>
             <w:rPr/>
           </w:pPr>
-          <w:hyperlink w:anchor="__RefHeading___Toc3178_3538885593">
+          <w:hyperlink w:anchor="__RefHeading___Toc3178_1801721159">
             <w:r>
               <w:rPr>
                 <w:rStyle w:val="IndexLink"/>
@@ -629,7 +629,7 @@
             </w:tabs>
             <w:rPr/>
           </w:pPr>
-          <w:hyperlink w:anchor="__RefHeading___Toc3180_3538885593">
+          <w:hyperlink w:anchor="__RefHeading___Toc3180_1801721159">
             <w:r>
               <w:rPr>
                 <w:rStyle w:val="IndexLink"/>
@@ -649,7 +649,7 @@
             </w:tabs>
             <w:rPr/>
           </w:pPr>
-          <w:hyperlink w:anchor="__RefHeading___Toc3182_3538885593">
+          <w:hyperlink w:anchor="__RefHeading___Toc3182_1801721159">
             <w:r>
               <w:rPr>
                 <w:rStyle w:val="IndexLink"/>
@@ -669,7 +669,7 @@
             </w:tabs>
             <w:rPr/>
           </w:pPr>
-          <w:hyperlink w:anchor="__RefHeading___Toc3184_3538885593">
+          <w:hyperlink w:anchor="__RefHeading___Toc3184_1801721159">
             <w:r>
               <w:rPr>
                 <w:rStyle w:val="IndexLink"/>
@@ -689,7 +689,7 @@
             </w:tabs>
             <w:rPr/>
           </w:pPr>
-          <w:hyperlink w:anchor="__RefHeading___Toc3186_3538885593">
+          <w:hyperlink w:anchor="__RefHeading___Toc3186_1801721159">
             <w:r>
               <w:rPr>
                 <w:rStyle w:val="IndexLink"/>
@@ -709,7 +709,7 @@
             </w:tabs>
             <w:rPr/>
           </w:pPr>
-          <w:hyperlink w:anchor="__RefHeading___Toc3188_3538885593">
+          <w:hyperlink w:anchor="__RefHeading___Toc3188_1801721159">
             <w:r>
               <w:rPr>
                 <w:rStyle w:val="IndexLink"/>
@@ -729,7 +729,7 @@
             </w:tabs>
             <w:rPr/>
           </w:pPr>
-          <w:hyperlink w:anchor="__RefHeading___Toc3190_3538885593">
+          <w:hyperlink w:anchor="__RefHeading___Toc3190_1801721159">
             <w:r>
               <w:rPr>
                 <w:rStyle w:val="IndexLink"/>
@@ -749,7 +749,7 @@
             </w:tabs>
             <w:rPr/>
           </w:pPr>
-          <w:hyperlink w:anchor="__RefHeading___Toc3192_3538885593">
+          <w:hyperlink w:anchor="__RefHeading___Toc3192_1801721159">
             <w:r>
               <w:rPr>
                 <w:rStyle w:val="IndexLink"/>
@@ -789,7 +789,7 @@
         <w:spacing w:lineRule="exact" w:line="240" w:before="240" w:after="120"/>
         <w:rPr/>
       </w:pPr>
-      <w:bookmarkStart w:id="1" w:name="__RefHeading___Toc3156_3538885593"/>
+      <w:bookmarkStart w:id="1" w:name="__RefHeading___Toc3156_1801721159"/>
       <w:bookmarkEnd w:id="1"/>
       <w:r>
         <w:rPr>
@@ -845,7 +845,7 @@
         <w:spacing w:lineRule="exact" w:line="240" w:before="240" w:after="120"/>
         <w:rPr/>
       </w:pPr>
-      <w:bookmarkStart w:id="2" w:name="__RefHeading___Toc3158_3538885593"/>
+      <w:bookmarkStart w:id="2" w:name="__RefHeading___Toc3158_1801721159"/>
       <w:bookmarkEnd w:id="2"/>
       <w:r>
         <w:rPr>
@@ -883,7 +883,7 @@
         <w:spacing w:lineRule="exact" w:line="240" w:before="240" w:after="120"/>
         <w:rPr/>
       </w:pPr>
-      <w:bookmarkStart w:id="3" w:name="__RefHeading___Toc3160_3538885593"/>
+      <w:bookmarkStart w:id="3" w:name="__RefHeading___Toc3160_1801721159"/>
       <w:bookmarkEnd w:id="3"/>
       <w:r>
         <w:rPr>
@@ -2197,7 +2197,7 @@
         <w:spacing w:lineRule="exact" w:line="240" w:before="240" w:after="120"/>
         <w:rPr/>
       </w:pPr>
-      <w:bookmarkStart w:id="4" w:name="__RefHeading___Toc3162_3538885593"/>
+      <w:bookmarkStart w:id="4" w:name="__RefHeading___Toc3162_1801721159"/>
       <w:bookmarkEnd w:id="4"/>
       <w:r>
         <w:rPr>
@@ -2774,7 +2774,7 @@
         <w:spacing w:lineRule="exact" w:line="240" w:before="240" w:after="120"/>
         <w:rPr/>
       </w:pPr>
-      <w:bookmarkStart w:id="5" w:name="__RefHeading___Toc3164_3538885593"/>
+      <w:bookmarkStart w:id="5" w:name="__RefHeading___Toc3164_1801721159"/>
       <w:bookmarkEnd w:id="5"/>
       <w:r>
         <w:rPr>
@@ -2812,7 +2812,7 @@
         <w:spacing w:lineRule="exact" w:line="240" w:before="240" w:after="120"/>
         <w:rPr/>
       </w:pPr>
-      <w:bookmarkStart w:id="6" w:name="__RefHeading___Toc3166_3538885593"/>
+      <w:bookmarkStart w:id="6" w:name="__RefHeading___Toc3166_1801721159"/>
       <w:bookmarkEnd w:id="6"/>
       <w:r>
         <w:rPr>
@@ -2850,7 +2850,7 @@
         <w:spacing w:lineRule="exact" w:line="240" w:before="240" w:after="120"/>
         <w:rPr/>
       </w:pPr>
-      <w:bookmarkStart w:id="7" w:name="__RefHeading___Toc3168_3538885593"/>
+      <w:bookmarkStart w:id="7" w:name="__RefHeading___Toc3168_1801721159"/>
       <w:bookmarkEnd w:id="7"/>
       <w:r>
         <w:rPr>
@@ -2870,7 +2870,7 @@
         <w:spacing w:lineRule="exact" w:line="240" w:before="180" w:after="80"/>
         <w:rPr/>
       </w:pPr>
-      <w:bookmarkStart w:id="8" w:name="__RefHeading___Toc3170_3538885593"/>
+      <w:bookmarkStart w:id="8" w:name="__RefHeading___Toc3170_1801721159"/>
       <w:bookmarkEnd w:id="8"/>
       <w:r>
         <w:rPr>
@@ -2997,7 +2997,7 @@
         <w:spacing w:lineRule="exact" w:line="240" w:before="180" w:after="80"/>
         <w:rPr/>
       </w:pPr>
-      <w:bookmarkStart w:id="9" w:name="__RefHeading___Toc3172_3538885593"/>
+      <w:bookmarkStart w:id="9" w:name="__RefHeading___Toc3172_1801721159"/>
       <w:bookmarkEnd w:id="9"/>
       <w:r>
         <w:rPr>
@@ -3728,7 +3728,7 @@
         <w:spacing w:lineRule="exact" w:line="240" w:before="180" w:after="80"/>
         <w:rPr/>
       </w:pPr>
-      <w:bookmarkStart w:id="10" w:name="__RefHeading___Toc3174_3538885593"/>
+      <w:bookmarkStart w:id="10" w:name="__RefHeading___Toc3174_1801721159"/>
       <w:bookmarkEnd w:id="10"/>
       <w:r>
         <w:rPr>
@@ -3766,7 +3766,7 @@
         <w:spacing w:lineRule="exact" w:line="240" w:before="180" w:after="80"/>
         <w:rPr/>
       </w:pPr>
-      <w:bookmarkStart w:id="11" w:name="__RefHeading___Toc3176_3538885593"/>
+      <w:bookmarkStart w:id="11" w:name="__RefHeading___Toc3176_1801721159"/>
       <w:bookmarkEnd w:id="11"/>
       <w:r>
         <w:rPr>
@@ -3804,7 +3804,7 @@
         <w:spacing w:lineRule="exact" w:line="240" w:before="180" w:after="80"/>
         <w:rPr/>
       </w:pPr>
-      <w:bookmarkStart w:id="12" w:name="__RefHeading___Toc3178_3538885593"/>
+      <w:bookmarkStart w:id="12" w:name="__RefHeading___Toc3178_1801721159"/>
       <w:bookmarkEnd w:id="12"/>
       <w:r>
         <w:rPr>
@@ -4468,7 +4468,7 @@
         <w:spacing w:lineRule="exact" w:line="240" w:before="180" w:after="80"/>
         <w:rPr/>
       </w:pPr>
-      <w:bookmarkStart w:id="13" w:name="__RefHeading___Toc3180_3538885593"/>
+      <w:bookmarkStart w:id="13" w:name="__RefHeading___Toc3180_1801721159"/>
       <w:bookmarkEnd w:id="13"/>
       <w:r>
         <w:rPr>
@@ -4528,7 +4528,7 @@
         <w:spacing w:lineRule="exact" w:line="240" w:before="240" w:after="120"/>
         <w:rPr/>
       </w:pPr>
-      <w:bookmarkStart w:id="14" w:name="__RefHeading___Toc3182_3538885593"/>
+      <w:bookmarkStart w:id="14" w:name="__RefHeading___Toc3182_1801721159"/>
       <w:bookmarkEnd w:id="14"/>
       <w:r>
         <w:rPr>
@@ -4628,7 +4628,7 @@
         <w:spacing w:lineRule="exact" w:line="240" w:before="240" w:after="120"/>
         <w:rPr/>
       </w:pPr>
-      <w:bookmarkStart w:id="15" w:name="__RefHeading___Toc3184_3538885593"/>
+      <w:bookmarkStart w:id="15" w:name="__RefHeading___Toc3184_1801721159"/>
       <w:bookmarkEnd w:id="15"/>
       <w:r>
         <w:rPr>
@@ -4666,7 +4666,7 @@
         <w:spacing w:lineRule="exact" w:line="240" w:before="240" w:after="120"/>
         <w:rPr/>
       </w:pPr>
-      <w:bookmarkStart w:id="16" w:name="__RefHeading___Toc3186_3538885593"/>
+      <w:bookmarkStart w:id="16" w:name="__RefHeading___Toc3186_1801721159"/>
       <w:bookmarkEnd w:id="16"/>
       <w:r>
         <w:rPr>
@@ -4726,7 +4726,7 @@
         <w:spacing w:lineRule="exact" w:line="240" w:before="240" w:after="120"/>
         <w:rPr/>
       </w:pPr>
-      <w:bookmarkStart w:id="17" w:name="__RefHeading___Toc3188_3538885593"/>
+      <w:bookmarkStart w:id="17" w:name="__RefHeading___Toc3188_1801721159"/>
       <w:bookmarkEnd w:id="17"/>
       <w:r>
         <w:rPr>
@@ -4764,7 +4764,7 @@
         <w:spacing w:lineRule="exact" w:line="240" w:before="240" w:after="120"/>
         <w:rPr/>
       </w:pPr>
-      <w:bookmarkStart w:id="18" w:name="__RefHeading___Toc3190_3538885593"/>
+      <w:bookmarkStart w:id="18" w:name="__RefHeading___Toc3190_1801721159"/>
       <w:bookmarkEnd w:id="18"/>
       <w:r>
         <w:rPr>
@@ -4844,7 +4844,7 @@
         <w:spacing w:lineRule="exact" w:line="240" w:before="240" w:after="120"/>
         <w:rPr/>
       </w:pPr>
-      <w:bookmarkStart w:id="19" w:name="__RefHeading___Toc3192_3538885593"/>
+      <w:bookmarkStart w:id="19" w:name="__RefHeading___Toc3192_1801721159"/>
       <w:bookmarkEnd w:id="19"/>
       <w:r>
         <w:rPr>

--- a/reporte/productos_formales/Producto_06_Modelo_Fraccionamiento.docx
+++ b/reporte/productos_formales/Producto_06_Modelo_Fraccionamiento.docx
@@ -262,7 +262,7 @@
         <w:spacing w:lineRule="exact" w:line="240" w:before="240" w:after="120"/>
         <w:rPr/>
       </w:pPr>
-      <w:bookmarkStart w:id="0" w:name="__RefHeading___Toc3154_1801721159"/>
+      <w:bookmarkStart w:id="0" w:name="__RefHeading___Toc3154_2404426520"/>
       <w:bookmarkEnd w:id="0"/>
       <w:r>
         <w:rPr>
@@ -369,7 +369,7 @@
             </w:rPr>
             <w:fldChar w:fldCharType="separate"/>
           </w:r>
-          <w:hyperlink w:anchor="__RefHeading___Toc3154_1801721159">
+          <w:hyperlink w:anchor="__RefHeading___Toc3154_2404426520">
             <w:r>
               <w:rPr>
                 <w:rStyle w:val="IndexLink"/>
@@ -389,7 +389,7 @@
             </w:tabs>
             <w:rPr/>
           </w:pPr>
-          <w:hyperlink w:anchor="__RefHeading___Toc3156_1801721159">
+          <w:hyperlink w:anchor="__RefHeading___Toc3156_2404426520">
             <w:r>
               <w:rPr>
                 <w:rStyle w:val="IndexLink"/>
@@ -409,7 +409,7 @@
             </w:tabs>
             <w:rPr/>
           </w:pPr>
-          <w:hyperlink w:anchor="__RefHeading___Toc3158_1801721159">
+          <w:hyperlink w:anchor="__RefHeading___Toc3158_2404426520">
             <w:r>
               <w:rPr>
                 <w:rStyle w:val="IndexLink"/>
@@ -429,7 +429,7 @@
             </w:tabs>
             <w:rPr/>
           </w:pPr>
-          <w:hyperlink w:anchor="__RefHeading___Toc3160_1801721159">
+          <w:hyperlink w:anchor="__RefHeading___Toc3160_2404426520">
             <w:r>
               <w:rPr>
                 <w:rStyle w:val="IndexLink"/>
@@ -449,7 +449,7 @@
             </w:tabs>
             <w:rPr/>
           </w:pPr>
-          <w:hyperlink w:anchor="__RefHeading___Toc3162_1801721159">
+          <w:hyperlink w:anchor="__RefHeading___Toc3162_2404426520">
             <w:r>
               <w:rPr>
                 <w:rStyle w:val="IndexLink"/>
@@ -469,7 +469,7 @@
             </w:tabs>
             <w:rPr/>
           </w:pPr>
-          <w:hyperlink w:anchor="__RefHeading___Toc3164_1801721159">
+          <w:hyperlink w:anchor="__RefHeading___Toc3164_2404426520">
             <w:r>
               <w:rPr>
                 <w:rStyle w:val="IndexLink"/>
@@ -489,7 +489,7 @@
             </w:tabs>
             <w:rPr/>
           </w:pPr>
-          <w:hyperlink w:anchor="__RefHeading___Toc3166_1801721159">
+          <w:hyperlink w:anchor="__RefHeading___Toc3166_2404426520">
             <w:r>
               <w:rPr>
                 <w:rStyle w:val="IndexLink"/>
@@ -509,7 +509,7 @@
             </w:tabs>
             <w:rPr/>
           </w:pPr>
-          <w:hyperlink w:anchor="__RefHeading___Toc3168_1801721159">
+          <w:hyperlink w:anchor="__RefHeading___Toc3168_2404426520">
             <w:r>
               <w:rPr>
                 <w:rStyle w:val="IndexLink"/>
@@ -529,7 +529,7 @@
             </w:tabs>
             <w:rPr/>
           </w:pPr>
-          <w:hyperlink w:anchor="__RefHeading___Toc3170_1801721159">
+          <w:hyperlink w:anchor="__RefHeading___Toc3170_2404426520">
             <w:r>
               <w:rPr>
                 <w:rStyle w:val="IndexLink"/>
@@ -549,7 +549,7 @@
             </w:tabs>
             <w:rPr/>
           </w:pPr>
-          <w:hyperlink w:anchor="__RefHeading___Toc3172_1801721159">
+          <w:hyperlink w:anchor="__RefHeading___Toc3172_2404426520">
             <w:r>
               <w:rPr>
                 <w:rStyle w:val="IndexLink"/>
@@ -569,7 +569,7 @@
             </w:tabs>
             <w:rPr/>
           </w:pPr>
-          <w:hyperlink w:anchor="__RefHeading___Toc3174_1801721159">
+          <w:hyperlink w:anchor="__RefHeading___Toc3174_2404426520">
             <w:r>
               <w:rPr>
                 <w:rStyle w:val="IndexLink"/>
@@ -589,7 +589,7 @@
             </w:tabs>
             <w:rPr/>
           </w:pPr>
-          <w:hyperlink w:anchor="__RefHeading___Toc3176_1801721159">
+          <w:hyperlink w:anchor="__RefHeading___Toc3176_2404426520">
             <w:r>
               <w:rPr>
                 <w:rStyle w:val="IndexLink"/>
@@ -609,7 +609,7 @@
             </w:tabs>
             <w:rPr/>
           </w:pPr>
-          <w:hyperlink w:anchor="__RefHeading___Toc3178_1801721159">
+          <w:hyperlink w:anchor="__RefHeading___Toc3178_2404426520">
             <w:r>
               <w:rPr>
                 <w:rStyle w:val="IndexLink"/>
@@ -629,7 +629,7 @@
             </w:tabs>
             <w:rPr/>
           </w:pPr>
-          <w:hyperlink w:anchor="__RefHeading___Toc3180_1801721159">
+          <w:hyperlink w:anchor="__RefHeading___Toc3180_2404426520">
             <w:r>
               <w:rPr>
                 <w:rStyle w:val="IndexLink"/>
@@ -649,7 +649,7 @@
             </w:tabs>
             <w:rPr/>
           </w:pPr>
-          <w:hyperlink w:anchor="__RefHeading___Toc3182_1801721159">
+          <w:hyperlink w:anchor="__RefHeading___Toc3182_2404426520">
             <w:r>
               <w:rPr>
                 <w:rStyle w:val="IndexLink"/>
@@ -669,7 +669,7 @@
             </w:tabs>
             <w:rPr/>
           </w:pPr>
-          <w:hyperlink w:anchor="__RefHeading___Toc3184_1801721159">
+          <w:hyperlink w:anchor="__RefHeading___Toc3184_2404426520">
             <w:r>
               <w:rPr>
                 <w:rStyle w:val="IndexLink"/>
@@ -689,7 +689,7 @@
             </w:tabs>
             <w:rPr/>
           </w:pPr>
-          <w:hyperlink w:anchor="__RefHeading___Toc3186_1801721159">
+          <w:hyperlink w:anchor="__RefHeading___Toc3186_2404426520">
             <w:r>
               <w:rPr>
                 <w:rStyle w:val="IndexLink"/>
@@ -709,7 +709,7 @@
             </w:tabs>
             <w:rPr/>
           </w:pPr>
-          <w:hyperlink w:anchor="__RefHeading___Toc3188_1801721159">
+          <w:hyperlink w:anchor="__RefHeading___Toc3188_2404426520">
             <w:r>
               <w:rPr>
                 <w:rStyle w:val="IndexLink"/>
@@ -729,7 +729,7 @@
             </w:tabs>
             <w:rPr/>
           </w:pPr>
-          <w:hyperlink w:anchor="__RefHeading___Toc3190_1801721159">
+          <w:hyperlink w:anchor="__RefHeading___Toc3190_2404426520">
             <w:r>
               <w:rPr>
                 <w:rStyle w:val="IndexLink"/>
@@ -749,7 +749,7 @@
             </w:tabs>
             <w:rPr/>
           </w:pPr>
-          <w:hyperlink w:anchor="__RefHeading___Toc3192_1801721159">
+          <w:hyperlink w:anchor="__RefHeading___Toc3192_2404426520">
             <w:r>
               <w:rPr>
                 <w:rStyle w:val="IndexLink"/>
@@ -789,7 +789,7 @@
         <w:spacing w:lineRule="exact" w:line="240" w:before="240" w:after="120"/>
         <w:rPr/>
       </w:pPr>
-      <w:bookmarkStart w:id="1" w:name="__RefHeading___Toc3156_1801721159"/>
+      <w:bookmarkStart w:id="1" w:name="__RefHeading___Toc3156_2404426520"/>
       <w:bookmarkEnd w:id="1"/>
       <w:r>
         <w:rPr>
@@ -845,7 +845,7 @@
         <w:spacing w:lineRule="exact" w:line="240" w:before="240" w:after="120"/>
         <w:rPr/>
       </w:pPr>
-      <w:bookmarkStart w:id="2" w:name="__RefHeading___Toc3158_1801721159"/>
+      <w:bookmarkStart w:id="2" w:name="__RefHeading___Toc3158_2404426520"/>
       <w:bookmarkEnd w:id="2"/>
       <w:r>
         <w:rPr>
@@ -883,7 +883,7 @@
         <w:spacing w:lineRule="exact" w:line="240" w:before="240" w:after="120"/>
         <w:rPr/>
       </w:pPr>
-      <w:bookmarkStart w:id="3" w:name="__RefHeading___Toc3160_1801721159"/>
+      <w:bookmarkStart w:id="3" w:name="__RefHeading___Toc3160_2404426520"/>
       <w:bookmarkEnd w:id="3"/>
       <w:r>
         <w:rPr>
@@ -2197,7 +2197,7 @@
         <w:spacing w:lineRule="exact" w:line="240" w:before="240" w:after="120"/>
         <w:rPr/>
       </w:pPr>
-      <w:bookmarkStart w:id="4" w:name="__RefHeading___Toc3162_1801721159"/>
+      <w:bookmarkStart w:id="4" w:name="__RefHeading___Toc3162_2404426520"/>
       <w:bookmarkEnd w:id="4"/>
       <w:r>
         <w:rPr>
@@ -2774,7 +2774,7 @@
         <w:spacing w:lineRule="exact" w:line="240" w:before="240" w:after="120"/>
         <w:rPr/>
       </w:pPr>
-      <w:bookmarkStart w:id="5" w:name="__RefHeading___Toc3164_1801721159"/>
+      <w:bookmarkStart w:id="5" w:name="__RefHeading___Toc3164_2404426520"/>
       <w:bookmarkEnd w:id="5"/>
       <w:r>
         <w:rPr>
@@ -2812,7 +2812,7 @@
         <w:spacing w:lineRule="exact" w:line="240" w:before="240" w:after="120"/>
         <w:rPr/>
       </w:pPr>
-      <w:bookmarkStart w:id="6" w:name="__RefHeading___Toc3166_1801721159"/>
+      <w:bookmarkStart w:id="6" w:name="__RefHeading___Toc3166_2404426520"/>
       <w:bookmarkEnd w:id="6"/>
       <w:r>
         <w:rPr>
@@ -2850,7 +2850,7 @@
         <w:spacing w:lineRule="exact" w:line="240" w:before="240" w:after="120"/>
         <w:rPr/>
       </w:pPr>
-      <w:bookmarkStart w:id="7" w:name="__RefHeading___Toc3168_1801721159"/>
+      <w:bookmarkStart w:id="7" w:name="__RefHeading___Toc3168_2404426520"/>
       <w:bookmarkEnd w:id="7"/>
       <w:r>
         <w:rPr>
@@ -2870,7 +2870,7 @@
         <w:spacing w:lineRule="exact" w:line="240" w:before="180" w:after="80"/>
         <w:rPr/>
       </w:pPr>
-      <w:bookmarkStart w:id="8" w:name="__RefHeading___Toc3170_1801721159"/>
+      <w:bookmarkStart w:id="8" w:name="__RefHeading___Toc3170_2404426520"/>
       <w:bookmarkEnd w:id="8"/>
       <w:r>
         <w:rPr>
@@ -2997,7 +2997,7 @@
         <w:spacing w:lineRule="exact" w:line="240" w:before="180" w:after="80"/>
         <w:rPr/>
       </w:pPr>
-      <w:bookmarkStart w:id="9" w:name="__RefHeading___Toc3172_1801721159"/>
+      <w:bookmarkStart w:id="9" w:name="__RefHeading___Toc3172_2404426520"/>
       <w:bookmarkEnd w:id="9"/>
       <w:r>
         <w:rPr>
@@ -3728,7 +3728,7 @@
         <w:spacing w:lineRule="exact" w:line="240" w:before="180" w:after="80"/>
         <w:rPr/>
       </w:pPr>
-      <w:bookmarkStart w:id="10" w:name="__RefHeading___Toc3174_1801721159"/>
+      <w:bookmarkStart w:id="10" w:name="__RefHeading___Toc3174_2404426520"/>
       <w:bookmarkEnd w:id="10"/>
       <w:r>
         <w:rPr>
@@ -3766,7 +3766,7 @@
         <w:spacing w:lineRule="exact" w:line="240" w:before="180" w:after="80"/>
         <w:rPr/>
       </w:pPr>
-      <w:bookmarkStart w:id="11" w:name="__RefHeading___Toc3176_1801721159"/>
+      <w:bookmarkStart w:id="11" w:name="__RefHeading___Toc3176_2404426520"/>
       <w:bookmarkEnd w:id="11"/>
       <w:r>
         <w:rPr>
@@ -3804,7 +3804,7 @@
         <w:spacing w:lineRule="exact" w:line="240" w:before="180" w:after="80"/>
         <w:rPr/>
       </w:pPr>
-      <w:bookmarkStart w:id="12" w:name="__RefHeading___Toc3178_1801721159"/>
+      <w:bookmarkStart w:id="12" w:name="__RefHeading___Toc3178_2404426520"/>
       <w:bookmarkEnd w:id="12"/>
       <w:r>
         <w:rPr>
@@ -4468,7 +4468,7 @@
         <w:spacing w:lineRule="exact" w:line="240" w:before="180" w:after="80"/>
         <w:rPr/>
       </w:pPr>
-      <w:bookmarkStart w:id="13" w:name="__RefHeading___Toc3180_1801721159"/>
+      <w:bookmarkStart w:id="13" w:name="__RefHeading___Toc3180_2404426520"/>
       <w:bookmarkEnd w:id="13"/>
       <w:r>
         <w:rPr>
@@ -4528,7 +4528,7 @@
         <w:spacing w:lineRule="exact" w:line="240" w:before="240" w:after="120"/>
         <w:rPr/>
       </w:pPr>
-      <w:bookmarkStart w:id="14" w:name="__RefHeading___Toc3182_1801721159"/>
+      <w:bookmarkStart w:id="14" w:name="__RefHeading___Toc3182_2404426520"/>
       <w:bookmarkEnd w:id="14"/>
       <w:r>
         <w:rPr>
@@ -4628,7 +4628,7 @@
         <w:spacing w:lineRule="exact" w:line="240" w:before="240" w:after="120"/>
         <w:rPr/>
       </w:pPr>
-      <w:bookmarkStart w:id="15" w:name="__RefHeading___Toc3184_1801721159"/>
+      <w:bookmarkStart w:id="15" w:name="__RefHeading___Toc3184_2404426520"/>
       <w:bookmarkEnd w:id="15"/>
       <w:r>
         <w:rPr>
@@ -4666,7 +4666,7 @@
         <w:spacing w:lineRule="exact" w:line="240" w:before="240" w:after="120"/>
         <w:rPr/>
       </w:pPr>
-      <w:bookmarkStart w:id="16" w:name="__RefHeading___Toc3186_1801721159"/>
+      <w:bookmarkStart w:id="16" w:name="__RefHeading___Toc3186_2404426520"/>
       <w:bookmarkEnd w:id="16"/>
       <w:r>
         <w:rPr>
@@ -4726,7 +4726,7 @@
         <w:spacing w:lineRule="exact" w:line="240" w:before="240" w:after="120"/>
         <w:rPr/>
       </w:pPr>
-      <w:bookmarkStart w:id="17" w:name="__RefHeading___Toc3188_1801721159"/>
+      <w:bookmarkStart w:id="17" w:name="__RefHeading___Toc3188_2404426520"/>
       <w:bookmarkEnd w:id="17"/>
       <w:r>
         <w:rPr>
@@ -4764,7 +4764,7 @@
         <w:spacing w:lineRule="exact" w:line="240" w:before="240" w:after="120"/>
         <w:rPr/>
       </w:pPr>
-      <w:bookmarkStart w:id="18" w:name="__RefHeading___Toc3190_1801721159"/>
+      <w:bookmarkStart w:id="18" w:name="__RefHeading___Toc3190_2404426520"/>
       <w:bookmarkEnd w:id="18"/>
       <w:r>
         <w:rPr>
@@ -4844,7 +4844,7 @@
         <w:spacing w:lineRule="exact" w:line="240" w:before="240" w:after="120"/>
         <w:rPr/>
       </w:pPr>
-      <w:bookmarkStart w:id="19" w:name="__RefHeading___Toc3192_1801721159"/>
+      <w:bookmarkStart w:id="19" w:name="__RefHeading___Toc3192_2404426520"/>
       <w:bookmarkEnd w:id="19"/>
       <w:r>
         <w:rPr>

--- a/reporte/productos_formales/Producto_06_Modelo_Fraccionamiento.docx
+++ b/reporte/productos_formales/Producto_06_Modelo_Fraccionamiento.docx
@@ -262,7 +262,7 @@
         <w:spacing w:lineRule="exact" w:line="240" w:before="240" w:after="120"/>
         <w:rPr/>
       </w:pPr>
-      <w:bookmarkStart w:id="0" w:name="__RefHeading___Toc3154_2404426520"/>
+      <w:bookmarkStart w:id="0" w:name="__RefHeading___Toc3154_1564033828"/>
       <w:bookmarkEnd w:id="0"/>
       <w:r>
         <w:rPr>
@@ -369,7 +369,7 @@
             </w:rPr>
             <w:fldChar w:fldCharType="separate"/>
           </w:r>
-          <w:hyperlink w:anchor="__RefHeading___Toc3154_2404426520">
+          <w:hyperlink w:anchor="__RefHeading___Toc3154_1564033828">
             <w:r>
               <w:rPr>
                 <w:rStyle w:val="IndexLink"/>
@@ -389,7 +389,7 @@
             </w:tabs>
             <w:rPr/>
           </w:pPr>
-          <w:hyperlink w:anchor="__RefHeading___Toc3156_2404426520">
+          <w:hyperlink w:anchor="__RefHeading___Toc3156_1564033828">
             <w:r>
               <w:rPr>
                 <w:rStyle w:val="IndexLink"/>
@@ -409,7 +409,7 @@
             </w:tabs>
             <w:rPr/>
           </w:pPr>
-          <w:hyperlink w:anchor="__RefHeading___Toc3158_2404426520">
+          <w:hyperlink w:anchor="__RefHeading___Toc3158_1564033828">
             <w:r>
               <w:rPr>
                 <w:rStyle w:val="IndexLink"/>
@@ -429,7 +429,7 @@
             </w:tabs>
             <w:rPr/>
           </w:pPr>
-          <w:hyperlink w:anchor="__RefHeading___Toc3160_2404426520">
+          <w:hyperlink w:anchor="__RefHeading___Toc3160_1564033828">
             <w:r>
               <w:rPr>
                 <w:rStyle w:val="IndexLink"/>
@@ -449,7 +449,7 @@
             </w:tabs>
             <w:rPr/>
           </w:pPr>
-          <w:hyperlink w:anchor="__RefHeading___Toc3162_2404426520">
+          <w:hyperlink w:anchor="__RefHeading___Toc3162_1564033828">
             <w:r>
               <w:rPr>
                 <w:rStyle w:val="IndexLink"/>
@@ -469,7 +469,7 @@
             </w:tabs>
             <w:rPr/>
           </w:pPr>
-          <w:hyperlink w:anchor="__RefHeading___Toc3164_2404426520">
+          <w:hyperlink w:anchor="__RefHeading___Toc3164_1564033828">
             <w:r>
               <w:rPr>
                 <w:rStyle w:val="IndexLink"/>
@@ -489,7 +489,7 @@
             </w:tabs>
             <w:rPr/>
           </w:pPr>
-          <w:hyperlink w:anchor="__RefHeading___Toc3166_2404426520">
+          <w:hyperlink w:anchor="__RefHeading___Toc3166_1564033828">
             <w:r>
               <w:rPr>
                 <w:rStyle w:val="IndexLink"/>
@@ -509,7 +509,7 @@
             </w:tabs>
             <w:rPr/>
           </w:pPr>
-          <w:hyperlink w:anchor="__RefHeading___Toc3168_2404426520">
+          <w:hyperlink w:anchor="__RefHeading___Toc3168_1564033828">
             <w:r>
               <w:rPr>
                 <w:rStyle w:val="IndexLink"/>
@@ -529,7 +529,7 @@
             </w:tabs>
             <w:rPr/>
           </w:pPr>
-          <w:hyperlink w:anchor="__RefHeading___Toc3170_2404426520">
+          <w:hyperlink w:anchor="__RefHeading___Toc3170_1564033828">
             <w:r>
               <w:rPr>
                 <w:rStyle w:val="IndexLink"/>
@@ -549,7 +549,7 @@
             </w:tabs>
             <w:rPr/>
           </w:pPr>
-          <w:hyperlink w:anchor="__RefHeading___Toc3172_2404426520">
+          <w:hyperlink w:anchor="__RefHeading___Toc3172_1564033828">
             <w:r>
               <w:rPr>
                 <w:rStyle w:val="IndexLink"/>
@@ -569,7 +569,7 @@
             </w:tabs>
             <w:rPr/>
           </w:pPr>
-          <w:hyperlink w:anchor="__RefHeading___Toc3174_2404426520">
+          <w:hyperlink w:anchor="__RefHeading___Toc3174_1564033828">
             <w:r>
               <w:rPr>
                 <w:rStyle w:val="IndexLink"/>
@@ -589,7 +589,7 @@
             </w:tabs>
             <w:rPr/>
           </w:pPr>
-          <w:hyperlink w:anchor="__RefHeading___Toc3176_2404426520">
+          <w:hyperlink w:anchor="__RefHeading___Toc3176_1564033828">
             <w:r>
               <w:rPr>
                 <w:rStyle w:val="IndexLink"/>
@@ -609,7 +609,7 @@
             </w:tabs>
             <w:rPr/>
           </w:pPr>
-          <w:hyperlink w:anchor="__RefHeading___Toc3178_2404426520">
+          <w:hyperlink w:anchor="__RefHeading___Toc3178_1564033828">
             <w:r>
               <w:rPr>
                 <w:rStyle w:val="IndexLink"/>
@@ -629,7 +629,7 @@
             </w:tabs>
             <w:rPr/>
           </w:pPr>
-          <w:hyperlink w:anchor="__RefHeading___Toc3180_2404426520">
+          <w:hyperlink w:anchor="__RefHeading___Toc3180_1564033828">
             <w:r>
               <w:rPr>
                 <w:rStyle w:val="IndexLink"/>
@@ -649,7 +649,7 @@
             </w:tabs>
             <w:rPr/>
           </w:pPr>
-          <w:hyperlink w:anchor="__RefHeading___Toc3182_2404426520">
+          <w:hyperlink w:anchor="__RefHeading___Toc3182_1564033828">
             <w:r>
               <w:rPr>
                 <w:rStyle w:val="IndexLink"/>
@@ -669,7 +669,7 @@
             </w:tabs>
             <w:rPr/>
           </w:pPr>
-          <w:hyperlink w:anchor="__RefHeading___Toc3184_2404426520">
+          <w:hyperlink w:anchor="__RefHeading___Toc3184_1564033828">
             <w:r>
               <w:rPr>
                 <w:rStyle w:val="IndexLink"/>
@@ -689,7 +689,7 @@
             </w:tabs>
             <w:rPr/>
           </w:pPr>
-          <w:hyperlink w:anchor="__RefHeading___Toc3186_2404426520">
+          <w:hyperlink w:anchor="__RefHeading___Toc3186_1564033828">
             <w:r>
               <w:rPr>
                 <w:rStyle w:val="IndexLink"/>
@@ -709,7 +709,7 @@
             </w:tabs>
             <w:rPr/>
           </w:pPr>
-          <w:hyperlink w:anchor="__RefHeading___Toc3188_2404426520">
+          <w:hyperlink w:anchor="__RefHeading___Toc3188_1564033828">
             <w:r>
               <w:rPr>
                 <w:rStyle w:val="IndexLink"/>
@@ -729,7 +729,7 @@
             </w:tabs>
             <w:rPr/>
           </w:pPr>
-          <w:hyperlink w:anchor="__RefHeading___Toc3190_2404426520">
+          <w:hyperlink w:anchor="__RefHeading___Toc3190_1564033828">
             <w:r>
               <w:rPr>
                 <w:rStyle w:val="IndexLink"/>
@@ -749,7 +749,7 @@
             </w:tabs>
             <w:rPr/>
           </w:pPr>
-          <w:hyperlink w:anchor="__RefHeading___Toc3192_2404426520">
+          <w:hyperlink w:anchor="__RefHeading___Toc3192_1564033828">
             <w:r>
               <w:rPr>
                 <w:rStyle w:val="IndexLink"/>
@@ -789,7 +789,7 @@
         <w:spacing w:lineRule="exact" w:line="240" w:before="240" w:after="120"/>
         <w:rPr/>
       </w:pPr>
-      <w:bookmarkStart w:id="1" w:name="__RefHeading___Toc3156_2404426520"/>
+      <w:bookmarkStart w:id="1" w:name="__RefHeading___Toc3156_1564033828"/>
       <w:bookmarkEnd w:id="1"/>
       <w:r>
         <w:rPr>
@@ -845,7 +845,7 @@
         <w:spacing w:lineRule="exact" w:line="240" w:before="240" w:after="120"/>
         <w:rPr/>
       </w:pPr>
-      <w:bookmarkStart w:id="2" w:name="__RefHeading___Toc3158_2404426520"/>
+      <w:bookmarkStart w:id="2" w:name="__RefHeading___Toc3158_1564033828"/>
       <w:bookmarkEnd w:id="2"/>
       <w:r>
         <w:rPr>
@@ -883,7 +883,7 @@
         <w:spacing w:lineRule="exact" w:line="240" w:before="240" w:after="120"/>
         <w:rPr/>
       </w:pPr>
-      <w:bookmarkStart w:id="3" w:name="__RefHeading___Toc3160_2404426520"/>
+      <w:bookmarkStart w:id="3" w:name="__RefHeading___Toc3160_1564033828"/>
       <w:bookmarkEnd w:id="3"/>
       <w:r>
         <w:rPr>
@@ -2197,7 +2197,7 @@
         <w:spacing w:lineRule="exact" w:line="240" w:before="240" w:after="120"/>
         <w:rPr/>
       </w:pPr>
-      <w:bookmarkStart w:id="4" w:name="__RefHeading___Toc3162_2404426520"/>
+      <w:bookmarkStart w:id="4" w:name="__RefHeading___Toc3162_1564033828"/>
       <w:bookmarkEnd w:id="4"/>
       <w:r>
         <w:rPr>
@@ -2774,7 +2774,7 @@
         <w:spacing w:lineRule="exact" w:line="240" w:before="240" w:after="120"/>
         <w:rPr/>
       </w:pPr>
-      <w:bookmarkStart w:id="5" w:name="__RefHeading___Toc3164_2404426520"/>
+      <w:bookmarkStart w:id="5" w:name="__RefHeading___Toc3164_1564033828"/>
       <w:bookmarkEnd w:id="5"/>
       <w:r>
         <w:rPr>
@@ -2812,7 +2812,7 @@
         <w:spacing w:lineRule="exact" w:line="240" w:before="240" w:after="120"/>
         <w:rPr/>
       </w:pPr>
-      <w:bookmarkStart w:id="6" w:name="__RefHeading___Toc3166_2404426520"/>
+      <w:bookmarkStart w:id="6" w:name="__RefHeading___Toc3166_1564033828"/>
       <w:bookmarkEnd w:id="6"/>
       <w:r>
         <w:rPr>
@@ -2850,7 +2850,7 @@
         <w:spacing w:lineRule="exact" w:line="240" w:before="240" w:after="120"/>
         <w:rPr/>
       </w:pPr>
-      <w:bookmarkStart w:id="7" w:name="__RefHeading___Toc3168_2404426520"/>
+      <w:bookmarkStart w:id="7" w:name="__RefHeading___Toc3168_1564033828"/>
       <w:bookmarkEnd w:id="7"/>
       <w:r>
         <w:rPr>
@@ -2870,7 +2870,7 @@
         <w:spacing w:lineRule="exact" w:line="240" w:before="180" w:after="80"/>
         <w:rPr/>
       </w:pPr>
-      <w:bookmarkStart w:id="8" w:name="__RefHeading___Toc3170_2404426520"/>
+      <w:bookmarkStart w:id="8" w:name="__RefHeading___Toc3170_1564033828"/>
       <w:bookmarkEnd w:id="8"/>
       <w:r>
         <w:rPr>
@@ -2997,7 +2997,7 @@
         <w:spacing w:lineRule="exact" w:line="240" w:before="180" w:after="80"/>
         <w:rPr/>
       </w:pPr>
-      <w:bookmarkStart w:id="9" w:name="__RefHeading___Toc3172_2404426520"/>
+      <w:bookmarkStart w:id="9" w:name="__RefHeading___Toc3172_1564033828"/>
       <w:bookmarkEnd w:id="9"/>
       <w:r>
         <w:rPr>
@@ -3728,7 +3728,7 @@
         <w:spacing w:lineRule="exact" w:line="240" w:before="180" w:after="80"/>
         <w:rPr/>
       </w:pPr>
-      <w:bookmarkStart w:id="10" w:name="__RefHeading___Toc3174_2404426520"/>
+      <w:bookmarkStart w:id="10" w:name="__RefHeading___Toc3174_1564033828"/>
       <w:bookmarkEnd w:id="10"/>
       <w:r>
         <w:rPr>
@@ -3766,7 +3766,7 @@
         <w:spacing w:lineRule="exact" w:line="240" w:before="180" w:after="80"/>
         <w:rPr/>
       </w:pPr>
-      <w:bookmarkStart w:id="11" w:name="__RefHeading___Toc3176_2404426520"/>
+      <w:bookmarkStart w:id="11" w:name="__RefHeading___Toc3176_1564033828"/>
       <w:bookmarkEnd w:id="11"/>
       <w:r>
         <w:rPr>
@@ -3804,7 +3804,7 @@
         <w:spacing w:lineRule="exact" w:line="240" w:before="180" w:after="80"/>
         <w:rPr/>
       </w:pPr>
-      <w:bookmarkStart w:id="12" w:name="__RefHeading___Toc3178_2404426520"/>
+      <w:bookmarkStart w:id="12" w:name="__RefHeading___Toc3178_1564033828"/>
       <w:bookmarkEnd w:id="12"/>
       <w:r>
         <w:rPr>
@@ -4468,7 +4468,7 @@
         <w:spacing w:lineRule="exact" w:line="240" w:before="180" w:after="80"/>
         <w:rPr/>
       </w:pPr>
-      <w:bookmarkStart w:id="13" w:name="__RefHeading___Toc3180_2404426520"/>
+      <w:bookmarkStart w:id="13" w:name="__RefHeading___Toc3180_1564033828"/>
       <w:bookmarkEnd w:id="13"/>
       <w:r>
         <w:rPr>
@@ -4528,7 +4528,7 @@
         <w:spacing w:lineRule="exact" w:line="240" w:before="240" w:after="120"/>
         <w:rPr/>
       </w:pPr>
-      <w:bookmarkStart w:id="14" w:name="__RefHeading___Toc3182_2404426520"/>
+      <w:bookmarkStart w:id="14" w:name="__RefHeading___Toc3182_1564033828"/>
       <w:bookmarkEnd w:id="14"/>
       <w:r>
         <w:rPr>
@@ -4628,7 +4628,7 @@
         <w:spacing w:lineRule="exact" w:line="240" w:before="240" w:after="120"/>
         <w:rPr/>
       </w:pPr>
-      <w:bookmarkStart w:id="15" w:name="__RefHeading___Toc3184_2404426520"/>
+      <w:bookmarkStart w:id="15" w:name="__RefHeading___Toc3184_1564033828"/>
       <w:bookmarkEnd w:id="15"/>
       <w:r>
         <w:rPr>
@@ -4666,7 +4666,7 @@
         <w:spacing w:lineRule="exact" w:line="240" w:before="240" w:after="120"/>
         <w:rPr/>
       </w:pPr>
-      <w:bookmarkStart w:id="16" w:name="__RefHeading___Toc3186_2404426520"/>
+      <w:bookmarkStart w:id="16" w:name="__RefHeading___Toc3186_1564033828"/>
       <w:bookmarkEnd w:id="16"/>
       <w:r>
         <w:rPr>
@@ -4726,7 +4726,7 @@
         <w:spacing w:lineRule="exact" w:line="240" w:before="240" w:after="120"/>
         <w:rPr/>
       </w:pPr>
-      <w:bookmarkStart w:id="17" w:name="__RefHeading___Toc3188_2404426520"/>
+      <w:bookmarkStart w:id="17" w:name="__RefHeading___Toc3188_1564033828"/>
       <w:bookmarkEnd w:id="17"/>
       <w:r>
         <w:rPr>
@@ -4764,7 +4764,7 @@
         <w:spacing w:lineRule="exact" w:line="240" w:before="240" w:after="120"/>
         <w:rPr/>
       </w:pPr>
-      <w:bookmarkStart w:id="18" w:name="__RefHeading___Toc3190_2404426520"/>
+      <w:bookmarkStart w:id="18" w:name="__RefHeading___Toc3190_1564033828"/>
       <w:bookmarkEnd w:id="18"/>
       <w:r>
         <w:rPr>
@@ -4844,7 +4844,7 @@
         <w:spacing w:lineRule="exact" w:line="240" w:before="240" w:after="120"/>
         <w:rPr/>
       </w:pPr>
-      <w:bookmarkStart w:id="19" w:name="__RefHeading___Toc3192_2404426520"/>
+      <w:bookmarkStart w:id="19" w:name="__RefHeading___Toc3192_1564033828"/>
       <w:bookmarkEnd w:id="19"/>
       <w:r>
         <w:rPr>

--- a/reporte/productos_formales/Producto_06_Modelo_Fraccionamiento.docx
+++ b/reporte/productos_formales/Producto_06_Modelo_Fraccionamiento.docx
@@ -262,7 +262,7 @@
         <w:spacing w:lineRule="exact" w:line="240" w:before="240" w:after="120"/>
         <w:rPr/>
       </w:pPr>
-      <w:bookmarkStart w:id="0" w:name="__RefHeading___Toc3154_1564033828"/>
+      <w:bookmarkStart w:id="0" w:name="__RefHeading___Toc3626_3956443927"/>
       <w:bookmarkEnd w:id="0"/>
       <w:r>
         <w:rPr>
@@ -369,7 +369,7 @@
             </w:rPr>
             <w:fldChar w:fldCharType="separate"/>
           </w:r>
-          <w:hyperlink w:anchor="__RefHeading___Toc3154_1564033828">
+          <w:hyperlink w:anchor="__RefHeading___Toc3626_3956443927">
             <w:r>
               <w:rPr>
                 <w:rStyle w:val="IndexLink"/>
@@ -389,7 +389,7 @@
             </w:tabs>
             <w:rPr/>
           </w:pPr>
-          <w:hyperlink w:anchor="__RefHeading___Toc3156_1564033828">
+          <w:hyperlink w:anchor="__RefHeading___Toc3628_3956443927">
             <w:r>
               <w:rPr>
                 <w:rStyle w:val="IndexLink"/>
@@ -409,7 +409,7 @@
             </w:tabs>
             <w:rPr/>
           </w:pPr>
-          <w:hyperlink w:anchor="__RefHeading___Toc3158_1564033828">
+          <w:hyperlink w:anchor="__RefHeading___Toc3630_3956443927">
             <w:r>
               <w:rPr>
                 <w:rStyle w:val="IndexLink"/>
@@ -429,7 +429,7 @@
             </w:tabs>
             <w:rPr/>
           </w:pPr>
-          <w:hyperlink w:anchor="__RefHeading___Toc3160_1564033828">
+          <w:hyperlink w:anchor="__RefHeading___Toc3632_3956443927">
             <w:r>
               <w:rPr>
                 <w:rStyle w:val="IndexLink"/>
@@ -449,7 +449,7 @@
             </w:tabs>
             <w:rPr/>
           </w:pPr>
-          <w:hyperlink w:anchor="__RefHeading___Toc3162_1564033828">
+          <w:hyperlink w:anchor="__RefHeading___Toc3634_3956443927">
             <w:r>
               <w:rPr>
                 <w:rStyle w:val="IndexLink"/>
@@ -469,7 +469,7 @@
             </w:tabs>
             <w:rPr/>
           </w:pPr>
-          <w:hyperlink w:anchor="__RefHeading___Toc3164_1564033828">
+          <w:hyperlink w:anchor="__RefHeading___Toc3636_3956443927">
             <w:r>
               <w:rPr>
                 <w:rStyle w:val="IndexLink"/>
@@ -489,7 +489,7 @@
             </w:tabs>
             <w:rPr/>
           </w:pPr>
-          <w:hyperlink w:anchor="__RefHeading___Toc3166_1564033828">
+          <w:hyperlink w:anchor="__RefHeading___Toc3638_3956443927">
             <w:r>
               <w:rPr>
                 <w:rStyle w:val="IndexLink"/>
@@ -509,7 +509,7 @@
             </w:tabs>
             <w:rPr/>
           </w:pPr>
-          <w:hyperlink w:anchor="__RefHeading___Toc3168_1564033828">
+          <w:hyperlink w:anchor="__RefHeading___Toc3640_3956443927">
             <w:r>
               <w:rPr>
                 <w:rStyle w:val="IndexLink"/>
@@ -529,7 +529,7 @@
             </w:tabs>
             <w:rPr/>
           </w:pPr>
-          <w:hyperlink w:anchor="__RefHeading___Toc3170_1564033828">
+          <w:hyperlink w:anchor="__RefHeading___Toc3642_3956443927">
             <w:r>
               <w:rPr>
                 <w:rStyle w:val="IndexLink"/>
@@ -549,7 +549,7 @@
             </w:tabs>
             <w:rPr/>
           </w:pPr>
-          <w:hyperlink w:anchor="__RefHeading___Toc3172_1564033828">
+          <w:hyperlink w:anchor="__RefHeading___Toc3644_3956443927">
             <w:r>
               <w:rPr>
                 <w:rStyle w:val="IndexLink"/>
@@ -569,7 +569,7 @@
             </w:tabs>
             <w:rPr/>
           </w:pPr>
-          <w:hyperlink w:anchor="__RefHeading___Toc3174_1564033828">
+          <w:hyperlink w:anchor="__RefHeading___Toc3646_3956443927">
             <w:r>
               <w:rPr>
                 <w:rStyle w:val="IndexLink"/>
@@ -589,7 +589,7 @@
             </w:tabs>
             <w:rPr/>
           </w:pPr>
-          <w:hyperlink w:anchor="__RefHeading___Toc3176_1564033828">
+          <w:hyperlink w:anchor="__RefHeading___Toc3648_3956443927">
             <w:r>
               <w:rPr>
                 <w:rStyle w:val="IndexLink"/>
@@ -609,7 +609,7 @@
             </w:tabs>
             <w:rPr/>
           </w:pPr>
-          <w:hyperlink w:anchor="__RefHeading___Toc3178_1564033828">
+          <w:hyperlink w:anchor="__RefHeading___Toc3650_3956443927">
             <w:r>
               <w:rPr>
                 <w:rStyle w:val="IndexLink"/>
@@ -629,7 +629,7 @@
             </w:tabs>
             <w:rPr/>
           </w:pPr>
-          <w:hyperlink w:anchor="__RefHeading___Toc3180_1564033828">
+          <w:hyperlink w:anchor="__RefHeading___Toc3652_3956443927">
             <w:r>
               <w:rPr>
                 <w:rStyle w:val="IndexLink"/>
@@ -649,7 +649,7 @@
             </w:tabs>
             <w:rPr/>
           </w:pPr>
-          <w:hyperlink w:anchor="__RefHeading___Toc3182_1564033828">
+          <w:hyperlink w:anchor="__RefHeading___Toc3654_3956443927">
             <w:r>
               <w:rPr>
                 <w:rStyle w:val="IndexLink"/>
@@ -669,7 +669,7 @@
             </w:tabs>
             <w:rPr/>
           </w:pPr>
-          <w:hyperlink w:anchor="__RefHeading___Toc3184_1564033828">
+          <w:hyperlink w:anchor="__RefHeading___Toc3656_3956443927">
             <w:r>
               <w:rPr>
                 <w:rStyle w:val="IndexLink"/>
@@ -689,7 +689,7 @@
             </w:tabs>
             <w:rPr/>
           </w:pPr>
-          <w:hyperlink w:anchor="__RefHeading___Toc3186_1564033828">
+          <w:hyperlink w:anchor="__RefHeading___Toc3658_3956443927">
             <w:r>
               <w:rPr>
                 <w:rStyle w:val="IndexLink"/>
@@ -709,7 +709,7 @@
             </w:tabs>
             <w:rPr/>
           </w:pPr>
-          <w:hyperlink w:anchor="__RefHeading___Toc3188_1564033828">
+          <w:hyperlink w:anchor="__RefHeading___Toc3660_3956443927">
             <w:r>
               <w:rPr>
                 <w:rStyle w:val="IndexLink"/>
@@ -729,7 +729,7 @@
             </w:tabs>
             <w:rPr/>
           </w:pPr>
-          <w:hyperlink w:anchor="__RefHeading___Toc3190_1564033828">
+          <w:hyperlink w:anchor="__RefHeading___Toc3662_3956443927">
             <w:r>
               <w:rPr>
                 <w:rStyle w:val="IndexLink"/>
@@ -749,14 +749,134 @@
             </w:tabs>
             <w:rPr/>
           </w:pPr>
-          <w:hyperlink w:anchor="__RefHeading___Toc3192_1564033828">
+          <w:hyperlink w:anchor="__RefHeading___Toc3664_3956443927">
+            <w:r>
+              <w:rPr>
+                <w:rStyle w:val="IndexLink"/>
+              </w:rPr>
+              <w:t>ANEXO TÉCNICO — PAGOS, MODALIDADES Y ARQUITECTURA OPERACIONAL</w:t>
+              <w:tab/>
+              <w:t>6</w:t>
+            </w:r>
+          </w:hyperlink>
+        </w:p>
+        <w:p>
+          <w:pPr>
+            <w:pStyle w:val="TOC2"/>
+            <w:tabs>
+              <w:tab w:val="clear" w:pos="8743"/>
+              <w:tab w:val="right" w:pos="9025" w:leader="dot"/>
+            </w:tabs>
+            <w:rPr/>
+          </w:pPr>
+          <w:hyperlink w:anchor="__RefHeading___Toc3666_3956443927">
+            <w:r>
+              <w:rPr>
+                <w:rStyle w:val="IndexLink"/>
+              </w:rPr>
+              <w:t>Resultados reproducibles de pagos y modalidades</w:t>
+              <w:tab/>
+              <w:t>6</w:t>
+            </w:r>
+          </w:hyperlink>
+        </w:p>
+        <w:p>
+          <w:pPr>
+            <w:pStyle w:val="TOC2"/>
+            <w:tabs>
+              <w:tab w:val="clear" w:pos="8743"/>
+              <w:tab w:val="right" w:pos="9025" w:leader="dot"/>
+            </w:tabs>
+            <w:rPr/>
+          </w:pPr>
+          <w:hyperlink w:anchor="__RefHeading___Toc3668_3956443927">
+            <w:r>
+              <w:rPr>
+                <w:rStyle w:val="IndexLink"/>
+              </w:rPr>
+              <w:t>Distribución de pagos</w:t>
+              <w:tab/>
+              <w:t>6</w:t>
+            </w:r>
+          </w:hyperlink>
+        </w:p>
+        <w:p>
+          <w:pPr>
+            <w:pStyle w:val="TOC2"/>
+            <w:tabs>
+              <w:tab w:val="clear" w:pos="8743"/>
+              <w:tab w:val="right" w:pos="9025" w:leader="dot"/>
+            </w:tabs>
+            <w:rPr/>
+          </w:pPr>
+          <w:hyperlink w:anchor="__RefHeading___Toc3670_3956443927">
+            <w:r>
+              <w:rPr>
+                <w:rStyle w:val="IndexLink"/>
+              </w:rPr>
+              <w:t>Modalidades por régimen</w:t>
+              <w:tab/>
+              <w:t>7</w:t>
+            </w:r>
+          </w:hyperlink>
+        </w:p>
+        <w:p>
+          <w:pPr>
+            <w:pStyle w:val="TOC2"/>
+            <w:tabs>
+              <w:tab w:val="clear" w:pos="8743"/>
+              <w:tab w:val="right" w:pos="9025" w:leader="dot"/>
+            </w:tabs>
+            <w:rPr/>
+          </w:pPr>
+          <w:hyperlink w:anchor="__RefHeading___Toc3672_3956443927">
+            <w:r>
+              <w:rPr>
+                <w:rStyle w:val="IndexLink"/>
+              </w:rPr>
+              <w:t>Arquitectura operacional Spark-native</w:t>
+              <w:tab/>
+              <w:t>7</w:t>
+            </w:r>
+          </w:hyperlink>
+        </w:p>
+        <w:p>
+          <w:pPr>
+            <w:pStyle w:val="TOC2"/>
+            <w:tabs>
+              <w:tab w:val="clear" w:pos="8743"/>
+              <w:tab w:val="right" w:pos="9025" w:leader="dot"/>
+            </w:tabs>
+            <w:rPr/>
+          </w:pPr>
+          <w:hyperlink w:anchor="__RefHeading___Toc3674_3956443927">
+            <w:r>
+              <w:rPr>
+                <w:rStyle w:val="IndexLink"/>
+              </w:rPr>
+              <w:t>Limitación institucional</w:t>
+              <w:tab/>
+              <w:t>7</w:t>
+            </w:r>
+          </w:hyperlink>
+        </w:p>
+        <w:p>
+          <w:pPr>
+            <w:pStyle w:val="TOC1"/>
+            <w:tabs>
+              <w:tab w:val="clear" w:pos="9026"/>
+              <w:tab w:val="right" w:pos="9025" w:leader="dot"/>
+            </w:tabs>
+            <w:rPr/>
+          </w:pPr>
+          <w:hyperlink w:anchor="__RefHeading___Toc3676_3956443927">
             <w:r>
               <w:rPr>
                 <w:rStyle w:val="IndexLink"/>
               </w:rPr>
               <w:t>Referencias Bibliográficas</w:t>
               <w:tab/>
-              <w:t>6</w:t>
+              <w:t>7</w:t>
             </w:r>
           </w:hyperlink>
           <w:r>
@@ -789,7 +909,7 @@
         <w:spacing w:lineRule="exact" w:line="240" w:before="240" w:after="120"/>
         <w:rPr/>
       </w:pPr>
-      <w:bookmarkStart w:id="1" w:name="__RefHeading___Toc3156_1564033828"/>
+      <w:bookmarkStart w:id="1" w:name="__RefHeading___Toc3628_3956443927"/>
       <w:bookmarkEnd w:id="1"/>
       <w:r>
         <w:rPr>
@@ -845,7 +965,7 @@
         <w:spacing w:lineRule="exact" w:line="240" w:before="240" w:after="120"/>
         <w:rPr/>
       </w:pPr>
-      <w:bookmarkStart w:id="2" w:name="__RefHeading___Toc3158_1564033828"/>
+      <w:bookmarkStart w:id="2" w:name="__RefHeading___Toc3630_3956443927"/>
       <w:bookmarkEnd w:id="2"/>
       <w:r>
         <w:rPr>
@@ -883,7 +1003,7 @@
         <w:spacing w:lineRule="exact" w:line="240" w:before="240" w:after="120"/>
         <w:rPr/>
       </w:pPr>
-      <w:bookmarkStart w:id="3" w:name="__RefHeading___Toc3160_1564033828"/>
+      <w:bookmarkStart w:id="3" w:name="__RefHeading___Toc3632_3956443927"/>
       <w:bookmarkEnd w:id="3"/>
       <w:r>
         <w:rPr>
@@ -2197,7 +2317,7 @@
         <w:spacing w:lineRule="exact" w:line="240" w:before="240" w:after="120"/>
         <w:rPr/>
       </w:pPr>
-      <w:bookmarkStart w:id="4" w:name="__RefHeading___Toc3162_1564033828"/>
+      <w:bookmarkStart w:id="4" w:name="__RefHeading___Toc3634_3956443927"/>
       <w:bookmarkEnd w:id="4"/>
       <w:r>
         <w:rPr>
@@ -2774,7 +2894,7 @@
         <w:spacing w:lineRule="exact" w:line="240" w:before="240" w:after="120"/>
         <w:rPr/>
       </w:pPr>
-      <w:bookmarkStart w:id="5" w:name="__RefHeading___Toc3164_1564033828"/>
+      <w:bookmarkStart w:id="5" w:name="__RefHeading___Toc3636_3956443927"/>
       <w:bookmarkEnd w:id="5"/>
       <w:r>
         <w:rPr>
@@ -2812,7 +2932,7 @@
         <w:spacing w:lineRule="exact" w:line="240" w:before="240" w:after="120"/>
         <w:rPr/>
       </w:pPr>
-      <w:bookmarkStart w:id="6" w:name="__RefHeading___Toc3166_1564033828"/>
+      <w:bookmarkStart w:id="6" w:name="__RefHeading___Toc3638_3956443927"/>
       <w:bookmarkEnd w:id="6"/>
       <w:r>
         <w:rPr>
@@ -2850,7 +2970,7 @@
         <w:spacing w:lineRule="exact" w:line="240" w:before="240" w:after="120"/>
         <w:rPr/>
       </w:pPr>
-      <w:bookmarkStart w:id="7" w:name="__RefHeading___Toc3168_1564033828"/>
+      <w:bookmarkStart w:id="7" w:name="__RefHeading___Toc3640_3956443927"/>
       <w:bookmarkEnd w:id="7"/>
       <w:r>
         <w:rPr>
@@ -2870,7 +2990,7 @@
         <w:spacing w:lineRule="exact" w:line="240" w:before="180" w:after="80"/>
         <w:rPr/>
       </w:pPr>
-      <w:bookmarkStart w:id="8" w:name="__RefHeading___Toc3170_1564033828"/>
+      <w:bookmarkStart w:id="8" w:name="__RefHeading___Toc3642_3956443927"/>
       <w:bookmarkEnd w:id="8"/>
       <w:r>
         <w:rPr>
@@ -2997,7 +3117,7 @@
         <w:spacing w:lineRule="exact" w:line="240" w:before="180" w:after="80"/>
         <w:rPr/>
       </w:pPr>
-      <w:bookmarkStart w:id="9" w:name="__RefHeading___Toc3172_1564033828"/>
+      <w:bookmarkStart w:id="9" w:name="__RefHeading___Toc3644_3956443927"/>
       <w:bookmarkEnd w:id="9"/>
       <w:r>
         <w:rPr>
@@ -3728,7 +3848,7 @@
         <w:spacing w:lineRule="exact" w:line="240" w:before="180" w:after="80"/>
         <w:rPr/>
       </w:pPr>
-      <w:bookmarkStart w:id="10" w:name="__RefHeading___Toc3174_1564033828"/>
+      <w:bookmarkStart w:id="10" w:name="__RefHeading___Toc3646_3956443927"/>
       <w:bookmarkEnd w:id="10"/>
       <w:r>
         <w:rPr>
@@ -3766,7 +3886,7 @@
         <w:spacing w:lineRule="exact" w:line="240" w:before="180" w:after="80"/>
         <w:rPr/>
       </w:pPr>
-      <w:bookmarkStart w:id="11" w:name="__RefHeading___Toc3176_1564033828"/>
+      <w:bookmarkStart w:id="11" w:name="__RefHeading___Toc3648_3956443927"/>
       <w:bookmarkEnd w:id="11"/>
       <w:r>
         <w:rPr>
@@ -3804,7 +3924,7 @@
         <w:spacing w:lineRule="exact" w:line="240" w:before="180" w:after="80"/>
         <w:rPr/>
       </w:pPr>
-      <w:bookmarkStart w:id="12" w:name="__RefHeading___Toc3178_1564033828"/>
+      <w:bookmarkStart w:id="12" w:name="__RefHeading___Toc3650_3956443927"/>
       <w:bookmarkEnd w:id="12"/>
       <w:r>
         <w:rPr>
@@ -4468,7 +4588,7 @@
         <w:spacing w:lineRule="exact" w:line="240" w:before="180" w:after="80"/>
         <w:rPr/>
       </w:pPr>
-      <w:bookmarkStart w:id="13" w:name="__RefHeading___Toc3180_1564033828"/>
+      <w:bookmarkStart w:id="13" w:name="__RefHeading___Toc3652_3956443927"/>
       <w:bookmarkEnd w:id="13"/>
       <w:r>
         <w:rPr>
@@ -4528,7 +4648,7 @@
         <w:spacing w:lineRule="exact" w:line="240" w:before="240" w:after="120"/>
         <w:rPr/>
       </w:pPr>
-      <w:bookmarkStart w:id="14" w:name="__RefHeading___Toc3182_1564033828"/>
+      <w:bookmarkStart w:id="14" w:name="__RefHeading___Toc3654_3956443927"/>
       <w:bookmarkEnd w:id="14"/>
       <w:r>
         <w:rPr>
@@ -4628,7 +4748,7 @@
         <w:spacing w:lineRule="exact" w:line="240" w:before="240" w:after="120"/>
         <w:rPr/>
       </w:pPr>
-      <w:bookmarkStart w:id="15" w:name="__RefHeading___Toc3184_1564033828"/>
+      <w:bookmarkStart w:id="15" w:name="__RefHeading___Toc3656_3956443927"/>
       <w:bookmarkEnd w:id="15"/>
       <w:r>
         <w:rPr>
@@ -4666,7 +4786,7 @@
         <w:spacing w:lineRule="exact" w:line="240" w:before="240" w:after="120"/>
         <w:rPr/>
       </w:pPr>
-      <w:bookmarkStart w:id="16" w:name="__RefHeading___Toc3186_1564033828"/>
+      <w:bookmarkStart w:id="16" w:name="__RefHeading___Toc3658_3956443927"/>
       <w:bookmarkEnd w:id="16"/>
       <w:r>
         <w:rPr>
@@ -4726,7 +4846,7 @@
         <w:spacing w:lineRule="exact" w:line="240" w:before="240" w:after="120"/>
         <w:rPr/>
       </w:pPr>
-      <w:bookmarkStart w:id="17" w:name="__RefHeading___Toc3188_1564033828"/>
+      <w:bookmarkStart w:id="17" w:name="__RefHeading___Toc3660_3956443927"/>
       <w:bookmarkEnd w:id="17"/>
       <w:r>
         <w:rPr>
@@ -4764,7 +4884,7 @@
         <w:spacing w:lineRule="exact" w:line="240" w:before="240" w:after="120"/>
         <w:rPr/>
       </w:pPr>
-      <w:bookmarkStart w:id="18" w:name="__RefHeading___Toc3190_1564033828"/>
+      <w:bookmarkStart w:id="18" w:name="__RefHeading___Toc3662_3956443927"/>
       <w:bookmarkEnd w:id="18"/>
       <w:r>
         <w:rPr>
@@ -4841,11 +4961,812 @@
     <w:p>
       <w:pPr>
         <w:pStyle w:val="Heading1"/>
+        <w:spacing w:lineRule="auto" w:line="240" w:before="0" w:after="60"/>
+        <w:rPr/>
+      </w:pPr>
+      <w:bookmarkStart w:id="19" w:name="__RefHeading___Toc3664_3956443927"/>
+      <w:bookmarkEnd w:id="19"/>
+      <w:r>
+        <w:rPr>
+          <w:rFonts w:ascii="Arial" w:hAnsi="Arial"/>
+          <w:b/>
+          <w:sz w:val="22"/>
+        </w:rPr>
+        <w:t>ANEXO TÉCNICO — PAGOS, MODALIDADES Y ARQUITECTURA OPERACIONAL</w:t>
+      </w:r>
+    </w:p>
+    <w:p>
+      <w:pPr>
+        <w:pStyle w:val="Normal"/>
+        <w:spacing w:lineRule="auto" w:line="240" w:before="0" w:after="60"/>
+        <w:jc w:val="both"/>
+        <w:rPr/>
+      </w:pPr>
+      <w:r>
+        <w:rPr>
+          <w:sz w:val="22"/>
+        </w:rPr>
+        <w:t>Este anexo cubre el análisis estadístico/exploratorio de pagos, montos contractuales y modalidades y actualiza la descripción de la arquitectura operacional. La evidencia de pagos usa datos sintéticos vinculados a contratos sintéticos; no representa información SIAF real ni determina la legalidad de una modalidad.</w:t>
+      </w:r>
+    </w:p>
+    <w:p>
+      <w:pPr>
+        <w:pStyle w:val="Heading2"/>
+        <w:spacing w:lineRule="auto" w:line="240" w:before="0" w:after="60"/>
+        <w:rPr/>
+      </w:pPr>
+      <w:bookmarkStart w:id="20" w:name="__RefHeading___Toc3666_3956443927"/>
+      <w:bookmarkEnd w:id="20"/>
+      <w:r>
+        <w:rPr>
+          <w:rFonts w:ascii="Arial" w:hAnsi="Arial"/>
+          <w:b/>
+          <w:sz w:val="22"/>
+        </w:rPr>
+        <w:t>Resultados reproducibles de pagos y modalidades</w:t>
+      </w:r>
+    </w:p>
+    <w:tbl>
+      <w:tblPr>
+        <w:tblW w:w="9026" w:type="dxa"/>
+        <w:jc w:val="left"/>
+        <w:tblInd w:w="0" w:type="dxa"/>
+        <w:tblLayout w:type="fixed"/>
+        <w:tblCellMar>
+          <w:top w:w="0" w:type="dxa"/>
+          <w:left w:w="108" w:type="dxa"/>
+          <w:bottom w:w="0" w:type="dxa"/>
+          <w:right w:w="108" w:type="dxa"/>
+        </w:tblCellMar>
+        <w:tblLook w:val="04a0" w:noHBand="0" w:noVBand="1" w:firstColumn="1" w:lastRow="0" w:lastColumn="0" w:firstRow="1"/>
+      </w:tblPr>
+      <w:tblGrid>
+        <w:gridCol w:w="4513"/>
+        <w:gridCol w:w="4512"/>
+      </w:tblGrid>
+      <w:tr>
+        <w:trPr/>
+        <w:tc>
+          <w:tcPr>
+            <w:tcW w:w="4513" w:type="dxa"/>
+            <w:tcBorders>
+              <w:top w:val="single" w:sz="4" w:space="0" w:color="B7B7B7"/>
+              <w:left w:val="single" w:sz="4" w:space="0" w:color="B7B7B7"/>
+              <w:bottom w:val="single" w:sz="4" w:space="0" w:color="B7B7B7"/>
+              <w:right w:val="single" w:sz="4" w:space="0" w:color="B7B7B7"/>
+            </w:tcBorders>
+            <w:shd w:fill="E7E6E6"/>
+          </w:tcPr>
+          <w:p>
+            <w:pPr>
+              <w:pStyle w:val="Normal"/>
+              <w:spacing w:lineRule="auto" w:line="240" w:before="0" w:after="60"/>
+              <w:rPr/>
+            </w:pPr>
+            <w:r>
+              <w:rPr>
+                <w:b/>
+                <w:sz w:val="22"/>
+              </w:rPr>
+              <w:t>Indicador</w:t>
+            </w:r>
+          </w:p>
+        </w:tc>
+        <w:tc>
+          <w:tcPr>
+            <w:tcW w:w="4512" w:type="dxa"/>
+            <w:tcBorders>
+              <w:top w:val="single" w:sz="4" w:space="0" w:color="B7B7B7"/>
+              <w:left w:val="single" w:sz="4" w:space="0" w:color="B7B7B7"/>
+              <w:bottom w:val="single" w:sz="4" w:space="0" w:color="B7B7B7"/>
+              <w:right w:val="single" w:sz="4" w:space="0" w:color="B7B7B7"/>
+            </w:tcBorders>
+            <w:shd w:fill="E7E6E6"/>
+          </w:tcPr>
+          <w:p>
+            <w:pPr>
+              <w:pStyle w:val="Normal"/>
+              <w:spacing w:lineRule="auto" w:line="240" w:before="0" w:after="60"/>
+              <w:rPr/>
+            </w:pPr>
+            <w:r>
+              <w:rPr>
+                <w:b/>
+                <w:sz w:val="22"/>
+              </w:rPr>
+              <w:t>Resultado</w:t>
+            </w:r>
+          </w:p>
+        </w:tc>
+      </w:tr>
+      <w:tr>
+        <w:trPr/>
+        <w:tc>
+          <w:tcPr>
+            <w:tcW w:w="4513" w:type="dxa"/>
+            <w:tcBorders>
+              <w:top w:val="single" w:sz="4" w:space="0" w:color="B7B7B7"/>
+              <w:left w:val="single" w:sz="4" w:space="0" w:color="B7B7B7"/>
+              <w:bottom w:val="single" w:sz="4" w:space="0" w:color="B7B7B7"/>
+              <w:right w:val="single" w:sz="4" w:space="0" w:color="B7B7B7"/>
+            </w:tcBorders>
+          </w:tcPr>
+          <w:p>
+            <w:pPr>
+              <w:pStyle w:val="Normal"/>
+              <w:spacing w:lineRule="auto" w:line="240" w:before="0" w:after="60"/>
+              <w:rPr/>
+            </w:pPr>
+            <w:r>
+              <w:rPr>
+                <w:sz w:val="22"/>
+              </w:rPr>
+              <w:t>Pagos sintéticos</w:t>
+            </w:r>
+          </w:p>
+        </w:tc>
+        <w:tc>
+          <w:tcPr>
+            <w:tcW w:w="4512" w:type="dxa"/>
+            <w:tcBorders>
+              <w:top w:val="single" w:sz="4" w:space="0" w:color="B7B7B7"/>
+              <w:left w:val="single" w:sz="4" w:space="0" w:color="B7B7B7"/>
+              <w:bottom w:val="single" w:sz="4" w:space="0" w:color="B7B7B7"/>
+              <w:right w:val="single" w:sz="4" w:space="0" w:color="B7B7B7"/>
+            </w:tcBorders>
+          </w:tcPr>
+          <w:p>
+            <w:pPr>
+              <w:pStyle w:val="Normal"/>
+              <w:spacing w:lineRule="auto" w:line="240" w:before="0" w:after="60"/>
+              <w:rPr/>
+            </w:pPr>
+            <w:r>
+              <w:rPr>
+                <w:sz w:val="22"/>
+              </w:rPr>
+              <w:t>6726</w:t>
+            </w:r>
+          </w:p>
+        </w:tc>
+      </w:tr>
+      <w:tr>
+        <w:trPr/>
+        <w:tc>
+          <w:tcPr>
+            <w:tcW w:w="4513" w:type="dxa"/>
+            <w:tcBorders>
+              <w:top w:val="single" w:sz="4" w:space="0" w:color="B7B7B7"/>
+              <w:left w:val="single" w:sz="4" w:space="0" w:color="B7B7B7"/>
+              <w:bottom w:val="single" w:sz="4" w:space="0" w:color="B7B7B7"/>
+              <w:right w:val="single" w:sz="4" w:space="0" w:color="B7B7B7"/>
+            </w:tcBorders>
+          </w:tcPr>
+          <w:p>
+            <w:pPr>
+              <w:pStyle w:val="Normal"/>
+              <w:spacing w:lineRule="auto" w:line="240" w:before="0" w:after="60"/>
+              <w:rPr/>
+            </w:pPr>
+            <w:r>
+              <w:rPr>
+                <w:sz w:val="22"/>
+              </w:rPr>
+              <w:t>Contratos analizados</w:t>
+            </w:r>
+          </w:p>
+        </w:tc>
+        <w:tc>
+          <w:tcPr>
+            <w:tcW w:w="4512" w:type="dxa"/>
+            <w:tcBorders>
+              <w:top w:val="single" w:sz="4" w:space="0" w:color="B7B7B7"/>
+              <w:left w:val="single" w:sz="4" w:space="0" w:color="B7B7B7"/>
+              <w:bottom w:val="single" w:sz="4" w:space="0" w:color="B7B7B7"/>
+              <w:right w:val="single" w:sz="4" w:space="0" w:color="B7B7B7"/>
+            </w:tcBorders>
+          </w:tcPr>
+          <w:p>
+            <w:pPr>
+              <w:pStyle w:val="Normal"/>
+              <w:spacing w:lineRule="auto" w:line="240" w:before="0" w:after="60"/>
+              <w:rPr/>
+            </w:pPr>
+            <w:r>
+              <w:rPr>
+                <w:sz w:val="22"/>
+              </w:rPr>
+              <w:t>3709</w:t>
+            </w:r>
+          </w:p>
+        </w:tc>
+      </w:tr>
+      <w:tr>
+        <w:trPr/>
+        <w:tc>
+          <w:tcPr>
+            <w:tcW w:w="4513" w:type="dxa"/>
+            <w:tcBorders>
+              <w:top w:val="single" w:sz="4" w:space="0" w:color="B7B7B7"/>
+              <w:left w:val="single" w:sz="4" w:space="0" w:color="B7B7B7"/>
+              <w:bottom w:val="single" w:sz="4" w:space="0" w:color="B7B7B7"/>
+              <w:right w:val="single" w:sz="4" w:space="0" w:color="B7B7B7"/>
+            </w:tcBorders>
+          </w:tcPr>
+          <w:p>
+            <w:pPr>
+              <w:pStyle w:val="Normal"/>
+              <w:spacing w:lineRule="auto" w:line="240" w:before="0" w:after="60"/>
+              <w:rPr/>
+            </w:pPr>
+            <w:r>
+              <w:rPr>
+                <w:sz w:val="22"/>
+              </w:rPr>
+              <w:t>Pagos huérfanos</w:t>
+            </w:r>
+          </w:p>
+        </w:tc>
+        <w:tc>
+          <w:tcPr>
+            <w:tcW w:w="4512" w:type="dxa"/>
+            <w:tcBorders>
+              <w:top w:val="single" w:sz="4" w:space="0" w:color="B7B7B7"/>
+              <w:left w:val="single" w:sz="4" w:space="0" w:color="B7B7B7"/>
+              <w:bottom w:val="single" w:sz="4" w:space="0" w:color="B7B7B7"/>
+              <w:right w:val="single" w:sz="4" w:space="0" w:color="B7B7B7"/>
+            </w:tcBorders>
+          </w:tcPr>
+          <w:p>
+            <w:pPr>
+              <w:pStyle w:val="Normal"/>
+              <w:spacing w:lineRule="auto" w:line="240" w:before="0" w:after="60"/>
+              <w:rPr/>
+            </w:pPr>
+            <w:r>
+              <w:rPr>
+                <w:sz w:val="22"/>
+              </w:rPr>
+              <w:t>0</w:t>
+            </w:r>
+          </w:p>
+        </w:tc>
+      </w:tr>
+      <w:tr>
+        <w:trPr/>
+        <w:tc>
+          <w:tcPr>
+            <w:tcW w:w="4513" w:type="dxa"/>
+            <w:tcBorders>
+              <w:top w:val="single" w:sz="4" w:space="0" w:color="B7B7B7"/>
+              <w:left w:val="single" w:sz="4" w:space="0" w:color="B7B7B7"/>
+              <w:bottom w:val="single" w:sz="4" w:space="0" w:color="B7B7B7"/>
+              <w:right w:val="single" w:sz="4" w:space="0" w:color="B7B7B7"/>
+            </w:tcBorders>
+          </w:tcPr>
+          <w:p>
+            <w:pPr>
+              <w:pStyle w:val="Normal"/>
+              <w:spacing w:lineRule="auto" w:line="240" w:before="0" w:after="60"/>
+              <w:rPr/>
+            </w:pPr>
+            <w:r>
+              <w:rPr>
+                <w:sz w:val="22"/>
+              </w:rPr>
+              <w:t>Contratos con pago parcial</w:t>
+            </w:r>
+          </w:p>
+        </w:tc>
+        <w:tc>
+          <w:tcPr>
+            <w:tcW w:w="4512" w:type="dxa"/>
+            <w:tcBorders>
+              <w:top w:val="single" w:sz="4" w:space="0" w:color="B7B7B7"/>
+              <w:left w:val="single" w:sz="4" w:space="0" w:color="B7B7B7"/>
+              <w:bottom w:val="single" w:sz="4" w:space="0" w:color="B7B7B7"/>
+              <w:right w:val="single" w:sz="4" w:space="0" w:color="B7B7B7"/>
+            </w:tcBorders>
+          </w:tcPr>
+          <w:p>
+            <w:pPr>
+              <w:pStyle w:val="Normal"/>
+              <w:spacing w:lineRule="auto" w:line="240" w:before="0" w:after="60"/>
+              <w:rPr/>
+            </w:pPr>
+            <w:r>
+              <w:rPr>
+                <w:sz w:val="22"/>
+              </w:rPr>
+              <w:t>452</w:t>
+            </w:r>
+          </w:p>
+        </w:tc>
+      </w:tr>
+      <w:tr>
+        <w:trPr/>
+        <w:tc>
+          <w:tcPr>
+            <w:tcW w:w="4513" w:type="dxa"/>
+            <w:tcBorders>
+              <w:top w:val="single" w:sz="4" w:space="0" w:color="B7B7B7"/>
+              <w:left w:val="single" w:sz="4" w:space="0" w:color="B7B7B7"/>
+              <w:bottom w:val="single" w:sz="4" w:space="0" w:color="B7B7B7"/>
+              <w:right w:val="single" w:sz="4" w:space="0" w:color="B7B7B7"/>
+            </w:tcBorders>
+          </w:tcPr>
+          <w:p>
+            <w:pPr>
+              <w:pStyle w:val="Normal"/>
+              <w:spacing w:lineRule="auto" w:line="240" w:before="0" w:after="60"/>
+              <w:rPr/>
+            </w:pPr>
+            <w:r>
+              <w:rPr>
+                <w:sz w:val="22"/>
+              </w:rPr>
+              <w:t>Contratos pendientes sin pago</w:t>
+            </w:r>
+          </w:p>
+        </w:tc>
+        <w:tc>
+          <w:tcPr>
+            <w:tcW w:w="4512" w:type="dxa"/>
+            <w:tcBorders>
+              <w:top w:val="single" w:sz="4" w:space="0" w:color="B7B7B7"/>
+              <w:left w:val="single" w:sz="4" w:space="0" w:color="B7B7B7"/>
+              <w:bottom w:val="single" w:sz="4" w:space="0" w:color="B7B7B7"/>
+              <w:right w:val="single" w:sz="4" w:space="0" w:color="B7B7B7"/>
+            </w:tcBorders>
+          </w:tcPr>
+          <w:p>
+            <w:pPr>
+              <w:pStyle w:val="Normal"/>
+              <w:spacing w:lineRule="auto" w:line="240" w:before="0" w:after="60"/>
+              <w:rPr/>
+            </w:pPr>
+            <w:r>
+              <w:rPr>
+                <w:sz w:val="22"/>
+              </w:rPr>
+              <w:t>218</w:t>
+            </w:r>
+          </w:p>
+        </w:tc>
+      </w:tr>
+      <w:tr>
+        <w:trPr/>
+        <w:tc>
+          <w:tcPr>
+            <w:tcW w:w="4513" w:type="dxa"/>
+            <w:tcBorders>
+              <w:top w:val="single" w:sz="4" w:space="0" w:color="B7B7B7"/>
+              <w:left w:val="single" w:sz="4" w:space="0" w:color="B7B7B7"/>
+              <w:bottom w:val="single" w:sz="4" w:space="0" w:color="B7B7B7"/>
+              <w:right w:val="single" w:sz="4" w:space="0" w:color="B7B7B7"/>
+            </w:tcBorders>
+          </w:tcPr>
+          <w:p>
+            <w:pPr>
+              <w:pStyle w:val="Normal"/>
+              <w:spacing w:lineRule="auto" w:line="240" w:before="0" w:after="60"/>
+              <w:rPr/>
+            </w:pPr>
+            <w:r>
+              <w:rPr>
+                <w:sz w:val="22"/>
+              </w:rPr>
+              <w:t>Señales de sobrepago a revisar</w:t>
+            </w:r>
+          </w:p>
+        </w:tc>
+        <w:tc>
+          <w:tcPr>
+            <w:tcW w:w="4512" w:type="dxa"/>
+            <w:tcBorders>
+              <w:top w:val="single" w:sz="4" w:space="0" w:color="B7B7B7"/>
+              <w:left w:val="single" w:sz="4" w:space="0" w:color="B7B7B7"/>
+              <w:bottom w:val="single" w:sz="4" w:space="0" w:color="B7B7B7"/>
+              <w:right w:val="single" w:sz="4" w:space="0" w:color="B7B7B7"/>
+            </w:tcBorders>
+          </w:tcPr>
+          <w:p>
+            <w:pPr>
+              <w:pStyle w:val="Normal"/>
+              <w:spacing w:lineRule="auto" w:line="240" w:before="0" w:after="60"/>
+              <w:rPr/>
+            </w:pPr>
+            <w:r>
+              <w:rPr>
+                <w:sz w:val="22"/>
+              </w:rPr>
+              <w:t>76</w:t>
+            </w:r>
+          </w:p>
+        </w:tc>
+      </w:tr>
+      <w:tr>
+        <w:trPr/>
+        <w:tc>
+          <w:tcPr>
+            <w:tcW w:w="4513" w:type="dxa"/>
+            <w:tcBorders>
+              <w:top w:val="single" w:sz="4" w:space="0" w:color="B7B7B7"/>
+              <w:left w:val="single" w:sz="4" w:space="0" w:color="B7B7B7"/>
+              <w:bottom w:val="single" w:sz="4" w:space="0" w:color="B7B7B7"/>
+              <w:right w:val="single" w:sz="4" w:space="0" w:color="B7B7B7"/>
+            </w:tcBorders>
+          </w:tcPr>
+          <w:p>
+            <w:pPr>
+              <w:pStyle w:val="Normal"/>
+              <w:spacing w:lineRule="auto" w:line="240" w:before="0" w:after="60"/>
+              <w:rPr/>
+            </w:pPr>
+            <w:r>
+              <w:rPr>
+                <w:sz w:val="22"/>
+              </w:rPr>
+              <w:t>Demora P90 devengado→pagado (días)</w:t>
+            </w:r>
+          </w:p>
+        </w:tc>
+        <w:tc>
+          <w:tcPr>
+            <w:tcW w:w="4512" w:type="dxa"/>
+            <w:tcBorders>
+              <w:top w:val="single" w:sz="4" w:space="0" w:color="B7B7B7"/>
+              <w:left w:val="single" w:sz="4" w:space="0" w:color="B7B7B7"/>
+              <w:bottom w:val="single" w:sz="4" w:space="0" w:color="B7B7B7"/>
+              <w:right w:val="single" w:sz="4" w:space="0" w:color="B7B7B7"/>
+            </w:tcBorders>
+          </w:tcPr>
+          <w:p>
+            <w:pPr>
+              <w:pStyle w:val="Normal"/>
+              <w:spacing w:lineRule="auto" w:line="240" w:before="0" w:after="60"/>
+              <w:rPr/>
+            </w:pPr>
+            <w:r>
+              <w:rPr>
+                <w:sz w:val="22"/>
+              </w:rPr>
+              <w:t>28.0</w:t>
+            </w:r>
+          </w:p>
+        </w:tc>
+      </w:tr>
+      <w:tr>
+        <w:trPr/>
+        <w:tc>
+          <w:tcPr>
+            <w:tcW w:w="4513" w:type="dxa"/>
+            <w:tcBorders>
+              <w:top w:val="single" w:sz="4" w:space="0" w:color="B7B7B7"/>
+              <w:left w:val="single" w:sz="4" w:space="0" w:color="B7B7B7"/>
+              <w:bottom w:val="single" w:sz="4" w:space="0" w:color="B7B7B7"/>
+              <w:right w:val="single" w:sz="4" w:space="0" w:color="B7B7B7"/>
+            </w:tcBorders>
+          </w:tcPr>
+          <w:p>
+            <w:pPr>
+              <w:pStyle w:val="Normal"/>
+              <w:spacing w:lineRule="auto" w:line="240" w:before="0" w:after="60"/>
+              <w:rPr/>
+            </w:pPr>
+            <w:r>
+              <w:rPr>
+                <w:sz w:val="22"/>
+              </w:rPr>
+              <w:t>Modalidades especiales no inferibles solo por cuantía</w:t>
+            </w:r>
+          </w:p>
+        </w:tc>
+        <w:tc>
+          <w:tcPr>
+            <w:tcW w:w="4512" w:type="dxa"/>
+            <w:tcBorders>
+              <w:top w:val="single" w:sz="4" w:space="0" w:color="B7B7B7"/>
+              <w:left w:val="single" w:sz="4" w:space="0" w:color="B7B7B7"/>
+              <w:bottom w:val="single" w:sz="4" w:space="0" w:color="B7B7B7"/>
+              <w:right w:val="single" w:sz="4" w:space="0" w:color="B7B7B7"/>
+            </w:tcBorders>
+          </w:tcPr>
+          <w:p>
+            <w:pPr>
+              <w:pStyle w:val="Normal"/>
+              <w:spacing w:lineRule="auto" w:line="240" w:before="0" w:after="60"/>
+              <w:rPr/>
+            </w:pPr>
+            <w:r>
+              <w:rPr>
+                <w:sz w:val="22"/>
+              </w:rPr>
+              <w:t>1422</w:t>
+            </w:r>
+          </w:p>
+        </w:tc>
+      </w:tr>
+      <w:tr>
+        <w:trPr/>
+        <w:tc>
+          <w:tcPr>
+            <w:tcW w:w="4513" w:type="dxa"/>
+            <w:tcBorders>
+              <w:top w:val="single" w:sz="4" w:space="0" w:color="B7B7B7"/>
+              <w:left w:val="single" w:sz="4" w:space="0" w:color="B7B7B7"/>
+              <w:bottom w:val="single" w:sz="4" w:space="0" w:color="B7B7B7"/>
+              <w:right w:val="single" w:sz="4" w:space="0" w:color="B7B7B7"/>
+            </w:tcBorders>
+          </w:tcPr>
+          <w:p>
+            <w:pPr>
+              <w:pStyle w:val="Normal"/>
+              <w:spacing w:lineRule="auto" w:line="240" w:before="0" w:after="60"/>
+              <w:rPr/>
+            </w:pPr>
+            <w:r>
+              <w:rPr>
+                <w:sz w:val="22"/>
+              </w:rPr>
+              <w:t>Modalidades que requieren revisión de contexto</w:t>
+            </w:r>
+          </w:p>
+        </w:tc>
+        <w:tc>
+          <w:tcPr>
+            <w:tcW w:w="4512" w:type="dxa"/>
+            <w:tcBorders>
+              <w:top w:val="single" w:sz="4" w:space="0" w:color="B7B7B7"/>
+              <w:left w:val="single" w:sz="4" w:space="0" w:color="B7B7B7"/>
+              <w:bottom w:val="single" w:sz="4" w:space="0" w:color="B7B7B7"/>
+              <w:right w:val="single" w:sz="4" w:space="0" w:color="B7B7B7"/>
+            </w:tcBorders>
+          </w:tcPr>
+          <w:p>
+            <w:pPr>
+              <w:pStyle w:val="Normal"/>
+              <w:spacing w:lineRule="auto" w:line="240" w:before="0" w:after="60"/>
+              <w:rPr/>
+            </w:pPr>
+            <w:r>
+              <w:rPr>
+                <w:sz w:val="22"/>
+              </w:rPr>
+              <w:t>1314</w:t>
+            </w:r>
+          </w:p>
+        </w:tc>
+      </w:tr>
+    </w:tbl>
+    <w:p>
+      <w:pPr>
+        <w:pStyle w:val="Normal"/>
+        <w:spacing w:lineRule="auto" w:line="240" w:before="0" w:after="60"/>
+        <w:jc w:val="both"/>
+        <w:rPr/>
+      </w:pPr>
+      <w:r>
+        <w:rPr>
+          <w:sz w:val="22"/>
+        </w:rPr>
+        <w:t>La comparación de modalidades frente a cuantía es únicamente referencial. Contratación Directa, Comparación de Precios, Subasta Inversa, acuerdos marco y otros supuestos pueden depender de condiciones que no se deducen del monto por sí solo; 'requiere revisión de contexto' no equivale a irregularidad.</w:t>
+      </w:r>
+    </w:p>
+    <w:p>
+      <w:pPr>
+        <w:pStyle w:val="Heading2"/>
+        <w:spacing w:lineRule="auto" w:line="240" w:before="0" w:after="60"/>
+        <w:rPr/>
+      </w:pPr>
+      <w:bookmarkStart w:id="21" w:name="__RefHeading___Toc3668_3956443927"/>
+      <w:bookmarkEnd w:id="21"/>
+      <w:r>
+        <w:rPr>
+          <w:rFonts w:ascii="Arial" w:hAnsi="Arial"/>
+          <w:b/>
+          <w:sz w:val="22"/>
+        </w:rPr>
+        <w:t>Distribución de pagos</w:t>
+      </w:r>
+    </w:p>
+    <w:p>
+      <w:pPr>
+        <w:pStyle w:val="Normal"/>
+        <w:spacing w:lineRule="auto" w:line="240" w:before="0" w:after="60"/>
+        <w:jc w:val="center"/>
+        <w:rPr/>
+      </w:pPr>
+      <w:r>
+        <w:rPr/>
+        <w:drawing>
+          <wp:inline distT="0" distB="0" distL="0" distR="0">
+            <wp:extent cx="5577840" cy="3150235"/>
+            <wp:effectExtent l="0" t="0" r="0" b="0"/>
+            <wp:docPr id="2" name="Picture 2" descr=""/>
+            <wp:cNvGraphicFramePr>
+              <a:graphicFrameLocks xmlns:a="http://schemas.openxmlformats.org/drawingml/2006/main" noChangeAspect="1"/>
+            </wp:cNvGraphicFramePr>
+            <a:graphic xmlns:a="http://schemas.openxmlformats.org/drawingml/2006/main">
+              <a:graphicData uri="http://schemas.openxmlformats.org/drawingml/2006/picture">
+                <pic:pic xmlns:pic="http://schemas.openxmlformats.org/drawingml/2006/picture">
+                  <pic:nvPicPr>
+                    <pic:cNvPr id="2" name="Picture 2" descr=""/>
+                    <pic:cNvPicPr>
+                      <a:picLocks noChangeAspect="1" noChangeArrowheads="1"/>
+                    </pic:cNvPicPr>
+                  </pic:nvPicPr>
+                  <pic:blipFill>
+                    <a:blip r:embed="rId6"/>
+                    <a:stretch>
+                      <a:fillRect/>
+                    </a:stretch>
+                  </pic:blipFill>
+                  <pic:spPr bwMode="auto">
+                    <a:xfrm>
+                      <a:off x="0" y="0"/>
+                      <a:ext cx="5577840" cy="3150235"/>
+                    </a:xfrm>
+                    <a:prstGeom prst="rect">
+                      <a:avLst/>
+                    </a:prstGeom>
+                  </pic:spPr>
+                </pic:pic>
+              </a:graphicData>
+            </a:graphic>
+          </wp:inline>
+        </w:drawing>
+      </w:r>
+    </w:p>
+    <w:p>
+      <w:pPr>
+        <w:pStyle w:val="Heading2"/>
+        <w:spacing w:lineRule="auto" w:line="240" w:before="0" w:after="60"/>
+        <w:rPr/>
+      </w:pPr>
+      <w:bookmarkStart w:id="22" w:name="__RefHeading___Toc3670_3956443927"/>
+      <w:bookmarkEnd w:id="22"/>
+      <w:r>
+        <w:rPr>
+          <w:rFonts w:ascii="Arial" w:hAnsi="Arial"/>
+          <w:b/>
+          <w:sz w:val="22"/>
+        </w:rPr>
+        <w:t>Modalidades por régimen</w:t>
+      </w:r>
+    </w:p>
+    <w:p>
+      <w:pPr>
+        <w:pStyle w:val="Normal"/>
+        <w:spacing w:lineRule="auto" w:line="240" w:before="0" w:after="60"/>
+        <w:jc w:val="center"/>
+        <w:rPr/>
+      </w:pPr>
+      <w:r>
+        <w:rPr/>
+        <w:drawing>
+          <wp:inline distT="0" distB="0" distL="0" distR="0">
+            <wp:extent cx="5577840" cy="3222625"/>
+            <wp:effectExtent l="0" t="0" r="0" b="0"/>
+            <wp:docPr id="3" name="Picture 3" descr=""/>
+            <wp:cNvGraphicFramePr>
+              <a:graphicFrameLocks xmlns:a="http://schemas.openxmlformats.org/drawingml/2006/main" noChangeAspect="1"/>
+            </wp:cNvGraphicFramePr>
+            <a:graphic xmlns:a="http://schemas.openxmlformats.org/drawingml/2006/main">
+              <a:graphicData uri="http://schemas.openxmlformats.org/drawingml/2006/picture">
+                <pic:pic xmlns:pic="http://schemas.openxmlformats.org/drawingml/2006/picture">
+                  <pic:nvPicPr>
+                    <pic:cNvPr id="3" name="Picture 3" descr=""/>
+                    <pic:cNvPicPr>
+                      <a:picLocks noChangeAspect="1" noChangeArrowheads="1"/>
+                    </pic:cNvPicPr>
+                  </pic:nvPicPr>
+                  <pic:blipFill>
+                    <a:blip r:embed="rId7"/>
+                    <a:stretch>
+                      <a:fillRect/>
+                    </a:stretch>
+                  </pic:blipFill>
+                  <pic:spPr bwMode="auto">
+                    <a:xfrm>
+                      <a:off x="0" y="0"/>
+                      <a:ext cx="5577840" cy="3222625"/>
+                    </a:xfrm>
+                    <a:prstGeom prst="rect">
+                      <a:avLst/>
+                    </a:prstGeom>
+                  </pic:spPr>
+                </pic:pic>
+              </a:graphicData>
+            </a:graphic>
+          </wp:inline>
+        </w:drawing>
+      </w:r>
+    </w:p>
+    <w:p>
+      <w:pPr>
+        <w:pStyle w:val="Heading2"/>
+        <w:spacing w:lineRule="auto" w:line="240" w:before="0" w:after="60"/>
+        <w:rPr/>
+      </w:pPr>
+      <w:bookmarkStart w:id="23" w:name="__RefHeading___Toc3672_3956443927"/>
+      <w:bookmarkEnd w:id="23"/>
+      <w:r>
+        <w:rPr>
+          <w:rFonts w:ascii="Arial" w:hAnsi="Arial"/>
+          <w:b/>
+          <w:sz w:val="22"/>
+        </w:rPr>
+        <w:t>Arquitectura operacional Spark-native</w:t>
+      </w:r>
+    </w:p>
+    <w:p>
+      <w:pPr>
+        <w:pStyle w:val="Normal"/>
+        <w:spacing w:lineRule="auto" w:line="240" w:before="0" w:after="60"/>
+        <w:jc w:val="both"/>
+        <w:rPr/>
+      </w:pPr>
+      <w:r>
+        <w:rPr>
+          <w:sz w:val="22"/>
+        </w:rPr>
+        <w:t>La evidencia histórica de modelado Spark se conserva en modo local[*] para reproducibilidad. En paralelo, la ruta operacional TRAIN/INFERENCE admite un master Spark configurable. Cuando source.type=spark_sql, el conector devuelve un Spark DataFrame y el mapping, validación, preprocesamiento, feature engineering y MLlib permanecen en Spark sin toPandas(). Las medianas por objeto aprendidas en TRAIN se persisten como Parquet distribuido y los rankings de INFERENCE se escriben también como Parquet distribuido.</w:t>
+      </w:r>
+    </w:p>
+    <w:p>
+      <w:pPr>
+        <w:pStyle w:val="Normal"/>
+        <w:spacing w:lineRule="auto" w:line="240" w:before="0" w:after="60"/>
+        <w:jc w:val="both"/>
+        <w:rPr/>
+      </w:pPr>
+      <w:r>
+        <w:rPr>
+          <w:sz w:val="22"/>
+        </w:rPr>
+        <w:t>Esta capacidad elimina el cuello de botella pandas del adaptador Spark anterior, pero no sustituye las pruebas de carga, particionamiento, seguridad, rendimiento y robustez que deben ejecutarse con el clúster y volumen institucionales reales.</w:t>
+      </w:r>
+    </w:p>
+    <w:p>
+      <w:pPr>
+        <w:pStyle w:val="Heading2"/>
+        <w:spacing w:lineRule="auto" w:line="240" w:before="0" w:after="60"/>
+        <w:rPr/>
+      </w:pPr>
+      <w:bookmarkStart w:id="24" w:name="__RefHeading___Toc3674_3956443927"/>
+      <w:bookmarkEnd w:id="24"/>
+      <w:r>
+        <w:rPr>
+          <w:rFonts w:ascii="Arial" w:hAnsi="Arial"/>
+          <w:b/>
+          <w:sz w:val="22"/>
+        </w:rPr>
+        <w:t>Limitación institucional</w:t>
+      </w:r>
+    </w:p>
+    <w:p>
+      <w:pPr>
+        <w:pStyle w:val="Normal"/>
+        <w:spacing w:lineRule="auto" w:line="240" w:before="0" w:after="60"/>
+        <w:jc w:val="both"/>
+        <w:rPr/>
+      </w:pPr>
+      <w:r>
+        <w:rPr>
+          <w:sz w:val="22"/>
+        </w:rPr>
+        <w:t>El cierre literal con pagos SIAF/SEACE, tablas/vistas reales, ground truth, permisos, clúster, DEV/QA/PROD, SQL Server/SSRS, certificación y conformidad depende de la CGR y permanece registrado en el catálogo de dependencias institucionales.</w:t>
+      </w:r>
+    </w:p>
+    <w:p>
+      <w:pPr>
+        <w:pStyle w:val="Heading1"/>
         <w:spacing w:lineRule="exact" w:line="240" w:before="240" w:after="120"/>
         <w:rPr/>
       </w:pPr>
-      <w:bookmarkStart w:id="19" w:name="__RefHeading___Toc3192_1564033828"/>
-      <w:bookmarkEnd w:id="19"/>
+      <w:bookmarkStart w:id="25" w:name="__RefHeading___Toc3676_3956443927"/>
+      <w:bookmarkEnd w:id="25"/>
       <w:r>
         <w:rPr>
           <w:rFonts w:eastAsia="Arial" w:cs="Arial" w:ascii="Arial" w:hAnsi="Arial"/>
@@ -4979,9 +5900,9 @@
       </w:r>
     </w:p>
     <w:sectPr>
-      <w:headerReference w:type="default" r:id="rId6"/>
-      <w:footerReference w:type="default" r:id="rId7"/>
-      <w:footerReference w:type="first" r:id="rId8"/>
+      <w:headerReference w:type="default" r:id="rId8"/>
+      <w:footerReference w:type="default" r:id="rId9"/>
+      <w:footerReference w:type="first" r:id="rId10"/>
       <w:type w:val="nextPage"/>
       <w:pgSz w:w="11906" w:h="16838"/>
       <w:pgMar w:left="1440" w:right="1440" w:gutter="0" w:header="708" w:top="1440" w:footer="708" w:bottom="1440"/>
@@ -5124,7 +6045,7 @@
     </w:r>
     <w:r>
       <w:rPr/>
-      <w:t>6</w:t>
+      <w:t>7</w:t>
     </w:r>
     <w:r>
       <w:rPr/>

--- a/reporte/productos_formales/Producto_06_Modelo_Fraccionamiento.docx
+++ b/reporte/productos_formales/Producto_06_Modelo_Fraccionamiento.docx
@@ -262,7 +262,7 @@
         <w:spacing w:lineRule="exact" w:line="240" w:before="240" w:after="120"/>
         <w:rPr/>
       </w:pPr>
-      <w:bookmarkStart w:id="0" w:name="__RefHeading___Toc3626_3956443927"/>
+      <w:bookmarkStart w:id="0" w:name="__RefHeading___Toc3626_1913477755"/>
       <w:bookmarkEnd w:id="0"/>
       <w:r>
         <w:rPr>
@@ -369,7 +369,7 @@
             </w:rPr>
             <w:fldChar w:fldCharType="separate"/>
           </w:r>
-          <w:hyperlink w:anchor="__RefHeading___Toc3626_3956443927">
+          <w:hyperlink w:anchor="__RefHeading___Toc3626_1913477755">
             <w:r>
               <w:rPr>
                 <w:rStyle w:val="IndexLink"/>
@@ -389,7 +389,7 @@
             </w:tabs>
             <w:rPr/>
           </w:pPr>
-          <w:hyperlink w:anchor="__RefHeading___Toc3628_3956443927">
+          <w:hyperlink w:anchor="__RefHeading___Toc3628_1913477755">
             <w:r>
               <w:rPr>
                 <w:rStyle w:val="IndexLink"/>
@@ -409,7 +409,7 @@
             </w:tabs>
             <w:rPr/>
           </w:pPr>
-          <w:hyperlink w:anchor="__RefHeading___Toc3630_3956443927">
+          <w:hyperlink w:anchor="__RefHeading___Toc3630_1913477755">
             <w:r>
               <w:rPr>
                 <w:rStyle w:val="IndexLink"/>
@@ -429,7 +429,7 @@
             </w:tabs>
             <w:rPr/>
           </w:pPr>
-          <w:hyperlink w:anchor="__RefHeading___Toc3632_3956443927">
+          <w:hyperlink w:anchor="__RefHeading___Toc3632_1913477755">
             <w:r>
               <w:rPr>
                 <w:rStyle w:val="IndexLink"/>
@@ -449,7 +449,7 @@
             </w:tabs>
             <w:rPr/>
           </w:pPr>
-          <w:hyperlink w:anchor="__RefHeading___Toc3634_3956443927">
+          <w:hyperlink w:anchor="__RefHeading___Toc3634_1913477755">
             <w:r>
               <w:rPr>
                 <w:rStyle w:val="IndexLink"/>
@@ -469,7 +469,7 @@
             </w:tabs>
             <w:rPr/>
           </w:pPr>
-          <w:hyperlink w:anchor="__RefHeading___Toc3636_3956443927">
+          <w:hyperlink w:anchor="__RefHeading___Toc3636_1913477755">
             <w:r>
               <w:rPr>
                 <w:rStyle w:val="IndexLink"/>
@@ -489,7 +489,7 @@
             </w:tabs>
             <w:rPr/>
           </w:pPr>
-          <w:hyperlink w:anchor="__RefHeading___Toc3638_3956443927">
+          <w:hyperlink w:anchor="__RefHeading___Toc3638_1913477755">
             <w:r>
               <w:rPr>
                 <w:rStyle w:val="IndexLink"/>
@@ -509,7 +509,7 @@
             </w:tabs>
             <w:rPr/>
           </w:pPr>
-          <w:hyperlink w:anchor="__RefHeading___Toc3640_3956443927">
+          <w:hyperlink w:anchor="__RefHeading___Toc3640_1913477755">
             <w:r>
               <w:rPr>
                 <w:rStyle w:val="IndexLink"/>
@@ -529,7 +529,7 @@
             </w:tabs>
             <w:rPr/>
           </w:pPr>
-          <w:hyperlink w:anchor="__RefHeading___Toc3642_3956443927">
+          <w:hyperlink w:anchor="__RefHeading___Toc3642_1913477755">
             <w:r>
               <w:rPr>
                 <w:rStyle w:val="IndexLink"/>
@@ -549,7 +549,7 @@
             </w:tabs>
             <w:rPr/>
           </w:pPr>
-          <w:hyperlink w:anchor="__RefHeading___Toc3644_3956443927">
+          <w:hyperlink w:anchor="__RefHeading___Toc3644_1913477755">
             <w:r>
               <w:rPr>
                 <w:rStyle w:val="IndexLink"/>
@@ -569,7 +569,7 @@
             </w:tabs>
             <w:rPr/>
           </w:pPr>
-          <w:hyperlink w:anchor="__RefHeading___Toc3646_3956443927">
+          <w:hyperlink w:anchor="__RefHeading___Toc3646_1913477755">
             <w:r>
               <w:rPr>
                 <w:rStyle w:val="IndexLink"/>
@@ -589,7 +589,7 @@
             </w:tabs>
             <w:rPr/>
           </w:pPr>
-          <w:hyperlink w:anchor="__RefHeading___Toc3648_3956443927">
+          <w:hyperlink w:anchor="__RefHeading___Toc3648_1913477755">
             <w:r>
               <w:rPr>
                 <w:rStyle w:val="IndexLink"/>
@@ -609,7 +609,7 @@
             </w:tabs>
             <w:rPr/>
           </w:pPr>
-          <w:hyperlink w:anchor="__RefHeading___Toc3650_3956443927">
+          <w:hyperlink w:anchor="__RefHeading___Toc3650_1913477755">
             <w:r>
               <w:rPr>
                 <w:rStyle w:val="IndexLink"/>
@@ -629,7 +629,7 @@
             </w:tabs>
             <w:rPr/>
           </w:pPr>
-          <w:hyperlink w:anchor="__RefHeading___Toc3652_3956443927">
+          <w:hyperlink w:anchor="__RefHeading___Toc3652_1913477755">
             <w:r>
               <w:rPr>
                 <w:rStyle w:val="IndexLink"/>
@@ -649,7 +649,7 @@
             </w:tabs>
             <w:rPr/>
           </w:pPr>
-          <w:hyperlink w:anchor="__RefHeading___Toc3654_3956443927">
+          <w:hyperlink w:anchor="__RefHeading___Toc3654_1913477755">
             <w:r>
               <w:rPr>
                 <w:rStyle w:val="IndexLink"/>
@@ -669,7 +669,7 @@
             </w:tabs>
             <w:rPr/>
           </w:pPr>
-          <w:hyperlink w:anchor="__RefHeading___Toc3656_3956443927">
+          <w:hyperlink w:anchor="__RefHeading___Toc3656_1913477755">
             <w:r>
               <w:rPr>
                 <w:rStyle w:val="IndexLink"/>
@@ -689,7 +689,7 @@
             </w:tabs>
             <w:rPr/>
           </w:pPr>
-          <w:hyperlink w:anchor="__RefHeading___Toc3658_3956443927">
+          <w:hyperlink w:anchor="__RefHeading___Toc3658_1913477755">
             <w:r>
               <w:rPr>
                 <w:rStyle w:val="IndexLink"/>
@@ -709,7 +709,7 @@
             </w:tabs>
             <w:rPr/>
           </w:pPr>
-          <w:hyperlink w:anchor="__RefHeading___Toc3660_3956443927">
+          <w:hyperlink w:anchor="__RefHeading___Toc3660_1913477755">
             <w:r>
               <w:rPr>
                 <w:rStyle w:val="IndexLink"/>
@@ -729,7 +729,7 @@
             </w:tabs>
             <w:rPr/>
           </w:pPr>
-          <w:hyperlink w:anchor="__RefHeading___Toc3662_3956443927">
+          <w:hyperlink w:anchor="__RefHeading___Toc3662_1913477755">
             <w:r>
               <w:rPr>
                 <w:rStyle w:val="IndexLink"/>
@@ -749,7 +749,7 @@
             </w:tabs>
             <w:rPr/>
           </w:pPr>
-          <w:hyperlink w:anchor="__RefHeading___Toc3664_3956443927">
+          <w:hyperlink w:anchor="__RefHeading___Toc3664_1913477755">
             <w:r>
               <w:rPr>
                 <w:rStyle w:val="IndexLink"/>
@@ -769,7 +769,7 @@
             </w:tabs>
             <w:rPr/>
           </w:pPr>
-          <w:hyperlink w:anchor="__RefHeading___Toc3666_3956443927">
+          <w:hyperlink w:anchor="__RefHeading___Toc3666_1913477755">
             <w:r>
               <w:rPr>
                 <w:rStyle w:val="IndexLink"/>
@@ -789,7 +789,7 @@
             </w:tabs>
             <w:rPr/>
           </w:pPr>
-          <w:hyperlink w:anchor="__RefHeading___Toc3668_3956443927">
+          <w:hyperlink w:anchor="__RefHeading___Toc3668_1913477755">
             <w:r>
               <w:rPr>
                 <w:rStyle w:val="IndexLink"/>
@@ -809,7 +809,7 @@
             </w:tabs>
             <w:rPr/>
           </w:pPr>
-          <w:hyperlink w:anchor="__RefHeading___Toc3670_3956443927">
+          <w:hyperlink w:anchor="__RefHeading___Toc3670_1913477755">
             <w:r>
               <w:rPr>
                 <w:rStyle w:val="IndexLink"/>
@@ -829,7 +829,7 @@
             </w:tabs>
             <w:rPr/>
           </w:pPr>
-          <w:hyperlink w:anchor="__RefHeading___Toc3672_3956443927">
+          <w:hyperlink w:anchor="__RefHeading___Toc3672_1913477755">
             <w:r>
               <w:rPr>
                 <w:rStyle w:val="IndexLink"/>
@@ -849,7 +849,7 @@
             </w:tabs>
             <w:rPr/>
           </w:pPr>
-          <w:hyperlink w:anchor="__RefHeading___Toc3674_3956443927">
+          <w:hyperlink w:anchor="__RefHeading___Toc3674_1913477755">
             <w:r>
               <w:rPr>
                 <w:rStyle w:val="IndexLink"/>
@@ -869,7 +869,7 @@
             </w:tabs>
             <w:rPr/>
           </w:pPr>
-          <w:hyperlink w:anchor="__RefHeading___Toc3676_3956443927">
+          <w:hyperlink w:anchor="__RefHeading___Toc3676_1913477755">
             <w:r>
               <w:rPr>
                 <w:rStyle w:val="IndexLink"/>
@@ -909,7 +909,7 @@
         <w:spacing w:lineRule="exact" w:line="240" w:before="240" w:after="120"/>
         <w:rPr/>
       </w:pPr>
-      <w:bookmarkStart w:id="1" w:name="__RefHeading___Toc3628_3956443927"/>
+      <w:bookmarkStart w:id="1" w:name="__RefHeading___Toc3628_1913477755"/>
       <w:bookmarkEnd w:id="1"/>
       <w:r>
         <w:rPr>
@@ -965,7 +965,7 @@
         <w:spacing w:lineRule="exact" w:line="240" w:before="240" w:after="120"/>
         <w:rPr/>
       </w:pPr>
-      <w:bookmarkStart w:id="2" w:name="__RefHeading___Toc3630_3956443927"/>
+      <w:bookmarkStart w:id="2" w:name="__RefHeading___Toc3630_1913477755"/>
       <w:bookmarkEnd w:id="2"/>
       <w:r>
         <w:rPr>
@@ -1003,7 +1003,7 @@
         <w:spacing w:lineRule="exact" w:line="240" w:before="240" w:after="120"/>
         <w:rPr/>
       </w:pPr>
-      <w:bookmarkStart w:id="3" w:name="__RefHeading___Toc3632_3956443927"/>
+      <w:bookmarkStart w:id="3" w:name="__RefHeading___Toc3632_1913477755"/>
       <w:bookmarkEnd w:id="3"/>
       <w:r>
         <w:rPr>
@@ -2317,7 +2317,7 @@
         <w:spacing w:lineRule="exact" w:line="240" w:before="240" w:after="120"/>
         <w:rPr/>
       </w:pPr>
-      <w:bookmarkStart w:id="4" w:name="__RefHeading___Toc3634_3956443927"/>
+      <w:bookmarkStart w:id="4" w:name="__RefHeading___Toc3634_1913477755"/>
       <w:bookmarkEnd w:id="4"/>
       <w:r>
         <w:rPr>
@@ -2894,7 +2894,7 @@
         <w:spacing w:lineRule="exact" w:line="240" w:before="240" w:after="120"/>
         <w:rPr/>
       </w:pPr>
-      <w:bookmarkStart w:id="5" w:name="__RefHeading___Toc3636_3956443927"/>
+      <w:bookmarkStart w:id="5" w:name="__RefHeading___Toc3636_1913477755"/>
       <w:bookmarkEnd w:id="5"/>
       <w:r>
         <w:rPr>
@@ -2932,7 +2932,7 @@
         <w:spacing w:lineRule="exact" w:line="240" w:before="240" w:after="120"/>
         <w:rPr/>
       </w:pPr>
-      <w:bookmarkStart w:id="6" w:name="__RefHeading___Toc3638_3956443927"/>
+      <w:bookmarkStart w:id="6" w:name="__RefHeading___Toc3638_1913477755"/>
       <w:bookmarkEnd w:id="6"/>
       <w:r>
         <w:rPr>
@@ -2970,7 +2970,7 @@
         <w:spacing w:lineRule="exact" w:line="240" w:before="240" w:after="120"/>
         <w:rPr/>
       </w:pPr>
-      <w:bookmarkStart w:id="7" w:name="__RefHeading___Toc3640_3956443927"/>
+      <w:bookmarkStart w:id="7" w:name="__RefHeading___Toc3640_1913477755"/>
       <w:bookmarkEnd w:id="7"/>
       <w:r>
         <w:rPr>
@@ -2990,7 +2990,7 @@
         <w:spacing w:lineRule="exact" w:line="240" w:before="180" w:after="80"/>
         <w:rPr/>
       </w:pPr>
-      <w:bookmarkStart w:id="8" w:name="__RefHeading___Toc3642_3956443927"/>
+      <w:bookmarkStart w:id="8" w:name="__RefHeading___Toc3642_1913477755"/>
       <w:bookmarkEnd w:id="8"/>
       <w:r>
         <w:rPr>
@@ -3117,7 +3117,7 @@
         <w:spacing w:lineRule="exact" w:line="240" w:before="180" w:after="80"/>
         <w:rPr/>
       </w:pPr>
-      <w:bookmarkStart w:id="9" w:name="__RefHeading___Toc3644_3956443927"/>
+      <w:bookmarkStart w:id="9" w:name="__RefHeading___Toc3644_1913477755"/>
       <w:bookmarkEnd w:id="9"/>
       <w:r>
         <w:rPr>
@@ -3848,7 +3848,7 @@
         <w:spacing w:lineRule="exact" w:line="240" w:before="180" w:after="80"/>
         <w:rPr/>
       </w:pPr>
-      <w:bookmarkStart w:id="10" w:name="__RefHeading___Toc3646_3956443927"/>
+      <w:bookmarkStart w:id="10" w:name="__RefHeading___Toc3646_1913477755"/>
       <w:bookmarkEnd w:id="10"/>
       <w:r>
         <w:rPr>
@@ -3886,7 +3886,7 @@
         <w:spacing w:lineRule="exact" w:line="240" w:before="180" w:after="80"/>
         <w:rPr/>
       </w:pPr>
-      <w:bookmarkStart w:id="11" w:name="__RefHeading___Toc3648_3956443927"/>
+      <w:bookmarkStart w:id="11" w:name="__RefHeading___Toc3648_1913477755"/>
       <w:bookmarkEnd w:id="11"/>
       <w:r>
         <w:rPr>
@@ -3924,7 +3924,7 @@
         <w:spacing w:lineRule="exact" w:line="240" w:before="180" w:after="80"/>
         <w:rPr/>
       </w:pPr>
-      <w:bookmarkStart w:id="12" w:name="__RefHeading___Toc3650_3956443927"/>
+      <w:bookmarkStart w:id="12" w:name="__RefHeading___Toc3650_1913477755"/>
       <w:bookmarkEnd w:id="12"/>
       <w:r>
         <w:rPr>
@@ -4588,7 +4588,7 @@
         <w:spacing w:lineRule="exact" w:line="240" w:before="180" w:after="80"/>
         <w:rPr/>
       </w:pPr>
-      <w:bookmarkStart w:id="13" w:name="__RefHeading___Toc3652_3956443927"/>
+      <w:bookmarkStart w:id="13" w:name="__RefHeading___Toc3652_1913477755"/>
       <w:bookmarkEnd w:id="13"/>
       <w:r>
         <w:rPr>
@@ -4648,7 +4648,7 @@
         <w:spacing w:lineRule="exact" w:line="240" w:before="240" w:after="120"/>
         <w:rPr/>
       </w:pPr>
-      <w:bookmarkStart w:id="14" w:name="__RefHeading___Toc3654_3956443927"/>
+      <w:bookmarkStart w:id="14" w:name="__RefHeading___Toc3654_1913477755"/>
       <w:bookmarkEnd w:id="14"/>
       <w:r>
         <w:rPr>
@@ -4748,7 +4748,7 @@
         <w:spacing w:lineRule="exact" w:line="240" w:before="240" w:after="120"/>
         <w:rPr/>
       </w:pPr>
-      <w:bookmarkStart w:id="15" w:name="__RefHeading___Toc3656_3956443927"/>
+      <w:bookmarkStart w:id="15" w:name="__RefHeading___Toc3656_1913477755"/>
       <w:bookmarkEnd w:id="15"/>
       <w:r>
         <w:rPr>
@@ -4786,7 +4786,7 @@
         <w:spacing w:lineRule="exact" w:line="240" w:before="240" w:after="120"/>
         <w:rPr/>
       </w:pPr>
-      <w:bookmarkStart w:id="16" w:name="__RefHeading___Toc3658_3956443927"/>
+      <w:bookmarkStart w:id="16" w:name="__RefHeading___Toc3658_1913477755"/>
       <w:bookmarkEnd w:id="16"/>
       <w:r>
         <w:rPr>
@@ -4846,7 +4846,7 @@
         <w:spacing w:lineRule="exact" w:line="240" w:before="240" w:after="120"/>
         <w:rPr/>
       </w:pPr>
-      <w:bookmarkStart w:id="17" w:name="__RefHeading___Toc3660_3956443927"/>
+      <w:bookmarkStart w:id="17" w:name="__RefHeading___Toc3660_1913477755"/>
       <w:bookmarkEnd w:id="17"/>
       <w:r>
         <w:rPr>
@@ -4884,7 +4884,7 @@
         <w:spacing w:lineRule="exact" w:line="240" w:before="240" w:after="120"/>
         <w:rPr/>
       </w:pPr>
-      <w:bookmarkStart w:id="18" w:name="__RefHeading___Toc3662_3956443927"/>
+      <w:bookmarkStart w:id="18" w:name="__RefHeading___Toc3662_1913477755"/>
       <w:bookmarkEnd w:id="18"/>
       <w:r>
         <w:rPr>
@@ -4964,7 +4964,7 @@
         <w:spacing w:lineRule="auto" w:line="240" w:before="0" w:after="60"/>
         <w:rPr/>
       </w:pPr>
-      <w:bookmarkStart w:id="19" w:name="__RefHeading___Toc3664_3956443927"/>
+      <w:bookmarkStart w:id="19" w:name="__RefHeading___Toc3664_1913477755"/>
       <w:bookmarkEnd w:id="19"/>
       <w:r>
         <w:rPr>
@@ -4995,7 +4995,7 @@
         <w:spacing w:lineRule="auto" w:line="240" w:before="0" w:after="60"/>
         <w:rPr/>
       </w:pPr>
-      <w:bookmarkStart w:id="20" w:name="__RefHeading___Toc3666_3956443927"/>
+      <w:bookmarkStart w:id="20" w:name="__RefHeading___Toc3666_1913477755"/>
       <w:bookmarkEnd w:id="20"/>
       <w:r>
         <w:rPr>
@@ -5559,7 +5559,7 @@
         <w:spacing w:lineRule="auto" w:line="240" w:before="0" w:after="60"/>
         <w:rPr/>
       </w:pPr>
-      <w:bookmarkStart w:id="21" w:name="__RefHeading___Toc3668_3956443927"/>
+      <w:bookmarkStart w:id="21" w:name="__RefHeading___Toc3668_1913477755"/>
       <w:bookmarkEnd w:id="21"/>
       <w:r>
         <w:rPr>
@@ -5624,7 +5624,7 @@
         <w:spacing w:lineRule="auto" w:line="240" w:before="0" w:after="60"/>
         <w:rPr/>
       </w:pPr>
-      <w:bookmarkStart w:id="22" w:name="__RefHeading___Toc3670_3956443927"/>
+      <w:bookmarkStart w:id="22" w:name="__RefHeading___Toc3670_1913477755"/>
       <w:bookmarkEnd w:id="22"/>
       <w:r>
         <w:rPr>
@@ -5689,7 +5689,7 @@
         <w:spacing w:lineRule="auto" w:line="240" w:before="0" w:after="60"/>
         <w:rPr/>
       </w:pPr>
-      <w:bookmarkStart w:id="23" w:name="__RefHeading___Toc3672_3956443927"/>
+      <w:bookmarkStart w:id="23" w:name="__RefHeading___Toc3672_1913477755"/>
       <w:bookmarkEnd w:id="23"/>
       <w:r>
         <w:rPr>
@@ -5734,7 +5734,7 @@
         <w:spacing w:lineRule="auto" w:line="240" w:before="0" w:after="60"/>
         <w:rPr/>
       </w:pPr>
-      <w:bookmarkStart w:id="24" w:name="__RefHeading___Toc3674_3956443927"/>
+      <w:bookmarkStart w:id="24" w:name="__RefHeading___Toc3674_1913477755"/>
       <w:bookmarkEnd w:id="24"/>
       <w:r>
         <w:rPr>
@@ -5765,7 +5765,7 @@
         <w:spacing w:lineRule="exact" w:line="240" w:before="240" w:after="120"/>
         <w:rPr/>
       </w:pPr>
-      <w:bookmarkStart w:id="25" w:name="__RefHeading___Toc3676_3956443927"/>
+      <w:bookmarkStart w:id="25" w:name="__RefHeading___Toc3676_1913477755"/>
       <w:bookmarkEnd w:id="25"/>
       <w:r>
         <w:rPr>

--- a/reporte/productos_formales/Producto_06_Modelo_Fraccionamiento.docx
+++ b/reporte/productos_formales/Producto_06_Modelo_Fraccionamiento.docx
@@ -262,7 +262,7 @@
         <w:spacing w:lineRule="exact" w:line="240" w:before="240" w:after="120"/>
         <w:rPr/>
       </w:pPr>
-      <w:bookmarkStart w:id="0" w:name="__RefHeading___Toc3626_1913477755"/>
+      <w:bookmarkStart w:id="0" w:name="__RefHeading___Toc3626_2937512272"/>
       <w:bookmarkEnd w:id="0"/>
       <w:r>
         <w:rPr>
@@ -291,7 +291,7 @@
           <w:sz w:val="22"/>
           <w:szCs w:val="22"/>
         </w:rPr>
-        <w:t>Isolation Forest se usa como detector no supervisado de referencia y Spark MLlib KMeans como implementación objetivo del TDR. El holdout independiente del benchmark sklearn muestra AUC-PR 0.171, por lo que las salidas se tratan como priorización de revisión y no como clasificación de irregularidades.</w:t>
+        <w:t>Isolation Forest se usa como detector no supervisado de referencia y Spark MLlib KMeans como implementación objetivo del TDR. El holdout independiente del benchmark sklearn muestra AUC-PR 0.133, por lo que las salidas se tratan como priorización de revisión y no como clasificación de irregularidades.</w:t>
       </w:r>
     </w:p>
     <w:p>
@@ -369,7 +369,7 @@
             </w:rPr>
             <w:fldChar w:fldCharType="separate"/>
           </w:r>
-          <w:hyperlink w:anchor="__RefHeading___Toc3626_1913477755">
+          <w:hyperlink w:anchor="__RefHeading___Toc3626_2937512272">
             <w:r>
               <w:rPr>
                 <w:rStyle w:val="IndexLink"/>
@@ -389,7 +389,7 @@
             </w:tabs>
             <w:rPr/>
           </w:pPr>
-          <w:hyperlink w:anchor="__RefHeading___Toc3628_1913477755">
+          <w:hyperlink w:anchor="__RefHeading___Toc3628_2937512272">
             <w:r>
               <w:rPr>
                 <w:rStyle w:val="IndexLink"/>
@@ -409,7 +409,7 @@
             </w:tabs>
             <w:rPr/>
           </w:pPr>
-          <w:hyperlink w:anchor="__RefHeading___Toc3630_1913477755">
+          <w:hyperlink w:anchor="__RefHeading___Toc3630_2937512272">
             <w:r>
               <w:rPr>
                 <w:rStyle w:val="IndexLink"/>
@@ -429,7 +429,7 @@
             </w:tabs>
             <w:rPr/>
           </w:pPr>
-          <w:hyperlink w:anchor="__RefHeading___Toc3632_1913477755">
+          <w:hyperlink w:anchor="__RefHeading___Toc3632_2937512272">
             <w:r>
               <w:rPr>
                 <w:rStyle w:val="IndexLink"/>
@@ -449,7 +449,7 @@
             </w:tabs>
             <w:rPr/>
           </w:pPr>
-          <w:hyperlink w:anchor="__RefHeading___Toc3634_1913477755">
+          <w:hyperlink w:anchor="__RefHeading___Toc3634_2937512272">
             <w:r>
               <w:rPr>
                 <w:rStyle w:val="IndexLink"/>
@@ -469,7 +469,7 @@
             </w:tabs>
             <w:rPr/>
           </w:pPr>
-          <w:hyperlink w:anchor="__RefHeading___Toc3636_1913477755">
+          <w:hyperlink w:anchor="__RefHeading___Toc3636_2937512272">
             <w:r>
               <w:rPr>
                 <w:rStyle w:val="IndexLink"/>
@@ -489,7 +489,7 @@
             </w:tabs>
             <w:rPr/>
           </w:pPr>
-          <w:hyperlink w:anchor="__RefHeading___Toc3638_1913477755">
+          <w:hyperlink w:anchor="__RefHeading___Toc3638_2937512272">
             <w:r>
               <w:rPr>
                 <w:rStyle w:val="IndexLink"/>
@@ -509,7 +509,7 @@
             </w:tabs>
             <w:rPr/>
           </w:pPr>
-          <w:hyperlink w:anchor="__RefHeading___Toc3640_1913477755">
+          <w:hyperlink w:anchor="__RefHeading___Toc3640_2937512272">
             <w:r>
               <w:rPr>
                 <w:rStyle w:val="IndexLink"/>
@@ -529,7 +529,7 @@
             </w:tabs>
             <w:rPr/>
           </w:pPr>
-          <w:hyperlink w:anchor="__RefHeading___Toc3642_1913477755">
+          <w:hyperlink w:anchor="__RefHeading___Toc3642_2937512272">
             <w:r>
               <w:rPr>
                 <w:rStyle w:val="IndexLink"/>
@@ -549,7 +549,7 @@
             </w:tabs>
             <w:rPr/>
           </w:pPr>
-          <w:hyperlink w:anchor="__RefHeading___Toc3644_1913477755">
+          <w:hyperlink w:anchor="__RefHeading___Toc3644_2937512272">
             <w:r>
               <w:rPr>
                 <w:rStyle w:val="IndexLink"/>
@@ -569,7 +569,7 @@
             </w:tabs>
             <w:rPr/>
           </w:pPr>
-          <w:hyperlink w:anchor="__RefHeading___Toc3646_1913477755">
+          <w:hyperlink w:anchor="__RefHeading___Toc3646_2937512272">
             <w:r>
               <w:rPr>
                 <w:rStyle w:val="IndexLink"/>
@@ -589,7 +589,7 @@
             </w:tabs>
             <w:rPr/>
           </w:pPr>
-          <w:hyperlink w:anchor="__RefHeading___Toc3648_1913477755">
+          <w:hyperlink w:anchor="__RefHeading___Toc3648_2937512272">
             <w:r>
               <w:rPr>
                 <w:rStyle w:val="IndexLink"/>
@@ -609,7 +609,7 @@
             </w:tabs>
             <w:rPr/>
           </w:pPr>
-          <w:hyperlink w:anchor="__RefHeading___Toc3650_1913477755">
+          <w:hyperlink w:anchor="__RefHeading___Toc3650_2937512272">
             <w:r>
               <w:rPr>
                 <w:rStyle w:val="IndexLink"/>
@@ -629,7 +629,7 @@
             </w:tabs>
             <w:rPr/>
           </w:pPr>
-          <w:hyperlink w:anchor="__RefHeading___Toc3652_1913477755">
+          <w:hyperlink w:anchor="__RefHeading___Toc3652_2937512272">
             <w:r>
               <w:rPr>
                 <w:rStyle w:val="IndexLink"/>
@@ -649,7 +649,7 @@
             </w:tabs>
             <w:rPr/>
           </w:pPr>
-          <w:hyperlink w:anchor="__RefHeading___Toc3654_1913477755">
+          <w:hyperlink w:anchor="__RefHeading___Toc3654_2937512272">
             <w:r>
               <w:rPr>
                 <w:rStyle w:val="IndexLink"/>
@@ -669,7 +669,7 @@
             </w:tabs>
             <w:rPr/>
           </w:pPr>
-          <w:hyperlink w:anchor="__RefHeading___Toc3656_1913477755">
+          <w:hyperlink w:anchor="__RefHeading___Toc3656_2937512272">
             <w:r>
               <w:rPr>
                 <w:rStyle w:val="IndexLink"/>
@@ -689,7 +689,7 @@
             </w:tabs>
             <w:rPr/>
           </w:pPr>
-          <w:hyperlink w:anchor="__RefHeading___Toc3658_1913477755">
+          <w:hyperlink w:anchor="__RefHeading___Toc3658_2937512272">
             <w:r>
               <w:rPr>
                 <w:rStyle w:val="IndexLink"/>
@@ -709,7 +709,7 @@
             </w:tabs>
             <w:rPr/>
           </w:pPr>
-          <w:hyperlink w:anchor="__RefHeading___Toc3660_1913477755">
+          <w:hyperlink w:anchor="__RefHeading___Toc3660_2937512272">
             <w:r>
               <w:rPr>
                 <w:rStyle w:val="IndexLink"/>
@@ -729,7 +729,7 @@
             </w:tabs>
             <w:rPr/>
           </w:pPr>
-          <w:hyperlink w:anchor="__RefHeading___Toc3662_1913477755">
+          <w:hyperlink w:anchor="__RefHeading___Toc3662_2937512272">
             <w:r>
               <w:rPr>
                 <w:rStyle w:val="IndexLink"/>
@@ -749,7 +749,7 @@
             </w:tabs>
             <w:rPr/>
           </w:pPr>
-          <w:hyperlink w:anchor="__RefHeading___Toc3664_1913477755">
+          <w:hyperlink w:anchor="__RefHeading___Toc3664_2937512272">
             <w:r>
               <w:rPr>
                 <w:rStyle w:val="IndexLink"/>
@@ -769,7 +769,7 @@
             </w:tabs>
             <w:rPr/>
           </w:pPr>
-          <w:hyperlink w:anchor="__RefHeading___Toc3666_1913477755">
+          <w:hyperlink w:anchor="__RefHeading___Toc3666_2937512272">
             <w:r>
               <w:rPr>
                 <w:rStyle w:val="IndexLink"/>
@@ -789,7 +789,7 @@
             </w:tabs>
             <w:rPr/>
           </w:pPr>
-          <w:hyperlink w:anchor="__RefHeading___Toc3668_1913477755">
+          <w:hyperlink w:anchor="__RefHeading___Toc3668_2937512272">
             <w:r>
               <w:rPr>
                 <w:rStyle w:val="IndexLink"/>
@@ -809,7 +809,7 @@
             </w:tabs>
             <w:rPr/>
           </w:pPr>
-          <w:hyperlink w:anchor="__RefHeading___Toc3670_1913477755">
+          <w:hyperlink w:anchor="__RefHeading___Toc3670_2937512272">
             <w:r>
               <w:rPr>
                 <w:rStyle w:val="IndexLink"/>
@@ -829,7 +829,7 @@
             </w:tabs>
             <w:rPr/>
           </w:pPr>
-          <w:hyperlink w:anchor="__RefHeading___Toc3672_1913477755">
+          <w:hyperlink w:anchor="__RefHeading___Toc3672_2937512272">
             <w:r>
               <w:rPr>
                 <w:rStyle w:val="IndexLink"/>
@@ -849,7 +849,7 @@
             </w:tabs>
             <w:rPr/>
           </w:pPr>
-          <w:hyperlink w:anchor="__RefHeading___Toc3674_1913477755">
+          <w:hyperlink w:anchor="__RefHeading___Toc3674_2937512272">
             <w:r>
               <w:rPr>
                 <w:rStyle w:val="IndexLink"/>
@@ -869,7 +869,7 @@
             </w:tabs>
             <w:rPr/>
           </w:pPr>
-          <w:hyperlink w:anchor="__RefHeading___Toc3676_1913477755">
+          <w:hyperlink w:anchor="__RefHeading___Toc3676_2937512272">
             <w:r>
               <w:rPr>
                 <w:rStyle w:val="IndexLink"/>
@@ -909,7 +909,7 @@
         <w:spacing w:lineRule="exact" w:line="240" w:before="240" w:after="120"/>
         <w:rPr/>
       </w:pPr>
-      <w:bookmarkStart w:id="1" w:name="__RefHeading___Toc3628_1913477755"/>
+      <w:bookmarkStart w:id="1" w:name="__RefHeading___Toc3628_2937512272"/>
       <w:bookmarkEnd w:id="1"/>
       <w:r>
         <w:rPr>
@@ -965,7 +965,7 @@
         <w:spacing w:lineRule="exact" w:line="240" w:before="240" w:after="120"/>
         <w:rPr/>
       </w:pPr>
-      <w:bookmarkStart w:id="2" w:name="__RefHeading___Toc3630_1913477755"/>
+      <w:bookmarkStart w:id="2" w:name="__RefHeading___Toc3630_2937512272"/>
       <w:bookmarkEnd w:id="2"/>
       <w:r>
         <w:rPr>
@@ -1003,7 +1003,7 @@
         <w:spacing w:lineRule="exact" w:line="240" w:before="240" w:after="120"/>
         <w:rPr/>
       </w:pPr>
-      <w:bookmarkStart w:id="3" w:name="__RefHeading___Toc3632_1913477755"/>
+      <w:bookmarkStart w:id="3" w:name="__RefHeading___Toc3632_2937512272"/>
       <w:bookmarkEnd w:id="3"/>
       <w:r>
         <w:rPr>
@@ -2317,7 +2317,7 @@
         <w:spacing w:lineRule="exact" w:line="240" w:before="240" w:after="120"/>
         <w:rPr/>
       </w:pPr>
-      <w:bookmarkStart w:id="4" w:name="__RefHeading___Toc3634_1913477755"/>
+      <w:bookmarkStart w:id="4" w:name="__RefHeading___Toc3634_2937512272"/>
       <w:bookmarkEnd w:id="4"/>
       <w:r>
         <w:rPr>
@@ -2894,7 +2894,7 @@
         <w:spacing w:lineRule="exact" w:line="240" w:before="240" w:after="120"/>
         <w:rPr/>
       </w:pPr>
-      <w:bookmarkStart w:id="5" w:name="__RefHeading___Toc3636_1913477755"/>
+      <w:bookmarkStart w:id="5" w:name="__RefHeading___Toc3636_2937512272"/>
       <w:bookmarkEnd w:id="5"/>
       <w:r>
         <w:rPr>
@@ -2932,7 +2932,7 @@
         <w:spacing w:lineRule="exact" w:line="240" w:before="240" w:after="120"/>
         <w:rPr/>
       </w:pPr>
-      <w:bookmarkStart w:id="6" w:name="__RefHeading___Toc3638_1913477755"/>
+      <w:bookmarkStart w:id="6" w:name="__RefHeading___Toc3638_2937512272"/>
       <w:bookmarkEnd w:id="6"/>
       <w:r>
         <w:rPr>
@@ -2970,7 +2970,7 @@
         <w:spacing w:lineRule="exact" w:line="240" w:before="240" w:after="120"/>
         <w:rPr/>
       </w:pPr>
-      <w:bookmarkStart w:id="7" w:name="__RefHeading___Toc3640_1913477755"/>
+      <w:bookmarkStart w:id="7" w:name="__RefHeading___Toc3640_2937512272"/>
       <w:bookmarkEnd w:id="7"/>
       <w:r>
         <w:rPr>
@@ -2990,7 +2990,7 @@
         <w:spacing w:lineRule="exact" w:line="240" w:before="180" w:after="80"/>
         <w:rPr/>
       </w:pPr>
-      <w:bookmarkStart w:id="8" w:name="__RefHeading___Toc3642_1913477755"/>
+      <w:bookmarkStart w:id="8" w:name="__RefHeading___Toc3642_2937512272"/>
       <w:bookmarkEnd w:id="8"/>
       <w:r>
         <w:rPr>
@@ -3117,7 +3117,7 @@
         <w:spacing w:lineRule="exact" w:line="240" w:before="180" w:after="80"/>
         <w:rPr/>
       </w:pPr>
-      <w:bookmarkStart w:id="9" w:name="__RefHeading___Toc3644_1913477755"/>
+      <w:bookmarkStart w:id="9" w:name="__RefHeading___Toc3644_2937512272"/>
       <w:bookmarkEnd w:id="9"/>
       <w:r>
         <w:rPr>
@@ -3300,7 +3300,7 @@
                 <w:sz w:val="22"/>
                 <w:szCs w:val="22"/>
               </w:rPr>
-              <w:t>68</w:t>
+              <w:t>80</w:t>
             </w:r>
           </w:p>
         </w:tc>
@@ -3367,7 +3367,7 @@
                 <w:sz w:val="22"/>
                 <w:szCs w:val="22"/>
               </w:rPr>
-              <w:t>3</w:t>
+              <w:t>7</w:t>
             </w:r>
           </w:p>
         </w:tc>
@@ -3434,7 +3434,7 @@
                 <w:sz w:val="22"/>
                 <w:szCs w:val="22"/>
               </w:rPr>
-              <w:t>17</w:t>
+              <w:t>2</w:t>
             </w:r>
           </w:p>
         </w:tc>
@@ -3501,7 +3501,7 @@
                 <w:sz w:val="22"/>
                 <w:szCs w:val="22"/>
               </w:rPr>
-              <w:t>0.856</w:t>
+              <w:t>0.659</w:t>
             </w:r>
           </w:p>
         </w:tc>
@@ -3568,7 +3568,7 @@
                 <w:sz w:val="22"/>
                 <w:szCs w:val="22"/>
               </w:rPr>
-              <w:t>0.171</w:t>
+              <w:t>0.133</w:t>
             </w:r>
           </w:p>
         </w:tc>
@@ -3635,7 +3635,7 @@
                 <w:sz w:val="22"/>
                 <w:szCs w:val="22"/>
               </w:rPr>
-              <w:t>17.6%</w:t>
+              <w:t>0.0%</w:t>
             </w:r>
           </w:p>
         </w:tc>
@@ -3702,7 +3702,7 @@
                 <w:sz w:val="22"/>
                 <w:szCs w:val="22"/>
               </w:rPr>
-              <w:t>100.0%</w:t>
+              <w:t>0.0%</w:t>
             </w:r>
           </w:p>
         </w:tc>
@@ -3769,7 +3769,7 @@
                 <w:sz w:val="22"/>
                 <w:szCs w:val="22"/>
               </w:rPr>
-              <w:t>0.300</w:t>
+              <w:t>0.000</w:t>
             </w:r>
           </w:p>
         </w:tc>
@@ -3848,7 +3848,7 @@
         <w:spacing w:lineRule="exact" w:line="240" w:before="180" w:after="80"/>
         <w:rPr/>
       </w:pPr>
-      <w:bookmarkStart w:id="10" w:name="__RefHeading___Toc3646_1913477755"/>
+      <w:bookmarkStart w:id="10" w:name="__RefHeading___Toc3646_2937512272"/>
       <w:bookmarkEnd w:id="10"/>
       <w:r>
         <w:rPr>
@@ -3886,7 +3886,7 @@
         <w:spacing w:lineRule="exact" w:line="240" w:before="180" w:after="80"/>
         <w:rPr/>
       </w:pPr>
-      <w:bookmarkStart w:id="11" w:name="__RefHeading___Toc3648_1913477755"/>
+      <w:bookmarkStart w:id="11" w:name="__RefHeading___Toc3648_2937512272"/>
       <w:bookmarkEnd w:id="11"/>
       <w:r>
         <w:rPr>
@@ -3924,7 +3924,7 @@
         <w:spacing w:lineRule="exact" w:line="240" w:before="180" w:after="80"/>
         <w:rPr/>
       </w:pPr>
-      <w:bookmarkStart w:id="12" w:name="__RefHeading___Toc3650_1913477755"/>
+      <w:bookmarkStart w:id="12" w:name="__RefHeading___Toc3650_2937512272"/>
       <w:bookmarkEnd w:id="12"/>
       <w:r>
         <w:rPr>
@@ -4442,7 +4442,7 @@
                 <w:sz w:val="22"/>
                 <w:szCs w:val="22"/>
               </w:rPr>
-              <w:t>4</w:t>
+              <w:t>14</w:t>
             </w:r>
           </w:p>
         </w:tc>
@@ -4509,7 +4509,7 @@
                 <w:sz w:val="22"/>
                 <w:szCs w:val="22"/>
               </w:rPr>
-              <w:t>8</w:t>
+              <w:t>24</w:t>
             </w:r>
           </w:p>
         </w:tc>
@@ -4576,7 +4576,7 @@
                 <w:sz w:val="22"/>
                 <w:szCs w:val="22"/>
               </w:rPr>
-              <w:t>Sanity check sobre benchmark sintético; no estima desempeño productivo. Ejecución Spark real local; clúster CGR pendiente.</w:t>
+              <w:t>Sanity check sobre benchmark sintético; la evidencia out-of-sample del KMeans se publica en tuning_fraccionamiento_spark_resumen.json. No estima desempeño productivo.</w:t>
             </w:r>
           </w:p>
         </w:tc>
@@ -4588,7 +4588,7 @@
         <w:spacing w:lineRule="exact" w:line="240" w:before="180" w:after="80"/>
         <w:rPr/>
       </w:pPr>
-      <w:bookmarkStart w:id="13" w:name="__RefHeading___Toc3652_1913477755"/>
+      <w:bookmarkStart w:id="13" w:name="__RefHeading___Toc3652_2937512272"/>
       <w:bookmarkEnd w:id="13"/>
       <w:r>
         <w:rPr>
@@ -4619,7 +4619,7 @@
           <w:sz w:val="22"/>
           <w:szCs w:val="22"/>
         </w:rPr>
-        <w:t>Isolation Forest: n_estimators=100, max_samples=0.5, contamination=auto.</w:t>
+        <w:t>Isolation Forest: n_estimators=100, max_samples=0.8, contamination=0.05.</w:t>
       </w:r>
     </w:p>
     <w:p>
@@ -4648,7 +4648,7 @@
         <w:spacing w:lineRule="exact" w:line="240" w:before="240" w:after="120"/>
         <w:rPr/>
       </w:pPr>
-      <w:bookmarkStart w:id="14" w:name="__RefHeading___Toc3654_1913477755"/>
+      <w:bookmarkStart w:id="14" w:name="__RefHeading___Toc3654_2937512272"/>
       <w:bookmarkEnd w:id="14"/>
       <w:r>
         <w:rPr>
@@ -4748,7 +4748,7 @@
         <w:spacing w:lineRule="exact" w:line="240" w:before="240" w:after="120"/>
         <w:rPr/>
       </w:pPr>
-      <w:bookmarkStart w:id="15" w:name="__RefHeading___Toc3656_1913477755"/>
+      <w:bookmarkStart w:id="15" w:name="__RefHeading___Toc3656_2937512272"/>
       <w:bookmarkEnd w:id="15"/>
       <w:r>
         <w:rPr>
@@ -4786,7 +4786,7 @@
         <w:spacing w:lineRule="exact" w:line="240" w:before="240" w:after="120"/>
         <w:rPr/>
       </w:pPr>
-      <w:bookmarkStart w:id="16" w:name="__RefHeading___Toc3658_1913477755"/>
+      <w:bookmarkStart w:id="16" w:name="__RefHeading___Toc3658_2937512272"/>
       <w:bookmarkEnd w:id="16"/>
       <w:r>
         <w:rPr>
@@ -4817,7 +4817,7 @@
           <w:sz w:val="22"/>
           <w:szCs w:val="22"/>
         </w:rPr>
-        <w:t>Solo existen 8 positivos sintéticos y 3 positivos en holdout; recall@K es especialmente inestable.</w:t>
+        <w:t>Solo existen 24 positivos sintéticos y 7 positivos en holdout; recall@K es especialmente inestable.</w:t>
       </w:r>
     </w:p>
     <w:p>
@@ -4846,7 +4846,7 @@
         <w:spacing w:lineRule="exact" w:line="240" w:before="240" w:after="120"/>
         <w:rPr/>
       </w:pPr>
-      <w:bookmarkStart w:id="17" w:name="__RefHeading___Toc3660_1913477755"/>
+      <w:bookmarkStart w:id="17" w:name="__RefHeading___Toc3660_2937512272"/>
       <w:bookmarkEnd w:id="17"/>
       <w:r>
         <w:rPr>
@@ -4884,7 +4884,7 @@
         <w:spacing w:lineRule="exact" w:line="240" w:before="240" w:after="120"/>
         <w:rPr/>
       </w:pPr>
-      <w:bookmarkStart w:id="18" w:name="__RefHeading___Toc3662_1913477755"/>
+      <w:bookmarkStart w:id="18" w:name="__RefHeading___Toc3662_2937512272"/>
       <w:bookmarkEnd w:id="18"/>
       <w:r>
         <w:rPr>
@@ -4964,7 +4964,7 @@
         <w:spacing w:lineRule="auto" w:line="240" w:before="0" w:after="60"/>
         <w:rPr/>
       </w:pPr>
-      <w:bookmarkStart w:id="19" w:name="__RefHeading___Toc3664_1913477755"/>
+      <w:bookmarkStart w:id="19" w:name="__RefHeading___Toc3664_2937512272"/>
       <w:bookmarkEnd w:id="19"/>
       <w:r>
         <w:rPr>
@@ -4995,7 +4995,7 @@
         <w:spacing w:lineRule="auto" w:line="240" w:before="0" w:after="60"/>
         <w:rPr/>
       </w:pPr>
-      <w:bookmarkStart w:id="20" w:name="__RefHeading___Toc3666_1913477755"/>
+      <w:bookmarkStart w:id="20" w:name="__RefHeading___Toc3666_2937512272"/>
       <w:bookmarkEnd w:id="20"/>
       <w:r>
         <w:rPr>
@@ -5125,7 +5125,7 @@
               <w:rPr>
                 <w:sz w:val="22"/>
               </w:rPr>
-              <w:t>6726</w:t>
+              <w:t>7790</w:t>
             </w:r>
           </w:p>
         </w:tc>
@@ -5176,7 +5176,7 @@
               <w:rPr>
                 <w:sz w:val="22"/>
               </w:rPr>
-              <w:t>3709</w:t>
+              <w:t>4296</w:t>
             </w:r>
           </w:p>
         </w:tc>
@@ -5278,7 +5278,7 @@
               <w:rPr>
                 <w:sz w:val="22"/>
               </w:rPr>
-              <w:t>452</w:t>
+              <w:t>515</w:t>
             </w:r>
           </w:p>
         </w:tc>
@@ -5329,7 +5329,7 @@
               <w:rPr>
                 <w:sz w:val="22"/>
               </w:rPr>
-              <w:t>218</w:t>
+              <w:t>261</w:t>
             </w:r>
           </w:p>
         </w:tc>
@@ -5380,7 +5380,7 @@
               <w:rPr>
                 <w:sz w:val="22"/>
               </w:rPr>
-              <w:t>76</w:t>
+              <w:t>93</w:t>
             </w:r>
           </w:p>
         </w:tc>
@@ -5482,7 +5482,7 @@
               <w:rPr>
                 <w:sz w:val="22"/>
               </w:rPr>
-              <w:t>1422</w:t>
+              <w:t>1601</w:t>
             </w:r>
           </w:p>
         </w:tc>
@@ -5533,7 +5533,7 @@
               <w:rPr>
                 <w:sz w:val="22"/>
               </w:rPr>
-              <w:t>1314</w:t>
+              <w:t>1565</w:t>
             </w:r>
           </w:p>
         </w:tc>
@@ -5559,7 +5559,7 @@
         <w:spacing w:lineRule="auto" w:line="240" w:before="0" w:after="60"/>
         <w:rPr/>
       </w:pPr>
-      <w:bookmarkStart w:id="21" w:name="__RefHeading___Toc3668_1913477755"/>
+      <w:bookmarkStart w:id="21" w:name="__RefHeading___Toc3668_2937512272"/>
       <w:bookmarkEnd w:id="21"/>
       <w:r>
         <w:rPr>
@@ -5624,7 +5624,7 @@
         <w:spacing w:lineRule="auto" w:line="240" w:before="0" w:after="60"/>
         <w:rPr/>
       </w:pPr>
-      <w:bookmarkStart w:id="22" w:name="__RefHeading___Toc3670_1913477755"/>
+      <w:bookmarkStart w:id="22" w:name="__RefHeading___Toc3670_2937512272"/>
       <w:bookmarkEnd w:id="22"/>
       <w:r>
         <w:rPr>
@@ -5689,7 +5689,7 @@
         <w:spacing w:lineRule="auto" w:line="240" w:before="0" w:after="60"/>
         <w:rPr/>
       </w:pPr>
-      <w:bookmarkStart w:id="23" w:name="__RefHeading___Toc3672_1913477755"/>
+      <w:bookmarkStart w:id="23" w:name="__RefHeading___Toc3672_2937512272"/>
       <w:bookmarkEnd w:id="23"/>
       <w:r>
         <w:rPr>
@@ -5734,7 +5734,7 @@
         <w:spacing w:lineRule="auto" w:line="240" w:before="0" w:after="60"/>
         <w:rPr/>
       </w:pPr>
-      <w:bookmarkStart w:id="24" w:name="__RefHeading___Toc3674_1913477755"/>
+      <w:bookmarkStart w:id="24" w:name="__RefHeading___Toc3674_2937512272"/>
       <w:bookmarkEnd w:id="24"/>
       <w:r>
         <w:rPr>
@@ -5765,7 +5765,7 @@
         <w:spacing w:lineRule="exact" w:line="240" w:before="240" w:after="120"/>
         <w:rPr/>
       </w:pPr>
-      <w:bookmarkStart w:id="25" w:name="__RefHeading___Toc3676_1913477755"/>
+      <w:bookmarkStart w:id="25" w:name="__RefHeading___Toc3676_2937512272"/>
       <w:bookmarkEnd w:id="25"/>
       <w:r>
         <w:rPr>

--- a/reporte/productos_formales/Producto_06_Modelo_Fraccionamiento.docx
+++ b/reporte/productos_formales/Producto_06_Modelo_Fraccionamiento.docx
@@ -262,7 +262,7 @@
         <w:spacing w:lineRule="exact" w:line="240" w:before="240" w:after="120"/>
         <w:rPr/>
       </w:pPr>
-      <w:bookmarkStart w:id="0" w:name="__RefHeading___Toc3626_2937512272"/>
+      <w:bookmarkStart w:id="0" w:name="__RefHeading___Toc3626_4217687195"/>
       <w:bookmarkEnd w:id="0"/>
       <w:r>
         <w:rPr>
@@ -369,7 +369,7 @@
             </w:rPr>
             <w:fldChar w:fldCharType="separate"/>
           </w:r>
-          <w:hyperlink w:anchor="__RefHeading___Toc3626_2937512272">
+          <w:hyperlink w:anchor="__RefHeading___Toc3626_4217687195">
             <w:r>
               <w:rPr>
                 <w:rStyle w:val="IndexLink"/>
@@ -389,7 +389,7 @@
             </w:tabs>
             <w:rPr/>
           </w:pPr>
-          <w:hyperlink w:anchor="__RefHeading___Toc3628_2937512272">
+          <w:hyperlink w:anchor="__RefHeading___Toc3628_4217687195">
             <w:r>
               <w:rPr>
                 <w:rStyle w:val="IndexLink"/>
@@ -409,7 +409,7 @@
             </w:tabs>
             <w:rPr/>
           </w:pPr>
-          <w:hyperlink w:anchor="__RefHeading___Toc3630_2937512272">
+          <w:hyperlink w:anchor="__RefHeading___Toc3630_4217687195">
             <w:r>
               <w:rPr>
                 <w:rStyle w:val="IndexLink"/>
@@ -429,7 +429,7 @@
             </w:tabs>
             <w:rPr/>
           </w:pPr>
-          <w:hyperlink w:anchor="__RefHeading___Toc3632_2937512272">
+          <w:hyperlink w:anchor="__RefHeading___Toc3632_4217687195">
             <w:r>
               <w:rPr>
                 <w:rStyle w:val="IndexLink"/>
@@ -449,7 +449,7 @@
             </w:tabs>
             <w:rPr/>
           </w:pPr>
-          <w:hyperlink w:anchor="__RefHeading___Toc3634_2937512272">
+          <w:hyperlink w:anchor="__RefHeading___Toc3634_4217687195">
             <w:r>
               <w:rPr>
                 <w:rStyle w:val="IndexLink"/>
@@ -469,7 +469,7 @@
             </w:tabs>
             <w:rPr/>
           </w:pPr>
-          <w:hyperlink w:anchor="__RefHeading___Toc3636_2937512272">
+          <w:hyperlink w:anchor="__RefHeading___Toc3636_4217687195">
             <w:r>
               <w:rPr>
                 <w:rStyle w:val="IndexLink"/>
@@ -489,7 +489,7 @@
             </w:tabs>
             <w:rPr/>
           </w:pPr>
-          <w:hyperlink w:anchor="__RefHeading___Toc3638_2937512272">
+          <w:hyperlink w:anchor="__RefHeading___Toc3638_4217687195">
             <w:r>
               <w:rPr>
                 <w:rStyle w:val="IndexLink"/>
@@ -509,7 +509,7 @@
             </w:tabs>
             <w:rPr/>
           </w:pPr>
-          <w:hyperlink w:anchor="__RefHeading___Toc3640_2937512272">
+          <w:hyperlink w:anchor="__RefHeading___Toc3640_4217687195">
             <w:r>
               <w:rPr>
                 <w:rStyle w:val="IndexLink"/>
@@ -529,7 +529,7 @@
             </w:tabs>
             <w:rPr/>
           </w:pPr>
-          <w:hyperlink w:anchor="__RefHeading___Toc3642_2937512272">
+          <w:hyperlink w:anchor="__RefHeading___Toc3642_4217687195">
             <w:r>
               <w:rPr>
                 <w:rStyle w:val="IndexLink"/>
@@ -549,7 +549,7 @@
             </w:tabs>
             <w:rPr/>
           </w:pPr>
-          <w:hyperlink w:anchor="__RefHeading___Toc3644_2937512272">
+          <w:hyperlink w:anchor="__RefHeading___Toc3644_4217687195">
             <w:r>
               <w:rPr>
                 <w:rStyle w:val="IndexLink"/>
@@ -569,7 +569,7 @@
             </w:tabs>
             <w:rPr/>
           </w:pPr>
-          <w:hyperlink w:anchor="__RefHeading___Toc3646_2937512272">
+          <w:hyperlink w:anchor="__RefHeading___Toc3646_4217687195">
             <w:r>
               <w:rPr>
                 <w:rStyle w:val="IndexLink"/>
@@ -589,7 +589,7 @@
             </w:tabs>
             <w:rPr/>
           </w:pPr>
-          <w:hyperlink w:anchor="__RefHeading___Toc3648_2937512272">
+          <w:hyperlink w:anchor="__RefHeading___Toc3648_4217687195">
             <w:r>
               <w:rPr>
                 <w:rStyle w:val="IndexLink"/>
@@ -609,7 +609,7 @@
             </w:tabs>
             <w:rPr/>
           </w:pPr>
-          <w:hyperlink w:anchor="__RefHeading___Toc3650_2937512272">
+          <w:hyperlink w:anchor="__RefHeading___Toc3650_4217687195">
             <w:r>
               <w:rPr>
                 <w:rStyle w:val="IndexLink"/>
@@ -629,7 +629,7 @@
             </w:tabs>
             <w:rPr/>
           </w:pPr>
-          <w:hyperlink w:anchor="__RefHeading___Toc3652_2937512272">
+          <w:hyperlink w:anchor="__RefHeading___Toc3652_4217687195">
             <w:r>
               <w:rPr>
                 <w:rStyle w:val="IndexLink"/>
@@ -649,7 +649,7 @@
             </w:tabs>
             <w:rPr/>
           </w:pPr>
-          <w:hyperlink w:anchor="__RefHeading___Toc3654_2937512272">
+          <w:hyperlink w:anchor="__RefHeading___Toc3654_4217687195">
             <w:r>
               <w:rPr>
                 <w:rStyle w:val="IndexLink"/>
@@ -669,7 +669,7 @@
             </w:tabs>
             <w:rPr/>
           </w:pPr>
-          <w:hyperlink w:anchor="__RefHeading___Toc3656_2937512272">
+          <w:hyperlink w:anchor="__RefHeading___Toc3656_4217687195">
             <w:r>
               <w:rPr>
                 <w:rStyle w:val="IndexLink"/>
@@ -689,7 +689,7 @@
             </w:tabs>
             <w:rPr/>
           </w:pPr>
-          <w:hyperlink w:anchor="__RefHeading___Toc3658_2937512272">
+          <w:hyperlink w:anchor="__RefHeading___Toc3658_4217687195">
             <w:r>
               <w:rPr>
                 <w:rStyle w:val="IndexLink"/>
@@ -709,7 +709,7 @@
             </w:tabs>
             <w:rPr/>
           </w:pPr>
-          <w:hyperlink w:anchor="__RefHeading___Toc3660_2937512272">
+          <w:hyperlink w:anchor="__RefHeading___Toc3660_4217687195">
             <w:r>
               <w:rPr>
                 <w:rStyle w:val="IndexLink"/>
@@ -729,7 +729,7 @@
             </w:tabs>
             <w:rPr/>
           </w:pPr>
-          <w:hyperlink w:anchor="__RefHeading___Toc3662_2937512272">
+          <w:hyperlink w:anchor="__RefHeading___Toc3662_4217687195">
             <w:r>
               <w:rPr>
                 <w:rStyle w:val="IndexLink"/>
@@ -749,7 +749,7 @@
             </w:tabs>
             <w:rPr/>
           </w:pPr>
-          <w:hyperlink w:anchor="__RefHeading___Toc3664_2937512272">
+          <w:hyperlink w:anchor="__RefHeading___Toc3664_4217687195">
             <w:r>
               <w:rPr>
                 <w:rStyle w:val="IndexLink"/>
@@ -769,7 +769,7 @@
             </w:tabs>
             <w:rPr/>
           </w:pPr>
-          <w:hyperlink w:anchor="__RefHeading___Toc3666_2937512272">
+          <w:hyperlink w:anchor="__RefHeading___Toc3666_4217687195">
             <w:r>
               <w:rPr>
                 <w:rStyle w:val="IndexLink"/>
@@ -789,7 +789,7 @@
             </w:tabs>
             <w:rPr/>
           </w:pPr>
-          <w:hyperlink w:anchor="__RefHeading___Toc3668_2937512272">
+          <w:hyperlink w:anchor="__RefHeading___Toc3668_4217687195">
             <w:r>
               <w:rPr>
                 <w:rStyle w:val="IndexLink"/>
@@ -809,7 +809,7 @@
             </w:tabs>
             <w:rPr/>
           </w:pPr>
-          <w:hyperlink w:anchor="__RefHeading___Toc3670_2937512272">
+          <w:hyperlink w:anchor="__RefHeading___Toc3670_4217687195">
             <w:r>
               <w:rPr>
                 <w:rStyle w:val="IndexLink"/>
@@ -829,7 +829,7 @@
             </w:tabs>
             <w:rPr/>
           </w:pPr>
-          <w:hyperlink w:anchor="__RefHeading___Toc3672_2937512272">
+          <w:hyperlink w:anchor="__RefHeading___Toc3672_4217687195">
             <w:r>
               <w:rPr>
                 <w:rStyle w:val="IndexLink"/>
@@ -849,7 +849,7 @@
             </w:tabs>
             <w:rPr/>
           </w:pPr>
-          <w:hyperlink w:anchor="__RefHeading___Toc3674_2937512272">
+          <w:hyperlink w:anchor="__RefHeading___Toc3674_4217687195">
             <w:r>
               <w:rPr>
                 <w:rStyle w:val="IndexLink"/>
@@ -869,7 +869,7 @@
             </w:tabs>
             <w:rPr/>
           </w:pPr>
-          <w:hyperlink w:anchor="__RefHeading___Toc3676_2937512272">
+          <w:hyperlink w:anchor="__RefHeading___Toc3676_4217687195">
             <w:r>
               <w:rPr>
                 <w:rStyle w:val="IndexLink"/>
@@ -909,7 +909,7 @@
         <w:spacing w:lineRule="exact" w:line="240" w:before="240" w:after="120"/>
         <w:rPr/>
       </w:pPr>
-      <w:bookmarkStart w:id="1" w:name="__RefHeading___Toc3628_2937512272"/>
+      <w:bookmarkStart w:id="1" w:name="__RefHeading___Toc3628_4217687195"/>
       <w:bookmarkEnd w:id="1"/>
       <w:r>
         <w:rPr>
@@ -965,7 +965,7 @@
         <w:spacing w:lineRule="exact" w:line="240" w:before="240" w:after="120"/>
         <w:rPr/>
       </w:pPr>
-      <w:bookmarkStart w:id="2" w:name="__RefHeading___Toc3630_2937512272"/>
+      <w:bookmarkStart w:id="2" w:name="__RefHeading___Toc3630_4217687195"/>
       <w:bookmarkEnd w:id="2"/>
       <w:r>
         <w:rPr>
@@ -1003,7 +1003,7 @@
         <w:spacing w:lineRule="exact" w:line="240" w:before="240" w:after="120"/>
         <w:rPr/>
       </w:pPr>
-      <w:bookmarkStart w:id="3" w:name="__RefHeading___Toc3632_2937512272"/>
+      <w:bookmarkStart w:id="3" w:name="__RefHeading___Toc3632_4217687195"/>
       <w:bookmarkEnd w:id="3"/>
       <w:r>
         <w:rPr>
@@ -2317,7 +2317,7 @@
         <w:spacing w:lineRule="exact" w:line="240" w:before="240" w:after="120"/>
         <w:rPr/>
       </w:pPr>
-      <w:bookmarkStart w:id="4" w:name="__RefHeading___Toc3634_2937512272"/>
+      <w:bookmarkStart w:id="4" w:name="__RefHeading___Toc3634_4217687195"/>
       <w:bookmarkEnd w:id="4"/>
       <w:r>
         <w:rPr>
@@ -2894,7 +2894,7 @@
         <w:spacing w:lineRule="exact" w:line="240" w:before="240" w:after="120"/>
         <w:rPr/>
       </w:pPr>
-      <w:bookmarkStart w:id="5" w:name="__RefHeading___Toc3636_2937512272"/>
+      <w:bookmarkStart w:id="5" w:name="__RefHeading___Toc3636_4217687195"/>
       <w:bookmarkEnd w:id="5"/>
       <w:r>
         <w:rPr>
@@ -2932,7 +2932,7 @@
         <w:spacing w:lineRule="exact" w:line="240" w:before="240" w:after="120"/>
         <w:rPr/>
       </w:pPr>
-      <w:bookmarkStart w:id="6" w:name="__RefHeading___Toc3638_2937512272"/>
+      <w:bookmarkStart w:id="6" w:name="__RefHeading___Toc3638_4217687195"/>
       <w:bookmarkEnd w:id="6"/>
       <w:r>
         <w:rPr>
@@ -2970,7 +2970,7 @@
         <w:spacing w:lineRule="exact" w:line="240" w:before="240" w:after="120"/>
         <w:rPr/>
       </w:pPr>
-      <w:bookmarkStart w:id="7" w:name="__RefHeading___Toc3640_2937512272"/>
+      <w:bookmarkStart w:id="7" w:name="__RefHeading___Toc3640_4217687195"/>
       <w:bookmarkEnd w:id="7"/>
       <w:r>
         <w:rPr>
@@ -2990,7 +2990,7 @@
         <w:spacing w:lineRule="exact" w:line="240" w:before="180" w:after="80"/>
         <w:rPr/>
       </w:pPr>
-      <w:bookmarkStart w:id="8" w:name="__RefHeading___Toc3642_2937512272"/>
+      <w:bookmarkStart w:id="8" w:name="__RefHeading___Toc3642_4217687195"/>
       <w:bookmarkEnd w:id="8"/>
       <w:r>
         <w:rPr>
@@ -3117,7 +3117,7 @@
         <w:spacing w:lineRule="exact" w:line="240" w:before="180" w:after="80"/>
         <w:rPr/>
       </w:pPr>
-      <w:bookmarkStart w:id="9" w:name="__RefHeading___Toc3644_2937512272"/>
+      <w:bookmarkStart w:id="9" w:name="__RefHeading___Toc3644_4217687195"/>
       <w:bookmarkEnd w:id="9"/>
       <w:r>
         <w:rPr>
@@ -3848,7 +3848,7 @@
         <w:spacing w:lineRule="exact" w:line="240" w:before="180" w:after="80"/>
         <w:rPr/>
       </w:pPr>
-      <w:bookmarkStart w:id="10" w:name="__RefHeading___Toc3646_2937512272"/>
+      <w:bookmarkStart w:id="10" w:name="__RefHeading___Toc3646_4217687195"/>
       <w:bookmarkEnd w:id="10"/>
       <w:r>
         <w:rPr>
@@ -3886,7 +3886,7 @@
         <w:spacing w:lineRule="exact" w:line="240" w:before="180" w:after="80"/>
         <w:rPr/>
       </w:pPr>
-      <w:bookmarkStart w:id="11" w:name="__RefHeading___Toc3648_2937512272"/>
+      <w:bookmarkStart w:id="11" w:name="__RefHeading___Toc3648_4217687195"/>
       <w:bookmarkEnd w:id="11"/>
       <w:r>
         <w:rPr>
@@ -3924,7 +3924,7 @@
         <w:spacing w:lineRule="exact" w:line="240" w:before="180" w:after="80"/>
         <w:rPr/>
       </w:pPr>
-      <w:bookmarkStart w:id="12" w:name="__RefHeading___Toc3650_2937512272"/>
+      <w:bookmarkStart w:id="12" w:name="__RefHeading___Toc3650_4217687195"/>
       <w:bookmarkEnd w:id="12"/>
       <w:r>
         <w:rPr>
@@ -4588,7 +4588,7 @@
         <w:spacing w:lineRule="exact" w:line="240" w:before="180" w:after="80"/>
         <w:rPr/>
       </w:pPr>
-      <w:bookmarkStart w:id="13" w:name="__RefHeading___Toc3652_2937512272"/>
+      <w:bookmarkStart w:id="13" w:name="__RefHeading___Toc3652_4217687195"/>
       <w:bookmarkEnd w:id="13"/>
       <w:r>
         <w:rPr>
@@ -4648,7 +4648,7 @@
         <w:spacing w:lineRule="exact" w:line="240" w:before="240" w:after="120"/>
         <w:rPr/>
       </w:pPr>
-      <w:bookmarkStart w:id="14" w:name="__RefHeading___Toc3654_2937512272"/>
+      <w:bookmarkStart w:id="14" w:name="__RefHeading___Toc3654_4217687195"/>
       <w:bookmarkEnd w:id="14"/>
       <w:r>
         <w:rPr>
@@ -4748,7 +4748,7 @@
         <w:spacing w:lineRule="exact" w:line="240" w:before="240" w:after="120"/>
         <w:rPr/>
       </w:pPr>
-      <w:bookmarkStart w:id="15" w:name="__RefHeading___Toc3656_2937512272"/>
+      <w:bookmarkStart w:id="15" w:name="__RefHeading___Toc3656_4217687195"/>
       <w:bookmarkEnd w:id="15"/>
       <w:r>
         <w:rPr>
@@ -4786,7 +4786,7 @@
         <w:spacing w:lineRule="exact" w:line="240" w:before="240" w:after="120"/>
         <w:rPr/>
       </w:pPr>
-      <w:bookmarkStart w:id="16" w:name="__RefHeading___Toc3658_2937512272"/>
+      <w:bookmarkStart w:id="16" w:name="__RefHeading___Toc3658_4217687195"/>
       <w:bookmarkEnd w:id="16"/>
       <w:r>
         <w:rPr>
@@ -4846,7 +4846,7 @@
         <w:spacing w:lineRule="exact" w:line="240" w:before="240" w:after="120"/>
         <w:rPr/>
       </w:pPr>
-      <w:bookmarkStart w:id="17" w:name="__RefHeading___Toc3660_2937512272"/>
+      <w:bookmarkStart w:id="17" w:name="__RefHeading___Toc3660_4217687195"/>
       <w:bookmarkEnd w:id="17"/>
       <w:r>
         <w:rPr>
@@ -4884,7 +4884,7 @@
         <w:spacing w:lineRule="exact" w:line="240" w:before="240" w:after="120"/>
         <w:rPr/>
       </w:pPr>
-      <w:bookmarkStart w:id="18" w:name="__RefHeading___Toc3662_2937512272"/>
+      <w:bookmarkStart w:id="18" w:name="__RefHeading___Toc3662_4217687195"/>
       <w:bookmarkEnd w:id="18"/>
       <w:r>
         <w:rPr>
@@ -4964,7 +4964,7 @@
         <w:spacing w:lineRule="auto" w:line="240" w:before="0" w:after="60"/>
         <w:rPr/>
       </w:pPr>
-      <w:bookmarkStart w:id="19" w:name="__RefHeading___Toc3664_2937512272"/>
+      <w:bookmarkStart w:id="19" w:name="__RefHeading___Toc3664_4217687195"/>
       <w:bookmarkEnd w:id="19"/>
       <w:r>
         <w:rPr>
@@ -4995,7 +4995,7 @@
         <w:spacing w:lineRule="auto" w:line="240" w:before="0" w:after="60"/>
         <w:rPr/>
       </w:pPr>
-      <w:bookmarkStart w:id="20" w:name="__RefHeading___Toc3666_2937512272"/>
+      <w:bookmarkStart w:id="20" w:name="__RefHeading___Toc3666_4217687195"/>
       <w:bookmarkEnd w:id="20"/>
       <w:r>
         <w:rPr>
@@ -5559,7 +5559,7 @@
         <w:spacing w:lineRule="auto" w:line="240" w:before="0" w:after="60"/>
         <w:rPr/>
       </w:pPr>
-      <w:bookmarkStart w:id="21" w:name="__RefHeading___Toc3668_2937512272"/>
+      <w:bookmarkStart w:id="21" w:name="__RefHeading___Toc3668_4217687195"/>
       <w:bookmarkEnd w:id="21"/>
       <w:r>
         <w:rPr>
@@ -5624,7 +5624,7 @@
         <w:spacing w:lineRule="auto" w:line="240" w:before="0" w:after="60"/>
         <w:rPr/>
       </w:pPr>
-      <w:bookmarkStart w:id="22" w:name="__RefHeading___Toc3670_2937512272"/>
+      <w:bookmarkStart w:id="22" w:name="__RefHeading___Toc3670_4217687195"/>
       <w:bookmarkEnd w:id="22"/>
       <w:r>
         <w:rPr>
@@ -5689,7 +5689,7 @@
         <w:spacing w:lineRule="auto" w:line="240" w:before="0" w:after="60"/>
         <w:rPr/>
       </w:pPr>
-      <w:bookmarkStart w:id="23" w:name="__RefHeading___Toc3672_2937512272"/>
+      <w:bookmarkStart w:id="23" w:name="__RefHeading___Toc3672_4217687195"/>
       <w:bookmarkEnd w:id="23"/>
       <w:r>
         <w:rPr>
@@ -5734,7 +5734,7 @@
         <w:spacing w:lineRule="auto" w:line="240" w:before="0" w:after="60"/>
         <w:rPr/>
       </w:pPr>
-      <w:bookmarkStart w:id="24" w:name="__RefHeading___Toc3674_2937512272"/>
+      <w:bookmarkStart w:id="24" w:name="__RefHeading___Toc3674_4217687195"/>
       <w:bookmarkEnd w:id="24"/>
       <w:r>
         <w:rPr>
@@ -5765,7 +5765,7 @@
         <w:spacing w:lineRule="exact" w:line="240" w:before="240" w:after="120"/>
         <w:rPr/>
       </w:pPr>
-      <w:bookmarkStart w:id="25" w:name="__RefHeading___Toc3676_2937512272"/>
+      <w:bookmarkStart w:id="25" w:name="__RefHeading___Toc3676_4217687195"/>
       <w:bookmarkEnd w:id="25"/>
       <w:r>
         <w:rPr>

--- a/reporte/productos_formales/Producto_06_Modelo_Fraccionamiento.docx
+++ b/reporte/productos_formales/Producto_06_Modelo_Fraccionamiento.docx
@@ -262,7 +262,7 @@
         <w:spacing w:lineRule="exact" w:line="240" w:before="240" w:after="120"/>
         <w:rPr/>
       </w:pPr>
-      <w:bookmarkStart w:id="0" w:name="__RefHeading___Toc3626_4217687195"/>
+      <w:bookmarkStart w:id="0" w:name="__RefHeading___Toc3626_1371780974"/>
       <w:bookmarkEnd w:id="0"/>
       <w:r>
         <w:rPr>
@@ -369,7 +369,7 @@
             </w:rPr>
             <w:fldChar w:fldCharType="separate"/>
           </w:r>
-          <w:hyperlink w:anchor="__RefHeading___Toc3626_4217687195">
+          <w:hyperlink w:anchor="__RefHeading___Toc3626_1371780974">
             <w:r>
               <w:rPr>
                 <w:rStyle w:val="IndexLink"/>
@@ -389,7 +389,7 @@
             </w:tabs>
             <w:rPr/>
           </w:pPr>
-          <w:hyperlink w:anchor="__RefHeading___Toc3628_4217687195">
+          <w:hyperlink w:anchor="__RefHeading___Toc3628_1371780974">
             <w:r>
               <w:rPr>
                 <w:rStyle w:val="IndexLink"/>
@@ -409,7 +409,7 @@
             </w:tabs>
             <w:rPr/>
           </w:pPr>
-          <w:hyperlink w:anchor="__RefHeading___Toc3630_4217687195">
+          <w:hyperlink w:anchor="__RefHeading___Toc3630_1371780974">
             <w:r>
               <w:rPr>
                 <w:rStyle w:val="IndexLink"/>
@@ -429,7 +429,7 @@
             </w:tabs>
             <w:rPr/>
           </w:pPr>
-          <w:hyperlink w:anchor="__RefHeading___Toc3632_4217687195">
+          <w:hyperlink w:anchor="__RefHeading___Toc3632_1371780974">
             <w:r>
               <w:rPr>
                 <w:rStyle w:val="IndexLink"/>
@@ -449,7 +449,7 @@
             </w:tabs>
             <w:rPr/>
           </w:pPr>
-          <w:hyperlink w:anchor="__RefHeading___Toc3634_4217687195">
+          <w:hyperlink w:anchor="__RefHeading___Toc3634_1371780974">
             <w:r>
               <w:rPr>
                 <w:rStyle w:val="IndexLink"/>
@@ -469,7 +469,7 @@
             </w:tabs>
             <w:rPr/>
           </w:pPr>
-          <w:hyperlink w:anchor="__RefHeading___Toc3636_4217687195">
+          <w:hyperlink w:anchor="__RefHeading___Toc3636_1371780974">
             <w:r>
               <w:rPr>
                 <w:rStyle w:val="IndexLink"/>
@@ -489,7 +489,7 @@
             </w:tabs>
             <w:rPr/>
           </w:pPr>
-          <w:hyperlink w:anchor="__RefHeading___Toc3638_4217687195">
+          <w:hyperlink w:anchor="__RefHeading___Toc3638_1371780974">
             <w:r>
               <w:rPr>
                 <w:rStyle w:val="IndexLink"/>
@@ -509,7 +509,7 @@
             </w:tabs>
             <w:rPr/>
           </w:pPr>
-          <w:hyperlink w:anchor="__RefHeading___Toc3640_4217687195">
+          <w:hyperlink w:anchor="__RefHeading___Toc3640_1371780974">
             <w:r>
               <w:rPr>
                 <w:rStyle w:val="IndexLink"/>
@@ -529,7 +529,7 @@
             </w:tabs>
             <w:rPr/>
           </w:pPr>
-          <w:hyperlink w:anchor="__RefHeading___Toc3642_4217687195">
+          <w:hyperlink w:anchor="__RefHeading___Toc3642_1371780974">
             <w:r>
               <w:rPr>
                 <w:rStyle w:val="IndexLink"/>
@@ -549,7 +549,7 @@
             </w:tabs>
             <w:rPr/>
           </w:pPr>
-          <w:hyperlink w:anchor="__RefHeading___Toc3644_4217687195">
+          <w:hyperlink w:anchor="__RefHeading___Toc3644_1371780974">
             <w:r>
               <w:rPr>
                 <w:rStyle w:val="IndexLink"/>
@@ -569,7 +569,7 @@
             </w:tabs>
             <w:rPr/>
           </w:pPr>
-          <w:hyperlink w:anchor="__RefHeading___Toc3646_4217687195">
+          <w:hyperlink w:anchor="__RefHeading___Toc3646_1371780974">
             <w:r>
               <w:rPr>
                 <w:rStyle w:val="IndexLink"/>
@@ -589,7 +589,7 @@
             </w:tabs>
             <w:rPr/>
           </w:pPr>
-          <w:hyperlink w:anchor="__RefHeading___Toc3648_4217687195">
+          <w:hyperlink w:anchor="__RefHeading___Toc3648_1371780974">
             <w:r>
               <w:rPr>
                 <w:rStyle w:val="IndexLink"/>
@@ -609,7 +609,7 @@
             </w:tabs>
             <w:rPr/>
           </w:pPr>
-          <w:hyperlink w:anchor="__RefHeading___Toc3650_4217687195">
+          <w:hyperlink w:anchor="__RefHeading___Toc3650_1371780974">
             <w:r>
               <w:rPr>
                 <w:rStyle w:val="IndexLink"/>
@@ -629,7 +629,7 @@
             </w:tabs>
             <w:rPr/>
           </w:pPr>
-          <w:hyperlink w:anchor="__RefHeading___Toc3652_4217687195">
+          <w:hyperlink w:anchor="__RefHeading___Toc3652_1371780974">
             <w:r>
               <w:rPr>
                 <w:rStyle w:val="IndexLink"/>
@@ -649,7 +649,7 @@
             </w:tabs>
             <w:rPr/>
           </w:pPr>
-          <w:hyperlink w:anchor="__RefHeading___Toc3654_4217687195">
+          <w:hyperlink w:anchor="__RefHeading___Toc3654_1371780974">
             <w:r>
               <w:rPr>
                 <w:rStyle w:val="IndexLink"/>
@@ -669,7 +669,7 @@
             </w:tabs>
             <w:rPr/>
           </w:pPr>
-          <w:hyperlink w:anchor="__RefHeading___Toc3656_4217687195">
+          <w:hyperlink w:anchor="__RefHeading___Toc3656_1371780974">
             <w:r>
               <w:rPr>
                 <w:rStyle w:val="IndexLink"/>
@@ -689,7 +689,7 @@
             </w:tabs>
             <w:rPr/>
           </w:pPr>
-          <w:hyperlink w:anchor="__RefHeading___Toc3658_4217687195">
+          <w:hyperlink w:anchor="__RefHeading___Toc3658_1371780974">
             <w:r>
               <w:rPr>
                 <w:rStyle w:val="IndexLink"/>
@@ -709,7 +709,7 @@
             </w:tabs>
             <w:rPr/>
           </w:pPr>
-          <w:hyperlink w:anchor="__RefHeading___Toc3660_4217687195">
+          <w:hyperlink w:anchor="__RefHeading___Toc3660_1371780974">
             <w:r>
               <w:rPr>
                 <w:rStyle w:val="IndexLink"/>
@@ -729,7 +729,7 @@
             </w:tabs>
             <w:rPr/>
           </w:pPr>
-          <w:hyperlink w:anchor="__RefHeading___Toc3662_4217687195">
+          <w:hyperlink w:anchor="__RefHeading___Toc3662_1371780974">
             <w:r>
               <w:rPr>
                 <w:rStyle w:val="IndexLink"/>
@@ -749,7 +749,7 @@
             </w:tabs>
             <w:rPr/>
           </w:pPr>
-          <w:hyperlink w:anchor="__RefHeading___Toc3664_4217687195">
+          <w:hyperlink w:anchor="__RefHeading___Toc3664_1371780974">
             <w:r>
               <w:rPr>
                 <w:rStyle w:val="IndexLink"/>
@@ -769,7 +769,7 @@
             </w:tabs>
             <w:rPr/>
           </w:pPr>
-          <w:hyperlink w:anchor="__RefHeading___Toc3666_4217687195">
+          <w:hyperlink w:anchor="__RefHeading___Toc3666_1371780974">
             <w:r>
               <w:rPr>
                 <w:rStyle w:val="IndexLink"/>
@@ -789,7 +789,7 @@
             </w:tabs>
             <w:rPr/>
           </w:pPr>
-          <w:hyperlink w:anchor="__RefHeading___Toc3668_4217687195">
+          <w:hyperlink w:anchor="__RefHeading___Toc3668_1371780974">
             <w:r>
               <w:rPr>
                 <w:rStyle w:val="IndexLink"/>
@@ -809,7 +809,7 @@
             </w:tabs>
             <w:rPr/>
           </w:pPr>
-          <w:hyperlink w:anchor="__RefHeading___Toc3670_4217687195">
+          <w:hyperlink w:anchor="__RefHeading___Toc3670_1371780974">
             <w:r>
               <w:rPr>
                 <w:rStyle w:val="IndexLink"/>
@@ -829,7 +829,7 @@
             </w:tabs>
             <w:rPr/>
           </w:pPr>
-          <w:hyperlink w:anchor="__RefHeading___Toc3672_4217687195">
+          <w:hyperlink w:anchor="__RefHeading___Toc3672_1371780974">
             <w:r>
               <w:rPr>
                 <w:rStyle w:val="IndexLink"/>
@@ -849,7 +849,7 @@
             </w:tabs>
             <w:rPr/>
           </w:pPr>
-          <w:hyperlink w:anchor="__RefHeading___Toc3674_4217687195">
+          <w:hyperlink w:anchor="__RefHeading___Toc3674_1371780974">
             <w:r>
               <w:rPr>
                 <w:rStyle w:val="IndexLink"/>
@@ -869,7 +869,7 @@
             </w:tabs>
             <w:rPr/>
           </w:pPr>
-          <w:hyperlink w:anchor="__RefHeading___Toc3676_4217687195">
+          <w:hyperlink w:anchor="__RefHeading___Toc3676_1371780974">
             <w:r>
               <w:rPr>
                 <w:rStyle w:val="IndexLink"/>
@@ -909,7 +909,7 @@
         <w:spacing w:lineRule="exact" w:line="240" w:before="240" w:after="120"/>
         <w:rPr/>
       </w:pPr>
-      <w:bookmarkStart w:id="1" w:name="__RefHeading___Toc3628_4217687195"/>
+      <w:bookmarkStart w:id="1" w:name="__RefHeading___Toc3628_1371780974"/>
       <w:bookmarkEnd w:id="1"/>
       <w:r>
         <w:rPr>
@@ -965,7 +965,7 @@
         <w:spacing w:lineRule="exact" w:line="240" w:before="240" w:after="120"/>
         <w:rPr/>
       </w:pPr>
-      <w:bookmarkStart w:id="2" w:name="__RefHeading___Toc3630_4217687195"/>
+      <w:bookmarkStart w:id="2" w:name="__RefHeading___Toc3630_1371780974"/>
       <w:bookmarkEnd w:id="2"/>
       <w:r>
         <w:rPr>
@@ -1003,7 +1003,7 @@
         <w:spacing w:lineRule="exact" w:line="240" w:before="240" w:after="120"/>
         <w:rPr/>
       </w:pPr>
-      <w:bookmarkStart w:id="3" w:name="__RefHeading___Toc3632_4217687195"/>
+      <w:bookmarkStart w:id="3" w:name="__RefHeading___Toc3632_1371780974"/>
       <w:bookmarkEnd w:id="3"/>
       <w:r>
         <w:rPr>
@@ -2317,7 +2317,7 @@
         <w:spacing w:lineRule="exact" w:line="240" w:before="240" w:after="120"/>
         <w:rPr/>
       </w:pPr>
-      <w:bookmarkStart w:id="4" w:name="__RefHeading___Toc3634_4217687195"/>
+      <w:bookmarkStart w:id="4" w:name="__RefHeading___Toc3634_1371780974"/>
       <w:bookmarkEnd w:id="4"/>
       <w:r>
         <w:rPr>
@@ -2894,7 +2894,7 @@
         <w:spacing w:lineRule="exact" w:line="240" w:before="240" w:after="120"/>
         <w:rPr/>
       </w:pPr>
-      <w:bookmarkStart w:id="5" w:name="__RefHeading___Toc3636_4217687195"/>
+      <w:bookmarkStart w:id="5" w:name="__RefHeading___Toc3636_1371780974"/>
       <w:bookmarkEnd w:id="5"/>
       <w:r>
         <w:rPr>
@@ -2932,7 +2932,7 @@
         <w:spacing w:lineRule="exact" w:line="240" w:before="240" w:after="120"/>
         <w:rPr/>
       </w:pPr>
-      <w:bookmarkStart w:id="6" w:name="__RefHeading___Toc3638_4217687195"/>
+      <w:bookmarkStart w:id="6" w:name="__RefHeading___Toc3638_1371780974"/>
       <w:bookmarkEnd w:id="6"/>
       <w:r>
         <w:rPr>
@@ -2970,7 +2970,7 @@
         <w:spacing w:lineRule="exact" w:line="240" w:before="240" w:after="120"/>
         <w:rPr/>
       </w:pPr>
-      <w:bookmarkStart w:id="7" w:name="__RefHeading___Toc3640_4217687195"/>
+      <w:bookmarkStart w:id="7" w:name="__RefHeading___Toc3640_1371780974"/>
       <w:bookmarkEnd w:id="7"/>
       <w:r>
         <w:rPr>
@@ -2990,7 +2990,7 @@
         <w:spacing w:lineRule="exact" w:line="240" w:before="180" w:after="80"/>
         <w:rPr/>
       </w:pPr>
-      <w:bookmarkStart w:id="8" w:name="__RefHeading___Toc3642_4217687195"/>
+      <w:bookmarkStart w:id="8" w:name="__RefHeading___Toc3642_1371780974"/>
       <w:bookmarkEnd w:id="8"/>
       <w:r>
         <w:rPr>
@@ -3117,7 +3117,7 @@
         <w:spacing w:lineRule="exact" w:line="240" w:before="180" w:after="80"/>
         <w:rPr/>
       </w:pPr>
-      <w:bookmarkStart w:id="9" w:name="__RefHeading___Toc3644_4217687195"/>
+      <w:bookmarkStart w:id="9" w:name="__RefHeading___Toc3644_1371780974"/>
       <w:bookmarkEnd w:id="9"/>
       <w:r>
         <w:rPr>
@@ -3848,7 +3848,7 @@
         <w:spacing w:lineRule="exact" w:line="240" w:before="180" w:after="80"/>
         <w:rPr/>
       </w:pPr>
-      <w:bookmarkStart w:id="10" w:name="__RefHeading___Toc3646_4217687195"/>
+      <w:bookmarkStart w:id="10" w:name="__RefHeading___Toc3646_1371780974"/>
       <w:bookmarkEnd w:id="10"/>
       <w:r>
         <w:rPr>
@@ -3886,7 +3886,7 @@
         <w:spacing w:lineRule="exact" w:line="240" w:before="180" w:after="80"/>
         <w:rPr/>
       </w:pPr>
-      <w:bookmarkStart w:id="11" w:name="__RefHeading___Toc3648_4217687195"/>
+      <w:bookmarkStart w:id="11" w:name="__RefHeading___Toc3648_1371780974"/>
       <w:bookmarkEnd w:id="11"/>
       <w:r>
         <w:rPr>
@@ -3924,7 +3924,7 @@
         <w:spacing w:lineRule="exact" w:line="240" w:before="180" w:after="80"/>
         <w:rPr/>
       </w:pPr>
-      <w:bookmarkStart w:id="12" w:name="__RefHeading___Toc3650_4217687195"/>
+      <w:bookmarkStart w:id="12" w:name="__RefHeading___Toc3650_1371780974"/>
       <w:bookmarkEnd w:id="12"/>
       <w:r>
         <w:rPr>
@@ -4588,7 +4588,7 @@
         <w:spacing w:lineRule="exact" w:line="240" w:before="180" w:after="80"/>
         <w:rPr/>
       </w:pPr>
-      <w:bookmarkStart w:id="13" w:name="__RefHeading___Toc3652_4217687195"/>
+      <w:bookmarkStart w:id="13" w:name="__RefHeading___Toc3652_1371780974"/>
       <w:bookmarkEnd w:id="13"/>
       <w:r>
         <w:rPr>
@@ -4648,7 +4648,7 @@
         <w:spacing w:lineRule="exact" w:line="240" w:before="240" w:after="120"/>
         <w:rPr/>
       </w:pPr>
-      <w:bookmarkStart w:id="14" w:name="__RefHeading___Toc3654_4217687195"/>
+      <w:bookmarkStart w:id="14" w:name="__RefHeading___Toc3654_1371780974"/>
       <w:bookmarkEnd w:id="14"/>
       <w:r>
         <w:rPr>
@@ -4748,7 +4748,7 @@
         <w:spacing w:lineRule="exact" w:line="240" w:before="240" w:after="120"/>
         <w:rPr/>
       </w:pPr>
-      <w:bookmarkStart w:id="15" w:name="__RefHeading___Toc3656_4217687195"/>
+      <w:bookmarkStart w:id="15" w:name="__RefHeading___Toc3656_1371780974"/>
       <w:bookmarkEnd w:id="15"/>
       <w:r>
         <w:rPr>
@@ -4786,7 +4786,7 @@
         <w:spacing w:lineRule="exact" w:line="240" w:before="240" w:after="120"/>
         <w:rPr/>
       </w:pPr>
-      <w:bookmarkStart w:id="16" w:name="__RefHeading___Toc3658_4217687195"/>
+      <w:bookmarkStart w:id="16" w:name="__RefHeading___Toc3658_1371780974"/>
       <w:bookmarkEnd w:id="16"/>
       <w:r>
         <w:rPr>
@@ -4846,7 +4846,7 @@
         <w:spacing w:lineRule="exact" w:line="240" w:before="240" w:after="120"/>
         <w:rPr/>
       </w:pPr>
-      <w:bookmarkStart w:id="17" w:name="__RefHeading___Toc3660_4217687195"/>
+      <w:bookmarkStart w:id="17" w:name="__RefHeading___Toc3660_1371780974"/>
       <w:bookmarkEnd w:id="17"/>
       <w:r>
         <w:rPr>
@@ -4884,7 +4884,7 @@
         <w:spacing w:lineRule="exact" w:line="240" w:before="240" w:after="120"/>
         <w:rPr/>
       </w:pPr>
-      <w:bookmarkStart w:id="18" w:name="__RefHeading___Toc3662_4217687195"/>
+      <w:bookmarkStart w:id="18" w:name="__RefHeading___Toc3662_1371780974"/>
       <w:bookmarkEnd w:id="18"/>
       <w:r>
         <w:rPr>
@@ -4964,7 +4964,7 @@
         <w:spacing w:lineRule="auto" w:line="240" w:before="0" w:after="60"/>
         <w:rPr/>
       </w:pPr>
-      <w:bookmarkStart w:id="19" w:name="__RefHeading___Toc3664_4217687195"/>
+      <w:bookmarkStart w:id="19" w:name="__RefHeading___Toc3664_1371780974"/>
       <w:bookmarkEnd w:id="19"/>
       <w:r>
         <w:rPr>
@@ -4995,7 +4995,7 @@
         <w:spacing w:lineRule="auto" w:line="240" w:before="0" w:after="60"/>
         <w:rPr/>
       </w:pPr>
-      <w:bookmarkStart w:id="20" w:name="__RefHeading___Toc3666_4217687195"/>
+      <w:bookmarkStart w:id="20" w:name="__RefHeading___Toc3666_1371780974"/>
       <w:bookmarkEnd w:id="20"/>
       <w:r>
         <w:rPr>
@@ -5559,7 +5559,7 @@
         <w:spacing w:lineRule="auto" w:line="240" w:before="0" w:after="60"/>
         <w:rPr/>
       </w:pPr>
-      <w:bookmarkStart w:id="21" w:name="__RefHeading___Toc3668_4217687195"/>
+      <w:bookmarkStart w:id="21" w:name="__RefHeading___Toc3668_1371780974"/>
       <w:bookmarkEnd w:id="21"/>
       <w:r>
         <w:rPr>
@@ -5624,7 +5624,7 @@
         <w:spacing w:lineRule="auto" w:line="240" w:before="0" w:after="60"/>
         <w:rPr/>
       </w:pPr>
-      <w:bookmarkStart w:id="22" w:name="__RefHeading___Toc3670_4217687195"/>
+      <w:bookmarkStart w:id="22" w:name="__RefHeading___Toc3670_1371780974"/>
       <w:bookmarkEnd w:id="22"/>
       <w:r>
         <w:rPr>
@@ -5689,7 +5689,7 @@
         <w:spacing w:lineRule="auto" w:line="240" w:before="0" w:after="60"/>
         <w:rPr/>
       </w:pPr>
-      <w:bookmarkStart w:id="23" w:name="__RefHeading___Toc3672_4217687195"/>
+      <w:bookmarkStart w:id="23" w:name="__RefHeading___Toc3672_1371780974"/>
       <w:bookmarkEnd w:id="23"/>
       <w:r>
         <w:rPr>
@@ -5734,7 +5734,7 @@
         <w:spacing w:lineRule="auto" w:line="240" w:before="0" w:after="60"/>
         <w:rPr/>
       </w:pPr>
-      <w:bookmarkStart w:id="24" w:name="__RefHeading___Toc3674_4217687195"/>
+      <w:bookmarkStart w:id="24" w:name="__RefHeading___Toc3674_1371780974"/>
       <w:bookmarkEnd w:id="24"/>
       <w:r>
         <w:rPr>
@@ -5765,7 +5765,7 @@
         <w:spacing w:lineRule="exact" w:line="240" w:before="240" w:after="120"/>
         <w:rPr/>
       </w:pPr>
-      <w:bookmarkStart w:id="25" w:name="__RefHeading___Toc3676_4217687195"/>
+      <w:bookmarkStart w:id="25" w:name="__RefHeading___Toc3676_1371780974"/>
       <w:bookmarkEnd w:id="25"/>
       <w:r>
         <w:rPr>

--- a/reporte/productos_formales/Producto_06_Modelo_Fraccionamiento.docx
+++ b/reporte/productos_formales/Producto_06_Modelo_Fraccionamiento.docx
@@ -262,7 +262,7 @@
         <w:spacing w:lineRule="exact" w:line="240" w:before="240" w:after="120"/>
         <w:rPr/>
       </w:pPr>
-      <w:bookmarkStart w:id="0" w:name="__RefHeading___Toc3626_1371780974"/>
+      <w:bookmarkStart w:id="0" w:name="__RefHeading___Toc3626_2457656124"/>
       <w:bookmarkEnd w:id="0"/>
       <w:r>
         <w:rPr>
@@ -369,7 +369,7 @@
             </w:rPr>
             <w:fldChar w:fldCharType="separate"/>
           </w:r>
-          <w:hyperlink w:anchor="__RefHeading___Toc3626_1371780974">
+          <w:hyperlink w:anchor="__RefHeading___Toc3626_2457656124">
             <w:r>
               <w:rPr>
                 <w:rStyle w:val="IndexLink"/>
@@ -389,7 +389,7 @@
             </w:tabs>
             <w:rPr/>
           </w:pPr>
-          <w:hyperlink w:anchor="__RefHeading___Toc3628_1371780974">
+          <w:hyperlink w:anchor="__RefHeading___Toc3628_2457656124">
             <w:r>
               <w:rPr>
                 <w:rStyle w:val="IndexLink"/>
@@ -409,7 +409,7 @@
             </w:tabs>
             <w:rPr/>
           </w:pPr>
-          <w:hyperlink w:anchor="__RefHeading___Toc3630_1371780974">
+          <w:hyperlink w:anchor="__RefHeading___Toc3630_2457656124">
             <w:r>
               <w:rPr>
                 <w:rStyle w:val="IndexLink"/>
@@ -429,7 +429,7 @@
             </w:tabs>
             <w:rPr/>
           </w:pPr>
-          <w:hyperlink w:anchor="__RefHeading___Toc3632_1371780974">
+          <w:hyperlink w:anchor="__RefHeading___Toc3632_2457656124">
             <w:r>
               <w:rPr>
                 <w:rStyle w:val="IndexLink"/>
@@ -449,7 +449,7 @@
             </w:tabs>
             <w:rPr/>
           </w:pPr>
-          <w:hyperlink w:anchor="__RefHeading___Toc3634_1371780974">
+          <w:hyperlink w:anchor="__RefHeading___Toc3634_2457656124">
             <w:r>
               <w:rPr>
                 <w:rStyle w:val="IndexLink"/>
@@ -469,7 +469,7 @@
             </w:tabs>
             <w:rPr/>
           </w:pPr>
-          <w:hyperlink w:anchor="__RefHeading___Toc3636_1371780974">
+          <w:hyperlink w:anchor="__RefHeading___Toc3636_2457656124">
             <w:r>
               <w:rPr>
                 <w:rStyle w:val="IndexLink"/>
@@ -489,7 +489,7 @@
             </w:tabs>
             <w:rPr/>
           </w:pPr>
-          <w:hyperlink w:anchor="__RefHeading___Toc3638_1371780974">
+          <w:hyperlink w:anchor="__RefHeading___Toc3638_2457656124">
             <w:r>
               <w:rPr>
                 <w:rStyle w:val="IndexLink"/>
@@ -509,7 +509,7 @@
             </w:tabs>
             <w:rPr/>
           </w:pPr>
-          <w:hyperlink w:anchor="__RefHeading___Toc3640_1371780974">
+          <w:hyperlink w:anchor="__RefHeading___Toc3640_2457656124">
             <w:r>
               <w:rPr>
                 <w:rStyle w:val="IndexLink"/>
@@ -529,7 +529,7 @@
             </w:tabs>
             <w:rPr/>
           </w:pPr>
-          <w:hyperlink w:anchor="__RefHeading___Toc3642_1371780974">
+          <w:hyperlink w:anchor="__RefHeading___Toc3642_2457656124">
             <w:r>
               <w:rPr>
                 <w:rStyle w:val="IndexLink"/>
@@ -549,7 +549,7 @@
             </w:tabs>
             <w:rPr/>
           </w:pPr>
-          <w:hyperlink w:anchor="__RefHeading___Toc3644_1371780974">
+          <w:hyperlink w:anchor="__RefHeading___Toc3644_2457656124">
             <w:r>
               <w:rPr>
                 <w:rStyle w:val="IndexLink"/>
@@ -569,7 +569,7 @@
             </w:tabs>
             <w:rPr/>
           </w:pPr>
-          <w:hyperlink w:anchor="__RefHeading___Toc3646_1371780974">
+          <w:hyperlink w:anchor="__RefHeading___Toc3646_2457656124">
             <w:r>
               <w:rPr>
                 <w:rStyle w:val="IndexLink"/>
@@ -589,7 +589,7 @@
             </w:tabs>
             <w:rPr/>
           </w:pPr>
-          <w:hyperlink w:anchor="__RefHeading___Toc3648_1371780974">
+          <w:hyperlink w:anchor="__RefHeading___Toc3648_2457656124">
             <w:r>
               <w:rPr>
                 <w:rStyle w:val="IndexLink"/>
@@ -609,7 +609,7 @@
             </w:tabs>
             <w:rPr/>
           </w:pPr>
-          <w:hyperlink w:anchor="__RefHeading___Toc3650_1371780974">
+          <w:hyperlink w:anchor="__RefHeading___Toc3650_2457656124">
             <w:r>
               <w:rPr>
                 <w:rStyle w:val="IndexLink"/>
@@ -629,7 +629,7 @@
             </w:tabs>
             <w:rPr/>
           </w:pPr>
-          <w:hyperlink w:anchor="__RefHeading___Toc3652_1371780974">
+          <w:hyperlink w:anchor="__RefHeading___Toc3652_2457656124">
             <w:r>
               <w:rPr>
                 <w:rStyle w:val="IndexLink"/>
@@ -649,7 +649,7 @@
             </w:tabs>
             <w:rPr/>
           </w:pPr>
-          <w:hyperlink w:anchor="__RefHeading___Toc3654_1371780974">
+          <w:hyperlink w:anchor="__RefHeading___Toc3654_2457656124">
             <w:r>
               <w:rPr>
                 <w:rStyle w:val="IndexLink"/>
@@ -669,7 +669,7 @@
             </w:tabs>
             <w:rPr/>
           </w:pPr>
-          <w:hyperlink w:anchor="__RefHeading___Toc3656_1371780974">
+          <w:hyperlink w:anchor="__RefHeading___Toc3656_2457656124">
             <w:r>
               <w:rPr>
                 <w:rStyle w:val="IndexLink"/>
@@ -689,7 +689,7 @@
             </w:tabs>
             <w:rPr/>
           </w:pPr>
-          <w:hyperlink w:anchor="__RefHeading___Toc3658_1371780974">
+          <w:hyperlink w:anchor="__RefHeading___Toc3658_2457656124">
             <w:r>
               <w:rPr>
                 <w:rStyle w:val="IndexLink"/>
@@ -709,7 +709,7 @@
             </w:tabs>
             <w:rPr/>
           </w:pPr>
-          <w:hyperlink w:anchor="__RefHeading___Toc3660_1371780974">
+          <w:hyperlink w:anchor="__RefHeading___Toc3660_2457656124">
             <w:r>
               <w:rPr>
                 <w:rStyle w:val="IndexLink"/>
@@ -729,7 +729,7 @@
             </w:tabs>
             <w:rPr/>
           </w:pPr>
-          <w:hyperlink w:anchor="__RefHeading___Toc3662_1371780974">
+          <w:hyperlink w:anchor="__RefHeading___Toc3662_2457656124">
             <w:r>
               <w:rPr>
                 <w:rStyle w:val="IndexLink"/>
@@ -749,7 +749,7 @@
             </w:tabs>
             <w:rPr/>
           </w:pPr>
-          <w:hyperlink w:anchor="__RefHeading___Toc3664_1371780974">
+          <w:hyperlink w:anchor="__RefHeading___Toc3664_2457656124">
             <w:r>
               <w:rPr>
                 <w:rStyle w:val="IndexLink"/>
@@ -769,7 +769,7 @@
             </w:tabs>
             <w:rPr/>
           </w:pPr>
-          <w:hyperlink w:anchor="__RefHeading___Toc3666_1371780974">
+          <w:hyperlink w:anchor="__RefHeading___Toc3666_2457656124">
             <w:r>
               <w:rPr>
                 <w:rStyle w:val="IndexLink"/>
@@ -789,7 +789,7 @@
             </w:tabs>
             <w:rPr/>
           </w:pPr>
-          <w:hyperlink w:anchor="__RefHeading___Toc3668_1371780974">
+          <w:hyperlink w:anchor="__RefHeading___Toc3668_2457656124">
             <w:r>
               <w:rPr>
                 <w:rStyle w:val="IndexLink"/>
@@ -809,7 +809,7 @@
             </w:tabs>
             <w:rPr/>
           </w:pPr>
-          <w:hyperlink w:anchor="__RefHeading___Toc3670_1371780974">
+          <w:hyperlink w:anchor="__RefHeading___Toc3670_2457656124">
             <w:r>
               <w:rPr>
                 <w:rStyle w:val="IndexLink"/>
@@ -829,7 +829,7 @@
             </w:tabs>
             <w:rPr/>
           </w:pPr>
-          <w:hyperlink w:anchor="__RefHeading___Toc3672_1371780974">
+          <w:hyperlink w:anchor="__RefHeading___Toc3672_2457656124">
             <w:r>
               <w:rPr>
                 <w:rStyle w:val="IndexLink"/>
@@ -849,7 +849,7 @@
             </w:tabs>
             <w:rPr/>
           </w:pPr>
-          <w:hyperlink w:anchor="__RefHeading___Toc3674_1371780974">
+          <w:hyperlink w:anchor="__RefHeading___Toc3674_2457656124">
             <w:r>
               <w:rPr>
                 <w:rStyle w:val="IndexLink"/>
@@ -869,7 +869,7 @@
             </w:tabs>
             <w:rPr/>
           </w:pPr>
-          <w:hyperlink w:anchor="__RefHeading___Toc3676_1371780974">
+          <w:hyperlink w:anchor="__RefHeading___Toc3676_2457656124">
             <w:r>
               <w:rPr>
                 <w:rStyle w:val="IndexLink"/>
@@ -909,7 +909,7 @@
         <w:spacing w:lineRule="exact" w:line="240" w:before="240" w:after="120"/>
         <w:rPr/>
       </w:pPr>
-      <w:bookmarkStart w:id="1" w:name="__RefHeading___Toc3628_1371780974"/>
+      <w:bookmarkStart w:id="1" w:name="__RefHeading___Toc3628_2457656124"/>
       <w:bookmarkEnd w:id="1"/>
       <w:r>
         <w:rPr>
@@ -965,7 +965,7 @@
         <w:spacing w:lineRule="exact" w:line="240" w:before="240" w:after="120"/>
         <w:rPr/>
       </w:pPr>
-      <w:bookmarkStart w:id="2" w:name="__RefHeading___Toc3630_1371780974"/>
+      <w:bookmarkStart w:id="2" w:name="__RefHeading___Toc3630_2457656124"/>
       <w:bookmarkEnd w:id="2"/>
       <w:r>
         <w:rPr>
@@ -1003,7 +1003,7 @@
         <w:spacing w:lineRule="exact" w:line="240" w:before="240" w:after="120"/>
         <w:rPr/>
       </w:pPr>
-      <w:bookmarkStart w:id="3" w:name="__RefHeading___Toc3632_1371780974"/>
+      <w:bookmarkStart w:id="3" w:name="__RefHeading___Toc3632_2457656124"/>
       <w:bookmarkEnd w:id="3"/>
       <w:r>
         <w:rPr>
@@ -2317,7 +2317,7 @@
         <w:spacing w:lineRule="exact" w:line="240" w:before="240" w:after="120"/>
         <w:rPr/>
       </w:pPr>
-      <w:bookmarkStart w:id="4" w:name="__RefHeading___Toc3634_1371780974"/>
+      <w:bookmarkStart w:id="4" w:name="__RefHeading___Toc3634_2457656124"/>
       <w:bookmarkEnd w:id="4"/>
       <w:r>
         <w:rPr>
@@ -2894,7 +2894,7 @@
         <w:spacing w:lineRule="exact" w:line="240" w:before="240" w:after="120"/>
         <w:rPr/>
       </w:pPr>
-      <w:bookmarkStart w:id="5" w:name="__RefHeading___Toc3636_1371780974"/>
+      <w:bookmarkStart w:id="5" w:name="__RefHeading___Toc3636_2457656124"/>
       <w:bookmarkEnd w:id="5"/>
       <w:r>
         <w:rPr>
@@ -2932,7 +2932,7 @@
         <w:spacing w:lineRule="exact" w:line="240" w:before="240" w:after="120"/>
         <w:rPr/>
       </w:pPr>
-      <w:bookmarkStart w:id="6" w:name="__RefHeading___Toc3638_1371780974"/>
+      <w:bookmarkStart w:id="6" w:name="__RefHeading___Toc3638_2457656124"/>
       <w:bookmarkEnd w:id="6"/>
       <w:r>
         <w:rPr>
@@ -2970,7 +2970,7 @@
         <w:spacing w:lineRule="exact" w:line="240" w:before="240" w:after="120"/>
         <w:rPr/>
       </w:pPr>
-      <w:bookmarkStart w:id="7" w:name="__RefHeading___Toc3640_1371780974"/>
+      <w:bookmarkStart w:id="7" w:name="__RefHeading___Toc3640_2457656124"/>
       <w:bookmarkEnd w:id="7"/>
       <w:r>
         <w:rPr>
@@ -2990,7 +2990,7 @@
         <w:spacing w:lineRule="exact" w:line="240" w:before="180" w:after="80"/>
         <w:rPr/>
       </w:pPr>
-      <w:bookmarkStart w:id="8" w:name="__RefHeading___Toc3642_1371780974"/>
+      <w:bookmarkStart w:id="8" w:name="__RefHeading___Toc3642_2457656124"/>
       <w:bookmarkEnd w:id="8"/>
       <w:r>
         <w:rPr>
@@ -3117,7 +3117,7 @@
         <w:spacing w:lineRule="exact" w:line="240" w:before="180" w:after="80"/>
         <w:rPr/>
       </w:pPr>
-      <w:bookmarkStart w:id="9" w:name="__RefHeading___Toc3644_1371780974"/>
+      <w:bookmarkStart w:id="9" w:name="__RefHeading___Toc3644_2457656124"/>
       <w:bookmarkEnd w:id="9"/>
       <w:r>
         <w:rPr>
@@ -3848,7 +3848,7 @@
         <w:spacing w:lineRule="exact" w:line="240" w:before="180" w:after="80"/>
         <w:rPr/>
       </w:pPr>
-      <w:bookmarkStart w:id="10" w:name="__RefHeading___Toc3646_1371780974"/>
+      <w:bookmarkStart w:id="10" w:name="__RefHeading___Toc3646_2457656124"/>
       <w:bookmarkEnd w:id="10"/>
       <w:r>
         <w:rPr>
@@ -3886,7 +3886,7 @@
         <w:spacing w:lineRule="exact" w:line="240" w:before="180" w:after="80"/>
         <w:rPr/>
       </w:pPr>
-      <w:bookmarkStart w:id="11" w:name="__RefHeading___Toc3648_1371780974"/>
+      <w:bookmarkStart w:id="11" w:name="__RefHeading___Toc3648_2457656124"/>
       <w:bookmarkEnd w:id="11"/>
       <w:r>
         <w:rPr>
@@ -3924,7 +3924,7 @@
         <w:spacing w:lineRule="exact" w:line="240" w:before="180" w:after="80"/>
         <w:rPr/>
       </w:pPr>
-      <w:bookmarkStart w:id="12" w:name="__RefHeading___Toc3650_1371780974"/>
+      <w:bookmarkStart w:id="12" w:name="__RefHeading___Toc3650_2457656124"/>
       <w:bookmarkEnd w:id="12"/>
       <w:r>
         <w:rPr>
@@ -4588,7 +4588,7 @@
         <w:spacing w:lineRule="exact" w:line="240" w:before="180" w:after="80"/>
         <w:rPr/>
       </w:pPr>
-      <w:bookmarkStart w:id="13" w:name="__RefHeading___Toc3652_1371780974"/>
+      <w:bookmarkStart w:id="13" w:name="__RefHeading___Toc3652_2457656124"/>
       <w:bookmarkEnd w:id="13"/>
       <w:r>
         <w:rPr>
@@ -4648,7 +4648,7 @@
         <w:spacing w:lineRule="exact" w:line="240" w:before="240" w:after="120"/>
         <w:rPr/>
       </w:pPr>
-      <w:bookmarkStart w:id="14" w:name="__RefHeading___Toc3654_1371780974"/>
+      <w:bookmarkStart w:id="14" w:name="__RefHeading___Toc3654_2457656124"/>
       <w:bookmarkEnd w:id="14"/>
       <w:r>
         <w:rPr>
@@ -4748,7 +4748,7 @@
         <w:spacing w:lineRule="exact" w:line="240" w:before="240" w:after="120"/>
         <w:rPr/>
       </w:pPr>
-      <w:bookmarkStart w:id="15" w:name="__RefHeading___Toc3656_1371780974"/>
+      <w:bookmarkStart w:id="15" w:name="__RefHeading___Toc3656_2457656124"/>
       <w:bookmarkEnd w:id="15"/>
       <w:r>
         <w:rPr>
@@ -4786,7 +4786,7 @@
         <w:spacing w:lineRule="exact" w:line="240" w:before="240" w:after="120"/>
         <w:rPr/>
       </w:pPr>
-      <w:bookmarkStart w:id="16" w:name="__RefHeading___Toc3658_1371780974"/>
+      <w:bookmarkStart w:id="16" w:name="__RefHeading___Toc3658_2457656124"/>
       <w:bookmarkEnd w:id="16"/>
       <w:r>
         <w:rPr>
@@ -4846,7 +4846,7 @@
         <w:spacing w:lineRule="exact" w:line="240" w:before="240" w:after="120"/>
         <w:rPr/>
       </w:pPr>
-      <w:bookmarkStart w:id="17" w:name="__RefHeading___Toc3660_1371780974"/>
+      <w:bookmarkStart w:id="17" w:name="__RefHeading___Toc3660_2457656124"/>
       <w:bookmarkEnd w:id="17"/>
       <w:r>
         <w:rPr>
@@ -4884,7 +4884,7 @@
         <w:spacing w:lineRule="exact" w:line="240" w:before="240" w:after="120"/>
         <w:rPr/>
       </w:pPr>
-      <w:bookmarkStart w:id="18" w:name="__RefHeading___Toc3662_1371780974"/>
+      <w:bookmarkStart w:id="18" w:name="__RefHeading___Toc3662_2457656124"/>
       <w:bookmarkEnd w:id="18"/>
       <w:r>
         <w:rPr>
@@ -4964,7 +4964,7 @@
         <w:spacing w:lineRule="auto" w:line="240" w:before="0" w:after="60"/>
         <w:rPr/>
       </w:pPr>
-      <w:bookmarkStart w:id="19" w:name="__RefHeading___Toc3664_1371780974"/>
+      <w:bookmarkStart w:id="19" w:name="__RefHeading___Toc3664_2457656124"/>
       <w:bookmarkEnd w:id="19"/>
       <w:r>
         <w:rPr>
@@ -4995,7 +4995,7 @@
         <w:spacing w:lineRule="auto" w:line="240" w:before="0" w:after="60"/>
         <w:rPr/>
       </w:pPr>
-      <w:bookmarkStart w:id="20" w:name="__RefHeading___Toc3666_1371780974"/>
+      <w:bookmarkStart w:id="20" w:name="__RefHeading___Toc3666_2457656124"/>
       <w:bookmarkEnd w:id="20"/>
       <w:r>
         <w:rPr>
@@ -5559,7 +5559,7 @@
         <w:spacing w:lineRule="auto" w:line="240" w:before="0" w:after="60"/>
         <w:rPr/>
       </w:pPr>
-      <w:bookmarkStart w:id="21" w:name="__RefHeading___Toc3668_1371780974"/>
+      <w:bookmarkStart w:id="21" w:name="__RefHeading___Toc3668_2457656124"/>
       <w:bookmarkEnd w:id="21"/>
       <w:r>
         <w:rPr>
@@ -5624,7 +5624,7 @@
         <w:spacing w:lineRule="auto" w:line="240" w:before="0" w:after="60"/>
         <w:rPr/>
       </w:pPr>
-      <w:bookmarkStart w:id="22" w:name="__RefHeading___Toc3670_1371780974"/>
+      <w:bookmarkStart w:id="22" w:name="__RefHeading___Toc3670_2457656124"/>
       <w:bookmarkEnd w:id="22"/>
       <w:r>
         <w:rPr>
@@ -5689,7 +5689,7 @@
         <w:spacing w:lineRule="auto" w:line="240" w:before="0" w:after="60"/>
         <w:rPr/>
       </w:pPr>
-      <w:bookmarkStart w:id="23" w:name="__RefHeading___Toc3672_1371780974"/>
+      <w:bookmarkStart w:id="23" w:name="__RefHeading___Toc3672_2457656124"/>
       <w:bookmarkEnd w:id="23"/>
       <w:r>
         <w:rPr>
@@ -5734,7 +5734,7 @@
         <w:spacing w:lineRule="auto" w:line="240" w:before="0" w:after="60"/>
         <w:rPr/>
       </w:pPr>
-      <w:bookmarkStart w:id="24" w:name="__RefHeading___Toc3674_1371780974"/>
+      <w:bookmarkStart w:id="24" w:name="__RefHeading___Toc3674_2457656124"/>
       <w:bookmarkEnd w:id="24"/>
       <w:r>
         <w:rPr>
@@ -5765,7 +5765,7 @@
         <w:spacing w:lineRule="exact" w:line="240" w:before="240" w:after="120"/>
         <w:rPr/>
       </w:pPr>
-      <w:bookmarkStart w:id="25" w:name="__RefHeading___Toc3676_1371780974"/>
+      <w:bookmarkStart w:id="25" w:name="__RefHeading___Toc3676_2457656124"/>
       <w:bookmarkEnd w:id="25"/>
       <w:r>
         <w:rPr>

--- a/reporte/productos_formales/Producto_06_Modelo_Fraccionamiento.docx
+++ b/reporte/productos_formales/Producto_06_Modelo_Fraccionamiento.docx
@@ -262,7 +262,7 @@
         <w:spacing w:lineRule="exact" w:line="240" w:before="240" w:after="120"/>
         <w:rPr/>
       </w:pPr>
-      <w:bookmarkStart w:id="0" w:name="__RefHeading___Toc3626_2457656124"/>
+      <w:bookmarkStart w:id="0" w:name="__RefHeading___Toc3626_1103273133"/>
       <w:bookmarkEnd w:id="0"/>
       <w:r>
         <w:rPr>
@@ -369,7 +369,7 @@
             </w:rPr>
             <w:fldChar w:fldCharType="separate"/>
           </w:r>
-          <w:hyperlink w:anchor="__RefHeading___Toc3626_2457656124">
+          <w:hyperlink w:anchor="__RefHeading___Toc3626_1103273133">
             <w:r>
               <w:rPr>
                 <w:rStyle w:val="IndexLink"/>
@@ -389,7 +389,7 @@
             </w:tabs>
             <w:rPr/>
           </w:pPr>
-          <w:hyperlink w:anchor="__RefHeading___Toc3628_2457656124">
+          <w:hyperlink w:anchor="__RefHeading___Toc3628_1103273133">
             <w:r>
               <w:rPr>
                 <w:rStyle w:val="IndexLink"/>
@@ -409,7 +409,7 @@
             </w:tabs>
             <w:rPr/>
           </w:pPr>
-          <w:hyperlink w:anchor="__RefHeading___Toc3630_2457656124">
+          <w:hyperlink w:anchor="__RefHeading___Toc3630_1103273133">
             <w:r>
               <w:rPr>
                 <w:rStyle w:val="IndexLink"/>
@@ -429,7 +429,7 @@
             </w:tabs>
             <w:rPr/>
           </w:pPr>
-          <w:hyperlink w:anchor="__RefHeading___Toc3632_2457656124">
+          <w:hyperlink w:anchor="__RefHeading___Toc3632_1103273133">
             <w:r>
               <w:rPr>
                 <w:rStyle w:val="IndexLink"/>
@@ -449,7 +449,7 @@
             </w:tabs>
             <w:rPr/>
           </w:pPr>
-          <w:hyperlink w:anchor="__RefHeading___Toc3634_2457656124">
+          <w:hyperlink w:anchor="__RefHeading___Toc3634_1103273133">
             <w:r>
               <w:rPr>
                 <w:rStyle w:val="IndexLink"/>
@@ -469,7 +469,7 @@
             </w:tabs>
             <w:rPr/>
           </w:pPr>
-          <w:hyperlink w:anchor="__RefHeading___Toc3636_2457656124">
+          <w:hyperlink w:anchor="__RefHeading___Toc3636_1103273133">
             <w:r>
               <w:rPr>
                 <w:rStyle w:val="IndexLink"/>
@@ -489,7 +489,7 @@
             </w:tabs>
             <w:rPr/>
           </w:pPr>
-          <w:hyperlink w:anchor="__RefHeading___Toc3638_2457656124">
+          <w:hyperlink w:anchor="__RefHeading___Toc3638_1103273133">
             <w:r>
               <w:rPr>
                 <w:rStyle w:val="IndexLink"/>
@@ -509,7 +509,7 @@
             </w:tabs>
             <w:rPr/>
           </w:pPr>
-          <w:hyperlink w:anchor="__RefHeading___Toc3640_2457656124">
+          <w:hyperlink w:anchor="__RefHeading___Toc3640_1103273133">
             <w:r>
               <w:rPr>
                 <w:rStyle w:val="IndexLink"/>
@@ -529,7 +529,7 @@
             </w:tabs>
             <w:rPr/>
           </w:pPr>
-          <w:hyperlink w:anchor="__RefHeading___Toc3642_2457656124">
+          <w:hyperlink w:anchor="__RefHeading___Toc3642_1103273133">
             <w:r>
               <w:rPr>
                 <w:rStyle w:val="IndexLink"/>
@@ -549,7 +549,7 @@
             </w:tabs>
             <w:rPr/>
           </w:pPr>
-          <w:hyperlink w:anchor="__RefHeading___Toc3644_2457656124">
+          <w:hyperlink w:anchor="__RefHeading___Toc3644_1103273133">
             <w:r>
               <w:rPr>
                 <w:rStyle w:val="IndexLink"/>
@@ -569,7 +569,7 @@
             </w:tabs>
             <w:rPr/>
           </w:pPr>
-          <w:hyperlink w:anchor="__RefHeading___Toc3646_2457656124">
+          <w:hyperlink w:anchor="__RefHeading___Toc3646_1103273133">
             <w:r>
               <w:rPr>
                 <w:rStyle w:val="IndexLink"/>
@@ -589,7 +589,7 @@
             </w:tabs>
             <w:rPr/>
           </w:pPr>
-          <w:hyperlink w:anchor="__RefHeading___Toc3648_2457656124">
+          <w:hyperlink w:anchor="__RefHeading___Toc3648_1103273133">
             <w:r>
               <w:rPr>
                 <w:rStyle w:val="IndexLink"/>
@@ -609,7 +609,7 @@
             </w:tabs>
             <w:rPr/>
           </w:pPr>
-          <w:hyperlink w:anchor="__RefHeading___Toc3650_2457656124">
+          <w:hyperlink w:anchor="__RefHeading___Toc3650_1103273133">
             <w:r>
               <w:rPr>
                 <w:rStyle w:val="IndexLink"/>
@@ -629,7 +629,7 @@
             </w:tabs>
             <w:rPr/>
           </w:pPr>
-          <w:hyperlink w:anchor="__RefHeading___Toc3652_2457656124">
+          <w:hyperlink w:anchor="__RefHeading___Toc3652_1103273133">
             <w:r>
               <w:rPr>
                 <w:rStyle w:val="IndexLink"/>
@@ -649,7 +649,7 @@
             </w:tabs>
             <w:rPr/>
           </w:pPr>
-          <w:hyperlink w:anchor="__RefHeading___Toc3654_2457656124">
+          <w:hyperlink w:anchor="__RefHeading___Toc3654_1103273133">
             <w:r>
               <w:rPr>
                 <w:rStyle w:val="IndexLink"/>
@@ -669,7 +669,7 @@
             </w:tabs>
             <w:rPr/>
           </w:pPr>
-          <w:hyperlink w:anchor="__RefHeading___Toc3656_2457656124">
+          <w:hyperlink w:anchor="__RefHeading___Toc3656_1103273133">
             <w:r>
               <w:rPr>
                 <w:rStyle w:val="IndexLink"/>
@@ -689,7 +689,7 @@
             </w:tabs>
             <w:rPr/>
           </w:pPr>
-          <w:hyperlink w:anchor="__RefHeading___Toc3658_2457656124">
+          <w:hyperlink w:anchor="__RefHeading___Toc3658_1103273133">
             <w:r>
               <w:rPr>
                 <w:rStyle w:val="IndexLink"/>
@@ -709,7 +709,7 @@
             </w:tabs>
             <w:rPr/>
           </w:pPr>
-          <w:hyperlink w:anchor="__RefHeading___Toc3660_2457656124">
+          <w:hyperlink w:anchor="__RefHeading___Toc3660_1103273133">
             <w:r>
               <w:rPr>
                 <w:rStyle w:val="IndexLink"/>
@@ -729,7 +729,7 @@
             </w:tabs>
             <w:rPr/>
           </w:pPr>
-          <w:hyperlink w:anchor="__RefHeading___Toc3662_2457656124">
+          <w:hyperlink w:anchor="__RefHeading___Toc3662_1103273133">
             <w:r>
               <w:rPr>
                 <w:rStyle w:val="IndexLink"/>
@@ -749,7 +749,7 @@
             </w:tabs>
             <w:rPr/>
           </w:pPr>
-          <w:hyperlink w:anchor="__RefHeading___Toc3664_2457656124">
+          <w:hyperlink w:anchor="__RefHeading___Toc3664_1103273133">
             <w:r>
               <w:rPr>
                 <w:rStyle w:val="IndexLink"/>
@@ -769,7 +769,7 @@
             </w:tabs>
             <w:rPr/>
           </w:pPr>
-          <w:hyperlink w:anchor="__RefHeading___Toc3666_2457656124">
+          <w:hyperlink w:anchor="__RefHeading___Toc3666_1103273133">
             <w:r>
               <w:rPr>
                 <w:rStyle w:val="IndexLink"/>
@@ -789,7 +789,7 @@
             </w:tabs>
             <w:rPr/>
           </w:pPr>
-          <w:hyperlink w:anchor="__RefHeading___Toc3668_2457656124">
+          <w:hyperlink w:anchor="__RefHeading___Toc3668_1103273133">
             <w:r>
               <w:rPr>
                 <w:rStyle w:val="IndexLink"/>
@@ -809,7 +809,7 @@
             </w:tabs>
             <w:rPr/>
           </w:pPr>
-          <w:hyperlink w:anchor="__RefHeading___Toc3670_2457656124">
+          <w:hyperlink w:anchor="__RefHeading___Toc3670_1103273133">
             <w:r>
               <w:rPr>
                 <w:rStyle w:val="IndexLink"/>
@@ -829,7 +829,7 @@
             </w:tabs>
             <w:rPr/>
           </w:pPr>
-          <w:hyperlink w:anchor="__RefHeading___Toc3672_2457656124">
+          <w:hyperlink w:anchor="__RefHeading___Toc3672_1103273133">
             <w:r>
               <w:rPr>
                 <w:rStyle w:val="IndexLink"/>
@@ -849,7 +849,7 @@
             </w:tabs>
             <w:rPr/>
           </w:pPr>
-          <w:hyperlink w:anchor="__RefHeading___Toc3674_2457656124">
+          <w:hyperlink w:anchor="__RefHeading___Toc3674_1103273133">
             <w:r>
               <w:rPr>
                 <w:rStyle w:val="IndexLink"/>
@@ -869,7 +869,7 @@
             </w:tabs>
             <w:rPr/>
           </w:pPr>
-          <w:hyperlink w:anchor="__RefHeading___Toc3676_2457656124">
+          <w:hyperlink w:anchor="__RefHeading___Toc3676_1103273133">
             <w:r>
               <w:rPr>
                 <w:rStyle w:val="IndexLink"/>
@@ -909,7 +909,7 @@
         <w:spacing w:lineRule="exact" w:line="240" w:before="240" w:after="120"/>
         <w:rPr/>
       </w:pPr>
-      <w:bookmarkStart w:id="1" w:name="__RefHeading___Toc3628_2457656124"/>
+      <w:bookmarkStart w:id="1" w:name="__RefHeading___Toc3628_1103273133"/>
       <w:bookmarkEnd w:id="1"/>
       <w:r>
         <w:rPr>
@@ -965,7 +965,7 @@
         <w:spacing w:lineRule="exact" w:line="240" w:before="240" w:after="120"/>
         <w:rPr/>
       </w:pPr>
-      <w:bookmarkStart w:id="2" w:name="__RefHeading___Toc3630_2457656124"/>
+      <w:bookmarkStart w:id="2" w:name="__RefHeading___Toc3630_1103273133"/>
       <w:bookmarkEnd w:id="2"/>
       <w:r>
         <w:rPr>
@@ -1003,7 +1003,7 @@
         <w:spacing w:lineRule="exact" w:line="240" w:before="240" w:after="120"/>
         <w:rPr/>
       </w:pPr>
-      <w:bookmarkStart w:id="3" w:name="__RefHeading___Toc3632_2457656124"/>
+      <w:bookmarkStart w:id="3" w:name="__RefHeading___Toc3632_1103273133"/>
       <w:bookmarkEnd w:id="3"/>
       <w:r>
         <w:rPr>
@@ -2317,7 +2317,7 @@
         <w:spacing w:lineRule="exact" w:line="240" w:before="240" w:after="120"/>
         <w:rPr/>
       </w:pPr>
-      <w:bookmarkStart w:id="4" w:name="__RefHeading___Toc3634_2457656124"/>
+      <w:bookmarkStart w:id="4" w:name="__RefHeading___Toc3634_1103273133"/>
       <w:bookmarkEnd w:id="4"/>
       <w:r>
         <w:rPr>
@@ -2894,7 +2894,7 @@
         <w:spacing w:lineRule="exact" w:line="240" w:before="240" w:after="120"/>
         <w:rPr/>
       </w:pPr>
-      <w:bookmarkStart w:id="5" w:name="__RefHeading___Toc3636_2457656124"/>
+      <w:bookmarkStart w:id="5" w:name="__RefHeading___Toc3636_1103273133"/>
       <w:bookmarkEnd w:id="5"/>
       <w:r>
         <w:rPr>
@@ -2932,7 +2932,7 @@
         <w:spacing w:lineRule="exact" w:line="240" w:before="240" w:after="120"/>
         <w:rPr/>
       </w:pPr>
-      <w:bookmarkStart w:id="6" w:name="__RefHeading___Toc3638_2457656124"/>
+      <w:bookmarkStart w:id="6" w:name="__RefHeading___Toc3638_1103273133"/>
       <w:bookmarkEnd w:id="6"/>
       <w:r>
         <w:rPr>
@@ -2970,7 +2970,7 @@
         <w:spacing w:lineRule="exact" w:line="240" w:before="240" w:after="120"/>
         <w:rPr/>
       </w:pPr>
-      <w:bookmarkStart w:id="7" w:name="__RefHeading___Toc3640_2457656124"/>
+      <w:bookmarkStart w:id="7" w:name="__RefHeading___Toc3640_1103273133"/>
       <w:bookmarkEnd w:id="7"/>
       <w:r>
         <w:rPr>
@@ -2990,7 +2990,7 @@
         <w:spacing w:lineRule="exact" w:line="240" w:before="180" w:after="80"/>
         <w:rPr/>
       </w:pPr>
-      <w:bookmarkStart w:id="8" w:name="__RefHeading___Toc3642_2457656124"/>
+      <w:bookmarkStart w:id="8" w:name="__RefHeading___Toc3642_1103273133"/>
       <w:bookmarkEnd w:id="8"/>
       <w:r>
         <w:rPr>
@@ -3117,7 +3117,7 @@
         <w:spacing w:lineRule="exact" w:line="240" w:before="180" w:after="80"/>
         <w:rPr/>
       </w:pPr>
-      <w:bookmarkStart w:id="9" w:name="__RefHeading___Toc3644_2457656124"/>
+      <w:bookmarkStart w:id="9" w:name="__RefHeading___Toc3644_1103273133"/>
       <w:bookmarkEnd w:id="9"/>
       <w:r>
         <w:rPr>
@@ -3848,7 +3848,7 @@
         <w:spacing w:lineRule="exact" w:line="240" w:before="180" w:after="80"/>
         <w:rPr/>
       </w:pPr>
-      <w:bookmarkStart w:id="10" w:name="__RefHeading___Toc3646_2457656124"/>
+      <w:bookmarkStart w:id="10" w:name="__RefHeading___Toc3646_1103273133"/>
       <w:bookmarkEnd w:id="10"/>
       <w:r>
         <w:rPr>
@@ -3886,7 +3886,7 @@
         <w:spacing w:lineRule="exact" w:line="240" w:before="180" w:after="80"/>
         <w:rPr/>
       </w:pPr>
-      <w:bookmarkStart w:id="11" w:name="__RefHeading___Toc3648_2457656124"/>
+      <w:bookmarkStart w:id="11" w:name="__RefHeading___Toc3648_1103273133"/>
       <w:bookmarkEnd w:id="11"/>
       <w:r>
         <w:rPr>
@@ -3924,7 +3924,7 @@
         <w:spacing w:lineRule="exact" w:line="240" w:before="180" w:after="80"/>
         <w:rPr/>
       </w:pPr>
-      <w:bookmarkStart w:id="12" w:name="__RefHeading___Toc3650_2457656124"/>
+      <w:bookmarkStart w:id="12" w:name="__RefHeading___Toc3650_1103273133"/>
       <w:bookmarkEnd w:id="12"/>
       <w:r>
         <w:rPr>
@@ -4308,7 +4308,7 @@
                 <w:sz w:val="22"/>
                 <w:szCs w:val="22"/>
               </w:rPr>
-              <w:t>2</w:t>
+              <w:t>3</w:t>
             </w:r>
           </w:p>
         </w:tc>
@@ -4442,7 +4442,7 @@
                 <w:sz w:val="22"/>
                 <w:szCs w:val="22"/>
               </w:rPr>
-              <w:t>14</w:t>
+              <w:t>4</w:t>
             </w:r>
           </w:p>
         </w:tc>
@@ -4588,7 +4588,7 @@
         <w:spacing w:lineRule="exact" w:line="240" w:before="180" w:after="80"/>
         <w:rPr/>
       </w:pPr>
-      <w:bookmarkStart w:id="13" w:name="__RefHeading___Toc3652_2457656124"/>
+      <w:bookmarkStart w:id="13" w:name="__RefHeading___Toc3652_1103273133"/>
       <w:bookmarkEnd w:id="13"/>
       <w:r>
         <w:rPr>
@@ -4639,7 +4639,7 @@
           <w:sz w:val="22"/>
           <w:szCs w:val="22"/>
         </w:rPr>
-        <w:t>Spark KMeans: k=2; features=n_contratos_grupo, max_contratos_ventana_15d, monto_total_ventana_15d, pct_montos_bajo_umbral, monto_total_grupo.</w:t>
+        <w:t>Spark KMeans: k=3; features=n_contratos_grupo, max_contratos_ventana_15d, monto_total_ventana_15d, pct_montos_bajo_umbral, monto_total_grupo.</w:t>
       </w:r>
     </w:p>
     <w:p>
@@ -4648,7 +4648,7 @@
         <w:spacing w:lineRule="exact" w:line="240" w:before="240" w:after="120"/>
         <w:rPr/>
       </w:pPr>
-      <w:bookmarkStart w:id="14" w:name="__RefHeading___Toc3654_2457656124"/>
+      <w:bookmarkStart w:id="14" w:name="__RefHeading___Toc3654_1103273133"/>
       <w:bookmarkEnd w:id="14"/>
       <w:r>
         <w:rPr>
@@ -4748,7 +4748,7 @@
         <w:spacing w:lineRule="exact" w:line="240" w:before="240" w:after="120"/>
         <w:rPr/>
       </w:pPr>
-      <w:bookmarkStart w:id="15" w:name="__RefHeading___Toc3656_2457656124"/>
+      <w:bookmarkStart w:id="15" w:name="__RefHeading___Toc3656_1103273133"/>
       <w:bookmarkEnd w:id="15"/>
       <w:r>
         <w:rPr>
@@ -4786,7 +4786,7 @@
         <w:spacing w:lineRule="exact" w:line="240" w:before="240" w:after="120"/>
         <w:rPr/>
       </w:pPr>
-      <w:bookmarkStart w:id="16" w:name="__RefHeading___Toc3658_2457656124"/>
+      <w:bookmarkStart w:id="16" w:name="__RefHeading___Toc3658_1103273133"/>
       <w:bookmarkEnd w:id="16"/>
       <w:r>
         <w:rPr>
@@ -4846,7 +4846,7 @@
         <w:spacing w:lineRule="exact" w:line="240" w:before="240" w:after="120"/>
         <w:rPr/>
       </w:pPr>
-      <w:bookmarkStart w:id="17" w:name="__RefHeading___Toc3660_2457656124"/>
+      <w:bookmarkStart w:id="17" w:name="__RefHeading___Toc3660_1103273133"/>
       <w:bookmarkEnd w:id="17"/>
       <w:r>
         <w:rPr>
@@ -4884,7 +4884,7 @@
         <w:spacing w:lineRule="exact" w:line="240" w:before="240" w:after="120"/>
         <w:rPr/>
       </w:pPr>
-      <w:bookmarkStart w:id="18" w:name="__RefHeading___Toc3662_2457656124"/>
+      <w:bookmarkStart w:id="18" w:name="__RefHeading___Toc3662_1103273133"/>
       <w:bookmarkEnd w:id="18"/>
       <w:r>
         <w:rPr>
@@ -4964,7 +4964,7 @@
         <w:spacing w:lineRule="auto" w:line="240" w:before="0" w:after="60"/>
         <w:rPr/>
       </w:pPr>
-      <w:bookmarkStart w:id="19" w:name="__RefHeading___Toc3664_2457656124"/>
+      <w:bookmarkStart w:id="19" w:name="__RefHeading___Toc3664_1103273133"/>
       <w:bookmarkEnd w:id="19"/>
       <w:r>
         <w:rPr>
@@ -4995,7 +4995,7 @@
         <w:spacing w:lineRule="auto" w:line="240" w:before="0" w:after="60"/>
         <w:rPr/>
       </w:pPr>
-      <w:bookmarkStart w:id="20" w:name="__RefHeading___Toc3666_2457656124"/>
+      <w:bookmarkStart w:id="20" w:name="__RefHeading___Toc3666_1103273133"/>
       <w:bookmarkEnd w:id="20"/>
       <w:r>
         <w:rPr>
@@ -5559,7 +5559,7 @@
         <w:spacing w:lineRule="auto" w:line="240" w:before="0" w:after="60"/>
         <w:rPr/>
       </w:pPr>
-      <w:bookmarkStart w:id="21" w:name="__RefHeading___Toc3668_2457656124"/>
+      <w:bookmarkStart w:id="21" w:name="__RefHeading___Toc3668_1103273133"/>
       <w:bookmarkEnd w:id="21"/>
       <w:r>
         <w:rPr>
@@ -5624,7 +5624,7 @@
         <w:spacing w:lineRule="auto" w:line="240" w:before="0" w:after="60"/>
         <w:rPr/>
       </w:pPr>
-      <w:bookmarkStart w:id="22" w:name="__RefHeading___Toc3670_2457656124"/>
+      <w:bookmarkStart w:id="22" w:name="__RefHeading___Toc3670_1103273133"/>
       <w:bookmarkEnd w:id="22"/>
       <w:r>
         <w:rPr>
@@ -5689,7 +5689,7 @@
         <w:spacing w:lineRule="auto" w:line="240" w:before="0" w:after="60"/>
         <w:rPr/>
       </w:pPr>
-      <w:bookmarkStart w:id="23" w:name="__RefHeading___Toc3672_2457656124"/>
+      <w:bookmarkStart w:id="23" w:name="__RefHeading___Toc3672_1103273133"/>
       <w:bookmarkEnd w:id="23"/>
       <w:r>
         <w:rPr>
@@ -5734,7 +5734,7 @@
         <w:spacing w:lineRule="auto" w:line="240" w:before="0" w:after="60"/>
         <w:rPr/>
       </w:pPr>
-      <w:bookmarkStart w:id="24" w:name="__RefHeading___Toc3674_2457656124"/>
+      <w:bookmarkStart w:id="24" w:name="__RefHeading___Toc3674_1103273133"/>
       <w:bookmarkEnd w:id="24"/>
       <w:r>
         <w:rPr>
@@ -5765,7 +5765,7 @@
         <w:spacing w:lineRule="exact" w:line="240" w:before="240" w:after="120"/>
         <w:rPr/>
       </w:pPr>
-      <w:bookmarkStart w:id="25" w:name="__RefHeading___Toc3676_2457656124"/>
+      <w:bookmarkStart w:id="25" w:name="__RefHeading___Toc3676_1103273133"/>
       <w:bookmarkEnd w:id="25"/>
       <w:r>
         <w:rPr>

--- a/reporte/productos_formales/Producto_06_Modelo_Fraccionamiento.docx
+++ b/reporte/productos_formales/Producto_06_Modelo_Fraccionamiento.docx
@@ -89,7 +89,7 @@
           <w:sz w:val="22"/>
           <w:szCs w:val="22"/>
         </w:rPr>
-        <w:t>Selección del Algoritmo y Desarrollo del Modelo para Detección de Fraccionamiento</w:t>
+        <w:t>Selección del Algoritmo y Modelo para Detección de Posible Fraccionamiento</w:t>
       </w:r>
     </w:p>
     <w:p>
@@ -262,7 +262,7 @@
         <w:spacing w:lineRule="exact" w:line="240" w:before="240" w:after="120"/>
         <w:rPr/>
       </w:pPr>
-      <w:bookmarkStart w:id="0" w:name="__RefHeading___Toc3626_1103273133"/>
+      <w:bookmarkStart w:id="0" w:name="__RefHeading___Toc3598_1096995856"/>
       <w:bookmarkEnd w:id="0"/>
       <w:r>
         <w:rPr>
@@ -291,7 +291,7 @@
           <w:sz w:val="22"/>
           <w:szCs w:val="22"/>
         </w:rPr>
-        <w:t>Isolation Forest se usa como detector no supervisado de referencia y Spark MLlib KMeans como implementación objetivo del TDR. El holdout independiente del benchmark sklearn muestra AUC-PR 0.133, por lo que las salidas se tratan como priorización de revisión y no como clasificación de irregularidades.</w:t>
+        <w:t>El modelo servido utiliza Apache Spark MLlib con StandardScalerModel + KMeansModel y distancia al centroide. k se selecciona únicamente en desarrollo y el holdout final independiente obtiene AUC-PR 0.323. Isolation Forest permanece como benchmark sklearn complementario y no define el champion.</w:t>
       </w:r>
     </w:p>
     <w:p>
@@ -309,7 +309,7 @@
           <w:sz w:val="22"/>
           <w:szCs w:val="22"/>
         </w:rPr>
-        <w:t>Nota metodológica: las métricas del benchmark sintético evalúan la coherencia del PoC y no estiman desempeño productivo. Las salidas sobre datos públicos son señales de priorización para revisión humana y no constituyen hallazgos ni determinaciones automáticas de irregularidad.</w:t>
+        <w:t>Nota metodológica: Las métricas obtenidas con el benchmark sintético verifican coherencia metodológica y funcionamiento reproducible del pipeline; no estiman por sí solas desempeño productivo. Las salidas son señales de priorización para revisión humana y no constituyen hallazgos ni determinaciones automáticas de irregularidad.</w:t>
       </w:r>
     </w:p>
     <w:sdt>
@@ -369,7 +369,7 @@
             </w:rPr>
             <w:fldChar w:fldCharType="separate"/>
           </w:r>
-          <w:hyperlink w:anchor="__RefHeading___Toc3626_1103273133">
+          <w:hyperlink w:anchor="__RefHeading___Toc3598_1096995856">
             <w:r>
               <w:rPr>
                 <w:rStyle w:val="IndexLink"/>
@@ -389,7 +389,7 @@
             </w:tabs>
             <w:rPr/>
           </w:pPr>
-          <w:hyperlink w:anchor="__RefHeading___Toc3628_1103273133">
+          <w:hyperlink w:anchor="__RefHeading___Toc3600_1096995856">
             <w:r>
               <w:rPr>
                 <w:rStyle w:val="IndexLink"/>
@@ -409,7 +409,7 @@
             </w:tabs>
             <w:rPr/>
           </w:pPr>
-          <w:hyperlink w:anchor="__RefHeading___Toc3630_1103273133">
+          <w:hyperlink w:anchor="__RefHeading___Toc3602_1096995856">
             <w:r>
               <w:rPr>
                 <w:rStyle w:val="IndexLink"/>
@@ -429,7 +429,7 @@
             </w:tabs>
             <w:rPr/>
           </w:pPr>
-          <w:hyperlink w:anchor="__RefHeading___Toc3632_1103273133">
+          <w:hyperlink w:anchor="__RefHeading___Toc3604_1096995856">
             <w:r>
               <w:rPr>
                 <w:rStyle w:val="IndexLink"/>
@@ -449,7 +449,7 @@
             </w:tabs>
             <w:rPr/>
           </w:pPr>
-          <w:hyperlink w:anchor="__RefHeading___Toc3634_1103273133">
+          <w:hyperlink w:anchor="__RefHeading___Toc3606_1096995856">
             <w:r>
               <w:rPr>
                 <w:rStyle w:val="IndexLink"/>
@@ -469,7 +469,7 @@
             </w:tabs>
             <w:rPr/>
           </w:pPr>
-          <w:hyperlink w:anchor="__RefHeading___Toc3636_1103273133">
+          <w:hyperlink w:anchor="__RefHeading___Toc3608_1096995856">
             <w:r>
               <w:rPr>
                 <w:rStyle w:val="IndexLink"/>
@@ -489,7 +489,7 @@
             </w:tabs>
             <w:rPr/>
           </w:pPr>
-          <w:hyperlink w:anchor="__RefHeading___Toc3638_1103273133">
+          <w:hyperlink w:anchor="__RefHeading___Toc3610_1096995856">
             <w:r>
               <w:rPr>
                 <w:rStyle w:val="IndexLink"/>
@@ -509,7 +509,7 @@
             </w:tabs>
             <w:rPr/>
           </w:pPr>
-          <w:hyperlink w:anchor="__RefHeading___Toc3640_1103273133">
+          <w:hyperlink w:anchor="__RefHeading___Toc3612_1096995856">
             <w:r>
               <w:rPr>
                 <w:rStyle w:val="IndexLink"/>
@@ -529,12 +529,12 @@
             </w:tabs>
             <w:rPr/>
           </w:pPr>
-          <w:hyperlink w:anchor="__RefHeading___Toc3642_1103273133">
+          <w:hyperlink w:anchor="__RefHeading___Toc3614_1096995856">
             <w:r>
               <w:rPr>
                 <w:rStyle w:val="IndexLink"/>
               </w:rPr>
-              <w:t>3.1 Patrones y tendencias identificadas</w:t>
+              <w:t>3.1 Justificación del algoritmo</w:t>
               <w:tab/>
               <w:t>4</w:t>
             </w:r>
@@ -549,12 +549,12 @@
             </w:tabs>
             <w:rPr/>
           </w:pPr>
-          <w:hyperlink w:anchor="__RefHeading___Toc3644_1103273133">
+          <w:hyperlink w:anchor="__RefHeading___Toc3616_1096995856">
             <w:r>
               <w:rPr>
                 <w:rStyle w:val="IndexLink"/>
               </w:rPr>
-              <w:t>3.2 Análisis estadístico detallado</w:t>
+              <w:t>3.2 Selección y holdout del KMeans servido</w:t>
               <w:tab/>
               <w:t>4</w:t>
             </w:r>
@@ -569,12 +569,12 @@
             </w:tabs>
             <w:rPr/>
           </w:pPr>
-          <w:hyperlink w:anchor="__RefHeading___Toc3646_1103273133">
+          <w:hyperlink w:anchor="__RefHeading___Toc3618_1096995856">
             <w:r>
               <w:rPr>
                 <w:rStyle w:val="IndexLink"/>
               </w:rPr>
-              <w:t>3.3 Propuesta fundamentada de algoritmos</w:t>
+              <w:t>3.3 Señal interpretable</w:t>
               <w:tab/>
               <w:t>4</w:t>
             </w:r>
@@ -589,14 +589,134 @@
             </w:tabs>
             <w:rPr/>
           </w:pPr>
-          <w:hyperlink w:anchor="__RefHeading___Toc3648_1103273133">
+          <w:hyperlink w:anchor="__RefHeading___Toc3620_1096995856">
             <w:r>
               <w:rPr>
                 <w:rStyle w:val="IndexLink"/>
               </w:rPr>
-              <w:t>3.4 Diseño y arquitectura</w:t>
+              <w:t>3.4 Benchmark complementario</w:t>
               <w:tab/>
               <w:t>5</w:t>
+            </w:r>
+          </w:hyperlink>
+        </w:p>
+        <w:p>
+          <w:pPr>
+            <w:pStyle w:val="TOC1"/>
+            <w:tabs>
+              <w:tab w:val="clear" w:pos="9026"/>
+              <w:tab w:val="right" w:pos="9025" w:leader="dot"/>
+            </w:tabs>
+            <w:rPr/>
+          </w:pPr>
+          <w:hyperlink w:anchor="__RefHeading___Toc3622_1096995856">
+            <w:r>
+              <w:rPr>
+                <w:rStyle w:val="IndexLink"/>
+              </w:rPr>
+              <w:t>4. Actividades Realizadas</w:t>
+              <w:tab/>
+              <w:t>5</w:t>
+            </w:r>
+          </w:hyperlink>
+        </w:p>
+        <w:p>
+          <w:pPr>
+            <w:pStyle w:val="TOC1"/>
+            <w:tabs>
+              <w:tab w:val="clear" w:pos="9026"/>
+              <w:tab w:val="right" w:pos="9025" w:leader="dot"/>
+            </w:tabs>
+            <w:rPr/>
+          </w:pPr>
+          <w:hyperlink w:anchor="__RefHeading___Toc3624_1096995856">
+            <w:r>
+              <w:rPr>
+                <w:rStyle w:val="IndexLink"/>
+              </w:rPr>
+              <w:t>5. Grado de Cumplimiento del Producto</w:t>
+              <w:tab/>
+              <w:t>5</w:t>
+            </w:r>
+          </w:hyperlink>
+        </w:p>
+        <w:p>
+          <w:pPr>
+            <w:pStyle w:val="TOC1"/>
+            <w:tabs>
+              <w:tab w:val="clear" w:pos="9026"/>
+              <w:tab w:val="right" w:pos="9025" w:leader="dot"/>
+            </w:tabs>
+            <w:rPr/>
+          </w:pPr>
+          <w:hyperlink w:anchor="__RefHeading___Toc3626_1096995856">
+            <w:r>
+              <w:rPr>
+                <w:rStyle w:val="IndexLink"/>
+              </w:rPr>
+              <w:t>6. Dificultades y Limitaciones Encontradas</w:t>
+              <w:tab/>
+              <w:t>5</w:t>
+            </w:r>
+          </w:hyperlink>
+        </w:p>
+        <w:p>
+          <w:pPr>
+            <w:pStyle w:val="TOC1"/>
+            <w:tabs>
+              <w:tab w:val="clear" w:pos="9026"/>
+              <w:tab w:val="right" w:pos="9025" w:leader="dot"/>
+            </w:tabs>
+            <w:rPr/>
+          </w:pPr>
+          <w:hyperlink w:anchor="__RefHeading___Toc3628_1096995856">
+            <w:r>
+              <w:rPr>
+                <w:rStyle w:val="IndexLink"/>
+              </w:rPr>
+              <w:t>7. Conclusiones y Recomendaciones</w:t>
+              <w:tab/>
+              <w:t>6</w:t>
+            </w:r>
+          </w:hyperlink>
+        </w:p>
+        <w:p>
+          <w:pPr>
+            <w:pStyle w:val="TOC1"/>
+            <w:tabs>
+              <w:tab w:val="clear" w:pos="9026"/>
+              <w:tab w:val="right" w:pos="9025" w:leader="dot"/>
+            </w:tabs>
+            <w:rPr/>
+          </w:pPr>
+          <w:hyperlink w:anchor="__RefHeading___Toc3630_1096995856">
+            <w:r>
+              <w:rPr>
+                <w:rStyle w:val="IndexLink"/>
+              </w:rPr>
+              <w:t>8. Anexos</w:t>
+              <w:tab/>
+              <w:t>6</w:t>
+            </w:r>
+          </w:hyperlink>
+        </w:p>
+        <w:p>
+          <w:pPr>
+            <w:pStyle w:val="TOC1"/>
+            <w:tabs>
+              <w:tab w:val="clear" w:pos="9026"/>
+              <w:tab w:val="right" w:pos="9025" w:leader="dot"/>
+            </w:tabs>
+            <w:rPr/>
+          </w:pPr>
+          <w:hyperlink w:anchor="__RefHeading___Toc3632_1096995856">
+            <w:r>
+              <w:rPr>
+                <w:rStyle w:val="IndexLink"/>
+              </w:rPr>
+              <w:t>ANEXO TÉCNICO — PAGOS, MODALIDADES Y ARQUITECTURA OPERACIONAL</w:t>
+              <w:tab/>
+              <w:t>6</w:t>
             </w:r>
           </w:hyperlink>
         </w:p>
@@ -609,14 +729,14 @@
             </w:tabs>
             <w:rPr/>
           </w:pPr>
-          <w:hyperlink w:anchor="__RefHeading___Toc3650_1103273133">
+          <w:hyperlink w:anchor="__RefHeading___Toc3634_1096995856">
             <w:r>
               <w:rPr>
                 <w:rStyle w:val="IndexLink"/>
               </w:rPr>
-              <w:t>3.5 Reporte de implementación usando Apache Spark MLlib</w:t>
+              <w:t>Resultados reproducibles de pagos y modalidades</w:t>
               <w:tab/>
-              <w:t>5</w:t>
+              <w:t>6</w:t>
             </w:r>
           </w:hyperlink>
         </w:p>
@@ -629,14 +749,74 @@
             </w:tabs>
             <w:rPr/>
           </w:pPr>
-          <w:hyperlink w:anchor="__RefHeading___Toc3652_1103273133">
+          <w:hyperlink w:anchor="__RefHeading___Toc3636_1096995856">
             <w:r>
               <w:rPr>
                 <w:rStyle w:val="IndexLink"/>
               </w:rPr>
-              <w:t>3.6 Parámetros y configuraciones</w:t>
+              <w:t>Distribución de pagos</w:t>
               <w:tab/>
-              <w:t>5</w:t>
+              <w:t>7</w:t>
+            </w:r>
+          </w:hyperlink>
+        </w:p>
+        <w:p>
+          <w:pPr>
+            <w:pStyle w:val="TOC2"/>
+            <w:tabs>
+              <w:tab w:val="clear" w:pos="8743"/>
+              <w:tab w:val="right" w:pos="9025" w:leader="dot"/>
+            </w:tabs>
+            <w:rPr/>
+          </w:pPr>
+          <w:hyperlink w:anchor="__RefHeading___Toc3638_1096995856">
+            <w:r>
+              <w:rPr>
+                <w:rStyle w:val="IndexLink"/>
+              </w:rPr>
+              <w:t>Modalidades por régimen</w:t>
+              <w:tab/>
+              <w:t>7</w:t>
+            </w:r>
+          </w:hyperlink>
+        </w:p>
+        <w:p>
+          <w:pPr>
+            <w:pStyle w:val="TOC2"/>
+            <w:tabs>
+              <w:tab w:val="clear" w:pos="8743"/>
+              <w:tab w:val="right" w:pos="9025" w:leader="dot"/>
+            </w:tabs>
+            <w:rPr/>
+          </w:pPr>
+          <w:hyperlink w:anchor="__RefHeading___Toc3640_1096995856">
+            <w:r>
+              <w:rPr>
+                <w:rStyle w:val="IndexLink"/>
+              </w:rPr>
+              <w:t>Arquitectura operacional Spark-native</w:t>
+              <w:tab/>
+              <w:t>7</w:t>
+            </w:r>
+          </w:hyperlink>
+        </w:p>
+        <w:p>
+          <w:pPr>
+            <w:pStyle w:val="TOC2"/>
+            <w:tabs>
+              <w:tab w:val="clear" w:pos="8743"/>
+              <w:tab w:val="right" w:pos="9025" w:leader="dot"/>
+            </w:tabs>
+            <w:rPr/>
+          </w:pPr>
+          <w:hyperlink w:anchor="__RefHeading___Toc3642_1096995856">
+            <w:r>
+              <w:rPr>
+                <w:rStyle w:val="IndexLink"/>
+              </w:rPr>
+              <w:t>Limitación institucional</w:t>
+              <w:tab/>
+              <w:t>8</w:t>
             </w:r>
           </w:hyperlink>
         </w:p>
@@ -649,234 +829,14 @@
             </w:tabs>
             <w:rPr/>
           </w:pPr>
-          <w:hyperlink w:anchor="__RefHeading___Toc3654_1103273133">
-            <w:r>
-              <w:rPr>
-                <w:rStyle w:val="IndexLink"/>
-              </w:rPr>
-              <w:t>4. Actividades Realizadas</w:t>
-              <w:tab/>
-              <w:t>5</w:t>
-            </w:r>
-          </w:hyperlink>
-        </w:p>
-        <w:p>
-          <w:pPr>
-            <w:pStyle w:val="TOC1"/>
-            <w:tabs>
-              <w:tab w:val="clear" w:pos="9026"/>
-              <w:tab w:val="right" w:pos="9025" w:leader="dot"/>
-            </w:tabs>
-            <w:rPr/>
-          </w:pPr>
-          <w:hyperlink w:anchor="__RefHeading___Toc3656_1103273133">
-            <w:r>
-              <w:rPr>
-                <w:rStyle w:val="IndexLink"/>
-              </w:rPr>
-              <w:t>5. Grado de Cumplimiento del Producto</w:t>
-              <w:tab/>
-              <w:t>5</w:t>
-            </w:r>
-          </w:hyperlink>
-        </w:p>
-        <w:p>
-          <w:pPr>
-            <w:pStyle w:val="TOC1"/>
-            <w:tabs>
-              <w:tab w:val="clear" w:pos="9026"/>
-              <w:tab w:val="right" w:pos="9025" w:leader="dot"/>
-            </w:tabs>
-            <w:rPr/>
-          </w:pPr>
-          <w:hyperlink w:anchor="__RefHeading___Toc3658_1103273133">
-            <w:r>
-              <w:rPr>
-                <w:rStyle w:val="IndexLink"/>
-              </w:rPr>
-              <w:t>6. Dificultades y Limitaciones Encontradas</w:t>
-              <w:tab/>
-              <w:t>5</w:t>
-            </w:r>
-          </w:hyperlink>
-        </w:p>
-        <w:p>
-          <w:pPr>
-            <w:pStyle w:val="TOC1"/>
-            <w:tabs>
-              <w:tab w:val="clear" w:pos="9026"/>
-              <w:tab w:val="right" w:pos="9025" w:leader="dot"/>
-            </w:tabs>
-            <w:rPr/>
-          </w:pPr>
-          <w:hyperlink w:anchor="__RefHeading___Toc3660_1103273133">
-            <w:r>
-              <w:rPr>
-                <w:rStyle w:val="IndexLink"/>
-              </w:rPr>
-              <w:t>7. Conclusiones y Recomendaciones</w:t>
-              <w:tab/>
-              <w:t>5</w:t>
-            </w:r>
-          </w:hyperlink>
-        </w:p>
-        <w:p>
-          <w:pPr>
-            <w:pStyle w:val="TOC1"/>
-            <w:tabs>
-              <w:tab w:val="clear" w:pos="9026"/>
-              <w:tab w:val="right" w:pos="9025" w:leader="dot"/>
-            </w:tabs>
-            <w:rPr/>
-          </w:pPr>
-          <w:hyperlink w:anchor="__RefHeading___Toc3662_1103273133">
-            <w:r>
-              <w:rPr>
-                <w:rStyle w:val="IndexLink"/>
-              </w:rPr>
-              <w:t>8. Anexos</w:t>
-              <w:tab/>
-              <w:t>6</w:t>
-            </w:r>
-          </w:hyperlink>
-        </w:p>
-        <w:p>
-          <w:pPr>
-            <w:pStyle w:val="TOC1"/>
-            <w:tabs>
-              <w:tab w:val="clear" w:pos="9026"/>
-              <w:tab w:val="right" w:pos="9025" w:leader="dot"/>
-            </w:tabs>
-            <w:rPr/>
-          </w:pPr>
-          <w:hyperlink w:anchor="__RefHeading___Toc3664_1103273133">
-            <w:r>
-              <w:rPr>
-                <w:rStyle w:val="IndexLink"/>
-              </w:rPr>
-              <w:t>ANEXO TÉCNICO — PAGOS, MODALIDADES Y ARQUITECTURA OPERACIONAL</w:t>
-              <w:tab/>
-              <w:t>6</w:t>
-            </w:r>
-          </w:hyperlink>
-        </w:p>
-        <w:p>
-          <w:pPr>
-            <w:pStyle w:val="TOC2"/>
-            <w:tabs>
-              <w:tab w:val="clear" w:pos="8743"/>
-              <w:tab w:val="right" w:pos="9025" w:leader="dot"/>
-            </w:tabs>
-            <w:rPr/>
-          </w:pPr>
-          <w:hyperlink w:anchor="__RefHeading___Toc3666_1103273133">
-            <w:r>
-              <w:rPr>
-                <w:rStyle w:val="IndexLink"/>
-              </w:rPr>
-              <w:t>Resultados reproducibles de pagos y modalidades</w:t>
-              <w:tab/>
-              <w:t>6</w:t>
-            </w:r>
-          </w:hyperlink>
-        </w:p>
-        <w:p>
-          <w:pPr>
-            <w:pStyle w:val="TOC2"/>
-            <w:tabs>
-              <w:tab w:val="clear" w:pos="8743"/>
-              <w:tab w:val="right" w:pos="9025" w:leader="dot"/>
-            </w:tabs>
-            <w:rPr/>
-          </w:pPr>
-          <w:hyperlink w:anchor="__RefHeading___Toc3668_1103273133">
-            <w:r>
-              <w:rPr>
-                <w:rStyle w:val="IndexLink"/>
-              </w:rPr>
-              <w:t>Distribución de pagos</w:t>
-              <w:tab/>
-              <w:t>6</w:t>
-            </w:r>
-          </w:hyperlink>
-        </w:p>
-        <w:p>
-          <w:pPr>
-            <w:pStyle w:val="TOC2"/>
-            <w:tabs>
-              <w:tab w:val="clear" w:pos="8743"/>
-              <w:tab w:val="right" w:pos="9025" w:leader="dot"/>
-            </w:tabs>
-            <w:rPr/>
-          </w:pPr>
-          <w:hyperlink w:anchor="__RefHeading___Toc3670_1103273133">
-            <w:r>
-              <w:rPr>
-                <w:rStyle w:val="IndexLink"/>
-              </w:rPr>
-              <w:t>Modalidades por régimen</w:t>
-              <w:tab/>
-              <w:t>7</w:t>
-            </w:r>
-          </w:hyperlink>
-        </w:p>
-        <w:p>
-          <w:pPr>
-            <w:pStyle w:val="TOC2"/>
-            <w:tabs>
-              <w:tab w:val="clear" w:pos="8743"/>
-              <w:tab w:val="right" w:pos="9025" w:leader="dot"/>
-            </w:tabs>
-            <w:rPr/>
-          </w:pPr>
-          <w:hyperlink w:anchor="__RefHeading___Toc3672_1103273133">
-            <w:r>
-              <w:rPr>
-                <w:rStyle w:val="IndexLink"/>
-              </w:rPr>
-              <w:t>Arquitectura operacional Spark-native</w:t>
-              <w:tab/>
-              <w:t>7</w:t>
-            </w:r>
-          </w:hyperlink>
-        </w:p>
-        <w:p>
-          <w:pPr>
-            <w:pStyle w:val="TOC2"/>
-            <w:tabs>
-              <w:tab w:val="clear" w:pos="8743"/>
-              <w:tab w:val="right" w:pos="9025" w:leader="dot"/>
-            </w:tabs>
-            <w:rPr/>
-          </w:pPr>
-          <w:hyperlink w:anchor="__RefHeading___Toc3674_1103273133">
-            <w:r>
-              <w:rPr>
-                <w:rStyle w:val="IndexLink"/>
-              </w:rPr>
-              <w:t>Limitación institucional</w:t>
-              <w:tab/>
-              <w:t>7</w:t>
-            </w:r>
-          </w:hyperlink>
-        </w:p>
-        <w:p>
-          <w:pPr>
-            <w:pStyle w:val="TOC1"/>
-            <w:tabs>
-              <w:tab w:val="clear" w:pos="9026"/>
-              <w:tab w:val="right" w:pos="9025" w:leader="dot"/>
-            </w:tabs>
-            <w:rPr/>
-          </w:pPr>
-          <w:hyperlink w:anchor="__RefHeading___Toc3676_1103273133">
+          <w:hyperlink w:anchor="__RefHeading___Toc3644_1096995856">
             <w:r>
               <w:rPr>
                 <w:rStyle w:val="IndexLink"/>
               </w:rPr>
               <w:t>Referencias Bibliográficas</w:t>
               <w:tab/>
-              <w:t>7</w:t>
+              <w:t>8</w:t>
             </w:r>
           </w:hyperlink>
           <w:r>
@@ -909,7 +869,7 @@
         <w:spacing w:lineRule="exact" w:line="240" w:before="240" w:after="120"/>
         <w:rPr/>
       </w:pPr>
-      <w:bookmarkStart w:id="1" w:name="__RefHeading___Toc3628_1103273133"/>
+      <w:bookmarkStart w:id="1" w:name="__RefHeading___Toc3600_1096995856"/>
       <w:bookmarkEnd w:id="1"/>
       <w:r>
         <w:rPr>
@@ -938,7 +898,7 @@
           <w:sz w:val="22"/>
           <w:szCs w:val="22"/>
         </w:rPr>
-        <w:t>1. Evaluación holdout de Isolation Forest</w:t>
+        <w:t>1. Evaluación holdout KMeans Spark</w:t>
       </w:r>
     </w:p>
     <w:p>
@@ -956,7 +916,7 @@
           <w:sz w:val="22"/>
           <w:szCs w:val="22"/>
         </w:rPr>
-        <w:t>2. Implementación Spark MLlib para fraccionamiento</w:t>
+        <w:t>2. Benchmark Isolation Forest complementario</w:t>
       </w:r>
     </w:p>
     <w:p>
@@ -965,7 +925,7 @@
         <w:spacing w:lineRule="exact" w:line="240" w:before="240" w:after="120"/>
         <w:rPr/>
       </w:pPr>
-      <w:bookmarkStart w:id="2" w:name="__RefHeading___Toc3630_1103273133"/>
+      <w:bookmarkStart w:id="2" w:name="__RefHeading___Toc3602_1096995856"/>
       <w:bookmarkEnd w:id="2"/>
       <w:r>
         <w:rPr>
@@ -994,7 +954,7 @@
           <w:sz w:val="22"/>
           <w:szCs w:val="22"/>
         </w:rPr>
-        <w:t>1. Detección de señales de posible fraccionamiento</w:t>
+        <w:t>1. Señales de posible fraccionamiento</w:t>
       </w:r>
     </w:p>
     <w:p>
@@ -1003,7 +963,7 @@
         <w:spacing w:lineRule="exact" w:line="240" w:before="240" w:after="120"/>
         <w:rPr/>
       </w:pPr>
-      <w:bookmarkStart w:id="3" w:name="__RefHeading___Toc3632_1103273133"/>
+      <w:bookmarkStart w:id="3" w:name="__RefHeading___Toc3604_1096995856"/>
       <w:bookmarkEnd w:id="3"/>
       <w:r>
         <w:rPr>
@@ -2317,7 +2277,7 @@
         <w:spacing w:lineRule="exact" w:line="240" w:before="240" w:after="120"/>
         <w:rPr/>
       </w:pPr>
-      <w:bookmarkStart w:id="4" w:name="__RefHeading___Toc3634_1103273133"/>
+      <w:bookmarkStart w:id="4" w:name="__RefHeading___Toc3606_1096995856"/>
       <w:bookmarkEnd w:id="4"/>
       <w:r>
         <w:rPr>
@@ -2894,7 +2854,7 @@
         <w:spacing w:lineRule="exact" w:line="240" w:before="240" w:after="120"/>
         <w:rPr/>
       </w:pPr>
-      <w:bookmarkStart w:id="5" w:name="__RefHeading___Toc3636_1103273133"/>
+      <w:bookmarkStart w:id="5" w:name="__RefHeading___Toc3608_1096995856"/>
       <w:bookmarkEnd w:id="5"/>
       <w:r>
         <w:rPr>
@@ -2923,7 +2883,7 @@
           <w:sz w:val="22"/>
           <w:szCs w:val="22"/>
         </w:rPr>
-        <w:t>Este producto cubre patrones, análisis estadístico, propuesta de algoritmos, arquitectura, implementación Spark MLlib y parámetros para la detección de patrones de compras anómalos.</w:t>
+        <w:t>Este producto presenta como evidencia principal el KMeans Spark realmente utilizado por el perfil operacional y separa sus métricas del benchmark Isolation Forest.</w:t>
       </w:r>
     </w:p>
     <w:p>
@@ -2932,7 +2892,7 @@
         <w:spacing w:lineRule="exact" w:line="240" w:before="240" w:after="120"/>
         <w:rPr/>
       </w:pPr>
-      <w:bookmarkStart w:id="6" w:name="__RefHeading___Toc3638_1103273133"/>
+      <w:bookmarkStart w:id="6" w:name="__RefHeading___Toc3610_1096995856"/>
       <w:bookmarkEnd w:id="6"/>
       <w:r>
         <w:rPr>
@@ -2961,7 +2921,7 @@
           <w:sz w:val="22"/>
           <w:szCs w:val="22"/>
         </w:rPr>
-        <w:t>Objetivo de consultoría tomado como referencia del TDR: disponer datos procesados y filtrados de fuentes externas e internas, y desarrollar modelos de Machine Learning que permitan identificar casos atípicos y patrones de riesgo relevantes para la labor del auditor. En este repositorio dicho objetivo se desarrolla únicamente como prototipo independiente.</w:t>
+        <w:t>El TDR tomado como referencia plantea disponer datos procesados y filtrados de fuentes externas e internas y desarrollar modelos de Machine Learning que permitan identificar casos atípicos y patrones de riesgo relevantes para la labor del auditor. Este repositorio demuestra ese objetivo como prototipo independiente y reproducible, sin atribuirse aprobación o despliegue institucional CGR.</w:t>
       </w:r>
     </w:p>
     <w:p>
@@ -2970,7 +2930,7 @@
         <w:spacing w:lineRule="exact" w:line="240" w:before="240" w:after="120"/>
         <w:rPr/>
       </w:pPr>
-      <w:bookmarkStart w:id="7" w:name="__RefHeading___Toc3640_1103273133"/>
+      <w:bookmarkStart w:id="7" w:name="__RefHeading___Toc3612_1096995856"/>
       <w:bookmarkEnd w:id="7"/>
       <w:r>
         <w:rPr>
@@ -2990,7 +2950,7 @@
         <w:spacing w:lineRule="exact" w:line="240" w:before="180" w:after="80"/>
         <w:rPr/>
       </w:pPr>
-      <w:bookmarkStart w:id="8" w:name="__RefHeading___Toc3642_1103273133"/>
+      <w:bookmarkStart w:id="8" w:name="__RefHeading___Toc3614_1096995856"/>
       <w:bookmarkEnd w:id="8"/>
       <w:r>
         <w:rPr>
@@ -3001,7 +2961,7 @@
           <w:sz w:val="22"/>
           <w:szCs w:val="22"/>
         </w:rPr>
-        <w:t>3.1 Patrones y tendencias identificadas</w:t>
+        <w:t>3.1 Justificación del algoritmo</w:t>
       </w:r>
     </w:p>
     <w:p>
@@ -3019,7 +2979,928 @@
           <w:sz w:val="22"/>
           <w:szCs w:val="22"/>
         </w:rPr>
-        <w:t>El caso de uso se caracteriza por grupos muy desbalanceados, concentración temporal y montos cercanos a cuantías de referencia. Estos patrones justifican combinar detección de anomalías con una señal interpretable de caja blanca.</w:t>
+        <w:t>Apache Spark MLlib no incorpora Isolation Forest nativo. KMeans permite una implementación distribuible: StandardScaler normaliza las features, KMeans aprende centroides sin labels y la distancia al centroide se transforma en score de anomalía para ranking.</w:t>
+      </w:r>
+    </w:p>
+    <w:p>
+      <w:pPr>
+        <w:pStyle w:val="Heading2"/>
+        <w:spacing w:lineRule="exact" w:line="240" w:before="180" w:after="80"/>
+        <w:rPr/>
+      </w:pPr>
+      <w:bookmarkStart w:id="9" w:name="__RefHeading___Toc3616_1096995856"/>
+      <w:bookmarkEnd w:id="9"/>
+      <w:r>
+        <w:rPr>
+          <w:rFonts w:eastAsia="Arial" w:cs="Arial" w:ascii="Arial" w:hAnsi="Arial"/>
+          <w:b/>
+          <w:bCs/>
+          <w:color w:val="000000"/>
+          <w:sz w:val="22"/>
+          <w:szCs w:val="22"/>
+        </w:rPr>
+        <w:t>3.2 Selección y holdout del KMeans servido</w:t>
+      </w:r>
+    </w:p>
+    <w:p>
+      <w:pPr>
+        <w:pStyle w:val="Normal"/>
+        <w:keepNext w:val="true"/>
+        <w:spacing w:lineRule="exact" w:line="240" w:before="0" w:after="45"/>
+        <w:jc w:val="center"/>
+        <w:rPr/>
+      </w:pPr>
+      <w:r>
+        <w:rPr>
+          <w:rFonts w:eastAsia="Arial" w:cs="Arial"/>
+          <w:b/>
+          <w:bCs/>
+          <w:color w:val="000000"/>
+          <w:sz w:val="22"/>
+          <w:szCs w:val="22"/>
+        </w:rPr>
+        <w:t>Tabla 1. Evaluación holdout KMeans Spark</w:t>
+      </w:r>
+    </w:p>
+    <w:tbl>
+      <w:tblPr>
+        <w:tblW w:w="8800" w:type="dxa"/>
+        <w:jc w:val="left"/>
+        <w:tblInd w:w="0" w:type="dxa"/>
+        <w:tblLayout w:type="fixed"/>
+        <w:tblCellMar>
+          <w:top w:w="55" w:type="dxa"/>
+          <w:left w:w="80" w:type="dxa"/>
+          <w:bottom w:w="55" w:type="dxa"/>
+          <w:right w:w="80" w:type="dxa"/>
+        </w:tblCellMar>
+      </w:tblPr>
+      <w:tblGrid>
+        <w:gridCol w:w="4400"/>
+        <w:gridCol w:w="4399"/>
+      </w:tblGrid>
+      <w:tr>
+        <w:trPr>
+          <w:tblHeader w:val="true"/>
+          <w:cantSplit w:val="true"/>
+        </w:trPr>
+        <w:tc>
+          <w:tcPr>
+            <w:tcW w:w="4400" w:type="dxa"/>
+            <w:tcBorders>
+              <w:top w:val="single" w:sz="4" w:space="0" w:color="000000"/>
+              <w:left w:val="single" w:sz="4" w:space="0" w:color="000000"/>
+              <w:bottom w:val="single" w:sz="4" w:space="0" w:color="000000"/>
+              <w:right w:val="single" w:sz="4" w:space="0" w:color="000000"/>
+            </w:tcBorders>
+            <w:shd w:fill="E7E6E6" w:val="clear"/>
+            <w:vAlign w:val="center"/>
+          </w:tcPr>
+          <w:p>
+            <w:pPr>
+              <w:pStyle w:val="Normal"/>
+              <w:spacing w:lineRule="exact" w:line="240" w:before="0" w:after="0"/>
+              <w:jc w:val="left"/>
+              <w:rPr/>
+            </w:pPr>
+            <w:r>
+              <w:rPr>
+                <w:rFonts w:eastAsia="Arial" w:cs="Arial"/>
+                <w:b/>
+                <w:bCs/>
+                <w:color w:val="000000"/>
+                <w:sz w:val="22"/>
+                <w:szCs w:val="22"/>
+              </w:rPr>
+              <w:t>Métrica</w:t>
+            </w:r>
+          </w:p>
+        </w:tc>
+        <w:tc>
+          <w:tcPr>
+            <w:tcW w:w="4399" w:type="dxa"/>
+            <w:tcBorders>
+              <w:top w:val="single" w:sz="4" w:space="0" w:color="000000"/>
+              <w:left w:val="single" w:sz="4" w:space="0" w:color="000000"/>
+              <w:bottom w:val="single" w:sz="4" w:space="0" w:color="000000"/>
+              <w:right w:val="single" w:sz="4" w:space="0" w:color="000000"/>
+            </w:tcBorders>
+            <w:shd w:fill="E7E6E6" w:val="clear"/>
+            <w:vAlign w:val="center"/>
+          </w:tcPr>
+          <w:p>
+            <w:pPr>
+              <w:pStyle w:val="Normal"/>
+              <w:spacing w:lineRule="exact" w:line="240" w:before="0" w:after="0"/>
+              <w:jc w:val="left"/>
+              <w:rPr/>
+            </w:pPr>
+            <w:r>
+              <w:rPr>
+                <w:rFonts w:eastAsia="Arial" w:cs="Arial"/>
+                <w:b/>
+                <w:bCs/>
+                <w:color w:val="000000"/>
+                <w:sz w:val="22"/>
+                <w:szCs w:val="22"/>
+              </w:rPr>
+              <w:t>Resultado</w:t>
+            </w:r>
+          </w:p>
+        </w:tc>
+      </w:tr>
+      <w:tr>
+        <w:trPr>
+          <w:cantSplit w:val="true"/>
+        </w:trPr>
+        <w:tc>
+          <w:tcPr>
+            <w:tcW w:w="4400" w:type="dxa"/>
+            <w:tcBorders>
+              <w:top w:val="single" w:sz="4" w:space="0" w:color="000000"/>
+              <w:left w:val="single" w:sz="4" w:space="0" w:color="000000"/>
+              <w:bottom w:val="single" w:sz="4" w:space="0" w:color="000000"/>
+              <w:right w:val="single" w:sz="4" w:space="0" w:color="000000"/>
+            </w:tcBorders>
+            <w:vAlign w:val="center"/>
+          </w:tcPr>
+          <w:p>
+            <w:pPr>
+              <w:pStyle w:val="Normal"/>
+              <w:spacing w:lineRule="exact" w:line="240" w:before="0" w:after="0"/>
+              <w:jc w:val="left"/>
+              <w:rPr/>
+            </w:pPr>
+            <w:r>
+              <w:rPr>
+                <w:rFonts w:eastAsia="Arial" w:cs="Arial"/>
+                <w:b w:val="false"/>
+                <w:bCs w:val="false"/>
+                <w:color w:val="000000"/>
+                <w:sz w:val="22"/>
+                <w:szCs w:val="22"/>
+              </w:rPr>
+              <w:t>k seleccionado</w:t>
+            </w:r>
+          </w:p>
+        </w:tc>
+        <w:tc>
+          <w:tcPr>
+            <w:tcW w:w="4399" w:type="dxa"/>
+            <w:tcBorders>
+              <w:top w:val="single" w:sz="4" w:space="0" w:color="000000"/>
+              <w:left w:val="single" w:sz="4" w:space="0" w:color="000000"/>
+              <w:bottom w:val="single" w:sz="4" w:space="0" w:color="000000"/>
+              <w:right w:val="single" w:sz="4" w:space="0" w:color="000000"/>
+            </w:tcBorders>
+            <w:vAlign w:val="center"/>
+          </w:tcPr>
+          <w:p>
+            <w:pPr>
+              <w:pStyle w:val="Normal"/>
+              <w:spacing w:lineRule="exact" w:line="240" w:before="0" w:after="0"/>
+              <w:jc w:val="center"/>
+              <w:rPr/>
+            </w:pPr>
+            <w:r>
+              <w:rPr>
+                <w:rFonts w:eastAsia="Arial" w:cs="Arial"/>
+                <w:b w:val="false"/>
+                <w:bCs w:val="false"/>
+                <w:color w:val="000000"/>
+                <w:sz w:val="22"/>
+                <w:szCs w:val="22"/>
+              </w:rPr>
+              <w:t>3</w:t>
+            </w:r>
+          </w:p>
+        </w:tc>
+      </w:tr>
+      <w:tr>
+        <w:trPr>
+          <w:cantSplit w:val="true"/>
+        </w:trPr>
+        <w:tc>
+          <w:tcPr>
+            <w:tcW w:w="4400" w:type="dxa"/>
+            <w:tcBorders>
+              <w:top w:val="single" w:sz="4" w:space="0" w:color="000000"/>
+              <w:left w:val="single" w:sz="4" w:space="0" w:color="000000"/>
+              <w:bottom w:val="single" w:sz="4" w:space="0" w:color="000000"/>
+              <w:right w:val="single" w:sz="4" w:space="0" w:color="000000"/>
+            </w:tcBorders>
+            <w:vAlign w:val="center"/>
+          </w:tcPr>
+          <w:p>
+            <w:pPr>
+              <w:pStyle w:val="Normal"/>
+              <w:spacing w:lineRule="exact" w:line="240" w:before="0" w:after="0"/>
+              <w:jc w:val="left"/>
+              <w:rPr/>
+            </w:pPr>
+            <w:r>
+              <w:rPr>
+                <w:rFonts w:eastAsia="Arial" w:cs="Arial"/>
+                <w:b w:val="false"/>
+                <w:bCs w:val="false"/>
+                <w:color w:val="000000"/>
+                <w:sz w:val="22"/>
+                <w:szCs w:val="22"/>
+              </w:rPr>
+              <w:t>Grupos desarrollo</w:t>
+            </w:r>
+          </w:p>
+        </w:tc>
+        <w:tc>
+          <w:tcPr>
+            <w:tcW w:w="4399" w:type="dxa"/>
+            <w:tcBorders>
+              <w:top w:val="single" w:sz="4" w:space="0" w:color="000000"/>
+              <w:left w:val="single" w:sz="4" w:space="0" w:color="000000"/>
+              <w:bottom w:val="single" w:sz="4" w:space="0" w:color="000000"/>
+              <w:right w:val="single" w:sz="4" w:space="0" w:color="000000"/>
+            </w:tcBorders>
+            <w:vAlign w:val="center"/>
+          </w:tcPr>
+          <w:p>
+            <w:pPr>
+              <w:pStyle w:val="Normal"/>
+              <w:spacing w:lineRule="exact" w:line="240" w:before="0" w:after="0"/>
+              <w:jc w:val="center"/>
+              <w:rPr/>
+            </w:pPr>
+            <w:r>
+              <w:rPr>
+                <w:rFonts w:eastAsia="Arial" w:cs="Arial"/>
+                <w:b w:val="false"/>
+                <w:bCs w:val="false"/>
+                <w:color w:val="000000"/>
+                <w:sz w:val="22"/>
+                <w:szCs w:val="22"/>
+              </w:rPr>
+              <w:t>202</w:t>
+            </w:r>
+          </w:p>
+        </w:tc>
+      </w:tr>
+      <w:tr>
+        <w:trPr>
+          <w:cantSplit w:val="true"/>
+        </w:trPr>
+        <w:tc>
+          <w:tcPr>
+            <w:tcW w:w="4400" w:type="dxa"/>
+            <w:tcBorders>
+              <w:top w:val="single" w:sz="4" w:space="0" w:color="000000"/>
+              <w:left w:val="single" w:sz="4" w:space="0" w:color="000000"/>
+              <w:bottom w:val="single" w:sz="4" w:space="0" w:color="000000"/>
+              <w:right w:val="single" w:sz="4" w:space="0" w:color="000000"/>
+            </w:tcBorders>
+            <w:vAlign w:val="center"/>
+          </w:tcPr>
+          <w:p>
+            <w:pPr>
+              <w:pStyle w:val="Normal"/>
+              <w:spacing w:lineRule="exact" w:line="240" w:before="0" w:after="0"/>
+              <w:jc w:val="left"/>
+              <w:rPr/>
+            </w:pPr>
+            <w:r>
+              <w:rPr>
+                <w:rFonts w:eastAsia="Arial" w:cs="Arial"/>
+                <w:b w:val="false"/>
+                <w:bCs w:val="false"/>
+                <w:color w:val="000000"/>
+                <w:sz w:val="22"/>
+                <w:szCs w:val="22"/>
+              </w:rPr>
+              <w:t>Positivos desarrollo</w:t>
+            </w:r>
+          </w:p>
+        </w:tc>
+        <w:tc>
+          <w:tcPr>
+            <w:tcW w:w="4399" w:type="dxa"/>
+            <w:tcBorders>
+              <w:top w:val="single" w:sz="4" w:space="0" w:color="000000"/>
+              <w:left w:val="single" w:sz="4" w:space="0" w:color="000000"/>
+              <w:bottom w:val="single" w:sz="4" w:space="0" w:color="000000"/>
+              <w:right w:val="single" w:sz="4" w:space="0" w:color="000000"/>
+            </w:tcBorders>
+            <w:vAlign w:val="center"/>
+          </w:tcPr>
+          <w:p>
+            <w:pPr>
+              <w:pStyle w:val="Normal"/>
+              <w:spacing w:lineRule="exact" w:line="240" w:before="0" w:after="0"/>
+              <w:jc w:val="center"/>
+              <w:rPr/>
+            </w:pPr>
+            <w:r>
+              <w:rPr>
+                <w:rFonts w:eastAsia="Arial" w:cs="Arial"/>
+                <w:b w:val="false"/>
+                <w:bCs w:val="false"/>
+                <w:color w:val="000000"/>
+                <w:sz w:val="22"/>
+                <w:szCs w:val="22"/>
+              </w:rPr>
+              <w:t>17</w:t>
+            </w:r>
+          </w:p>
+        </w:tc>
+      </w:tr>
+      <w:tr>
+        <w:trPr>
+          <w:cantSplit w:val="true"/>
+        </w:trPr>
+        <w:tc>
+          <w:tcPr>
+            <w:tcW w:w="4400" w:type="dxa"/>
+            <w:tcBorders>
+              <w:top w:val="single" w:sz="4" w:space="0" w:color="000000"/>
+              <w:left w:val="single" w:sz="4" w:space="0" w:color="000000"/>
+              <w:bottom w:val="single" w:sz="4" w:space="0" w:color="000000"/>
+              <w:right w:val="single" w:sz="4" w:space="0" w:color="000000"/>
+            </w:tcBorders>
+            <w:vAlign w:val="center"/>
+          </w:tcPr>
+          <w:p>
+            <w:pPr>
+              <w:pStyle w:val="Normal"/>
+              <w:spacing w:lineRule="exact" w:line="240" w:before="0" w:after="0"/>
+              <w:jc w:val="left"/>
+              <w:rPr/>
+            </w:pPr>
+            <w:r>
+              <w:rPr>
+                <w:rFonts w:eastAsia="Arial" w:cs="Arial"/>
+                <w:b w:val="false"/>
+                <w:bCs w:val="false"/>
+                <w:color w:val="000000"/>
+                <w:sz w:val="22"/>
+                <w:szCs w:val="22"/>
+              </w:rPr>
+              <w:t>Grupos holdout</w:t>
+            </w:r>
+          </w:p>
+        </w:tc>
+        <w:tc>
+          <w:tcPr>
+            <w:tcW w:w="4399" w:type="dxa"/>
+            <w:tcBorders>
+              <w:top w:val="single" w:sz="4" w:space="0" w:color="000000"/>
+              <w:left w:val="single" w:sz="4" w:space="0" w:color="000000"/>
+              <w:bottom w:val="single" w:sz="4" w:space="0" w:color="000000"/>
+              <w:right w:val="single" w:sz="4" w:space="0" w:color="000000"/>
+            </w:tcBorders>
+            <w:vAlign w:val="center"/>
+          </w:tcPr>
+          <w:p>
+            <w:pPr>
+              <w:pStyle w:val="Normal"/>
+              <w:spacing w:lineRule="exact" w:line="240" w:before="0" w:after="0"/>
+              <w:jc w:val="center"/>
+              <w:rPr/>
+            </w:pPr>
+            <w:r>
+              <w:rPr>
+                <w:rFonts w:eastAsia="Arial" w:cs="Arial"/>
+                <w:b w:val="false"/>
+                <w:bCs w:val="false"/>
+                <w:color w:val="000000"/>
+                <w:sz w:val="22"/>
+                <w:szCs w:val="22"/>
+              </w:rPr>
+              <w:t>62</w:t>
+            </w:r>
+          </w:p>
+        </w:tc>
+      </w:tr>
+      <w:tr>
+        <w:trPr>
+          <w:cantSplit w:val="true"/>
+        </w:trPr>
+        <w:tc>
+          <w:tcPr>
+            <w:tcW w:w="4400" w:type="dxa"/>
+            <w:tcBorders>
+              <w:top w:val="single" w:sz="4" w:space="0" w:color="000000"/>
+              <w:left w:val="single" w:sz="4" w:space="0" w:color="000000"/>
+              <w:bottom w:val="single" w:sz="4" w:space="0" w:color="000000"/>
+              <w:right w:val="single" w:sz="4" w:space="0" w:color="000000"/>
+            </w:tcBorders>
+            <w:vAlign w:val="center"/>
+          </w:tcPr>
+          <w:p>
+            <w:pPr>
+              <w:pStyle w:val="Normal"/>
+              <w:spacing w:lineRule="exact" w:line="240" w:before="0" w:after="0"/>
+              <w:jc w:val="left"/>
+              <w:rPr/>
+            </w:pPr>
+            <w:r>
+              <w:rPr>
+                <w:rFonts w:eastAsia="Arial" w:cs="Arial"/>
+                <w:b w:val="false"/>
+                <w:bCs w:val="false"/>
+                <w:color w:val="000000"/>
+                <w:sz w:val="22"/>
+                <w:szCs w:val="22"/>
+              </w:rPr>
+              <w:t>Positivos holdout</w:t>
+            </w:r>
+          </w:p>
+        </w:tc>
+        <w:tc>
+          <w:tcPr>
+            <w:tcW w:w="4399" w:type="dxa"/>
+            <w:tcBorders>
+              <w:top w:val="single" w:sz="4" w:space="0" w:color="000000"/>
+              <w:left w:val="single" w:sz="4" w:space="0" w:color="000000"/>
+              <w:bottom w:val="single" w:sz="4" w:space="0" w:color="000000"/>
+              <w:right w:val="single" w:sz="4" w:space="0" w:color="000000"/>
+            </w:tcBorders>
+            <w:vAlign w:val="center"/>
+          </w:tcPr>
+          <w:p>
+            <w:pPr>
+              <w:pStyle w:val="Normal"/>
+              <w:spacing w:lineRule="exact" w:line="240" w:before="0" w:after="0"/>
+              <w:jc w:val="center"/>
+              <w:rPr/>
+            </w:pPr>
+            <w:r>
+              <w:rPr>
+                <w:rFonts w:eastAsia="Arial" w:cs="Arial"/>
+                <w:b w:val="false"/>
+                <w:bCs w:val="false"/>
+                <w:color w:val="000000"/>
+                <w:sz w:val="22"/>
+                <w:szCs w:val="22"/>
+              </w:rPr>
+              <w:t>7</w:t>
+            </w:r>
+          </w:p>
+        </w:tc>
+      </w:tr>
+      <w:tr>
+        <w:trPr>
+          <w:cantSplit w:val="true"/>
+        </w:trPr>
+        <w:tc>
+          <w:tcPr>
+            <w:tcW w:w="4400" w:type="dxa"/>
+            <w:tcBorders>
+              <w:top w:val="single" w:sz="4" w:space="0" w:color="000000"/>
+              <w:left w:val="single" w:sz="4" w:space="0" w:color="000000"/>
+              <w:bottom w:val="single" w:sz="4" w:space="0" w:color="000000"/>
+              <w:right w:val="single" w:sz="4" w:space="0" w:color="000000"/>
+            </w:tcBorders>
+            <w:vAlign w:val="center"/>
+          </w:tcPr>
+          <w:p>
+            <w:pPr>
+              <w:pStyle w:val="Normal"/>
+              <w:spacing w:lineRule="exact" w:line="240" w:before="0" w:after="0"/>
+              <w:jc w:val="left"/>
+              <w:rPr/>
+            </w:pPr>
+            <w:r>
+              <w:rPr>
+                <w:rFonts w:eastAsia="Arial" w:cs="Arial"/>
+                <w:b w:val="false"/>
+                <w:bCs w:val="false"/>
+                <w:color w:val="000000"/>
+                <w:sz w:val="22"/>
+                <w:szCs w:val="22"/>
+              </w:rPr>
+              <w:t>AUC-PR</w:t>
+            </w:r>
+          </w:p>
+        </w:tc>
+        <w:tc>
+          <w:tcPr>
+            <w:tcW w:w="4399" w:type="dxa"/>
+            <w:tcBorders>
+              <w:top w:val="single" w:sz="4" w:space="0" w:color="000000"/>
+              <w:left w:val="single" w:sz="4" w:space="0" w:color="000000"/>
+              <w:bottom w:val="single" w:sz="4" w:space="0" w:color="000000"/>
+              <w:right w:val="single" w:sz="4" w:space="0" w:color="000000"/>
+            </w:tcBorders>
+            <w:vAlign w:val="center"/>
+          </w:tcPr>
+          <w:p>
+            <w:pPr>
+              <w:pStyle w:val="Normal"/>
+              <w:spacing w:lineRule="exact" w:line="240" w:before="0" w:after="0"/>
+              <w:jc w:val="center"/>
+              <w:rPr/>
+            </w:pPr>
+            <w:r>
+              <w:rPr>
+                <w:rFonts w:eastAsia="Arial" w:cs="Arial"/>
+                <w:b w:val="false"/>
+                <w:bCs w:val="false"/>
+                <w:color w:val="000000"/>
+                <w:sz w:val="22"/>
+                <w:szCs w:val="22"/>
+              </w:rPr>
+              <w:t>0.323</w:t>
+            </w:r>
+          </w:p>
+        </w:tc>
+      </w:tr>
+      <w:tr>
+        <w:trPr>
+          <w:cantSplit w:val="true"/>
+        </w:trPr>
+        <w:tc>
+          <w:tcPr>
+            <w:tcW w:w="4400" w:type="dxa"/>
+            <w:tcBorders>
+              <w:top w:val="single" w:sz="4" w:space="0" w:color="000000"/>
+              <w:left w:val="single" w:sz="4" w:space="0" w:color="000000"/>
+              <w:bottom w:val="single" w:sz="4" w:space="0" w:color="000000"/>
+              <w:right w:val="single" w:sz="4" w:space="0" w:color="000000"/>
+            </w:tcBorders>
+            <w:vAlign w:val="center"/>
+          </w:tcPr>
+          <w:p>
+            <w:pPr>
+              <w:pStyle w:val="Normal"/>
+              <w:spacing w:lineRule="exact" w:line="240" w:before="0" w:after="0"/>
+              <w:jc w:val="left"/>
+              <w:rPr/>
+            </w:pPr>
+            <w:r>
+              <w:rPr>
+                <w:rFonts w:eastAsia="Arial" w:cs="Arial"/>
+                <w:b w:val="false"/>
+                <w:bCs w:val="false"/>
+                <w:color w:val="000000"/>
+                <w:sz w:val="22"/>
+                <w:szCs w:val="22"/>
+              </w:rPr>
+              <w:t>AUC-ROC</w:t>
+            </w:r>
+          </w:p>
+        </w:tc>
+        <w:tc>
+          <w:tcPr>
+            <w:tcW w:w="4399" w:type="dxa"/>
+            <w:tcBorders>
+              <w:top w:val="single" w:sz="4" w:space="0" w:color="000000"/>
+              <w:left w:val="single" w:sz="4" w:space="0" w:color="000000"/>
+              <w:bottom w:val="single" w:sz="4" w:space="0" w:color="000000"/>
+              <w:right w:val="single" w:sz="4" w:space="0" w:color="000000"/>
+            </w:tcBorders>
+            <w:vAlign w:val="center"/>
+          </w:tcPr>
+          <w:p>
+            <w:pPr>
+              <w:pStyle w:val="Normal"/>
+              <w:spacing w:lineRule="exact" w:line="240" w:before="0" w:after="0"/>
+              <w:jc w:val="center"/>
+              <w:rPr/>
+            </w:pPr>
+            <w:r>
+              <w:rPr>
+                <w:rFonts w:eastAsia="Arial" w:cs="Arial"/>
+                <w:b w:val="false"/>
+                <w:bCs w:val="false"/>
+                <w:color w:val="000000"/>
+                <w:sz w:val="22"/>
+                <w:szCs w:val="22"/>
+              </w:rPr>
+              <w:t>0.875</w:t>
+            </w:r>
+          </w:p>
+        </w:tc>
+      </w:tr>
+      <w:tr>
+        <w:trPr>
+          <w:cantSplit w:val="true"/>
+        </w:trPr>
+        <w:tc>
+          <w:tcPr>
+            <w:tcW w:w="4400" w:type="dxa"/>
+            <w:tcBorders>
+              <w:top w:val="single" w:sz="4" w:space="0" w:color="000000"/>
+              <w:left w:val="single" w:sz="4" w:space="0" w:color="000000"/>
+              <w:bottom w:val="single" w:sz="4" w:space="0" w:color="000000"/>
+              <w:right w:val="single" w:sz="4" w:space="0" w:color="000000"/>
+            </w:tcBorders>
+            <w:vAlign w:val="center"/>
+          </w:tcPr>
+          <w:p>
+            <w:pPr>
+              <w:pStyle w:val="Normal"/>
+              <w:spacing w:lineRule="exact" w:line="240" w:before="0" w:after="0"/>
+              <w:jc w:val="left"/>
+              <w:rPr/>
+            </w:pPr>
+            <w:r>
+              <w:rPr>
+                <w:rFonts w:eastAsia="Arial" w:cs="Arial"/>
+                <w:b w:val="false"/>
+                <w:bCs w:val="false"/>
+                <w:color w:val="000000"/>
+                <w:sz w:val="22"/>
+                <w:szCs w:val="22"/>
+              </w:rPr>
+              <w:t>Precision</w:t>
+            </w:r>
+          </w:p>
+        </w:tc>
+        <w:tc>
+          <w:tcPr>
+            <w:tcW w:w="4399" w:type="dxa"/>
+            <w:tcBorders>
+              <w:top w:val="single" w:sz="4" w:space="0" w:color="000000"/>
+              <w:left w:val="single" w:sz="4" w:space="0" w:color="000000"/>
+              <w:bottom w:val="single" w:sz="4" w:space="0" w:color="000000"/>
+              <w:right w:val="single" w:sz="4" w:space="0" w:color="000000"/>
+            </w:tcBorders>
+            <w:vAlign w:val="center"/>
+          </w:tcPr>
+          <w:p>
+            <w:pPr>
+              <w:pStyle w:val="Normal"/>
+              <w:spacing w:lineRule="exact" w:line="240" w:before="0" w:after="0"/>
+              <w:jc w:val="center"/>
+              <w:rPr/>
+            </w:pPr>
+            <w:r>
+              <w:rPr>
+                <w:rFonts w:eastAsia="Arial" w:cs="Arial"/>
+                <w:b w:val="false"/>
+                <w:bCs w:val="false"/>
+                <w:color w:val="000000"/>
+                <w:sz w:val="22"/>
+                <w:szCs w:val="22"/>
+              </w:rPr>
+              <w:t>0.429</w:t>
+            </w:r>
+          </w:p>
+        </w:tc>
+      </w:tr>
+      <w:tr>
+        <w:trPr>
+          <w:cantSplit w:val="true"/>
+        </w:trPr>
+        <w:tc>
+          <w:tcPr>
+            <w:tcW w:w="4400" w:type="dxa"/>
+            <w:tcBorders>
+              <w:top w:val="single" w:sz="4" w:space="0" w:color="000000"/>
+              <w:left w:val="single" w:sz="4" w:space="0" w:color="000000"/>
+              <w:bottom w:val="single" w:sz="4" w:space="0" w:color="000000"/>
+              <w:right w:val="single" w:sz="4" w:space="0" w:color="000000"/>
+            </w:tcBorders>
+            <w:vAlign w:val="center"/>
+          </w:tcPr>
+          <w:p>
+            <w:pPr>
+              <w:pStyle w:val="Normal"/>
+              <w:spacing w:lineRule="exact" w:line="240" w:before="0" w:after="0"/>
+              <w:jc w:val="left"/>
+              <w:rPr/>
+            </w:pPr>
+            <w:r>
+              <w:rPr>
+                <w:rFonts w:eastAsia="Arial" w:cs="Arial"/>
+                <w:b w:val="false"/>
+                <w:bCs w:val="false"/>
+                <w:color w:val="000000"/>
+                <w:sz w:val="22"/>
+                <w:szCs w:val="22"/>
+              </w:rPr>
+              <w:t>Recall</w:t>
+            </w:r>
+          </w:p>
+        </w:tc>
+        <w:tc>
+          <w:tcPr>
+            <w:tcW w:w="4399" w:type="dxa"/>
+            <w:tcBorders>
+              <w:top w:val="single" w:sz="4" w:space="0" w:color="000000"/>
+              <w:left w:val="single" w:sz="4" w:space="0" w:color="000000"/>
+              <w:bottom w:val="single" w:sz="4" w:space="0" w:color="000000"/>
+              <w:right w:val="single" w:sz="4" w:space="0" w:color="000000"/>
+            </w:tcBorders>
+            <w:vAlign w:val="center"/>
+          </w:tcPr>
+          <w:p>
+            <w:pPr>
+              <w:pStyle w:val="Normal"/>
+              <w:spacing w:lineRule="exact" w:line="240" w:before="0" w:after="0"/>
+              <w:jc w:val="center"/>
+              <w:rPr/>
+            </w:pPr>
+            <w:r>
+              <w:rPr>
+                <w:rFonts w:eastAsia="Arial" w:cs="Arial"/>
+                <w:b w:val="false"/>
+                <w:bCs w:val="false"/>
+                <w:color w:val="000000"/>
+                <w:sz w:val="22"/>
+                <w:szCs w:val="22"/>
+              </w:rPr>
+              <w:t>0.429</w:t>
+            </w:r>
+          </w:p>
+        </w:tc>
+      </w:tr>
+      <w:tr>
+        <w:trPr>
+          <w:cantSplit w:val="true"/>
+        </w:trPr>
+        <w:tc>
+          <w:tcPr>
+            <w:tcW w:w="4400" w:type="dxa"/>
+            <w:tcBorders>
+              <w:top w:val="single" w:sz="4" w:space="0" w:color="000000"/>
+              <w:left w:val="single" w:sz="4" w:space="0" w:color="000000"/>
+              <w:bottom w:val="single" w:sz="4" w:space="0" w:color="000000"/>
+              <w:right w:val="single" w:sz="4" w:space="0" w:color="000000"/>
+            </w:tcBorders>
+            <w:vAlign w:val="center"/>
+          </w:tcPr>
+          <w:p>
+            <w:pPr>
+              <w:pStyle w:val="Normal"/>
+              <w:spacing w:lineRule="exact" w:line="240" w:before="0" w:after="0"/>
+              <w:jc w:val="left"/>
+              <w:rPr/>
+            </w:pPr>
+            <w:r>
+              <w:rPr>
+                <w:rFonts w:eastAsia="Arial" w:cs="Arial"/>
+                <w:b w:val="false"/>
+                <w:bCs w:val="false"/>
+                <w:color w:val="000000"/>
+                <w:sz w:val="22"/>
+                <w:szCs w:val="22"/>
+              </w:rPr>
+              <w:t>F1</w:t>
+            </w:r>
+          </w:p>
+        </w:tc>
+        <w:tc>
+          <w:tcPr>
+            <w:tcW w:w="4399" w:type="dxa"/>
+            <w:tcBorders>
+              <w:top w:val="single" w:sz="4" w:space="0" w:color="000000"/>
+              <w:left w:val="single" w:sz="4" w:space="0" w:color="000000"/>
+              <w:bottom w:val="single" w:sz="4" w:space="0" w:color="000000"/>
+              <w:right w:val="single" w:sz="4" w:space="0" w:color="000000"/>
+            </w:tcBorders>
+            <w:vAlign w:val="center"/>
+          </w:tcPr>
+          <w:p>
+            <w:pPr>
+              <w:pStyle w:val="Normal"/>
+              <w:spacing w:lineRule="exact" w:line="240" w:before="0" w:after="0"/>
+              <w:jc w:val="center"/>
+              <w:rPr/>
+            </w:pPr>
+            <w:r>
+              <w:rPr>
+                <w:rFonts w:eastAsia="Arial" w:cs="Arial"/>
+                <w:b w:val="false"/>
+                <w:bCs w:val="false"/>
+                <w:color w:val="000000"/>
+                <w:sz w:val="22"/>
+                <w:szCs w:val="22"/>
+              </w:rPr>
+              <w:t>0.429</w:t>
+            </w:r>
+          </w:p>
+        </w:tc>
+      </w:tr>
+      <w:tr>
+        <w:trPr>
+          <w:cantSplit w:val="true"/>
+        </w:trPr>
+        <w:tc>
+          <w:tcPr>
+            <w:tcW w:w="4400" w:type="dxa"/>
+            <w:tcBorders>
+              <w:top w:val="single" w:sz="4" w:space="0" w:color="000000"/>
+              <w:left w:val="single" w:sz="4" w:space="0" w:color="000000"/>
+              <w:bottom w:val="single" w:sz="4" w:space="0" w:color="000000"/>
+              <w:right w:val="single" w:sz="4" w:space="0" w:color="000000"/>
+            </w:tcBorders>
+            <w:vAlign w:val="center"/>
+          </w:tcPr>
+          <w:p>
+            <w:pPr>
+              <w:pStyle w:val="Normal"/>
+              <w:spacing w:lineRule="exact" w:line="240" w:before="0" w:after="0"/>
+              <w:jc w:val="left"/>
+              <w:rPr/>
+            </w:pPr>
+            <w:r>
+              <w:rPr>
+                <w:rFonts w:eastAsia="Arial" w:cs="Arial"/>
+                <w:b w:val="false"/>
+                <w:bCs w:val="false"/>
+                <w:color w:val="000000"/>
+                <w:sz w:val="22"/>
+                <w:szCs w:val="22"/>
+              </w:rPr>
+              <w:t>Recall@K</w:t>
+            </w:r>
+          </w:p>
+        </w:tc>
+        <w:tc>
+          <w:tcPr>
+            <w:tcW w:w="4399" w:type="dxa"/>
+            <w:tcBorders>
+              <w:top w:val="single" w:sz="4" w:space="0" w:color="000000"/>
+              <w:left w:val="single" w:sz="4" w:space="0" w:color="000000"/>
+              <w:bottom w:val="single" w:sz="4" w:space="0" w:color="000000"/>
+              <w:right w:val="single" w:sz="4" w:space="0" w:color="000000"/>
+            </w:tcBorders>
+            <w:vAlign w:val="center"/>
+          </w:tcPr>
+          <w:p>
+            <w:pPr>
+              <w:pStyle w:val="Normal"/>
+              <w:spacing w:lineRule="exact" w:line="240" w:before="0" w:after="0"/>
+              <w:jc w:val="center"/>
+              <w:rPr/>
+            </w:pPr>
+            <w:r>
+              <w:rPr>
+                <w:rFonts w:eastAsia="Arial" w:cs="Arial"/>
+                <w:b w:val="false"/>
+                <w:bCs w:val="false"/>
+                <w:color w:val="000000"/>
+                <w:sz w:val="22"/>
+                <w:szCs w:val="22"/>
+              </w:rPr>
+              <w:t>0.429</w:t>
+            </w:r>
+          </w:p>
+        </w:tc>
+      </w:tr>
+    </w:tbl>
+    <w:p>
+      <w:pPr>
+        <w:pStyle w:val="Normal"/>
+        <w:keepNext w:val="false"/>
+        <w:spacing w:lineRule="exact" w:line="240" w:before="0" w:after="80"/>
+        <w:jc w:val="both"/>
+        <w:rPr/>
+      </w:pPr>
+      <w:r>
+        <w:rPr>
+          <w:rFonts w:eastAsia="Arial" w:cs="Arial"/>
+          <w:color w:val="000000"/>
+          <w:sz w:val="22"/>
+          <w:szCs w:val="22"/>
+        </w:rPr>
+        <w:t>Las etiquetas no se utilizan para ajustar KMeans; se utilizan para seleccionar/evaluar el ranking en el benchmark. El holdout no participa en la selección de k.</w:t>
+      </w:r>
+    </w:p>
+    <w:p>
+      <w:pPr>
+        <w:pStyle w:val="Heading2"/>
+        <w:spacing w:lineRule="exact" w:line="240" w:before="180" w:after="80"/>
+        <w:rPr/>
+      </w:pPr>
+      <w:bookmarkStart w:id="10" w:name="__RefHeading___Toc3618_1096995856"/>
+      <w:bookmarkEnd w:id="10"/>
+      <w:r>
+        <w:rPr>
+          <w:rFonts w:eastAsia="Arial" w:cs="Arial" w:ascii="Arial" w:hAnsi="Arial"/>
+          <w:b/>
+          <w:bCs/>
+          <w:color w:val="000000"/>
+          <w:sz w:val="22"/>
+          <w:szCs w:val="22"/>
+        </w:rPr>
+        <w:t>3.3 Señal interpretable</w:t>
+      </w:r>
+    </w:p>
+    <w:p>
+      <w:pPr>
+        <w:pStyle w:val="Normal"/>
+        <w:keepNext w:val="false"/>
+        <w:spacing w:lineRule="exact" w:line="240" w:before="0" w:after="80"/>
+        <w:jc w:val="both"/>
+        <w:rPr/>
+      </w:pPr>
+      <w:r>
+        <w:rPr>
+          <w:rFonts w:eastAsia="Arial" w:cs="Arial"/>
+          <w:color w:val="000000"/>
+          <w:sz w:val="22"/>
+          <w:szCs w:val="22"/>
+        </w:rPr>
+        <w:t>El score de anomalía se complementa con una regla de caja blanca basada en concentración temporal y montos respecto de cuantías parametrizadas. Esta señal facilita revisión humana, pero no declara fraccionamiento.</w:t>
       </w:r>
     </w:p>
     <w:p>
@@ -3039,7 +3920,7 @@
           <w:sz w:val="22"/>
           <w:szCs w:val="22"/>
         </w:rPr>
-        <w:t>Gráfico 1. Detección de señales de posible fraccionamiento</w:t>
+        <w:t>Gráfico 1. Señales de posible fraccionamiento</w:t>
       </w:r>
     </w:p>
     <w:p>
@@ -3117,8 +3998,8 @@
         <w:spacing w:lineRule="exact" w:line="240" w:before="180" w:after="80"/>
         <w:rPr/>
       </w:pPr>
-      <w:bookmarkStart w:id="9" w:name="__RefHeading___Toc3644_1103273133"/>
-      <w:bookmarkEnd w:id="9"/>
+      <w:bookmarkStart w:id="11" w:name="__RefHeading___Toc3620_1096995856"/>
+      <w:bookmarkEnd w:id="11"/>
       <w:r>
         <w:rPr>
           <w:rFonts w:eastAsia="Arial" w:cs="Arial" w:ascii="Arial" w:hAnsi="Arial"/>
@@ -3128,7 +4009,7 @@
           <w:sz w:val="22"/>
           <w:szCs w:val="22"/>
         </w:rPr>
-        <w:t>3.2 Análisis estadístico detallado</w:t>
+        <w:t>3.4 Benchmark complementario</w:t>
       </w:r>
     </w:p>
     <w:p>
@@ -3148,7 +4029,7 @@
           <w:sz w:val="22"/>
           <w:szCs w:val="22"/>
         </w:rPr>
-        <w:t>Tabla 1. Evaluación holdout de Isolation Forest</w:t>
+        <w:t>Tabla 2. Benchmark Isolation Forest complementario</w:t>
       </w:r>
     </w:p>
     <w:tbl>
@@ -3201,7 +4082,7 @@
                 <w:sz w:val="22"/>
                 <w:szCs w:val="22"/>
               </w:rPr>
-              <w:t>Métrica</w:t>
+              <w:t>Elemento</w:t>
             </w:r>
           </w:p>
         </w:tc>
@@ -3269,7 +4150,7 @@
                 <w:sz w:val="22"/>
                 <w:szCs w:val="22"/>
               </w:rPr>
-              <w:t>Registros holdout</w:t>
+              <w:t>Rol</w:t>
             </w:r>
           </w:p>
         </w:tc>
@@ -3300,7 +4181,7 @@
                 <w:sz w:val="22"/>
                 <w:szCs w:val="22"/>
               </w:rPr>
-              <w:t>80</w:t>
+              <w:t>Comparación metodológica sklearn; no es el serving activo.</w:t>
             </w:r>
           </w:p>
         </w:tc>
@@ -3336,7 +4217,7 @@
                 <w:sz w:val="22"/>
                 <w:szCs w:val="22"/>
               </w:rPr>
-              <w:t>Positivos holdout</w:t>
+              <w:t>AUC-PR holdout</w:t>
             </w:r>
           </w:p>
         </w:tc>
@@ -3367,7 +4248,7 @@
                 <w:sz w:val="22"/>
                 <w:szCs w:val="22"/>
               </w:rPr>
-              <w:t>7</w:t>
+              <w:t>0.133</w:t>
             </w:r>
           </w:p>
         </w:tc>
@@ -3403,7 +4284,7 @@
                 <w:sz w:val="22"/>
                 <w:szCs w:val="22"/>
               </w:rPr>
-              <w:t>Anomalías predichas</w:t>
+              <w:t>AUC-ROC holdout</w:t>
             </w:r>
           </w:p>
         </w:tc>
@@ -3434,7 +4315,7 @@
                 <w:sz w:val="22"/>
                 <w:szCs w:val="22"/>
               </w:rPr>
-              <w:t>2</w:t>
+              <w:t>0.659</w:t>
             </w:r>
           </w:p>
         </w:tc>
@@ -3470,7 +4351,7 @@
                 <w:sz w:val="22"/>
                 <w:szCs w:val="22"/>
               </w:rPr>
-              <w:t>AUC-ROC</w:t>
+              <w:t>F1 holdout</w:t>
             </w:r>
           </w:p>
         </w:tc>
@@ -3501,7 +4382,7 @@
                 <w:sz w:val="22"/>
                 <w:szCs w:val="22"/>
               </w:rPr>
-              <w:t>0.659</w:t>
+              <w:t>0.000</w:t>
             </w:r>
           </w:p>
         </w:tc>
@@ -3537,275 +4418,7 @@
                 <w:sz w:val="22"/>
                 <w:szCs w:val="22"/>
               </w:rPr>
-              <w:t>AUC-PR</w:t>
-            </w:r>
-          </w:p>
-        </w:tc>
-        <w:tc>
-          <w:tcPr>
-            <w:tcW w:w="4399" w:type="dxa"/>
-            <w:tcBorders>
-              <w:top w:val="single" w:sz="4" w:space="0" w:color="000000"/>
-              <w:left w:val="single" w:sz="4" w:space="0" w:color="000000"/>
-              <w:bottom w:val="single" w:sz="4" w:space="0" w:color="000000"/>
-              <w:right w:val="single" w:sz="4" w:space="0" w:color="000000"/>
-            </w:tcBorders>
-            <w:vAlign w:val="center"/>
-          </w:tcPr>
-          <w:p>
-            <w:pPr>
-              <w:pStyle w:val="Normal"/>
-              <w:spacing w:lineRule="exact" w:line="240" w:before="0" w:after="0"/>
-              <w:jc w:val="center"/>
-              <w:rPr/>
-            </w:pPr>
-            <w:r>
-              <w:rPr>
-                <w:rFonts w:eastAsia="Arial" w:cs="Arial"/>
-                <w:b w:val="false"/>
-                <w:bCs w:val="false"/>
-                <w:color w:val="000000"/>
-                <w:sz w:val="22"/>
-                <w:szCs w:val="22"/>
-              </w:rPr>
-              <w:t>0.133</w:t>
-            </w:r>
-          </w:p>
-        </w:tc>
-      </w:tr>
-      <w:tr>
-        <w:trPr>
-          <w:cantSplit w:val="true"/>
-        </w:trPr>
-        <w:tc>
-          <w:tcPr>
-            <w:tcW w:w="4400" w:type="dxa"/>
-            <w:tcBorders>
-              <w:top w:val="single" w:sz="4" w:space="0" w:color="000000"/>
-              <w:left w:val="single" w:sz="4" w:space="0" w:color="000000"/>
-              <w:bottom w:val="single" w:sz="4" w:space="0" w:color="000000"/>
-              <w:right w:val="single" w:sz="4" w:space="0" w:color="000000"/>
-            </w:tcBorders>
-            <w:vAlign w:val="center"/>
-          </w:tcPr>
-          <w:p>
-            <w:pPr>
-              <w:pStyle w:val="Normal"/>
-              <w:spacing w:lineRule="exact" w:line="240" w:before="0" w:after="0"/>
-              <w:jc w:val="left"/>
-              <w:rPr/>
-            </w:pPr>
-            <w:r>
-              <w:rPr>
-                <w:rFonts w:eastAsia="Arial" w:cs="Arial"/>
-                <w:b w:val="false"/>
-                <w:bCs w:val="false"/>
-                <w:color w:val="000000"/>
-                <w:sz w:val="22"/>
-                <w:szCs w:val="22"/>
-              </w:rPr>
-              <w:t>Precision</w:t>
-            </w:r>
-          </w:p>
-        </w:tc>
-        <w:tc>
-          <w:tcPr>
-            <w:tcW w:w="4399" w:type="dxa"/>
-            <w:tcBorders>
-              <w:top w:val="single" w:sz="4" w:space="0" w:color="000000"/>
-              <w:left w:val="single" w:sz="4" w:space="0" w:color="000000"/>
-              <w:bottom w:val="single" w:sz="4" w:space="0" w:color="000000"/>
-              <w:right w:val="single" w:sz="4" w:space="0" w:color="000000"/>
-            </w:tcBorders>
-            <w:vAlign w:val="center"/>
-          </w:tcPr>
-          <w:p>
-            <w:pPr>
-              <w:pStyle w:val="Normal"/>
-              <w:spacing w:lineRule="exact" w:line="240" w:before="0" w:after="0"/>
-              <w:jc w:val="center"/>
-              <w:rPr/>
-            </w:pPr>
-            <w:r>
-              <w:rPr>
-                <w:rFonts w:eastAsia="Arial" w:cs="Arial"/>
-                <w:b w:val="false"/>
-                <w:bCs w:val="false"/>
-                <w:color w:val="000000"/>
-                <w:sz w:val="22"/>
-                <w:szCs w:val="22"/>
-              </w:rPr>
-              <w:t>0.0%</w:t>
-            </w:r>
-          </w:p>
-        </w:tc>
-      </w:tr>
-      <w:tr>
-        <w:trPr>
-          <w:cantSplit w:val="true"/>
-        </w:trPr>
-        <w:tc>
-          <w:tcPr>
-            <w:tcW w:w="4400" w:type="dxa"/>
-            <w:tcBorders>
-              <w:top w:val="single" w:sz="4" w:space="0" w:color="000000"/>
-              <w:left w:val="single" w:sz="4" w:space="0" w:color="000000"/>
-              <w:bottom w:val="single" w:sz="4" w:space="0" w:color="000000"/>
-              <w:right w:val="single" w:sz="4" w:space="0" w:color="000000"/>
-            </w:tcBorders>
-            <w:vAlign w:val="center"/>
-          </w:tcPr>
-          <w:p>
-            <w:pPr>
-              <w:pStyle w:val="Normal"/>
-              <w:spacing w:lineRule="exact" w:line="240" w:before="0" w:after="0"/>
-              <w:jc w:val="left"/>
-              <w:rPr/>
-            </w:pPr>
-            <w:r>
-              <w:rPr>
-                <w:rFonts w:eastAsia="Arial" w:cs="Arial"/>
-                <w:b w:val="false"/>
-                <w:bCs w:val="false"/>
-                <w:color w:val="000000"/>
-                <w:sz w:val="22"/>
-                <w:szCs w:val="22"/>
-              </w:rPr>
-              <w:t>Recall</w:t>
-            </w:r>
-          </w:p>
-        </w:tc>
-        <w:tc>
-          <w:tcPr>
-            <w:tcW w:w="4399" w:type="dxa"/>
-            <w:tcBorders>
-              <w:top w:val="single" w:sz="4" w:space="0" w:color="000000"/>
-              <w:left w:val="single" w:sz="4" w:space="0" w:color="000000"/>
-              <w:bottom w:val="single" w:sz="4" w:space="0" w:color="000000"/>
-              <w:right w:val="single" w:sz="4" w:space="0" w:color="000000"/>
-            </w:tcBorders>
-            <w:vAlign w:val="center"/>
-          </w:tcPr>
-          <w:p>
-            <w:pPr>
-              <w:pStyle w:val="Normal"/>
-              <w:spacing w:lineRule="exact" w:line="240" w:before="0" w:after="0"/>
-              <w:jc w:val="center"/>
-              <w:rPr/>
-            </w:pPr>
-            <w:r>
-              <w:rPr>
-                <w:rFonts w:eastAsia="Arial" w:cs="Arial"/>
-                <w:b w:val="false"/>
-                <w:bCs w:val="false"/>
-                <w:color w:val="000000"/>
-                <w:sz w:val="22"/>
-                <w:szCs w:val="22"/>
-              </w:rPr>
-              <w:t>0.0%</w:t>
-            </w:r>
-          </w:p>
-        </w:tc>
-      </w:tr>
-      <w:tr>
-        <w:trPr>
-          <w:cantSplit w:val="true"/>
-        </w:trPr>
-        <w:tc>
-          <w:tcPr>
-            <w:tcW w:w="4400" w:type="dxa"/>
-            <w:tcBorders>
-              <w:top w:val="single" w:sz="4" w:space="0" w:color="000000"/>
-              <w:left w:val="single" w:sz="4" w:space="0" w:color="000000"/>
-              <w:bottom w:val="single" w:sz="4" w:space="0" w:color="000000"/>
-              <w:right w:val="single" w:sz="4" w:space="0" w:color="000000"/>
-            </w:tcBorders>
-            <w:vAlign w:val="center"/>
-          </w:tcPr>
-          <w:p>
-            <w:pPr>
-              <w:pStyle w:val="Normal"/>
-              <w:spacing w:lineRule="exact" w:line="240" w:before="0" w:after="0"/>
-              <w:jc w:val="left"/>
-              <w:rPr/>
-            </w:pPr>
-            <w:r>
-              <w:rPr>
-                <w:rFonts w:eastAsia="Arial" w:cs="Arial"/>
-                <w:b w:val="false"/>
-                <w:bCs w:val="false"/>
-                <w:color w:val="000000"/>
-                <w:sz w:val="22"/>
-                <w:szCs w:val="22"/>
-              </w:rPr>
-              <w:t>F1</w:t>
-            </w:r>
-          </w:p>
-        </w:tc>
-        <w:tc>
-          <w:tcPr>
-            <w:tcW w:w="4399" w:type="dxa"/>
-            <w:tcBorders>
-              <w:top w:val="single" w:sz="4" w:space="0" w:color="000000"/>
-              <w:left w:val="single" w:sz="4" w:space="0" w:color="000000"/>
-              <w:bottom w:val="single" w:sz="4" w:space="0" w:color="000000"/>
-              <w:right w:val="single" w:sz="4" w:space="0" w:color="000000"/>
-            </w:tcBorders>
-            <w:vAlign w:val="center"/>
-          </w:tcPr>
-          <w:p>
-            <w:pPr>
-              <w:pStyle w:val="Normal"/>
-              <w:spacing w:lineRule="exact" w:line="240" w:before="0" w:after="0"/>
-              <w:jc w:val="center"/>
-              <w:rPr/>
-            </w:pPr>
-            <w:r>
-              <w:rPr>
-                <w:rFonts w:eastAsia="Arial" w:cs="Arial"/>
-                <w:b w:val="false"/>
-                <w:bCs w:val="false"/>
-                <w:color w:val="000000"/>
-                <w:sz w:val="22"/>
-                <w:szCs w:val="22"/>
-              </w:rPr>
-              <w:t>0.000</w:t>
-            </w:r>
-          </w:p>
-        </w:tc>
-      </w:tr>
-      <w:tr>
-        <w:trPr>
-          <w:cantSplit w:val="true"/>
-        </w:trPr>
-        <w:tc>
-          <w:tcPr>
-            <w:tcW w:w="4400" w:type="dxa"/>
-            <w:tcBorders>
-              <w:top w:val="single" w:sz="4" w:space="0" w:color="000000"/>
-              <w:left w:val="single" w:sz="4" w:space="0" w:color="000000"/>
-              <w:bottom w:val="single" w:sz="4" w:space="0" w:color="000000"/>
-              <w:right w:val="single" w:sz="4" w:space="0" w:color="000000"/>
-            </w:tcBorders>
-            <w:vAlign w:val="center"/>
-          </w:tcPr>
-          <w:p>
-            <w:pPr>
-              <w:pStyle w:val="Normal"/>
-              <w:spacing w:lineRule="exact" w:line="240" w:before="0" w:after="0"/>
-              <w:jc w:val="left"/>
-              <w:rPr/>
-            </w:pPr>
-            <w:r>
-              <w:rPr>
-                <w:rFonts w:eastAsia="Arial" w:cs="Arial"/>
-                <w:b w:val="false"/>
-                <w:bCs w:val="false"/>
-                <w:color w:val="000000"/>
-                <w:sz w:val="22"/>
-                <w:szCs w:val="22"/>
-              </w:rPr>
-              <w:t>Recall@K</w:t>
+              <w:t>Recall@K holdout</w:t>
             </w:r>
           </w:p>
         </w:tc>
@@ -3844,12 +4457,12 @@
     </w:tbl>
     <w:p>
       <w:pPr>
-        <w:pStyle w:val="Heading2"/>
-        <w:spacing w:lineRule="exact" w:line="240" w:before="180" w:after="80"/>
-        <w:rPr/>
-      </w:pPr>
-      <w:bookmarkStart w:id="10" w:name="__RefHeading___Toc3646_1103273133"/>
-      <w:bookmarkEnd w:id="10"/>
+        <w:pStyle w:val="Heading1"/>
+        <w:spacing w:lineRule="exact" w:line="240" w:before="240" w:after="120"/>
+        <w:rPr/>
+      </w:pPr>
+      <w:bookmarkStart w:id="12" w:name="__RefHeading___Toc3622_1096995856"/>
+      <w:bookmarkEnd w:id="12"/>
       <w:r>
         <w:rPr>
           <w:rFonts w:eastAsia="Arial" w:cs="Arial" w:ascii="Arial" w:hAnsi="Arial"/>
@@ -3859,747 +4472,7 @@
           <w:sz w:val="22"/>
           <w:szCs w:val="22"/>
         </w:rPr>
-        <w:t>3.3 Propuesta fundamentada de algoritmos</w:t>
-      </w:r>
-    </w:p>
-    <w:p>
-      <w:pPr>
-        <w:pStyle w:val="Normal"/>
-        <w:keepNext w:val="false"/>
-        <w:spacing w:lineRule="exact" w:line="240" w:before="0" w:after="80"/>
-        <w:jc w:val="both"/>
-        <w:rPr/>
-      </w:pPr>
-      <w:r>
-        <w:rPr>
-          <w:rFonts w:eastAsia="Arial" w:cs="Arial"/>
-          <w:color w:val="000000"/>
-          <w:sz w:val="22"/>
-          <w:szCs w:val="22"/>
-        </w:rPr>
-        <w:t>Isolation Forest permite un ranking de anomalía sin requerir una clase positiva abundante. Spark KMeans aporta una implementación de clustering acorde al énfasis del TDR en Spark MLlib. La regla interpretable complementa ambos enfoques y facilita revisión humana.</w:t>
-      </w:r>
-    </w:p>
-    <w:p>
-      <w:pPr>
-        <w:pStyle w:val="Heading2"/>
-        <w:spacing w:lineRule="exact" w:line="240" w:before="180" w:after="80"/>
-        <w:rPr/>
-      </w:pPr>
-      <w:bookmarkStart w:id="11" w:name="__RefHeading___Toc3648_1103273133"/>
-      <w:bookmarkEnd w:id="11"/>
-      <w:r>
-        <w:rPr>
-          <w:rFonts w:eastAsia="Arial" w:cs="Arial" w:ascii="Arial" w:hAnsi="Arial"/>
-          <w:b/>
-          <w:bCs/>
-          <w:color w:val="000000"/>
-          <w:sz w:val="22"/>
-          <w:szCs w:val="22"/>
-        </w:rPr>
-        <w:t>3.4 Diseño y arquitectura</w:t>
-      </w:r>
-    </w:p>
-    <w:p>
-      <w:pPr>
-        <w:pStyle w:val="Normal"/>
-        <w:keepNext w:val="false"/>
-        <w:spacing w:lineRule="exact" w:line="240" w:before="0" w:after="80"/>
-        <w:jc w:val="both"/>
-        <w:rPr/>
-      </w:pPr>
-      <w:r>
-        <w:rPr>
-          <w:rFonts w:eastAsia="Arial" w:cs="Arial"/>
-          <w:color w:val="000000"/>
-          <w:sz w:val="22"/>
-          <w:szCs w:val="22"/>
-        </w:rPr>
-        <w:t>Los features se calculan desde Plata; la ruta sklearn evalúa Isolation Forest con holdout independiente, mientras la ruta Spark construye ventanas mediante Spark SQL y aplica KMeans MLlib. Los rankings se publican en Oro.</w:t>
-      </w:r>
-    </w:p>
-    <w:p>
-      <w:pPr>
-        <w:pStyle w:val="Heading2"/>
-        <w:spacing w:lineRule="exact" w:line="240" w:before="180" w:after="80"/>
-        <w:rPr/>
-      </w:pPr>
-      <w:bookmarkStart w:id="12" w:name="__RefHeading___Toc3650_1103273133"/>
-      <w:bookmarkEnd w:id="12"/>
-      <w:r>
-        <w:rPr>
-          <w:rFonts w:eastAsia="Arial" w:cs="Arial" w:ascii="Arial" w:hAnsi="Arial"/>
-          <w:b/>
-          <w:bCs/>
-          <w:color w:val="000000"/>
-          <w:sz w:val="22"/>
-          <w:szCs w:val="22"/>
-        </w:rPr>
-        <w:t>3.5 Reporte de implementación usando Apache Spark MLlib</w:t>
-      </w:r>
-    </w:p>
-    <w:p>
-      <w:pPr>
-        <w:pStyle w:val="Normal"/>
-        <w:keepNext w:val="true"/>
-        <w:spacing w:lineRule="exact" w:line="240" w:before="0" w:after="45"/>
-        <w:jc w:val="center"/>
-        <w:rPr/>
-      </w:pPr>
-      <w:r>
-        <w:rPr>
-          <w:rFonts w:eastAsia="Arial" w:cs="Arial"/>
-          <w:b/>
-          <w:bCs/>
-          <w:color w:val="000000"/>
-          <w:sz w:val="22"/>
-          <w:szCs w:val="22"/>
-        </w:rPr>
-        <w:t>Tabla 2. Implementación Spark MLlib para fraccionamiento</w:t>
-      </w:r>
-    </w:p>
-    <w:tbl>
-      <w:tblPr>
-        <w:tblW w:w="8800" w:type="dxa"/>
-        <w:jc w:val="left"/>
-        <w:tblInd w:w="0" w:type="dxa"/>
-        <w:tblLayout w:type="fixed"/>
-        <w:tblCellMar>
-          <w:top w:w="55" w:type="dxa"/>
-          <w:left w:w="80" w:type="dxa"/>
-          <w:bottom w:w="55" w:type="dxa"/>
-          <w:right w:w="80" w:type="dxa"/>
-        </w:tblCellMar>
-      </w:tblPr>
-      <w:tblGrid>
-        <w:gridCol w:w="3300"/>
-        <w:gridCol w:w="5499"/>
-      </w:tblGrid>
-      <w:tr>
-        <w:trPr>
-          <w:tblHeader w:val="true"/>
-          <w:cantSplit w:val="true"/>
-        </w:trPr>
-        <w:tc>
-          <w:tcPr>
-            <w:tcW w:w="3300" w:type="dxa"/>
-            <w:tcBorders>
-              <w:top w:val="single" w:sz="4" w:space="0" w:color="000000"/>
-              <w:left w:val="single" w:sz="4" w:space="0" w:color="000000"/>
-              <w:bottom w:val="single" w:sz="4" w:space="0" w:color="000000"/>
-              <w:right w:val="single" w:sz="4" w:space="0" w:color="000000"/>
-            </w:tcBorders>
-            <w:shd w:fill="E7E6E6" w:val="clear"/>
-            <w:vAlign w:val="center"/>
-          </w:tcPr>
-          <w:p>
-            <w:pPr>
-              <w:pStyle w:val="Normal"/>
-              <w:spacing w:lineRule="exact" w:line="240" w:before="0" w:after="0"/>
-              <w:jc w:val="left"/>
-              <w:rPr/>
-            </w:pPr>
-            <w:r>
-              <w:rPr>
-                <w:rFonts w:eastAsia="Arial" w:cs="Arial"/>
-                <w:b/>
-                <w:bCs/>
-                <w:color w:val="000000"/>
-                <w:sz w:val="22"/>
-                <w:szCs w:val="22"/>
-              </w:rPr>
-              <w:t>Elemento</w:t>
-            </w:r>
-          </w:p>
-        </w:tc>
-        <w:tc>
-          <w:tcPr>
-            <w:tcW w:w="5499" w:type="dxa"/>
-            <w:tcBorders>
-              <w:top w:val="single" w:sz="4" w:space="0" w:color="000000"/>
-              <w:left w:val="single" w:sz="4" w:space="0" w:color="000000"/>
-              <w:bottom w:val="single" w:sz="4" w:space="0" w:color="000000"/>
-              <w:right w:val="single" w:sz="4" w:space="0" w:color="000000"/>
-            </w:tcBorders>
-            <w:shd w:fill="E7E6E6" w:val="clear"/>
-            <w:vAlign w:val="center"/>
-          </w:tcPr>
-          <w:p>
-            <w:pPr>
-              <w:pStyle w:val="Normal"/>
-              <w:spacing w:lineRule="exact" w:line="240" w:before="0" w:after="0"/>
-              <w:jc w:val="left"/>
-              <w:rPr/>
-            </w:pPr>
-            <w:r>
-              <w:rPr>
-                <w:rFonts w:eastAsia="Arial" w:cs="Arial"/>
-                <w:b/>
-                <w:bCs/>
-                <w:color w:val="000000"/>
-                <w:sz w:val="22"/>
-                <w:szCs w:val="22"/>
-              </w:rPr>
-              <w:t>Evidencia</w:t>
-            </w:r>
-          </w:p>
-        </w:tc>
-      </w:tr>
-      <w:tr>
-        <w:trPr>
-          <w:cantSplit w:val="true"/>
-        </w:trPr>
-        <w:tc>
-          <w:tcPr>
-            <w:tcW w:w="3300" w:type="dxa"/>
-            <w:tcBorders>
-              <w:top w:val="single" w:sz="4" w:space="0" w:color="000000"/>
-              <w:left w:val="single" w:sz="4" w:space="0" w:color="000000"/>
-              <w:bottom w:val="single" w:sz="4" w:space="0" w:color="000000"/>
-              <w:right w:val="single" w:sz="4" w:space="0" w:color="000000"/>
-            </w:tcBorders>
-            <w:vAlign w:val="center"/>
-          </w:tcPr>
-          <w:p>
-            <w:pPr>
-              <w:pStyle w:val="Normal"/>
-              <w:spacing w:lineRule="exact" w:line="240" w:before="0" w:after="0"/>
-              <w:jc w:val="left"/>
-              <w:rPr/>
-            </w:pPr>
-            <w:r>
-              <w:rPr>
-                <w:rFonts w:eastAsia="Arial" w:cs="Arial"/>
-                <w:b w:val="false"/>
-                <w:bCs w:val="false"/>
-                <w:color w:val="000000"/>
-                <w:sz w:val="22"/>
-                <w:szCs w:val="22"/>
-              </w:rPr>
-              <w:t>Motor</w:t>
-            </w:r>
-          </w:p>
-        </w:tc>
-        <w:tc>
-          <w:tcPr>
-            <w:tcW w:w="5499" w:type="dxa"/>
-            <w:tcBorders>
-              <w:top w:val="single" w:sz="4" w:space="0" w:color="000000"/>
-              <w:left w:val="single" w:sz="4" w:space="0" w:color="000000"/>
-              <w:bottom w:val="single" w:sz="4" w:space="0" w:color="000000"/>
-              <w:right w:val="single" w:sz="4" w:space="0" w:color="000000"/>
-            </w:tcBorders>
-            <w:vAlign w:val="center"/>
-          </w:tcPr>
-          <w:p>
-            <w:pPr>
-              <w:pStyle w:val="Normal"/>
-              <w:spacing w:lineRule="exact" w:line="240" w:before="0" w:after="0"/>
-              <w:jc w:val="center"/>
-              <w:rPr/>
-            </w:pPr>
-            <w:r>
-              <w:rPr>
-                <w:rFonts w:eastAsia="Arial" w:cs="Arial"/>
-                <w:b w:val="false"/>
-                <w:bCs w:val="false"/>
-                <w:color w:val="000000"/>
-                <w:sz w:val="22"/>
-                <w:szCs w:val="22"/>
-              </w:rPr>
-              <w:t>Apache Spark MLlib</w:t>
-            </w:r>
-          </w:p>
-        </w:tc>
-      </w:tr>
-      <w:tr>
-        <w:trPr>
-          <w:cantSplit w:val="true"/>
-        </w:trPr>
-        <w:tc>
-          <w:tcPr>
-            <w:tcW w:w="3300" w:type="dxa"/>
-            <w:tcBorders>
-              <w:top w:val="single" w:sz="4" w:space="0" w:color="000000"/>
-              <w:left w:val="single" w:sz="4" w:space="0" w:color="000000"/>
-              <w:bottom w:val="single" w:sz="4" w:space="0" w:color="000000"/>
-              <w:right w:val="single" w:sz="4" w:space="0" w:color="000000"/>
-            </w:tcBorders>
-            <w:vAlign w:val="center"/>
-          </w:tcPr>
-          <w:p>
-            <w:pPr>
-              <w:pStyle w:val="Normal"/>
-              <w:spacing w:lineRule="exact" w:line="240" w:before="0" w:after="0"/>
-              <w:jc w:val="left"/>
-              <w:rPr/>
-            </w:pPr>
-            <w:r>
-              <w:rPr>
-                <w:rFonts w:eastAsia="Arial" w:cs="Arial"/>
-                <w:b w:val="false"/>
-                <w:bCs w:val="false"/>
-                <w:color w:val="000000"/>
-                <w:sz w:val="22"/>
-                <w:szCs w:val="22"/>
-              </w:rPr>
-              <w:t>Modo</w:t>
-            </w:r>
-          </w:p>
-        </w:tc>
-        <w:tc>
-          <w:tcPr>
-            <w:tcW w:w="5499" w:type="dxa"/>
-            <w:tcBorders>
-              <w:top w:val="single" w:sz="4" w:space="0" w:color="000000"/>
-              <w:left w:val="single" w:sz="4" w:space="0" w:color="000000"/>
-              <w:bottom w:val="single" w:sz="4" w:space="0" w:color="000000"/>
-              <w:right w:val="single" w:sz="4" w:space="0" w:color="000000"/>
-            </w:tcBorders>
-            <w:vAlign w:val="center"/>
-          </w:tcPr>
-          <w:p>
-            <w:pPr>
-              <w:pStyle w:val="Normal"/>
-              <w:spacing w:lineRule="exact" w:line="240" w:before="0" w:after="0"/>
-              <w:jc w:val="center"/>
-              <w:rPr/>
-            </w:pPr>
-            <w:r>
-              <w:rPr>
-                <w:rFonts w:eastAsia="Arial" w:cs="Arial"/>
-                <w:b w:val="false"/>
-                <w:bCs w:val="false"/>
-                <w:color w:val="000000"/>
-                <w:sz w:val="22"/>
-                <w:szCs w:val="22"/>
-              </w:rPr>
-              <w:t>local[*]</w:t>
-            </w:r>
-          </w:p>
-        </w:tc>
-      </w:tr>
-      <w:tr>
-        <w:trPr>
-          <w:cantSplit w:val="true"/>
-        </w:trPr>
-        <w:tc>
-          <w:tcPr>
-            <w:tcW w:w="3300" w:type="dxa"/>
-            <w:tcBorders>
-              <w:top w:val="single" w:sz="4" w:space="0" w:color="000000"/>
-              <w:left w:val="single" w:sz="4" w:space="0" w:color="000000"/>
-              <w:bottom w:val="single" w:sz="4" w:space="0" w:color="000000"/>
-              <w:right w:val="single" w:sz="4" w:space="0" w:color="000000"/>
-            </w:tcBorders>
-            <w:vAlign w:val="center"/>
-          </w:tcPr>
-          <w:p>
-            <w:pPr>
-              <w:pStyle w:val="Normal"/>
-              <w:spacing w:lineRule="exact" w:line="240" w:before="0" w:after="0"/>
-              <w:jc w:val="left"/>
-              <w:rPr/>
-            </w:pPr>
-            <w:r>
-              <w:rPr>
-                <w:rFonts w:eastAsia="Arial" w:cs="Arial"/>
-                <w:b w:val="false"/>
-                <w:bCs w:val="false"/>
-                <w:color w:val="000000"/>
-                <w:sz w:val="22"/>
-                <w:szCs w:val="22"/>
-              </w:rPr>
-              <w:t>Algoritmo</w:t>
-            </w:r>
-          </w:p>
-        </w:tc>
-        <w:tc>
-          <w:tcPr>
-            <w:tcW w:w="5499" w:type="dxa"/>
-            <w:tcBorders>
-              <w:top w:val="single" w:sz="4" w:space="0" w:color="000000"/>
-              <w:left w:val="single" w:sz="4" w:space="0" w:color="000000"/>
-              <w:bottom w:val="single" w:sz="4" w:space="0" w:color="000000"/>
-              <w:right w:val="single" w:sz="4" w:space="0" w:color="000000"/>
-            </w:tcBorders>
-            <w:vAlign w:val="center"/>
-          </w:tcPr>
-          <w:p>
-            <w:pPr>
-              <w:pStyle w:val="Normal"/>
-              <w:spacing w:lineRule="exact" w:line="240" w:before="0" w:after="0"/>
-              <w:jc w:val="center"/>
-              <w:rPr/>
-            </w:pPr>
-            <w:r>
-              <w:rPr>
-                <w:rFonts w:eastAsia="Arial" w:cs="Arial"/>
-                <w:b w:val="false"/>
-                <w:bCs w:val="false"/>
-                <w:color w:val="000000"/>
-                <w:sz w:val="22"/>
-                <w:szCs w:val="22"/>
-              </w:rPr>
-              <w:t>StandardScaler + KMeans + distancia al centroide</w:t>
-            </w:r>
-          </w:p>
-        </w:tc>
-      </w:tr>
-      <w:tr>
-        <w:trPr>
-          <w:cantSplit w:val="true"/>
-        </w:trPr>
-        <w:tc>
-          <w:tcPr>
-            <w:tcW w:w="3300" w:type="dxa"/>
-            <w:tcBorders>
-              <w:top w:val="single" w:sz="4" w:space="0" w:color="000000"/>
-              <w:left w:val="single" w:sz="4" w:space="0" w:color="000000"/>
-              <w:bottom w:val="single" w:sz="4" w:space="0" w:color="000000"/>
-              <w:right w:val="single" w:sz="4" w:space="0" w:color="000000"/>
-            </w:tcBorders>
-            <w:vAlign w:val="center"/>
-          </w:tcPr>
-          <w:p>
-            <w:pPr>
-              <w:pStyle w:val="Normal"/>
-              <w:spacing w:lineRule="exact" w:line="240" w:before="0" w:after="0"/>
-              <w:jc w:val="left"/>
-              <w:rPr/>
-            </w:pPr>
-            <w:r>
-              <w:rPr>
-                <w:rFonts w:eastAsia="Arial" w:cs="Arial"/>
-                <w:b w:val="false"/>
-                <w:bCs w:val="false"/>
-                <w:color w:val="000000"/>
-                <w:sz w:val="22"/>
-                <w:szCs w:val="22"/>
-              </w:rPr>
-              <w:t>k</w:t>
-            </w:r>
-          </w:p>
-        </w:tc>
-        <w:tc>
-          <w:tcPr>
-            <w:tcW w:w="5499" w:type="dxa"/>
-            <w:tcBorders>
-              <w:top w:val="single" w:sz="4" w:space="0" w:color="000000"/>
-              <w:left w:val="single" w:sz="4" w:space="0" w:color="000000"/>
-              <w:bottom w:val="single" w:sz="4" w:space="0" w:color="000000"/>
-              <w:right w:val="single" w:sz="4" w:space="0" w:color="000000"/>
-            </w:tcBorders>
-            <w:vAlign w:val="center"/>
-          </w:tcPr>
-          <w:p>
-            <w:pPr>
-              <w:pStyle w:val="Normal"/>
-              <w:spacing w:lineRule="exact" w:line="240" w:before="0" w:after="0"/>
-              <w:jc w:val="center"/>
-              <w:rPr/>
-            </w:pPr>
-            <w:r>
-              <w:rPr>
-                <w:rFonts w:eastAsia="Arial" w:cs="Arial"/>
-                <w:b w:val="false"/>
-                <w:bCs w:val="false"/>
-                <w:color w:val="000000"/>
-                <w:sz w:val="22"/>
-                <w:szCs w:val="22"/>
-              </w:rPr>
-              <w:t>3</w:t>
-            </w:r>
-          </w:p>
-        </w:tc>
-      </w:tr>
-      <w:tr>
-        <w:trPr>
-          <w:cantSplit w:val="true"/>
-        </w:trPr>
-        <w:tc>
-          <w:tcPr>
-            <w:tcW w:w="3300" w:type="dxa"/>
-            <w:tcBorders>
-              <w:top w:val="single" w:sz="4" w:space="0" w:color="000000"/>
-              <w:left w:val="single" w:sz="4" w:space="0" w:color="000000"/>
-              <w:bottom w:val="single" w:sz="4" w:space="0" w:color="000000"/>
-              <w:right w:val="single" w:sz="4" w:space="0" w:color="000000"/>
-            </w:tcBorders>
-            <w:vAlign w:val="center"/>
-          </w:tcPr>
-          <w:p>
-            <w:pPr>
-              <w:pStyle w:val="Normal"/>
-              <w:spacing w:lineRule="exact" w:line="240" w:before="0" w:after="0"/>
-              <w:jc w:val="left"/>
-              <w:rPr/>
-            </w:pPr>
-            <w:r>
-              <w:rPr>
-                <w:rFonts w:eastAsia="Arial" w:cs="Arial"/>
-                <w:b w:val="false"/>
-                <w:bCs w:val="false"/>
-                <w:color w:val="000000"/>
-                <w:sz w:val="22"/>
-                <w:szCs w:val="22"/>
-              </w:rPr>
-              <w:t>Dataset</w:t>
-            </w:r>
-          </w:p>
-        </w:tc>
-        <w:tc>
-          <w:tcPr>
-            <w:tcW w:w="5499" w:type="dxa"/>
-            <w:tcBorders>
-              <w:top w:val="single" w:sz="4" w:space="0" w:color="000000"/>
-              <w:left w:val="single" w:sz="4" w:space="0" w:color="000000"/>
-              <w:bottom w:val="single" w:sz="4" w:space="0" w:color="000000"/>
-              <w:right w:val="single" w:sz="4" w:space="0" w:color="000000"/>
-            </w:tcBorders>
-            <w:vAlign w:val="center"/>
-          </w:tcPr>
-          <w:p>
-            <w:pPr>
-              <w:pStyle w:val="Normal"/>
-              <w:spacing w:lineRule="exact" w:line="240" w:before="0" w:after="0"/>
-              <w:jc w:val="center"/>
-              <w:rPr/>
-            </w:pPr>
-            <w:r>
-              <w:rPr>
-                <w:rFonts w:eastAsia="Arial" w:cs="Arial"/>
-                <w:b w:val="false"/>
-                <w:bCs w:val="false"/>
-                <w:color w:val="000000"/>
-                <w:sz w:val="22"/>
-                <w:szCs w:val="22"/>
-              </w:rPr>
-              <w:t>lakehouse/plata/contratos_procesados.csv</w:t>
-            </w:r>
-          </w:p>
-        </w:tc>
-      </w:tr>
-      <w:tr>
-        <w:trPr>
-          <w:cantSplit w:val="true"/>
-        </w:trPr>
-        <w:tc>
-          <w:tcPr>
-            <w:tcW w:w="3300" w:type="dxa"/>
-            <w:tcBorders>
-              <w:top w:val="single" w:sz="4" w:space="0" w:color="000000"/>
-              <w:left w:val="single" w:sz="4" w:space="0" w:color="000000"/>
-              <w:bottom w:val="single" w:sz="4" w:space="0" w:color="000000"/>
-              <w:right w:val="single" w:sz="4" w:space="0" w:color="000000"/>
-            </w:tcBorders>
-            <w:vAlign w:val="center"/>
-          </w:tcPr>
-          <w:p>
-            <w:pPr>
-              <w:pStyle w:val="Normal"/>
-              <w:spacing w:lineRule="exact" w:line="240" w:before="0" w:after="0"/>
-              <w:jc w:val="left"/>
-              <w:rPr/>
-            </w:pPr>
-            <w:r>
-              <w:rPr>
-                <w:rFonts w:eastAsia="Arial" w:cs="Arial"/>
-                <w:b w:val="false"/>
-                <w:bCs w:val="false"/>
-                <w:color w:val="000000"/>
-                <w:sz w:val="22"/>
-                <w:szCs w:val="22"/>
-              </w:rPr>
-              <w:t>Top-K aciertos sintéticos</w:t>
-            </w:r>
-          </w:p>
-        </w:tc>
-        <w:tc>
-          <w:tcPr>
-            <w:tcW w:w="5499" w:type="dxa"/>
-            <w:tcBorders>
-              <w:top w:val="single" w:sz="4" w:space="0" w:color="000000"/>
-              <w:left w:val="single" w:sz="4" w:space="0" w:color="000000"/>
-              <w:bottom w:val="single" w:sz="4" w:space="0" w:color="000000"/>
-              <w:right w:val="single" w:sz="4" w:space="0" w:color="000000"/>
-            </w:tcBorders>
-            <w:vAlign w:val="center"/>
-          </w:tcPr>
-          <w:p>
-            <w:pPr>
-              <w:pStyle w:val="Normal"/>
-              <w:spacing w:lineRule="exact" w:line="240" w:before="0" w:after="0"/>
-              <w:jc w:val="center"/>
-              <w:rPr/>
-            </w:pPr>
-            <w:r>
-              <w:rPr>
-                <w:rFonts w:eastAsia="Arial" w:cs="Arial"/>
-                <w:b w:val="false"/>
-                <w:bCs w:val="false"/>
-                <w:color w:val="000000"/>
-                <w:sz w:val="22"/>
-                <w:szCs w:val="22"/>
-              </w:rPr>
-              <w:t>4</w:t>
-            </w:r>
-          </w:p>
-        </w:tc>
-      </w:tr>
-      <w:tr>
-        <w:trPr>
-          <w:cantSplit w:val="true"/>
-        </w:trPr>
-        <w:tc>
-          <w:tcPr>
-            <w:tcW w:w="3300" w:type="dxa"/>
-            <w:tcBorders>
-              <w:top w:val="single" w:sz="4" w:space="0" w:color="000000"/>
-              <w:left w:val="single" w:sz="4" w:space="0" w:color="000000"/>
-              <w:bottom w:val="single" w:sz="4" w:space="0" w:color="000000"/>
-              <w:right w:val="single" w:sz="4" w:space="0" w:color="000000"/>
-            </w:tcBorders>
-            <w:vAlign w:val="center"/>
-          </w:tcPr>
-          <w:p>
-            <w:pPr>
-              <w:pStyle w:val="Normal"/>
-              <w:spacing w:lineRule="exact" w:line="240" w:before="0" w:after="0"/>
-              <w:jc w:val="left"/>
-              <w:rPr/>
-            </w:pPr>
-            <w:r>
-              <w:rPr>
-                <w:rFonts w:eastAsia="Arial" w:cs="Arial"/>
-                <w:b w:val="false"/>
-                <w:bCs w:val="false"/>
-                <w:color w:val="000000"/>
-                <w:sz w:val="22"/>
-                <w:szCs w:val="22"/>
-              </w:rPr>
-              <w:t>Señal interpretable - positivos recuperados</w:t>
-            </w:r>
-          </w:p>
-        </w:tc>
-        <w:tc>
-          <w:tcPr>
-            <w:tcW w:w="5499" w:type="dxa"/>
-            <w:tcBorders>
-              <w:top w:val="single" w:sz="4" w:space="0" w:color="000000"/>
-              <w:left w:val="single" w:sz="4" w:space="0" w:color="000000"/>
-              <w:bottom w:val="single" w:sz="4" w:space="0" w:color="000000"/>
-              <w:right w:val="single" w:sz="4" w:space="0" w:color="000000"/>
-            </w:tcBorders>
-            <w:vAlign w:val="center"/>
-          </w:tcPr>
-          <w:p>
-            <w:pPr>
-              <w:pStyle w:val="Normal"/>
-              <w:spacing w:lineRule="exact" w:line="240" w:before="0" w:after="0"/>
-              <w:jc w:val="center"/>
-              <w:rPr/>
-            </w:pPr>
-            <w:r>
-              <w:rPr>
-                <w:rFonts w:eastAsia="Arial" w:cs="Arial"/>
-                <w:b w:val="false"/>
-                <w:bCs w:val="false"/>
-                <w:color w:val="000000"/>
-                <w:sz w:val="22"/>
-                <w:szCs w:val="22"/>
-              </w:rPr>
-              <w:t>24</w:t>
-            </w:r>
-          </w:p>
-        </w:tc>
-      </w:tr>
-      <w:tr>
-        <w:trPr>
-          <w:cantSplit w:val="true"/>
-        </w:trPr>
-        <w:tc>
-          <w:tcPr>
-            <w:tcW w:w="3300" w:type="dxa"/>
-            <w:tcBorders>
-              <w:top w:val="single" w:sz="4" w:space="0" w:color="000000"/>
-              <w:left w:val="single" w:sz="4" w:space="0" w:color="000000"/>
-              <w:bottom w:val="single" w:sz="4" w:space="0" w:color="000000"/>
-              <w:right w:val="single" w:sz="4" w:space="0" w:color="000000"/>
-            </w:tcBorders>
-            <w:vAlign w:val="center"/>
-          </w:tcPr>
-          <w:p>
-            <w:pPr>
-              <w:pStyle w:val="Normal"/>
-              <w:spacing w:lineRule="exact" w:line="240" w:before="0" w:after="0"/>
-              <w:jc w:val="left"/>
-              <w:rPr/>
-            </w:pPr>
-            <w:r>
-              <w:rPr>
-                <w:rFonts w:eastAsia="Arial" w:cs="Arial"/>
-                <w:b w:val="false"/>
-                <w:bCs w:val="false"/>
-                <w:color w:val="000000"/>
-                <w:sz w:val="22"/>
-                <w:szCs w:val="22"/>
-              </w:rPr>
-              <w:t>Advertencia</w:t>
-            </w:r>
-          </w:p>
-        </w:tc>
-        <w:tc>
-          <w:tcPr>
-            <w:tcW w:w="5499" w:type="dxa"/>
-            <w:tcBorders>
-              <w:top w:val="single" w:sz="4" w:space="0" w:color="000000"/>
-              <w:left w:val="single" w:sz="4" w:space="0" w:color="000000"/>
-              <w:bottom w:val="single" w:sz="4" w:space="0" w:color="000000"/>
-              <w:right w:val="single" w:sz="4" w:space="0" w:color="000000"/>
-            </w:tcBorders>
-            <w:vAlign w:val="center"/>
-          </w:tcPr>
-          <w:p>
-            <w:pPr>
-              <w:pStyle w:val="Normal"/>
-              <w:spacing w:lineRule="exact" w:line="240" w:before="0" w:after="0"/>
-              <w:jc w:val="center"/>
-              <w:rPr/>
-            </w:pPr>
-            <w:r>
-              <w:rPr>
-                <w:rFonts w:eastAsia="Arial" w:cs="Arial"/>
-                <w:b w:val="false"/>
-                <w:bCs w:val="false"/>
-                <w:color w:val="000000"/>
-                <w:sz w:val="22"/>
-                <w:szCs w:val="22"/>
-              </w:rPr>
-              <w:t>Sanity check sobre benchmark sintético; la evidencia out-of-sample del KMeans se publica en tuning_fraccionamiento_spark_resumen.json. No estima desempeño productivo.</w:t>
-            </w:r>
-          </w:p>
-        </w:tc>
-      </w:tr>
-    </w:tbl>
-    <w:p>
-      <w:pPr>
-        <w:pStyle w:val="Heading2"/>
-        <w:spacing w:lineRule="exact" w:line="240" w:before="180" w:after="80"/>
-        <w:rPr/>
-      </w:pPr>
-      <w:bookmarkStart w:id="13" w:name="__RefHeading___Toc3652_1103273133"/>
-      <w:bookmarkEnd w:id="13"/>
-      <w:r>
-        <w:rPr>
-          <w:rFonts w:eastAsia="Arial" w:cs="Arial" w:ascii="Arial" w:hAnsi="Arial"/>
-          <w:b/>
-          <w:bCs/>
-          <w:color w:val="000000"/>
-          <w:sz w:val="22"/>
-          <w:szCs w:val="22"/>
-        </w:rPr>
-        <w:t>3.6 Parámetros y configuraciones</w:t>
+        <w:t>4. Actividades Realizadas</w:t>
       </w:r>
     </w:p>
     <w:p>
@@ -4619,7 +4492,7 @@
           <w:sz w:val="22"/>
           <w:szCs w:val="22"/>
         </w:rPr>
-        <w:t>Isolation Forest: n_estimators=100, max_samples=0.8, contamination=0.05.</w:t>
+        <w:t>Evaluación de StandardScaler + KMeans + distancia al centroide.</w:t>
       </w:r>
     </w:p>
     <w:p>
@@ -4639,27 +4512,7 @@
           <w:sz w:val="22"/>
           <w:szCs w:val="22"/>
         </w:rPr>
-        <w:t>Spark KMeans: k=3; features=n_contratos_grupo, max_contratos_ventana_15d, monto_total_ventana_15d, pct_montos_bajo_umbral, monto_total_grupo.</w:t>
-      </w:r>
-    </w:p>
-    <w:p>
-      <w:pPr>
-        <w:pStyle w:val="Heading1"/>
-        <w:spacing w:lineRule="exact" w:line="240" w:before="240" w:after="120"/>
-        <w:rPr/>
-      </w:pPr>
-      <w:bookmarkStart w:id="14" w:name="__RefHeading___Toc3654_1103273133"/>
-      <w:bookmarkEnd w:id="14"/>
-      <w:r>
-        <w:rPr>
-          <w:rFonts w:eastAsia="Arial" w:cs="Arial" w:ascii="Arial" w:hAnsi="Arial"/>
-          <w:b/>
-          <w:bCs/>
-          <w:color w:val="000000"/>
-          <w:sz w:val="22"/>
-          <w:szCs w:val="22"/>
-        </w:rPr>
-        <w:t>4. Actividades Realizadas</w:t>
+        <w:t>Selección de k únicamente sobre desarrollo.</w:t>
       </w:r>
     </w:p>
     <w:p>
@@ -4679,7 +4532,7 @@
           <w:sz w:val="22"/>
           <w:szCs w:val="22"/>
         </w:rPr>
-        <w:t>Separación de holdout final antes del tuning.</w:t>
+        <w:t>Evaluación final en holdout independiente.</w:t>
       </w:r>
     </w:p>
     <w:p>
@@ -4699,7 +4552,65 @@
           <w:sz w:val="22"/>
           <w:szCs w:val="22"/>
         </w:rPr>
-        <w:t>Validaciones repetidas únicamente sobre desarrollo y selección por AUC-PR.</w:t>
+        <w:t>Comparación complementaria con Isolation Forest sin confundir sus métricas con el champion.</w:t>
+      </w:r>
+    </w:p>
+    <w:p>
+      <w:pPr>
+        <w:pStyle w:val="Heading1"/>
+        <w:spacing w:lineRule="exact" w:line="240" w:before="240" w:after="120"/>
+        <w:rPr/>
+      </w:pPr>
+      <w:bookmarkStart w:id="13" w:name="__RefHeading___Toc3624_1096995856"/>
+      <w:bookmarkEnd w:id="13"/>
+      <w:r>
+        <w:rPr>
+          <w:rFonts w:eastAsia="Arial" w:cs="Arial" w:ascii="Arial" w:hAnsi="Arial"/>
+          <w:b/>
+          <w:bCs/>
+          <w:color w:val="000000"/>
+          <w:sz w:val="22"/>
+          <w:szCs w:val="22"/>
+        </w:rPr>
+        <w:t>5. Grado de Cumplimiento del Producto</w:t>
+      </w:r>
+    </w:p>
+    <w:p>
+      <w:pPr>
+        <w:pStyle w:val="Normal"/>
+        <w:keepNext w:val="false"/>
+        <w:spacing w:lineRule="exact" w:line="240" w:before="0" w:after="80"/>
+        <w:jc w:val="both"/>
+        <w:rPr/>
+      </w:pPr>
+      <w:r>
+        <w:rPr>
+          <w:rFonts w:eastAsia="Arial" w:cs="Arial"/>
+          <w:color w:val="000000"/>
+          <w:sz w:val="22"/>
+          <w:szCs w:val="22"/>
+        </w:rPr>
+        <w:t>El modelo KMeans Spark dispone de selección y holdout propios. La calibración con ground truth real y el rendimiento distribuido deben validarse en infraestructura CGR.</w:t>
+      </w:r>
+    </w:p>
+    <w:p>
+      <w:pPr>
+        <w:pStyle w:val="Heading1"/>
+        <w:spacing w:lineRule="exact" w:line="240" w:before="240" w:after="120"/>
+        <w:rPr/>
+      </w:pPr>
+      <w:bookmarkStart w:id="14" w:name="__RefHeading___Toc3626_1096995856"/>
+      <w:bookmarkEnd w:id="14"/>
+      <w:r>
+        <w:rPr>
+          <w:rFonts w:eastAsia="Arial" w:cs="Arial" w:ascii="Arial" w:hAnsi="Arial"/>
+          <w:b/>
+          <w:bCs/>
+          <w:color w:val="000000"/>
+          <w:sz w:val="22"/>
+          <w:szCs w:val="22"/>
+        </w:rPr>
+        <w:t>6. Dificultades y Limitaciones Encontradas</w:t>
       </w:r>
     </w:p>
     <w:p>
@@ -4719,7 +4630,7 @@
           <w:sz w:val="22"/>
           <w:szCs w:val="22"/>
         </w:rPr>
-        <w:t>Implementación de ventanas Spark SQL y KMeans con Spark MLlib.</w:t>
+        <w:t>El desbalance y el número limitado de positivos sintéticos hacen que las métricas sean variables.</w:t>
       </w:r>
     </w:p>
     <w:p>
@@ -4739,7 +4650,7 @@
           <w:sz w:val="22"/>
           <w:szCs w:val="22"/>
         </w:rPr>
-        <w:t>Publicación de ranking Spark y resumen JSON reproducible.</w:t>
+        <w:t>Un score de anomalía prioriza rareza estadística; la interpretación de irregularidad requiere contexto documental y jurídico.</w:t>
       </w:r>
     </w:p>
     <w:p>
@@ -4748,7 +4659,7 @@
         <w:spacing w:lineRule="exact" w:line="240" w:before="240" w:after="120"/>
         <w:rPr/>
       </w:pPr>
-      <w:bookmarkStart w:id="15" w:name="__RefHeading___Toc3656_1103273133"/>
+      <w:bookmarkStart w:id="15" w:name="__RefHeading___Toc3628_1096995856"/>
       <w:bookmarkEnd w:id="15"/>
       <w:r>
         <w:rPr>
@@ -4759,7 +4670,7 @@
           <w:sz w:val="22"/>
           <w:szCs w:val="22"/>
         </w:rPr>
-        <w:t>5. Grado de Cumplimiento del Producto</w:t>
+        <w:t>7. Conclusiones y Recomendaciones</w:t>
       </w:r>
     </w:p>
     <w:p>
@@ -4777,7 +4688,7 @@
           <w:sz w:val="22"/>
           <w:szCs w:val="22"/>
         </w:rPr>
-        <w:t>Selección y desarrollo completados en el PoC, incluida ejecución real con Spark MLlib. El rendimiento distribuido y la calibración sobre ground truth real requieren infraestructura y datos CGR.</w:t>
+        <w:t>KMeans Spark es el modelo operacional de fraccionamiento del PoC. Isolation Forest se conserva como benchmark secundario; la evidencia principal del entregable corresponde al pipeline servido.</w:t>
       </w:r>
     </w:p>
     <w:p>
@@ -4786,7 +4697,7 @@
         <w:spacing w:lineRule="exact" w:line="240" w:before="240" w:after="120"/>
         <w:rPr/>
       </w:pPr>
-      <w:bookmarkStart w:id="16" w:name="__RefHeading___Toc3658_1103273133"/>
+      <w:bookmarkStart w:id="16" w:name="__RefHeading___Toc3630_1096995856"/>
       <w:bookmarkEnd w:id="16"/>
       <w:r>
         <w:rPr>
@@ -4797,7 +4708,7 @@
           <w:sz w:val="22"/>
           <w:szCs w:val="22"/>
         </w:rPr>
-        <w:t>6. Dificultades y Limitaciones Encontradas</w:t>
+        <w:t>8. Anexos</w:t>
       </w:r>
     </w:p>
     <w:p>
@@ -4817,7 +4728,7 @@
           <w:sz w:val="22"/>
           <w:szCs w:val="22"/>
         </w:rPr>
-        <w:t>Solo existen 24 positivos sintéticos y 7 positivos en holdout; recall@K es especialmente inestable.</w:t>
+        <w:t>Repositorio, código y documentación técnica: https://github.com/NoeCalle/cgr-analisis-datos</w:t>
       </w:r>
     </w:p>
     <w:p>
@@ -4837,65 +4748,7 @@
           <w:sz w:val="22"/>
           <w:szCs w:val="22"/>
         </w:rPr>
-        <w:t>La baja AUC-PR y baja precision del detector estadístico muestran que aún hay falsos positivos relevantes.</w:t>
-      </w:r>
-    </w:p>
-    <w:p>
-      <w:pPr>
-        <w:pStyle w:val="Heading1"/>
-        <w:spacing w:lineRule="exact" w:line="240" w:before="240" w:after="120"/>
-        <w:rPr/>
-      </w:pPr>
-      <w:bookmarkStart w:id="17" w:name="__RefHeading___Toc3660_1103273133"/>
-      <w:bookmarkEnd w:id="17"/>
-      <w:r>
-        <w:rPr>
-          <w:rFonts w:eastAsia="Arial" w:cs="Arial" w:ascii="Arial" w:hAnsi="Arial"/>
-          <w:b/>
-          <w:bCs/>
-          <w:color w:val="000000"/>
-          <w:sz w:val="22"/>
-          <w:szCs w:val="22"/>
-        </w:rPr>
-        <w:t>7. Conclusiones y Recomendaciones</w:t>
-      </w:r>
-    </w:p>
-    <w:p>
-      <w:pPr>
-        <w:pStyle w:val="Normal"/>
-        <w:keepNext w:val="false"/>
-        <w:spacing w:lineRule="exact" w:line="240" w:before="0" w:after="80"/>
-        <w:jc w:val="both"/>
-        <w:rPr/>
-      </w:pPr>
-      <w:r>
-        <w:rPr>
-          <w:rFonts w:eastAsia="Arial" w:cs="Arial"/>
-          <w:color w:val="000000"/>
-          <w:sz w:val="22"/>
-          <w:szCs w:val="22"/>
-        </w:rPr>
-        <w:t>El resultado principal es una arquitectura híbrida y honesta: detector no supervisado, clustering Spark y regla interpretable para priorización. Ninguna de estas señales debe convertirse automáticamente en un hallazgo de fraccionamiento.</w:t>
-      </w:r>
-    </w:p>
-    <w:p>
-      <w:pPr>
-        <w:pStyle w:val="Heading1"/>
-        <w:spacing w:lineRule="exact" w:line="240" w:before="240" w:after="120"/>
-        <w:rPr/>
-      </w:pPr>
-      <w:bookmarkStart w:id="18" w:name="__RefHeading___Toc3662_1103273133"/>
-      <w:bookmarkEnd w:id="18"/>
-      <w:r>
-        <w:rPr>
-          <w:rFonts w:eastAsia="Arial" w:cs="Arial" w:ascii="Arial" w:hAnsi="Arial"/>
-          <w:b/>
-          <w:bCs/>
-          <w:color w:val="000000"/>
-          <w:sz w:val="22"/>
-          <w:szCs w:val="22"/>
-        </w:rPr>
-        <w:t>8. Anexos</w:t>
+        <w:t>Fuente machine-readable de cifras documentales: outputs/evidencia_documental.json.</w:t>
       </w:r>
     </w:p>
     <w:p>
@@ -4915,7 +4768,7 @@
           <w:sz w:val="22"/>
           <w:szCs w:val="22"/>
         </w:rPr>
-        <w:t>Repositorio organizado con código, datasets sintéticos, evidencia reproducible y documentación: https://github.com/NoeCalle/cgr-analisis-datos</w:t>
+        <w:t>Trazabilidad: outputs/run_manifest.json, outputs/linaje_datos.csv y outputs/model_registry.json.</w:t>
       </w:r>
     </w:p>
     <w:p>
@@ -4935,7 +4788,7 @@
           <w:sz w:val="22"/>
           <w:szCs w:val="22"/>
         </w:rPr>
-        <w:t>Fuente única de cifras documentales: outputs/evidencia_documental.json.</w:t>
+        <w:t>Arquitectura MLOps: docs/Arquitectura_MLOps.md.</w:t>
       </w:r>
     </w:p>
     <w:p>
@@ -4955,7 +4808,7 @@
           <w:sz w:val="22"/>
           <w:szCs w:val="22"/>
         </w:rPr>
-        <w:t>Trazabilidad de ejecución: outputs/run_manifest.json y outputs/linaje_datos.csv.</w:t>
+        <w:t>Evaluación Spark y performance: docs/Evaluacion_Spark_y_Performance.md.</w:t>
       </w:r>
     </w:p>
     <w:p>
@@ -4964,8 +4817,8 @@
         <w:spacing w:lineRule="auto" w:line="240" w:before="0" w:after="60"/>
         <w:rPr/>
       </w:pPr>
-      <w:bookmarkStart w:id="19" w:name="__RefHeading___Toc3664_1103273133"/>
-      <w:bookmarkEnd w:id="19"/>
+      <w:bookmarkStart w:id="17" w:name="__RefHeading___Toc3632_1096995856"/>
+      <w:bookmarkEnd w:id="17"/>
       <w:r>
         <w:rPr>
           <w:rFonts w:ascii="Arial" w:hAnsi="Arial"/>
@@ -4986,7 +4839,7 @@
         <w:rPr>
           <w:sz w:val="22"/>
         </w:rPr>
-        <w:t>Este anexo cubre el análisis estadístico/exploratorio de pagos, montos contractuales y modalidades y actualiza la descripción de la arquitectura operacional. La evidencia de pagos usa datos sintéticos vinculados a contratos sintéticos; no representa información SIAF real ni determina la legalidad de una modalidad.</w:t>
+        <w:t>Este anexo cubre el análisis estadístico/exploratorio de pagos, montos contractuales y modalidades y documenta la arquitectura operacional asociada. La evidencia de pagos usa datos sintéticos vinculados a contratos sintéticos; no representa información SIAF real ni determina la legalidad de una modalidad.</w:t>
       </w:r>
     </w:p>
     <w:p>
@@ -4995,8 +4848,8 @@
         <w:spacing w:lineRule="auto" w:line="240" w:before="0" w:after="60"/>
         <w:rPr/>
       </w:pPr>
-      <w:bookmarkStart w:id="20" w:name="__RefHeading___Toc3666_1103273133"/>
-      <w:bookmarkEnd w:id="20"/>
+      <w:bookmarkStart w:id="18" w:name="__RefHeading___Toc3634_1096995856"/>
+      <w:bookmarkEnd w:id="18"/>
       <w:r>
         <w:rPr>
           <w:rFonts w:ascii="Arial" w:hAnsi="Arial"/>
@@ -5559,8 +5412,8 @@
         <w:spacing w:lineRule="auto" w:line="240" w:before="0" w:after="60"/>
         <w:rPr/>
       </w:pPr>
-      <w:bookmarkStart w:id="21" w:name="__RefHeading___Toc3668_1103273133"/>
-      <w:bookmarkEnd w:id="21"/>
+      <w:bookmarkStart w:id="19" w:name="__RefHeading___Toc3636_1096995856"/>
+      <w:bookmarkEnd w:id="19"/>
       <w:r>
         <w:rPr>
           <w:rFonts w:ascii="Arial" w:hAnsi="Arial"/>
@@ -5624,8 +5477,8 @@
         <w:spacing w:lineRule="auto" w:line="240" w:before="0" w:after="60"/>
         <w:rPr/>
       </w:pPr>
-      <w:bookmarkStart w:id="22" w:name="__RefHeading___Toc3670_1103273133"/>
-      <w:bookmarkEnd w:id="22"/>
+      <w:bookmarkStart w:id="20" w:name="__RefHeading___Toc3638_1096995856"/>
+      <w:bookmarkEnd w:id="20"/>
       <w:r>
         <w:rPr>
           <w:rFonts w:ascii="Arial" w:hAnsi="Arial"/>
@@ -5689,8 +5542,8 @@
         <w:spacing w:lineRule="auto" w:line="240" w:before="0" w:after="60"/>
         <w:rPr/>
       </w:pPr>
-      <w:bookmarkStart w:id="23" w:name="__RefHeading___Toc3672_1103273133"/>
-      <w:bookmarkEnd w:id="23"/>
+      <w:bookmarkStart w:id="21" w:name="__RefHeading___Toc3640_1096995856"/>
+      <w:bookmarkEnd w:id="21"/>
       <w:r>
         <w:rPr>
           <w:rFonts w:ascii="Arial" w:hAnsi="Arial"/>
@@ -5711,7 +5564,7 @@
         <w:rPr>
           <w:sz w:val="22"/>
         </w:rPr>
-        <w:t>La evidencia histórica de modelado Spark se conserva en modo local[*] para reproducibilidad. En paralelo, la ruta operacional TRAIN/INFERENCE admite un master Spark configurable. Cuando source.type=spark_sql, el conector devuelve un Spark DataFrame y el mapping, validación, preprocesamiento, feature engineering y MLlib permanecen en Spark sin toPandas(). Las medianas por objeto aprendidas en TRAIN se persisten como Parquet distribuido y los rankings de INFERENCE se escriben también como Parquet distribuido.</w:t>
+        <w:t>TRAIN/INFERENCE admiten un master Spark configurable. Cuando source.type=spark_sql, el conector devuelve un Spark DataFrame y el mapping, validación, preprocesamiento, feature engineering y MLlib permanecen en Spark sin toPandas(). Las medianas por objeto aprendidas en TRAIN se persisten como Parquet distribuido y los rankings de INFERENCE se escriben también como Parquet distribuido.</w:t>
       </w:r>
     </w:p>
     <w:p>
@@ -5725,7 +5578,7 @@
         <w:rPr>
           <w:sz w:val="22"/>
         </w:rPr>
-        <w:t>Esta capacidad elimina el cuello de botella pandas del adaptador Spark anterior, pero no sustituye las pruebas de carga, particionamiento, seguridad, rendimiento y robustez que deben ejecutarse con el clúster y volumen institucionales reales.</w:t>
+        <w:t>Esta frontera mantiene el corpus contractual distribuido y evita materializarlo en pandas o en la memoria del driver. No sustituye las pruebas de carga, particionamiento, seguridad, rendimiento y robustez que deben ejecutarse con el clúster y volumen institucionales reales.</w:t>
       </w:r>
     </w:p>
     <w:p>
@@ -5734,8 +5587,8 @@
         <w:spacing w:lineRule="auto" w:line="240" w:before="0" w:after="60"/>
         <w:rPr/>
       </w:pPr>
-      <w:bookmarkStart w:id="24" w:name="__RefHeading___Toc3674_1103273133"/>
-      <w:bookmarkEnd w:id="24"/>
+      <w:bookmarkStart w:id="22" w:name="__RefHeading___Toc3642_1096995856"/>
+      <w:bookmarkEnd w:id="22"/>
       <w:r>
         <w:rPr>
           <w:rFonts w:ascii="Arial" w:hAnsi="Arial"/>
@@ -5765,8 +5618,8 @@
         <w:spacing w:lineRule="exact" w:line="240" w:before="240" w:after="120"/>
         <w:rPr/>
       </w:pPr>
-      <w:bookmarkStart w:id="25" w:name="__RefHeading___Toc3676_1103273133"/>
-      <w:bookmarkEnd w:id="25"/>
+      <w:bookmarkStart w:id="23" w:name="__RefHeading___Toc3644_1096995856"/>
+      <w:bookmarkEnd w:id="23"/>
       <w:r>
         <w:rPr>
           <w:rFonts w:eastAsia="Arial" w:cs="Arial" w:ascii="Arial" w:hAnsi="Arial"/>
@@ -6045,7 +5898,7 @@
     </w:r>
     <w:r>
       <w:rPr/>
-      <w:t>7</w:t>
+      <w:t>8</w:t>
     </w:r>
     <w:r>
       <w:rPr/>
@@ -6077,7 +5930,7 @@
         <w:sz w:val="22"/>
         <w:szCs w:val="22"/>
       </w:rPr>
-      <w:t>Selección del Algoritmo y Desarrollo del Modelo para Detección de Fraccionamiento</w:t>
+      <w:t>Selección del Algoritmo y Modelo para Detección de Posible Fraccionamiento</w:t>
     </w:r>
   </w:p>
 </w:hdr>

--- a/reporte/productos_formales/Producto_06_Modelo_Fraccionamiento.docx
+++ b/reporte/productos_formales/Producto_06_Modelo_Fraccionamiento.docx
@@ -262,7 +262,7 @@
         <w:spacing w:lineRule="exact" w:line="240" w:before="240" w:after="120"/>
         <w:rPr/>
       </w:pPr>
-      <w:bookmarkStart w:id="0" w:name="__RefHeading___Toc3598_1096995856"/>
+      <w:bookmarkStart w:id="0" w:name="__RefHeading___Toc3598_4075509268"/>
       <w:bookmarkEnd w:id="0"/>
       <w:r>
         <w:rPr>
@@ -369,7 +369,7 @@
             </w:rPr>
             <w:fldChar w:fldCharType="separate"/>
           </w:r>
-          <w:hyperlink w:anchor="__RefHeading___Toc3598_1096995856">
+          <w:hyperlink w:anchor="__RefHeading___Toc3598_4075509268">
             <w:r>
               <w:rPr>
                 <w:rStyle w:val="IndexLink"/>
@@ -389,7 +389,7 @@
             </w:tabs>
             <w:rPr/>
           </w:pPr>
-          <w:hyperlink w:anchor="__RefHeading___Toc3600_1096995856">
+          <w:hyperlink w:anchor="__RefHeading___Toc3600_4075509268">
             <w:r>
               <w:rPr>
                 <w:rStyle w:val="IndexLink"/>
@@ -409,7 +409,7 @@
             </w:tabs>
             <w:rPr/>
           </w:pPr>
-          <w:hyperlink w:anchor="__RefHeading___Toc3602_1096995856">
+          <w:hyperlink w:anchor="__RefHeading___Toc3602_4075509268">
             <w:r>
               <w:rPr>
                 <w:rStyle w:val="IndexLink"/>
@@ -429,7 +429,7 @@
             </w:tabs>
             <w:rPr/>
           </w:pPr>
-          <w:hyperlink w:anchor="__RefHeading___Toc3604_1096995856">
+          <w:hyperlink w:anchor="__RefHeading___Toc3604_4075509268">
             <w:r>
               <w:rPr>
                 <w:rStyle w:val="IndexLink"/>
@@ -449,7 +449,7 @@
             </w:tabs>
             <w:rPr/>
           </w:pPr>
-          <w:hyperlink w:anchor="__RefHeading___Toc3606_1096995856">
+          <w:hyperlink w:anchor="__RefHeading___Toc3606_4075509268">
             <w:r>
               <w:rPr>
                 <w:rStyle w:val="IndexLink"/>
@@ -469,7 +469,7 @@
             </w:tabs>
             <w:rPr/>
           </w:pPr>
-          <w:hyperlink w:anchor="__RefHeading___Toc3608_1096995856">
+          <w:hyperlink w:anchor="__RefHeading___Toc3608_4075509268">
             <w:r>
               <w:rPr>
                 <w:rStyle w:val="IndexLink"/>
@@ -489,7 +489,7 @@
             </w:tabs>
             <w:rPr/>
           </w:pPr>
-          <w:hyperlink w:anchor="__RefHeading___Toc3610_1096995856">
+          <w:hyperlink w:anchor="__RefHeading___Toc3610_4075509268">
             <w:r>
               <w:rPr>
                 <w:rStyle w:val="IndexLink"/>
@@ -509,7 +509,7 @@
             </w:tabs>
             <w:rPr/>
           </w:pPr>
-          <w:hyperlink w:anchor="__RefHeading___Toc3612_1096995856">
+          <w:hyperlink w:anchor="__RefHeading___Toc3612_4075509268">
             <w:r>
               <w:rPr>
                 <w:rStyle w:val="IndexLink"/>
@@ -529,7 +529,7 @@
             </w:tabs>
             <w:rPr/>
           </w:pPr>
-          <w:hyperlink w:anchor="__RefHeading___Toc3614_1096995856">
+          <w:hyperlink w:anchor="__RefHeading___Toc3614_4075509268">
             <w:r>
               <w:rPr>
                 <w:rStyle w:val="IndexLink"/>
@@ -549,7 +549,7 @@
             </w:tabs>
             <w:rPr/>
           </w:pPr>
-          <w:hyperlink w:anchor="__RefHeading___Toc3616_1096995856">
+          <w:hyperlink w:anchor="__RefHeading___Toc3616_4075509268">
             <w:r>
               <w:rPr>
                 <w:rStyle w:val="IndexLink"/>
@@ -569,7 +569,7 @@
             </w:tabs>
             <w:rPr/>
           </w:pPr>
-          <w:hyperlink w:anchor="__RefHeading___Toc3618_1096995856">
+          <w:hyperlink w:anchor="__RefHeading___Toc3618_4075509268">
             <w:r>
               <w:rPr>
                 <w:rStyle w:val="IndexLink"/>
@@ -589,7 +589,7 @@
             </w:tabs>
             <w:rPr/>
           </w:pPr>
-          <w:hyperlink w:anchor="__RefHeading___Toc3620_1096995856">
+          <w:hyperlink w:anchor="__RefHeading___Toc3620_4075509268">
             <w:r>
               <w:rPr>
                 <w:rStyle w:val="IndexLink"/>
@@ -609,7 +609,7 @@
             </w:tabs>
             <w:rPr/>
           </w:pPr>
-          <w:hyperlink w:anchor="__RefHeading___Toc3622_1096995856">
+          <w:hyperlink w:anchor="__RefHeading___Toc3622_4075509268">
             <w:r>
               <w:rPr>
                 <w:rStyle w:val="IndexLink"/>
@@ -629,7 +629,7 @@
             </w:tabs>
             <w:rPr/>
           </w:pPr>
-          <w:hyperlink w:anchor="__RefHeading___Toc3624_1096995856">
+          <w:hyperlink w:anchor="__RefHeading___Toc3624_4075509268">
             <w:r>
               <w:rPr>
                 <w:rStyle w:val="IndexLink"/>
@@ -649,7 +649,7 @@
             </w:tabs>
             <w:rPr/>
           </w:pPr>
-          <w:hyperlink w:anchor="__RefHeading___Toc3626_1096995856">
+          <w:hyperlink w:anchor="__RefHeading___Toc3626_4075509268">
             <w:r>
               <w:rPr>
                 <w:rStyle w:val="IndexLink"/>
@@ -669,7 +669,7 @@
             </w:tabs>
             <w:rPr/>
           </w:pPr>
-          <w:hyperlink w:anchor="__RefHeading___Toc3628_1096995856">
+          <w:hyperlink w:anchor="__RefHeading___Toc3628_4075509268">
             <w:r>
               <w:rPr>
                 <w:rStyle w:val="IndexLink"/>
@@ -689,7 +689,7 @@
             </w:tabs>
             <w:rPr/>
           </w:pPr>
-          <w:hyperlink w:anchor="__RefHeading___Toc3630_1096995856">
+          <w:hyperlink w:anchor="__RefHeading___Toc3630_4075509268">
             <w:r>
               <w:rPr>
                 <w:rStyle w:val="IndexLink"/>
@@ -709,7 +709,7 @@
             </w:tabs>
             <w:rPr/>
           </w:pPr>
-          <w:hyperlink w:anchor="__RefHeading___Toc3632_1096995856">
+          <w:hyperlink w:anchor="__RefHeading___Toc3632_4075509268">
             <w:r>
               <w:rPr>
                 <w:rStyle w:val="IndexLink"/>
@@ -729,7 +729,7 @@
             </w:tabs>
             <w:rPr/>
           </w:pPr>
-          <w:hyperlink w:anchor="__RefHeading___Toc3634_1096995856">
+          <w:hyperlink w:anchor="__RefHeading___Toc3634_4075509268">
             <w:r>
               <w:rPr>
                 <w:rStyle w:val="IndexLink"/>
@@ -749,7 +749,7 @@
             </w:tabs>
             <w:rPr/>
           </w:pPr>
-          <w:hyperlink w:anchor="__RefHeading___Toc3636_1096995856">
+          <w:hyperlink w:anchor="__RefHeading___Toc3636_4075509268">
             <w:r>
               <w:rPr>
                 <w:rStyle w:val="IndexLink"/>
@@ -769,7 +769,7 @@
             </w:tabs>
             <w:rPr/>
           </w:pPr>
-          <w:hyperlink w:anchor="__RefHeading___Toc3638_1096995856">
+          <w:hyperlink w:anchor="__RefHeading___Toc3638_4075509268">
             <w:r>
               <w:rPr>
                 <w:rStyle w:val="IndexLink"/>
@@ -789,7 +789,7 @@
             </w:tabs>
             <w:rPr/>
           </w:pPr>
-          <w:hyperlink w:anchor="__RefHeading___Toc3640_1096995856">
+          <w:hyperlink w:anchor="__RefHeading___Toc3640_4075509268">
             <w:r>
               <w:rPr>
                 <w:rStyle w:val="IndexLink"/>
@@ -809,7 +809,7 @@
             </w:tabs>
             <w:rPr/>
           </w:pPr>
-          <w:hyperlink w:anchor="__RefHeading___Toc3642_1096995856">
+          <w:hyperlink w:anchor="__RefHeading___Toc3642_4075509268">
             <w:r>
               <w:rPr>
                 <w:rStyle w:val="IndexLink"/>
@@ -829,7 +829,7 @@
             </w:tabs>
             <w:rPr/>
           </w:pPr>
-          <w:hyperlink w:anchor="__RefHeading___Toc3644_1096995856">
+          <w:hyperlink w:anchor="__RefHeading___Toc3644_4075509268">
             <w:r>
               <w:rPr>
                 <w:rStyle w:val="IndexLink"/>
@@ -869,7 +869,7 @@
         <w:spacing w:lineRule="exact" w:line="240" w:before="240" w:after="120"/>
         <w:rPr/>
       </w:pPr>
-      <w:bookmarkStart w:id="1" w:name="__RefHeading___Toc3600_1096995856"/>
+      <w:bookmarkStart w:id="1" w:name="__RefHeading___Toc3600_4075509268"/>
       <w:bookmarkEnd w:id="1"/>
       <w:r>
         <w:rPr>
@@ -925,7 +925,7 @@
         <w:spacing w:lineRule="exact" w:line="240" w:before="240" w:after="120"/>
         <w:rPr/>
       </w:pPr>
-      <w:bookmarkStart w:id="2" w:name="__RefHeading___Toc3602_1096995856"/>
+      <w:bookmarkStart w:id="2" w:name="__RefHeading___Toc3602_4075509268"/>
       <w:bookmarkEnd w:id="2"/>
       <w:r>
         <w:rPr>
@@ -963,7 +963,7 @@
         <w:spacing w:lineRule="exact" w:line="240" w:before="240" w:after="120"/>
         <w:rPr/>
       </w:pPr>
-      <w:bookmarkStart w:id="3" w:name="__RefHeading___Toc3604_1096995856"/>
+      <w:bookmarkStart w:id="3" w:name="__RefHeading___Toc3604_4075509268"/>
       <w:bookmarkEnd w:id="3"/>
       <w:r>
         <w:rPr>
@@ -2277,7 +2277,7 @@
         <w:spacing w:lineRule="exact" w:line="240" w:before="240" w:after="120"/>
         <w:rPr/>
       </w:pPr>
-      <w:bookmarkStart w:id="4" w:name="__RefHeading___Toc3606_1096995856"/>
+      <w:bookmarkStart w:id="4" w:name="__RefHeading___Toc3606_4075509268"/>
       <w:bookmarkEnd w:id="4"/>
       <w:r>
         <w:rPr>
@@ -2854,7 +2854,7 @@
         <w:spacing w:lineRule="exact" w:line="240" w:before="240" w:after="120"/>
         <w:rPr/>
       </w:pPr>
-      <w:bookmarkStart w:id="5" w:name="__RefHeading___Toc3608_1096995856"/>
+      <w:bookmarkStart w:id="5" w:name="__RefHeading___Toc3608_4075509268"/>
       <w:bookmarkEnd w:id="5"/>
       <w:r>
         <w:rPr>
@@ -2892,7 +2892,7 @@
         <w:spacing w:lineRule="exact" w:line="240" w:before="240" w:after="120"/>
         <w:rPr/>
       </w:pPr>
-      <w:bookmarkStart w:id="6" w:name="__RefHeading___Toc3610_1096995856"/>
+      <w:bookmarkStart w:id="6" w:name="__RefHeading___Toc3610_4075509268"/>
       <w:bookmarkEnd w:id="6"/>
       <w:r>
         <w:rPr>
@@ -2930,7 +2930,7 @@
         <w:spacing w:lineRule="exact" w:line="240" w:before="240" w:after="120"/>
         <w:rPr/>
       </w:pPr>
-      <w:bookmarkStart w:id="7" w:name="__RefHeading___Toc3612_1096995856"/>
+      <w:bookmarkStart w:id="7" w:name="__RefHeading___Toc3612_4075509268"/>
       <w:bookmarkEnd w:id="7"/>
       <w:r>
         <w:rPr>
@@ -2950,7 +2950,7 @@
         <w:spacing w:lineRule="exact" w:line="240" w:before="180" w:after="80"/>
         <w:rPr/>
       </w:pPr>
-      <w:bookmarkStart w:id="8" w:name="__RefHeading___Toc3614_1096995856"/>
+      <w:bookmarkStart w:id="8" w:name="__RefHeading___Toc3614_4075509268"/>
       <w:bookmarkEnd w:id="8"/>
       <w:r>
         <w:rPr>
@@ -2988,7 +2988,7 @@
         <w:spacing w:lineRule="exact" w:line="240" w:before="180" w:after="80"/>
         <w:rPr/>
       </w:pPr>
-      <w:bookmarkStart w:id="9" w:name="__RefHeading___Toc3616_1096995856"/>
+      <w:bookmarkStart w:id="9" w:name="__RefHeading___Toc3616_4075509268"/>
       <w:bookmarkEnd w:id="9"/>
       <w:r>
         <w:rPr>
@@ -3871,7 +3871,7 @@
         <w:spacing w:lineRule="exact" w:line="240" w:before="180" w:after="80"/>
         <w:rPr/>
       </w:pPr>
-      <w:bookmarkStart w:id="10" w:name="__RefHeading___Toc3618_1096995856"/>
+      <w:bookmarkStart w:id="10" w:name="__RefHeading___Toc3618_4075509268"/>
       <w:bookmarkEnd w:id="10"/>
       <w:r>
         <w:rPr>
@@ -3998,7 +3998,7 @@
         <w:spacing w:lineRule="exact" w:line="240" w:before="180" w:after="80"/>
         <w:rPr/>
       </w:pPr>
-      <w:bookmarkStart w:id="11" w:name="__RefHeading___Toc3620_1096995856"/>
+      <w:bookmarkStart w:id="11" w:name="__RefHeading___Toc3620_4075509268"/>
       <w:bookmarkEnd w:id="11"/>
       <w:r>
         <w:rPr>
@@ -4461,7 +4461,7 @@
         <w:spacing w:lineRule="exact" w:line="240" w:before="240" w:after="120"/>
         <w:rPr/>
       </w:pPr>
-      <w:bookmarkStart w:id="12" w:name="__RefHeading___Toc3622_1096995856"/>
+      <w:bookmarkStart w:id="12" w:name="__RefHeading___Toc3622_4075509268"/>
       <w:bookmarkEnd w:id="12"/>
       <w:r>
         <w:rPr>
@@ -4561,7 +4561,7 @@
         <w:spacing w:lineRule="exact" w:line="240" w:before="240" w:after="120"/>
         <w:rPr/>
       </w:pPr>
-      <w:bookmarkStart w:id="13" w:name="__RefHeading___Toc3624_1096995856"/>
+      <w:bookmarkStart w:id="13" w:name="__RefHeading___Toc3624_4075509268"/>
       <w:bookmarkEnd w:id="13"/>
       <w:r>
         <w:rPr>
@@ -4599,7 +4599,7 @@
         <w:spacing w:lineRule="exact" w:line="240" w:before="240" w:after="120"/>
         <w:rPr/>
       </w:pPr>
-      <w:bookmarkStart w:id="14" w:name="__RefHeading___Toc3626_1096995856"/>
+      <w:bookmarkStart w:id="14" w:name="__RefHeading___Toc3626_4075509268"/>
       <w:bookmarkEnd w:id="14"/>
       <w:r>
         <w:rPr>
@@ -4659,7 +4659,7 @@
         <w:spacing w:lineRule="exact" w:line="240" w:before="240" w:after="120"/>
         <w:rPr/>
       </w:pPr>
-      <w:bookmarkStart w:id="15" w:name="__RefHeading___Toc3628_1096995856"/>
+      <w:bookmarkStart w:id="15" w:name="__RefHeading___Toc3628_4075509268"/>
       <w:bookmarkEnd w:id="15"/>
       <w:r>
         <w:rPr>
@@ -4697,7 +4697,7 @@
         <w:spacing w:lineRule="exact" w:line="240" w:before="240" w:after="120"/>
         <w:rPr/>
       </w:pPr>
-      <w:bookmarkStart w:id="16" w:name="__RefHeading___Toc3630_1096995856"/>
+      <w:bookmarkStart w:id="16" w:name="__RefHeading___Toc3630_4075509268"/>
       <w:bookmarkEnd w:id="16"/>
       <w:r>
         <w:rPr>
@@ -4817,7 +4817,7 @@
         <w:spacing w:lineRule="auto" w:line="240" w:before="0" w:after="60"/>
         <w:rPr/>
       </w:pPr>
-      <w:bookmarkStart w:id="17" w:name="__RefHeading___Toc3632_1096995856"/>
+      <w:bookmarkStart w:id="17" w:name="__RefHeading___Toc3632_4075509268"/>
       <w:bookmarkEnd w:id="17"/>
       <w:r>
         <w:rPr>
@@ -4848,7 +4848,7 @@
         <w:spacing w:lineRule="auto" w:line="240" w:before="0" w:after="60"/>
         <w:rPr/>
       </w:pPr>
-      <w:bookmarkStart w:id="18" w:name="__RefHeading___Toc3634_1096995856"/>
+      <w:bookmarkStart w:id="18" w:name="__RefHeading___Toc3634_4075509268"/>
       <w:bookmarkEnd w:id="18"/>
       <w:r>
         <w:rPr>
@@ -5412,7 +5412,7 @@
         <w:spacing w:lineRule="auto" w:line="240" w:before="0" w:after="60"/>
         <w:rPr/>
       </w:pPr>
-      <w:bookmarkStart w:id="19" w:name="__RefHeading___Toc3636_1096995856"/>
+      <w:bookmarkStart w:id="19" w:name="__RefHeading___Toc3636_4075509268"/>
       <w:bookmarkEnd w:id="19"/>
       <w:r>
         <w:rPr>
@@ -5477,7 +5477,7 @@
         <w:spacing w:lineRule="auto" w:line="240" w:before="0" w:after="60"/>
         <w:rPr/>
       </w:pPr>
-      <w:bookmarkStart w:id="20" w:name="__RefHeading___Toc3638_1096995856"/>
+      <w:bookmarkStart w:id="20" w:name="__RefHeading___Toc3638_4075509268"/>
       <w:bookmarkEnd w:id="20"/>
       <w:r>
         <w:rPr>
@@ -5542,7 +5542,7 @@
         <w:spacing w:lineRule="auto" w:line="240" w:before="0" w:after="60"/>
         <w:rPr/>
       </w:pPr>
-      <w:bookmarkStart w:id="21" w:name="__RefHeading___Toc3640_1096995856"/>
+      <w:bookmarkStart w:id="21" w:name="__RefHeading___Toc3640_4075509268"/>
       <w:bookmarkEnd w:id="21"/>
       <w:r>
         <w:rPr>
@@ -5587,7 +5587,7 @@
         <w:spacing w:lineRule="auto" w:line="240" w:before="0" w:after="60"/>
         <w:rPr/>
       </w:pPr>
-      <w:bookmarkStart w:id="22" w:name="__RefHeading___Toc3642_1096995856"/>
+      <w:bookmarkStart w:id="22" w:name="__RefHeading___Toc3642_4075509268"/>
       <w:bookmarkEnd w:id="22"/>
       <w:r>
         <w:rPr>
@@ -5618,7 +5618,7 @@
         <w:spacing w:lineRule="exact" w:line="240" w:before="240" w:after="120"/>
         <w:rPr/>
       </w:pPr>
-      <w:bookmarkStart w:id="23" w:name="__RefHeading___Toc3644_1096995856"/>
+      <w:bookmarkStart w:id="23" w:name="__RefHeading___Toc3644_4075509268"/>
       <w:bookmarkEnd w:id="23"/>
       <w:r>
         <w:rPr>

--- a/reporte/productos_formales/Producto_06_Modelo_Fraccionamiento.docx
+++ b/reporte/productos_formales/Producto_06_Modelo_Fraccionamiento.docx
@@ -262,7 +262,7 @@
         <w:spacing w:lineRule="exact" w:line="240" w:before="240" w:after="120"/>
         <w:rPr/>
       </w:pPr>
-      <w:bookmarkStart w:id="0" w:name="__RefHeading___Toc3598_4075509268"/>
+      <w:bookmarkStart w:id="0" w:name="__RefHeading___Toc3598_4038105535"/>
       <w:bookmarkEnd w:id="0"/>
       <w:r>
         <w:rPr>
@@ -369,7 +369,7 @@
             </w:rPr>
             <w:fldChar w:fldCharType="separate"/>
           </w:r>
-          <w:hyperlink w:anchor="__RefHeading___Toc3598_4075509268">
+          <w:hyperlink w:anchor="__RefHeading___Toc3598_4038105535">
             <w:r>
               <w:rPr>
                 <w:rStyle w:val="IndexLink"/>
@@ -389,7 +389,7 @@
             </w:tabs>
             <w:rPr/>
           </w:pPr>
-          <w:hyperlink w:anchor="__RefHeading___Toc3600_4075509268">
+          <w:hyperlink w:anchor="__RefHeading___Toc3600_4038105535">
             <w:r>
               <w:rPr>
                 <w:rStyle w:val="IndexLink"/>
@@ -409,7 +409,7 @@
             </w:tabs>
             <w:rPr/>
           </w:pPr>
-          <w:hyperlink w:anchor="__RefHeading___Toc3602_4075509268">
+          <w:hyperlink w:anchor="__RefHeading___Toc3602_4038105535">
             <w:r>
               <w:rPr>
                 <w:rStyle w:val="IndexLink"/>
@@ -429,7 +429,7 @@
             </w:tabs>
             <w:rPr/>
           </w:pPr>
-          <w:hyperlink w:anchor="__RefHeading___Toc3604_4075509268">
+          <w:hyperlink w:anchor="__RefHeading___Toc3604_4038105535">
             <w:r>
               <w:rPr>
                 <w:rStyle w:val="IndexLink"/>
@@ -449,7 +449,7 @@
             </w:tabs>
             <w:rPr/>
           </w:pPr>
-          <w:hyperlink w:anchor="__RefHeading___Toc3606_4075509268">
+          <w:hyperlink w:anchor="__RefHeading___Toc3606_4038105535">
             <w:r>
               <w:rPr>
                 <w:rStyle w:val="IndexLink"/>
@@ -469,7 +469,7 @@
             </w:tabs>
             <w:rPr/>
           </w:pPr>
-          <w:hyperlink w:anchor="__RefHeading___Toc3608_4075509268">
+          <w:hyperlink w:anchor="__RefHeading___Toc3608_4038105535">
             <w:r>
               <w:rPr>
                 <w:rStyle w:val="IndexLink"/>
@@ -489,7 +489,7 @@
             </w:tabs>
             <w:rPr/>
           </w:pPr>
-          <w:hyperlink w:anchor="__RefHeading___Toc3610_4075509268">
+          <w:hyperlink w:anchor="__RefHeading___Toc3610_4038105535">
             <w:r>
               <w:rPr>
                 <w:rStyle w:val="IndexLink"/>
@@ -509,7 +509,7 @@
             </w:tabs>
             <w:rPr/>
           </w:pPr>
-          <w:hyperlink w:anchor="__RefHeading___Toc3612_4075509268">
+          <w:hyperlink w:anchor="__RefHeading___Toc3612_4038105535">
             <w:r>
               <w:rPr>
                 <w:rStyle w:val="IndexLink"/>
@@ -529,7 +529,7 @@
             </w:tabs>
             <w:rPr/>
           </w:pPr>
-          <w:hyperlink w:anchor="__RefHeading___Toc3614_4075509268">
+          <w:hyperlink w:anchor="__RefHeading___Toc3614_4038105535">
             <w:r>
               <w:rPr>
                 <w:rStyle w:val="IndexLink"/>
@@ -549,7 +549,7 @@
             </w:tabs>
             <w:rPr/>
           </w:pPr>
-          <w:hyperlink w:anchor="__RefHeading___Toc3616_4075509268">
+          <w:hyperlink w:anchor="__RefHeading___Toc3616_4038105535">
             <w:r>
               <w:rPr>
                 <w:rStyle w:val="IndexLink"/>
@@ -569,7 +569,7 @@
             </w:tabs>
             <w:rPr/>
           </w:pPr>
-          <w:hyperlink w:anchor="__RefHeading___Toc3618_4075509268">
+          <w:hyperlink w:anchor="__RefHeading___Toc3618_4038105535">
             <w:r>
               <w:rPr>
                 <w:rStyle w:val="IndexLink"/>
@@ -589,7 +589,7 @@
             </w:tabs>
             <w:rPr/>
           </w:pPr>
-          <w:hyperlink w:anchor="__RefHeading___Toc3620_4075509268">
+          <w:hyperlink w:anchor="__RefHeading___Toc3620_4038105535">
             <w:r>
               <w:rPr>
                 <w:rStyle w:val="IndexLink"/>
@@ -609,7 +609,7 @@
             </w:tabs>
             <w:rPr/>
           </w:pPr>
-          <w:hyperlink w:anchor="__RefHeading___Toc3622_4075509268">
+          <w:hyperlink w:anchor="__RefHeading___Toc3622_4038105535">
             <w:r>
               <w:rPr>
                 <w:rStyle w:val="IndexLink"/>
@@ -629,7 +629,7 @@
             </w:tabs>
             <w:rPr/>
           </w:pPr>
-          <w:hyperlink w:anchor="__RefHeading___Toc3624_4075509268">
+          <w:hyperlink w:anchor="__RefHeading___Toc3624_4038105535">
             <w:r>
               <w:rPr>
                 <w:rStyle w:val="IndexLink"/>
@@ -649,7 +649,7 @@
             </w:tabs>
             <w:rPr/>
           </w:pPr>
-          <w:hyperlink w:anchor="__RefHeading___Toc3626_4075509268">
+          <w:hyperlink w:anchor="__RefHeading___Toc3626_4038105535">
             <w:r>
               <w:rPr>
                 <w:rStyle w:val="IndexLink"/>
@@ -669,7 +669,7 @@
             </w:tabs>
             <w:rPr/>
           </w:pPr>
-          <w:hyperlink w:anchor="__RefHeading___Toc3628_4075509268">
+          <w:hyperlink w:anchor="__RefHeading___Toc3628_4038105535">
             <w:r>
               <w:rPr>
                 <w:rStyle w:val="IndexLink"/>
@@ -689,7 +689,7 @@
             </w:tabs>
             <w:rPr/>
           </w:pPr>
-          <w:hyperlink w:anchor="__RefHeading___Toc3630_4075509268">
+          <w:hyperlink w:anchor="__RefHeading___Toc3630_4038105535">
             <w:r>
               <w:rPr>
                 <w:rStyle w:val="IndexLink"/>
@@ -709,7 +709,7 @@
             </w:tabs>
             <w:rPr/>
           </w:pPr>
-          <w:hyperlink w:anchor="__RefHeading___Toc3632_4075509268">
+          <w:hyperlink w:anchor="__RefHeading___Toc3632_4038105535">
             <w:r>
               <w:rPr>
                 <w:rStyle w:val="IndexLink"/>
@@ -729,7 +729,7 @@
             </w:tabs>
             <w:rPr/>
           </w:pPr>
-          <w:hyperlink w:anchor="__RefHeading___Toc3634_4075509268">
+          <w:hyperlink w:anchor="__RefHeading___Toc3634_4038105535">
             <w:r>
               <w:rPr>
                 <w:rStyle w:val="IndexLink"/>
@@ -749,7 +749,7 @@
             </w:tabs>
             <w:rPr/>
           </w:pPr>
-          <w:hyperlink w:anchor="__RefHeading___Toc3636_4075509268">
+          <w:hyperlink w:anchor="__RefHeading___Toc3636_4038105535">
             <w:r>
               <w:rPr>
                 <w:rStyle w:val="IndexLink"/>
@@ -769,7 +769,7 @@
             </w:tabs>
             <w:rPr/>
           </w:pPr>
-          <w:hyperlink w:anchor="__RefHeading___Toc3638_4075509268">
+          <w:hyperlink w:anchor="__RefHeading___Toc3638_4038105535">
             <w:r>
               <w:rPr>
                 <w:rStyle w:val="IndexLink"/>
@@ -789,7 +789,7 @@
             </w:tabs>
             <w:rPr/>
           </w:pPr>
-          <w:hyperlink w:anchor="__RefHeading___Toc3640_4075509268">
+          <w:hyperlink w:anchor="__RefHeading___Toc3640_4038105535">
             <w:r>
               <w:rPr>
                 <w:rStyle w:val="IndexLink"/>
@@ -809,7 +809,7 @@
             </w:tabs>
             <w:rPr/>
           </w:pPr>
-          <w:hyperlink w:anchor="__RefHeading___Toc3642_4075509268">
+          <w:hyperlink w:anchor="__RefHeading___Toc3642_4038105535">
             <w:r>
               <w:rPr>
                 <w:rStyle w:val="IndexLink"/>
@@ -829,7 +829,7 @@
             </w:tabs>
             <w:rPr/>
           </w:pPr>
-          <w:hyperlink w:anchor="__RefHeading___Toc3644_4075509268">
+          <w:hyperlink w:anchor="__RefHeading___Toc3644_4038105535">
             <w:r>
               <w:rPr>
                 <w:rStyle w:val="IndexLink"/>
@@ -869,7 +869,7 @@
         <w:spacing w:lineRule="exact" w:line="240" w:before="240" w:after="120"/>
         <w:rPr/>
       </w:pPr>
-      <w:bookmarkStart w:id="1" w:name="__RefHeading___Toc3600_4075509268"/>
+      <w:bookmarkStart w:id="1" w:name="__RefHeading___Toc3600_4038105535"/>
       <w:bookmarkEnd w:id="1"/>
       <w:r>
         <w:rPr>
@@ -925,7 +925,7 @@
         <w:spacing w:lineRule="exact" w:line="240" w:before="240" w:after="120"/>
         <w:rPr/>
       </w:pPr>
-      <w:bookmarkStart w:id="2" w:name="__RefHeading___Toc3602_4075509268"/>
+      <w:bookmarkStart w:id="2" w:name="__RefHeading___Toc3602_4038105535"/>
       <w:bookmarkEnd w:id="2"/>
       <w:r>
         <w:rPr>
@@ -963,7 +963,7 @@
         <w:spacing w:lineRule="exact" w:line="240" w:before="240" w:after="120"/>
         <w:rPr/>
       </w:pPr>
-      <w:bookmarkStart w:id="3" w:name="__RefHeading___Toc3604_4075509268"/>
+      <w:bookmarkStart w:id="3" w:name="__RefHeading___Toc3604_4038105535"/>
       <w:bookmarkEnd w:id="3"/>
       <w:r>
         <w:rPr>
@@ -2277,7 +2277,7 @@
         <w:spacing w:lineRule="exact" w:line="240" w:before="240" w:after="120"/>
         <w:rPr/>
       </w:pPr>
-      <w:bookmarkStart w:id="4" w:name="__RefHeading___Toc3606_4075509268"/>
+      <w:bookmarkStart w:id="4" w:name="__RefHeading___Toc3606_4038105535"/>
       <w:bookmarkEnd w:id="4"/>
       <w:r>
         <w:rPr>
@@ -2854,7 +2854,7 @@
         <w:spacing w:lineRule="exact" w:line="240" w:before="240" w:after="120"/>
         <w:rPr/>
       </w:pPr>
-      <w:bookmarkStart w:id="5" w:name="__RefHeading___Toc3608_4075509268"/>
+      <w:bookmarkStart w:id="5" w:name="__RefHeading___Toc3608_4038105535"/>
       <w:bookmarkEnd w:id="5"/>
       <w:r>
         <w:rPr>
@@ -2892,7 +2892,7 @@
         <w:spacing w:lineRule="exact" w:line="240" w:before="240" w:after="120"/>
         <w:rPr/>
       </w:pPr>
-      <w:bookmarkStart w:id="6" w:name="__RefHeading___Toc3610_4075509268"/>
+      <w:bookmarkStart w:id="6" w:name="__RefHeading___Toc3610_4038105535"/>
       <w:bookmarkEnd w:id="6"/>
       <w:r>
         <w:rPr>
@@ -2930,7 +2930,7 @@
         <w:spacing w:lineRule="exact" w:line="240" w:before="240" w:after="120"/>
         <w:rPr/>
       </w:pPr>
-      <w:bookmarkStart w:id="7" w:name="__RefHeading___Toc3612_4075509268"/>
+      <w:bookmarkStart w:id="7" w:name="__RefHeading___Toc3612_4038105535"/>
       <w:bookmarkEnd w:id="7"/>
       <w:r>
         <w:rPr>
@@ -2950,7 +2950,7 @@
         <w:spacing w:lineRule="exact" w:line="240" w:before="180" w:after="80"/>
         <w:rPr/>
       </w:pPr>
-      <w:bookmarkStart w:id="8" w:name="__RefHeading___Toc3614_4075509268"/>
+      <w:bookmarkStart w:id="8" w:name="__RefHeading___Toc3614_4038105535"/>
       <w:bookmarkEnd w:id="8"/>
       <w:r>
         <w:rPr>
@@ -2988,7 +2988,7 @@
         <w:spacing w:lineRule="exact" w:line="240" w:before="180" w:after="80"/>
         <w:rPr/>
       </w:pPr>
-      <w:bookmarkStart w:id="9" w:name="__RefHeading___Toc3616_4075509268"/>
+      <w:bookmarkStart w:id="9" w:name="__RefHeading___Toc3616_4038105535"/>
       <w:bookmarkEnd w:id="9"/>
       <w:r>
         <w:rPr>
@@ -3871,7 +3871,7 @@
         <w:spacing w:lineRule="exact" w:line="240" w:before="180" w:after="80"/>
         <w:rPr/>
       </w:pPr>
-      <w:bookmarkStart w:id="10" w:name="__RefHeading___Toc3618_4075509268"/>
+      <w:bookmarkStart w:id="10" w:name="__RefHeading___Toc3618_4038105535"/>
       <w:bookmarkEnd w:id="10"/>
       <w:r>
         <w:rPr>
@@ -3998,7 +3998,7 @@
         <w:spacing w:lineRule="exact" w:line="240" w:before="180" w:after="80"/>
         <w:rPr/>
       </w:pPr>
-      <w:bookmarkStart w:id="11" w:name="__RefHeading___Toc3620_4075509268"/>
+      <w:bookmarkStart w:id="11" w:name="__RefHeading___Toc3620_4038105535"/>
       <w:bookmarkEnd w:id="11"/>
       <w:r>
         <w:rPr>
@@ -4461,7 +4461,7 @@
         <w:spacing w:lineRule="exact" w:line="240" w:before="240" w:after="120"/>
         <w:rPr/>
       </w:pPr>
-      <w:bookmarkStart w:id="12" w:name="__RefHeading___Toc3622_4075509268"/>
+      <w:bookmarkStart w:id="12" w:name="__RefHeading___Toc3622_4038105535"/>
       <w:bookmarkEnd w:id="12"/>
       <w:r>
         <w:rPr>
@@ -4561,7 +4561,7 @@
         <w:spacing w:lineRule="exact" w:line="240" w:before="240" w:after="120"/>
         <w:rPr/>
       </w:pPr>
-      <w:bookmarkStart w:id="13" w:name="__RefHeading___Toc3624_4075509268"/>
+      <w:bookmarkStart w:id="13" w:name="__RefHeading___Toc3624_4038105535"/>
       <w:bookmarkEnd w:id="13"/>
       <w:r>
         <w:rPr>
@@ -4599,7 +4599,7 @@
         <w:spacing w:lineRule="exact" w:line="240" w:before="240" w:after="120"/>
         <w:rPr/>
       </w:pPr>
-      <w:bookmarkStart w:id="14" w:name="__RefHeading___Toc3626_4075509268"/>
+      <w:bookmarkStart w:id="14" w:name="__RefHeading___Toc3626_4038105535"/>
       <w:bookmarkEnd w:id="14"/>
       <w:r>
         <w:rPr>
@@ -4659,7 +4659,7 @@
         <w:spacing w:lineRule="exact" w:line="240" w:before="240" w:after="120"/>
         <w:rPr/>
       </w:pPr>
-      <w:bookmarkStart w:id="15" w:name="__RefHeading___Toc3628_4075509268"/>
+      <w:bookmarkStart w:id="15" w:name="__RefHeading___Toc3628_4038105535"/>
       <w:bookmarkEnd w:id="15"/>
       <w:r>
         <w:rPr>
@@ -4697,7 +4697,7 @@
         <w:spacing w:lineRule="exact" w:line="240" w:before="240" w:after="120"/>
         <w:rPr/>
       </w:pPr>
-      <w:bookmarkStart w:id="16" w:name="__RefHeading___Toc3630_4075509268"/>
+      <w:bookmarkStart w:id="16" w:name="__RefHeading___Toc3630_4038105535"/>
       <w:bookmarkEnd w:id="16"/>
       <w:r>
         <w:rPr>
@@ -4817,7 +4817,7 @@
         <w:spacing w:lineRule="auto" w:line="240" w:before="0" w:after="60"/>
         <w:rPr/>
       </w:pPr>
-      <w:bookmarkStart w:id="17" w:name="__RefHeading___Toc3632_4075509268"/>
+      <w:bookmarkStart w:id="17" w:name="__RefHeading___Toc3632_4038105535"/>
       <w:bookmarkEnd w:id="17"/>
       <w:r>
         <w:rPr>
@@ -4848,7 +4848,7 @@
         <w:spacing w:lineRule="auto" w:line="240" w:before="0" w:after="60"/>
         <w:rPr/>
       </w:pPr>
-      <w:bookmarkStart w:id="18" w:name="__RefHeading___Toc3634_4075509268"/>
+      <w:bookmarkStart w:id="18" w:name="__RefHeading___Toc3634_4038105535"/>
       <w:bookmarkEnd w:id="18"/>
       <w:r>
         <w:rPr>
@@ -5412,7 +5412,7 @@
         <w:spacing w:lineRule="auto" w:line="240" w:before="0" w:after="60"/>
         <w:rPr/>
       </w:pPr>
-      <w:bookmarkStart w:id="19" w:name="__RefHeading___Toc3636_4075509268"/>
+      <w:bookmarkStart w:id="19" w:name="__RefHeading___Toc3636_4038105535"/>
       <w:bookmarkEnd w:id="19"/>
       <w:r>
         <w:rPr>
@@ -5477,7 +5477,7 @@
         <w:spacing w:lineRule="auto" w:line="240" w:before="0" w:after="60"/>
         <w:rPr/>
       </w:pPr>
-      <w:bookmarkStart w:id="20" w:name="__RefHeading___Toc3638_4075509268"/>
+      <w:bookmarkStart w:id="20" w:name="__RefHeading___Toc3638_4038105535"/>
       <w:bookmarkEnd w:id="20"/>
       <w:r>
         <w:rPr>
@@ -5542,7 +5542,7 @@
         <w:spacing w:lineRule="auto" w:line="240" w:before="0" w:after="60"/>
         <w:rPr/>
       </w:pPr>
-      <w:bookmarkStart w:id="21" w:name="__RefHeading___Toc3640_4075509268"/>
+      <w:bookmarkStart w:id="21" w:name="__RefHeading___Toc3640_4038105535"/>
       <w:bookmarkEnd w:id="21"/>
       <w:r>
         <w:rPr>
@@ -5587,7 +5587,7 @@
         <w:spacing w:lineRule="auto" w:line="240" w:before="0" w:after="60"/>
         <w:rPr/>
       </w:pPr>
-      <w:bookmarkStart w:id="22" w:name="__RefHeading___Toc3642_4075509268"/>
+      <w:bookmarkStart w:id="22" w:name="__RefHeading___Toc3642_4038105535"/>
       <w:bookmarkEnd w:id="22"/>
       <w:r>
         <w:rPr>
@@ -5618,7 +5618,7 @@
         <w:spacing w:lineRule="exact" w:line="240" w:before="240" w:after="120"/>
         <w:rPr/>
       </w:pPr>
-      <w:bookmarkStart w:id="23" w:name="__RefHeading___Toc3644_4075509268"/>
+      <w:bookmarkStart w:id="23" w:name="__RefHeading___Toc3644_4038105535"/>
       <w:bookmarkEnd w:id="23"/>
       <w:r>
         <w:rPr>

--- a/reporte/productos_formales/Producto_06_Modelo_Fraccionamiento.docx
+++ b/reporte/productos_formales/Producto_06_Modelo_Fraccionamiento.docx
@@ -262,7 +262,7 @@
         <w:spacing w:lineRule="exact" w:line="240" w:before="240" w:after="120"/>
         <w:rPr/>
       </w:pPr>
-      <w:bookmarkStart w:id="0" w:name="__RefHeading___Toc3598_4038105535"/>
+      <w:bookmarkStart w:id="0" w:name="__RefHeading___Toc3598_1005444171"/>
       <w:bookmarkEnd w:id="0"/>
       <w:r>
         <w:rPr>
@@ -369,7 +369,7 @@
             </w:rPr>
             <w:fldChar w:fldCharType="separate"/>
           </w:r>
-          <w:hyperlink w:anchor="__RefHeading___Toc3598_4038105535">
+          <w:hyperlink w:anchor="__RefHeading___Toc3598_1005444171">
             <w:r>
               <w:rPr>
                 <w:rStyle w:val="IndexLink"/>
@@ -389,7 +389,7 @@
             </w:tabs>
             <w:rPr/>
           </w:pPr>
-          <w:hyperlink w:anchor="__RefHeading___Toc3600_4038105535">
+          <w:hyperlink w:anchor="__RefHeading___Toc3600_1005444171">
             <w:r>
               <w:rPr>
                 <w:rStyle w:val="IndexLink"/>
@@ -409,7 +409,7 @@
             </w:tabs>
             <w:rPr/>
           </w:pPr>
-          <w:hyperlink w:anchor="__RefHeading___Toc3602_4038105535">
+          <w:hyperlink w:anchor="__RefHeading___Toc3602_1005444171">
             <w:r>
               <w:rPr>
                 <w:rStyle w:val="IndexLink"/>
@@ -429,7 +429,7 @@
             </w:tabs>
             <w:rPr/>
           </w:pPr>
-          <w:hyperlink w:anchor="__RefHeading___Toc3604_4038105535">
+          <w:hyperlink w:anchor="__RefHeading___Toc3604_1005444171">
             <w:r>
               <w:rPr>
                 <w:rStyle w:val="IndexLink"/>
@@ -449,7 +449,7 @@
             </w:tabs>
             <w:rPr/>
           </w:pPr>
-          <w:hyperlink w:anchor="__RefHeading___Toc3606_4038105535">
+          <w:hyperlink w:anchor="__RefHeading___Toc3606_1005444171">
             <w:r>
               <w:rPr>
                 <w:rStyle w:val="IndexLink"/>
@@ -469,7 +469,7 @@
             </w:tabs>
             <w:rPr/>
           </w:pPr>
-          <w:hyperlink w:anchor="__RefHeading___Toc3608_4038105535">
+          <w:hyperlink w:anchor="__RefHeading___Toc3608_1005444171">
             <w:r>
               <w:rPr>
                 <w:rStyle w:val="IndexLink"/>
@@ -489,7 +489,7 @@
             </w:tabs>
             <w:rPr/>
           </w:pPr>
-          <w:hyperlink w:anchor="__RefHeading___Toc3610_4038105535">
+          <w:hyperlink w:anchor="__RefHeading___Toc3610_1005444171">
             <w:r>
               <w:rPr>
                 <w:rStyle w:val="IndexLink"/>
@@ -509,7 +509,7 @@
             </w:tabs>
             <w:rPr/>
           </w:pPr>
-          <w:hyperlink w:anchor="__RefHeading___Toc3612_4038105535">
+          <w:hyperlink w:anchor="__RefHeading___Toc3612_1005444171">
             <w:r>
               <w:rPr>
                 <w:rStyle w:val="IndexLink"/>
@@ -529,7 +529,7 @@
             </w:tabs>
             <w:rPr/>
           </w:pPr>
-          <w:hyperlink w:anchor="__RefHeading___Toc3614_4038105535">
+          <w:hyperlink w:anchor="__RefHeading___Toc3614_1005444171">
             <w:r>
               <w:rPr>
                 <w:rStyle w:val="IndexLink"/>
@@ -549,7 +549,7 @@
             </w:tabs>
             <w:rPr/>
           </w:pPr>
-          <w:hyperlink w:anchor="__RefHeading___Toc3616_4038105535">
+          <w:hyperlink w:anchor="__RefHeading___Toc3616_1005444171">
             <w:r>
               <w:rPr>
                 <w:rStyle w:val="IndexLink"/>
@@ -569,7 +569,7 @@
             </w:tabs>
             <w:rPr/>
           </w:pPr>
-          <w:hyperlink w:anchor="__RefHeading___Toc3618_4038105535">
+          <w:hyperlink w:anchor="__RefHeading___Toc3618_1005444171">
             <w:r>
               <w:rPr>
                 <w:rStyle w:val="IndexLink"/>
@@ -589,7 +589,7 @@
             </w:tabs>
             <w:rPr/>
           </w:pPr>
-          <w:hyperlink w:anchor="__RefHeading___Toc3620_4038105535">
+          <w:hyperlink w:anchor="__RefHeading___Toc3620_1005444171">
             <w:r>
               <w:rPr>
                 <w:rStyle w:val="IndexLink"/>
@@ -609,7 +609,7 @@
             </w:tabs>
             <w:rPr/>
           </w:pPr>
-          <w:hyperlink w:anchor="__RefHeading___Toc3622_4038105535">
+          <w:hyperlink w:anchor="__RefHeading___Toc3622_1005444171">
             <w:r>
               <w:rPr>
                 <w:rStyle w:val="IndexLink"/>
@@ -629,7 +629,7 @@
             </w:tabs>
             <w:rPr/>
           </w:pPr>
-          <w:hyperlink w:anchor="__RefHeading___Toc3624_4038105535">
+          <w:hyperlink w:anchor="__RefHeading___Toc3624_1005444171">
             <w:r>
               <w:rPr>
                 <w:rStyle w:val="IndexLink"/>
@@ -649,7 +649,7 @@
             </w:tabs>
             <w:rPr/>
           </w:pPr>
-          <w:hyperlink w:anchor="__RefHeading___Toc3626_4038105535">
+          <w:hyperlink w:anchor="__RefHeading___Toc3626_1005444171">
             <w:r>
               <w:rPr>
                 <w:rStyle w:val="IndexLink"/>
@@ -669,7 +669,7 @@
             </w:tabs>
             <w:rPr/>
           </w:pPr>
-          <w:hyperlink w:anchor="__RefHeading___Toc3628_4038105535">
+          <w:hyperlink w:anchor="__RefHeading___Toc3628_1005444171">
             <w:r>
               <w:rPr>
                 <w:rStyle w:val="IndexLink"/>
@@ -689,7 +689,7 @@
             </w:tabs>
             <w:rPr/>
           </w:pPr>
-          <w:hyperlink w:anchor="__RefHeading___Toc3630_4038105535">
+          <w:hyperlink w:anchor="__RefHeading___Toc3630_1005444171">
             <w:r>
               <w:rPr>
                 <w:rStyle w:val="IndexLink"/>
@@ -709,7 +709,7 @@
             </w:tabs>
             <w:rPr/>
           </w:pPr>
-          <w:hyperlink w:anchor="__RefHeading___Toc3632_4038105535">
+          <w:hyperlink w:anchor="__RefHeading___Toc3632_1005444171">
             <w:r>
               <w:rPr>
                 <w:rStyle w:val="IndexLink"/>
@@ -729,7 +729,7 @@
             </w:tabs>
             <w:rPr/>
           </w:pPr>
-          <w:hyperlink w:anchor="__RefHeading___Toc3634_4038105535">
+          <w:hyperlink w:anchor="__RefHeading___Toc3634_1005444171">
             <w:r>
               <w:rPr>
                 <w:rStyle w:val="IndexLink"/>
@@ -749,7 +749,7 @@
             </w:tabs>
             <w:rPr/>
           </w:pPr>
-          <w:hyperlink w:anchor="__RefHeading___Toc3636_4038105535">
+          <w:hyperlink w:anchor="__RefHeading___Toc3636_1005444171">
             <w:r>
               <w:rPr>
                 <w:rStyle w:val="IndexLink"/>
@@ -769,7 +769,7 @@
             </w:tabs>
             <w:rPr/>
           </w:pPr>
-          <w:hyperlink w:anchor="__RefHeading___Toc3638_4038105535">
+          <w:hyperlink w:anchor="__RefHeading___Toc3638_1005444171">
             <w:r>
               <w:rPr>
                 <w:rStyle w:val="IndexLink"/>
@@ -789,7 +789,7 @@
             </w:tabs>
             <w:rPr/>
           </w:pPr>
-          <w:hyperlink w:anchor="__RefHeading___Toc3640_4038105535">
+          <w:hyperlink w:anchor="__RefHeading___Toc3640_1005444171">
             <w:r>
               <w:rPr>
                 <w:rStyle w:val="IndexLink"/>
@@ -809,7 +809,7 @@
             </w:tabs>
             <w:rPr/>
           </w:pPr>
-          <w:hyperlink w:anchor="__RefHeading___Toc3642_4038105535">
+          <w:hyperlink w:anchor="__RefHeading___Toc3642_1005444171">
             <w:r>
               <w:rPr>
                 <w:rStyle w:val="IndexLink"/>
@@ -829,7 +829,7 @@
             </w:tabs>
             <w:rPr/>
           </w:pPr>
-          <w:hyperlink w:anchor="__RefHeading___Toc3644_4038105535">
+          <w:hyperlink w:anchor="__RefHeading___Toc3644_1005444171">
             <w:r>
               <w:rPr>
                 <w:rStyle w:val="IndexLink"/>
@@ -869,7 +869,7 @@
         <w:spacing w:lineRule="exact" w:line="240" w:before="240" w:after="120"/>
         <w:rPr/>
       </w:pPr>
-      <w:bookmarkStart w:id="1" w:name="__RefHeading___Toc3600_4038105535"/>
+      <w:bookmarkStart w:id="1" w:name="__RefHeading___Toc3600_1005444171"/>
       <w:bookmarkEnd w:id="1"/>
       <w:r>
         <w:rPr>
@@ -925,7 +925,7 @@
         <w:spacing w:lineRule="exact" w:line="240" w:before="240" w:after="120"/>
         <w:rPr/>
       </w:pPr>
-      <w:bookmarkStart w:id="2" w:name="__RefHeading___Toc3602_4038105535"/>
+      <w:bookmarkStart w:id="2" w:name="__RefHeading___Toc3602_1005444171"/>
       <w:bookmarkEnd w:id="2"/>
       <w:r>
         <w:rPr>
@@ -963,7 +963,7 @@
         <w:spacing w:lineRule="exact" w:line="240" w:before="240" w:after="120"/>
         <w:rPr/>
       </w:pPr>
-      <w:bookmarkStart w:id="3" w:name="__RefHeading___Toc3604_4038105535"/>
+      <w:bookmarkStart w:id="3" w:name="__RefHeading___Toc3604_1005444171"/>
       <w:bookmarkEnd w:id="3"/>
       <w:r>
         <w:rPr>
@@ -2277,7 +2277,7 @@
         <w:spacing w:lineRule="exact" w:line="240" w:before="240" w:after="120"/>
         <w:rPr/>
       </w:pPr>
-      <w:bookmarkStart w:id="4" w:name="__RefHeading___Toc3606_4038105535"/>
+      <w:bookmarkStart w:id="4" w:name="__RefHeading___Toc3606_1005444171"/>
       <w:bookmarkEnd w:id="4"/>
       <w:r>
         <w:rPr>
@@ -2854,7 +2854,7 @@
         <w:spacing w:lineRule="exact" w:line="240" w:before="240" w:after="120"/>
         <w:rPr/>
       </w:pPr>
-      <w:bookmarkStart w:id="5" w:name="__RefHeading___Toc3608_4038105535"/>
+      <w:bookmarkStart w:id="5" w:name="__RefHeading___Toc3608_1005444171"/>
       <w:bookmarkEnd w:id="5"/>
       <w:r>
         <w:rPr>
@@ -2892,7 +2892,7 @@
         <w:spacing w:lineRule="exact" w:line="240" w:before="240" w:after="120"/>
         <w:rPr/>
       </w:pPr>
-      <w:bookmarkStart w:id="6" w:name="__RefHeading___Toc3610_4038105535"/>
+      <w:bookmarkStart w:id="6" w:name="__RefHeading___Toc3610_1005444171"/>
       <w:bookmarkEnd w:id="6"/>
       <w:r>
         <w:rPr>
@@ -2930,7 +2930,7 @@
         <w:spacing w:lineRule="exact" w:line="240" w:before="240" w:after="120"/>
         <w:rPr/>
       </w:pPr>
-      <w:bookmarkStart w:id="7" w:name="__RefHeading___Toc3612_4038105535"/>
+      <w:bookmarkStart w:id="7" w:name="__RefHeading___Toc3612_1005444171"/>
       <w:bookmarkEnd w:id="7"/>
       <w:r>
         <w:rPr>
@@ -2950,7 +2950,7 @@
         <w:spacing w:lineRule="exact" w:line="240" w:before="180" w:after="80"/>
         <w:rPr/>
       </w:pPr>
-      <w:bookmarkStart w:id="8" w:name="__RefHeading___Toc3614_4038105535"/>
+      <w:bookmarkStart w:id="8" w:name="__RefHeading___Toc3614_1005444171"/>
       <w:bookmarkEnd w:id="8"/>
       <w:r>
         <w:rPr>
@@ -2988,7 +2988,7 @@
         <w:spacing w:lineRule="exact" w:line="240" w:before="180" w:after="80"/>
         <w:rPr/>
       </w:pPr>
-      <w:bookmarkStart w:id="9" w:name="__RefHeading___Toc3616_4038105535"/>
+      <w:bookmarkStart w:id="9" w:name="__RefHeading___Toc3616_1005444171"/>
       <w:bookmarkEnd w:id="9"/>
       <w:r>
         <w:rPr>
@@ -3871,7 +3871,7 @@
         <w:spacing w:lineRule="exact" w:line="240" w:before="180" w:after="80"/>
         <w:rPr/>
       </w:pPr>
-      <w:bookmarkStart w:id="10" w:name="__RefHeading___Toc3618_4038105535"/>
+      <w:bookmarkStart w:id="10" w:name="__RefHeading___Toc3618_1005444171"/>
       <w:bookmarkEnd w:id="10"/>
       <w:r>
         <w:rPr>
@@ -3998,7 +3998,7 @@
         <w:spacing w:lineRule="exact" w:line="240" w:before="180" w:after="80"/>
         <w:rPr/>
       </w:pPr>
-      <w:bookmarkStart w:id="11" w:name="__RefHeading___Toc3620_4038105535"/>
+      <w:bookmarkStart w:id="11" w:name="__RefHeading___Toc3620_1005444171"/>
       <w:bookmarkEnd w:id="11"/>
       <w:r>
         <w:rPr>
@@ -4461,7 +4461,7 @@
         <w:spacing w:lineRule="exact" w:line="240" w:before="240" w:after="120"/>
         <w:rPr/>
       </w:pPr>
-      <w:bookmarkStart w:id="12" w:name="__RefHeading___Toc3622_4038105535"/>
+      <w:bookmarkStart w:id="12" w:name="__RefHeading___Toc3622_1005444171"/>
       <w:bookmarkEnd w:id="12"/>
       <w:r>
         <w:rPr>
@@ -4561,7 +4561,7 @@
         <w:spacing w:lineRule="exact" w:line="240" w:before="240" w:after="120"/>
         <w:rPr/>
       </w:pPr>
-      <w:bookmarkStart w:id="13" w:name="__RefHeading___Toc3624_4038105535"/>
+      <w:bookmarkStart w:id="13" w:name="__RefHeading___Toc3624_1005444171"/>
       <w:bookmarkEnd w:id="13"/>
       <w:r>
         <w:rPr>
@@ -4599,7 +4599,7 @@
         <w:spacing w:lineRule="exact" w:line="240" w:before="240" w:after="120"/>
         <w:rPr/>
       </w:pPr>
-      <w:bookmarkStart w:id="14" w:name="__RefHeading___Toc3626_4038105535"/>
+      <w:bookmarkStart w:id="14" w:name="__RefHeading___Toc3626_1005444171"/>
       <w:bookmarkEnd w:id="14"/>
       <w:r>
         <w:rPr>
@@ -4659,7 +4659,7 @@
         <w:spacing w:lineRule="exact" w:line="240" w:before="240" w:after="120"/>
         <w:rPr/>
       </w:pPr>
-      <w:bookmarkStart w:id="15" w:name="__RefHeading___Toc3628_4038105535"/>
+      <w:bookmarkStart w:id="15" w:name="__RefHeading___Toc3628_1005444171"/>
       <w:bookmarkEnd w:id="15"/>
       <w:r>
         <w:rPr>
@@ -4697,7 +4697,7 @@
         <w:spacing w:lineRule="exact" w:line="240" w:before="240" w:after="120"/>
         <w:rPr/>
       </w:pPr>
-      <w:bookmarkStart w:id="16" w:name="__RefHeading___Toc3630_4038105535"/>
+      <w:bookmarkStart w:id="16" w:name="__RefHeading___Toc3630_1005444171"/>
       <w:bookmarkEnd w:id="16"/>
       <w:r>
         <w:rPr>
@@ -4817,7 +4817,7 @@
         <w:spacing w:lineRule="auto" w:line="240" w:before="0" w:after="60"/>
         <w:rPr/>
       </w:pPr>
-      <w:bookmarkStart w:id="17" w:name="__RefHeading___Toc3632_4038105535"/>
+      <w:bookmarkStart w:id="17" w:name="__RefHeading___Toc3632_1005444171"/>
       <w:bookmarkEnd w:id="17"/>
       <w:r>
         <w:rPr>
@@ -4848,7 +4848,7 @@
         <w:spacing w:lineRule="auto" w:line="240" w:before="0" w:after="60"/>
         <w:rPr/>
       </w:pPr>
-      <w:bookmarkStart w:id="18" w:name="__RefHeading___Toc3634_4038105535"/>
+      <w:bookmarkStart w:id="18" w:name="__RefHeading___Toc3634_1005444171"/>
       <w:bookmarkEnd w:id="18"/>
       <w:r>
         <w:rPr>
@@ -5412,7 +5412,7 @@
         <w:spacing w:lineRule="auto" w:line="240" w:before="0" w:after="60"/>
         <w:rPr/>
       </w:pPr>
-      <w:bookmarkStart w:id="19" w:name="__RefHeading___Toc3636_4038105535"/>
+      <w:bookmarkStart w:id="19" w:name="__RefHeading___Toc3636_1005444171"/>
       <w:bookmarkEnd w:id="19"/>
       <w:r>
         <w:rPr>
@@ -5477,7 +5477,7 @@
         <w:spacing w:lineRule="auto" w:line="240" w:before="0" w:after="60"/>
         <w:rPr/>
       </w:pPr>
-      <w:bookmarkStart w:id="20" w:name="__RefHeading___Toc3638_4038105535"/>
+      <w:bookmarkStart w:id="20" w:name="__RefHeading___Toc3638_1005444171"/>
       <w:bookmarkEnd w:id="20"/>
       <w:r>
         <w:rPr>
@@ -5542,7 +5542,7 @@
         <w:spacing w:lineRule="auto" w:line="240" w:before="0" w:after="60"/>
         <w:rPr/>
       </w:pPr>
-      <w:bookmarkStart w:id="21" w:name="__RefHeading___Toc3640_4038105535"/>
+      <w:bookmarkStart w:id="21" w:name="__RefHeading___Toc3640_1005444171"/>
       <w:bookmarkEnd w:id="21"/>
       <w:r>
         <w:rPr>
@@ -5587,7 +5587,7 @@
         <w:spacing w:lineRule="auto" w:line="240" w:before="0" w:after="60"/>
         <w:rPr/>
       </w:pPr>
-      <w:bookmarkStart w:id="22" w:name="__RefHeading___Toc3642_4038105535"/>
+      <w:bookmarkStart w:id="22" w:name="__RefHeading___Toc3642_1005444171"/>
       <w:bookmarkEnd w:id="22"/>
       <w:r>
         <w:rPr>
@@ -5618,7 +5618,7 @@
         <w:spacing w:lineRule="exact" w:line="240" w:before="240" w:after="120"/>
         <w:rPr/>
       </w:pPr>
-      <w:bookmarkStart w:id="23" w:name="__RefHeading___Toc3644_4038105535"/>
+      <w:bookmarkStart w:id="23" w:name="__RefHeading___Toc3644_1005444171"/>
       <w:bookmarkEnd w:id="23"/>
       <w:r>
         <w:rPr>

--- a/reporte/productos_formales/Producto_06_Modelo_Fraccionamiento.docx
+++ b/reporte/productos_formales/Producto_06_Modelo_Fraccionamiento.docx
@@ -262,7 +262,7 @@
         <w:spacing w:lineRule="exact" w:line="240" w:before="240" w:after="120"/>
         <w:rPr/>
       </w:pPr>
-      <w:bookmarkStart w:id="0" w:name="__RefHeading___Toc3598_1005444171"/>
+      <w:bookmarkStart w:id="0" w:name="__RefHeading___Toc3598_2401388243"/>
       <w:bookmarkEnd w:id="0"/>
       <w:r>
         <w:rPr>
@@ -369,7 +369,7 @@
             </w:rPr>
             <w:fldChar w:fldCharType="separate"/>
           </w:r>
-          <w:hyperlink w:anchor="__RefHeading___Toc3598_1005444171">
+          <w:hyperlink w:anchor="__RefHeading___Toc3598_2401388243">
             <w:r>
               <w:rPr>
                 <w:rStyle w:val="IndexLink"/>
@@ -389,7 +389,7 @@
             </w:tabs>
             <w:rPr/>
           </w:pPr>
-          <w:hyperlink w:anchor="__RefHeading___Toc3600_1005444171">
+          <w:hyperlink w:anchor="__RefHeading___Toc3600_2401388243">
             <w:r>
               <w:rPr>
                 <w:rStyle w:val="IndexLink"/>
@@ -409,7 +409,7 @@
             </w:tabs>
             <w:rPr/>
           </w:pPr>
-          <w:hyperlink w:anchor="__RefHeading___Toc3602_1005444171">
+          <w:hyperlink w:anchor="__RefHeading___Toc3602_2401388243">
             <w:r>
               <w:rPr>
                 <w:rStyle w:val="IndexLink"/>
@@ -429,7 +429,7 @@
             </w:tabs>
             <w:rPr/>
           </w:pPr>
-          <w:hyperlink w:anchor="__RefHeading___Toc3604_1005444171">
+          <w:hyperlink w:anchor="__RefHeading___Toc3604_2401388243">
             <w:r>
               <w:rPr>
                 <w:rStyle w:val="IndexLink"/>
@@ -449,7 +449,7 @@
             </w:tabs>
             <w:rPr/>
           </w:pPr>
-          <w:hyperlink w:anchor="__RefHeading___Toc3606_1005444171">
+          <w:hyperlink w:anchor="__RefHeading___Toc3606_2401388243">
             <w:r>
               <w:rPr>
                 <w:rStyle w:val="IndexLink"/>
@@ -469,7 +469,7 @@
             </w:tabs>
             <w:rPr/>
           </w:pPr>
-          <w:hyperlink w:anchor="__RefHeading___Toc3608_1005444171">
+          <w:hyperlink w:anchor="__RefHeading___Toc3608_2401388243">
             <w:r>
               <w:rPr>
                 <w:rStyle w:val="IndexLink"/>
@@ -489,7 +489,7 @@
             </w:tabs>
             <w:rPr/>
           </w:pPr>
-          <w:hyperlink w:anchor="__RefHeading___Toc3610_1005444171">
+          <w:hyperlink w:anchor="__RefHeading___Toc3610_2401388243">
             <w:r>
               <w:rPr>
                 <w:rStyle w:val="IndexLink"/>
@@ -509,7 +509,7 @@
             </w:tabs>
             <w:rPr/>
           </w:pPr>
-          <w:hyperlink w:anchor="__RefHeading___Toc3612_1005444171">
+          <w:hyperlink w:anchor="__RefHeading___Toc3612_2401388243">
             <w:r>
               <w:rPr>
                 <w:rStyle w:val="IndexLink"/>
@@ -529,7 +529,7 @@
             </w:tabs>
             <w:rPr/>
           </w:pPr>
-          <w:hyperlink w:anchor="__RefHeading___Toc3614_1005444171">
+          <w:hyperlink w:anchor="__RefHeading___Toc3614_2401388243">
             <w:r>
               <w:rPr>
                 <w:rStyle w:val="IndexLink"/>
@@ -549,7 +549,7 @@
             </w:tabs>
             <w:rPr/>
           </w:pPr>
-          <w:hyperlink w:anchor="__RefHeading___Toc3616_1005444171">
+          <w:hyperlink w:anchor="__RefHeading___Toc3616_2401388243">
             <w:r>
               <w:rPr>
                 <w:rStyle w:val="IndexLink"/>
@@ -569,7 +569,7 @@
             </w:tabs>
             <w:rPr/>
           </w:pPr>
-          <w:hyperlink w:anchor="__RefHeading___Toc3618_1005444171">
+          <w:hyperlink w:anchor="__RefHeading___Toc3618_2401388243">
             <w:r>
               <w:rPr>
                 <w:rStyle w:val="IndexLink"/>
@@ -589,7 +589,7 @@
             </w:tabs>
             <w:rPr/>
           </w:pPr>
-          <w:hyperlink w:anchor="__RefHeading___Toc3620_1005444171">
+          <w:hyperlink w:anchor="__RefHeading___Toc3620_2401388243">
             <w:r>
               <w:rPr>
                 <w:rStyle w:val="IndexLink"/>
@@ -609,7 +609,7 @@
             </w:tabs>
             <w:rPr/>
           </w:pPr>
-          <w:hyperlink w:anchor="__RefHeading___Toc3622_1005444171">
+          <w:hyperlink w:anchor="__RefHeading___Toc3622_2401388243">
             <w:r>
               <w:rPr>
                 <w:rStyle w:val="IndexLink"/>
@@ -629,7 +629,7 @@
             </w:tabs>
             <w:rPr/>
           </w:pPr>
-          <w:hyperlink w:anchor="__RefHeading___Toc3624_1005444171">
+          <w:hyperlink w:anchor="__RefHeading___Toc3624_2401388243">
             <w:r>
               <w:rPr>
                 <w:rStyle w:val="IndexLink"/>
@@ -649,7 +649,7 @@
             </w:tabs>
             <w:rPr/>
           </w:pPr>
-          <w:hyperlink w:anchor="__RefHeading___Toc3626_1005444171">
+          <w:hyperlink w:anchor="__RefHeading___Toc3626_2401388243">
             <w:r>
               <w:rPr>
                 <w:rStyle w:val="IndexLink"/>
@@ -669,7 +669,7 @@
             </w:tabs>
             <w:rPr/>
           </w:pPr>
-          <w:hyperlink w:anchor="__RefHeading___Toc3628_1005444171">
+          <w:hyperlink w:anchor="__RefHeading___Toc3628_2401388243">
             <w:r>
               <w:rPr>
                 <w:rStyle w:val="IndexLink"/>
@@ -689,7 +689,7 @@
             </w:tabs>
             <w:rPr/>
           </w:pPr>
-          <w:hyperlink w:anchor="__RefHeading___Toc3630_1005444171">
+          <w:hyperlink w:anchor="__RefHeading___Toc3630_2401388243">
             <w:r>
               <w:rPr>
                 <w:rStyle w:val="IndexLink"/>
@@ -709,7 +709,7 @@
             </w:tabs>
             <w:rPr/>
           </w:pPr>
-          <w:hyperlink w:anchor="__RefHeading___Toc3632_1005444171">
+          <w:hyperlink w:anchor="__RefHeading___Toc3632_2401388243">
             <w:r>
               <w:rPr>
                 <w:rStyle w:val="IndexLink"/>
@@ -729,7 +729,7 @@
             </w:tabs>
             <w:rPr/>
           </w:pPr>
-          <w:hyperlink w:anchor="__RefHeading___Toc3634_1005444171">
+          <w:hyperlink w:anchor="__RefHeading___Toc3634_2401388243">
             <w:r>
               <w:rPr>
                 <w:rStyle w:val="IndexLink"/>
@@ -749,7 +749,7 @@
             </w:tabs>
             <w:rPr/>
           </w:pPr>
-          <w:hyperlink w:anchor="__RefHeading___Toc3636_1005444171">
+          <w:hyperlink w:anchor="__RefHeading___Toc3636_2401388243">
             <w:r>
               <w:rPr>
                 <w:rStyle w:val="IndexLink"/>
@@ -769,7 +769,7 @@
             </w:tabs>
             <w:rPr/>
           </w:pPr>
-          <w:hyperlink w:anchor="__RefHeading___Toc3638_1005444171">
+          <w:hyperlink w:anchor="__RefHeading___Toc3638_2401388243">
             <w:r>
               <w:rPr>
                 <w:rStyle w:val="IndexLink"/>
@@ -789,7 +789,7 @@
             </w:tabs>
             <w:rPr/>
           </w:pPr>
-          <w:hyperlink w:anchor="__RefHeading___Toc3640_1005444171">
+          <w:hyperlink w:anchor="__RefHeading___Toc3640_2401388243">
             <w:r>
               <w:rPr>
                 <w:rStyle w:val="IndexLink"/>
@@ -809,7 +809,7 @@
             </w:tabs>
             <w:rPr/>
           </w:pPr>
-          <w:hyperlink w:anchor="__RefHeading___Toc3642_1005444171">
+          <w:hyperlink w:anchor="__RefHeading___Toc3642_2401388243">
             <w:r>
               <w:rPr>
                 <w:rStyle w:val="IndexLink"/>
@@ -829,7 +829,7 @@
             </w:tabs>
             <w:rPr/>
           </w:pPr>
-          <w:hyperlink w:anchor="__RefHeading___Toc3644_1005444171">
+          <w:hyperlink w:anchor="__RefHeading___Toc3644_2401388243">
             <w:r>
               <w:rPr>
                 <w:rStyle w:val="IndexLink"/>
@@ -869,7 +869,7 @@
         <w:spacing w:lineRule="exact" w:line="240" w:before="240" w:after="120"/>
         <w:rPr/>
       </w:pPr>
-      <w:bookmarkStart w:id="1" w:name="__RefHeading___Toc3600_1005444171"/>
+      <w:bookmarkStart w:id="1" w:name="__RefHeading___Toc3600_2401388243"/>
       <w:bookmarkEnd w:id="1"/>
       <w:r>
         <w:rPr>
@@ -925,7 +925,7 @@
         <w:spacing w:lineRule="exact" w:line="240" w:before="240" w:after="120"/>
         <w:rPr/>
       </w:pPr>
-      <w:bookmarkStart w:id="2" w:name="__RefHeading___Toc3602_1005444171"/>
+      <w:bookmarkStart w:id="2" w:name="__RefHeading___Toc3602_2401388243"/>
       <w:bookmarkEnd w:id="2"/>
       <w:r>
         <w:rPr>
@@ -963,7 +963,7 @@
         <w:spacing w:lineRule="exact" w:line="240" w:before="240" w:after="120"/>
         <w:rPr/>
       </w:pPr>
-      <w:bookmarkStart w:id="3" w:name="__RefHeading___Toc3604_1005444171"/>
+      <w:bookmarkStart w:id="3" w:name="__RefHeading___Toc3604_2401388243"/>
       <w:bookmarkEnd w:id="3"/>
       <w:r>
         <w:rPr>
@@ -2277,7 +2277,7 @@
         <w:spacing w:lineRule="exact" w:line="240" w:before="240" w:after="120"/>
         <w:rPr/>
       </w:pPr>
-      <w:bookmarkStart w:id="4" w:name="__RefHeading___Toc3606_1005444171"/>
+      <w:bookmarkStart w:id="4" w:name="__RefHeading___Toc3606_2401388243"/>
       <w:bookmarkEnd w:id="4"/>
       <w:r>
         <w:rPr>
@@ -2854,7 +2854,7 @@
         <w:spacing w:lineRule="exact" w:line="240" w:before="240" w:after="120"/>
         <w:rPr/>
       </w:pPr>
-      <w:bookmarkStart w:id="5" w:name="__RefHeading___Toc3608_1005444171"/>
+      <w:bookmarkStart w:id="5" w:name="__RefHeading___Toc3608_2401388243"/>
       <w:bookmarkEnd w:id="5"/>
       <w:r>
         <w:rPr>
@@ -2892,7 +2892,7 @@
         <w:spacing w:lineRule="exact" w:line="240" w:before="240" w:after="120"/>
         <w:rPr/>
       </w:pPr>
-      <w:bookmarkStart w:id="6" w:name="__RefHeading___Toc3610_1005444171"/>
+      <w:bookmarkStart w:id="6" w:name="__RefHeading___Toc3610_2401388243"/>
       <w:bookmarkEnd w:id="6"/>
       <w:r>
         <w:rPr>
@@ -2930,7 +2930,7 @@
         <w:spacing w:lineRule="exact" w:line="240" w:before="240" w:after="120"/>
         <w:rPr/>
       </w:pPr>
-      <w:bookmarkStart w:id="7" w:name="__RefHeading___Toc3612_1005444171"/>
+      <w:bookmarkStart w:id="7" w:name="__RefHeading___Toc3612_2401388243"/>
       <w:bookmarkEnd w:id="7"/>
       <w:r>
         <w:rPr>
@@ -2950,7 +2950,7 @@
         <w:spacing w:lineRule="exact" w:line="240" w:before="180" w:after="80"/>
         <w:rPr/>
       </w:pPr>
-      <w:bookmarkStart w:id="8" w:name="__RefHeading___Toc3614_1005444171"/>
+      <w:bookmarkStart w:id="8" w:name="__RefHeading___Toc3614_2401388243"/>
       <w:bookmarkEnd w:id="8"/>
       <w:r>
         <w:rPr>
@@ -2988,7 +2988,7 @@
         <w:spacing w:lineRule="exact" w:line="240" w:before="180" w:after="80"/>
         <w:rPr/>
       </w:pPr>
-      <w:bookmarkStart w:id="9" w:name="__RefHeading___Toc3616_1005444171"/>
+      <w:bookmarkStart w:id="9" w:name="__RefHeading___Toc3616_2401388243"/>
       <w:bookmarkEnd w:id="9"/>
       <w:r>
         <w:rPr>
@@ -3871,7 +3871,7 @@
         <w:spacing w:lineRule="exact" w:line="240" w:before="180" w:after="80"/>
         <w:rPr/>
       </w:pPr>
-      <w:bookmarkStart w:id="10" w:name="__RefHeading___Toc3618_1005444171"/>
+      <w:bookmarkStart w:id="10" w:name="__RefHeading___Toc3618_2401388243"/>
       <w:bookmarkEnd w:id="10"/>
       <w:r>
         <w:rPr>
@@ -3998,7 +3998,7 @@
         <w:spacing w:lineRule="exact" w:line="240" w:before="180" w:after="80"/>
         <w:rPr/>
       </w:pPr>
-      <w:bookmarkStart w:id="11" w:name="__RefHeading___Toc3620_1005444171"/>
+      <w:bookmarkStart w:id="11" w:name="__RefHeading___Toc3620_2401388243"/>
       <w:bookmarkEnd w:id="11"/>
       <w:r>
         <w:rPr>
@@ -4461,7 +4461,7 @@
         <w:spacing w:lineRule="exact" w:line="240" w:before="240" w:after="120"/>
         <w:rPr/>
       </w:pPr>
-      <w:bookmarkStart w:id="12" w:name="__RefHeading___Toc3622_1005444171"/>
+      <w:bookmarkStart w:id="12" w:name="__RefHeading___Toc3622_2401388243"/>
       <w:bookmarkEnd w:id="12"/>
       <w:r>
         <w:rPr>
@@ -4561,7 +4561,7 @@
         <w:spacing w:lineRule="exact" w:line="240" w:before="240" w:after="120"/>
         <w:rPr/>
       </w:pPr>
-      <w:bookmarkStart w:id="13" w:name="__RefHeading___Toc3624_1005444171"/>
+      <w:bookmarkStart w:id="13" w:name="__RefHeading___Toc3624_2401388243"/>
       <w:bookmarkEnd w:id="13"/>
       <w:r>
         <w:rPr>
@@ -4599,7 +4599,7 @@
         <w:spacing w:lineRule="exact" w:line="240" w:before="240" w:after="120"/>
         <w:rPr/>
       </w:pPr>
-      <w:bookmarkStart w:id="14" w:name="__RefHeading___Toc3626_1005444171"/>
+      <w:bookmarkStart w:id="14" w:name="__RefHeading___Toc3626_2401388243"/>
       <w:bookmarkEnd w:id="14"/>
       <w:r>
         <w:rPr>
@@ -4659,7 +4659,7 @@
         <w:spacing w:lineRule="exact" w:line="240" w:before="240" w:after="120"/>
         <w:rPr/>
       </w:pPr>
-      <w:bookmarkStart w:id="15" w:name="__RefHeading___Toc3628_1005444171"/>
+      <w:bookmarkStart w:id="15" w:name="__RefHeading___Toc3628_2401388243"/>
       <w:bookmarkEnd w:id="15"/>
       <w:r>
         <w:rPr>
@@ -4697,7 +4697,7 @@
         <w:spacing w:lineRule="exact" w:line="240" w:before="240" w:after="120"/>
         <w:rPr/>
       </w:pPr>
-      <w:bookmarkStart w:id="16" w:name="__RefHeading___Toc3630_1005444171"/>
+      <w:bookmarkStart w:id="16" w:name="__RefHeading___Toc3630_2401388243"/>
       <w:bookmarkEnd w:id="16"/>
       <w:r>
         <w:rPr>
@@ -4817,7 +4817,7 @@
         <w:spacing w:lineRule="auto" w:line="240" w:before="0" w:after="60"/>
         <w:rPr/>
       </w:pPr>
-      <w:bookmarkStart w:id="17" w:name="__RefHeading___Toc3632_1005444171"/>
+      <w:bookmarkStart w:id="17" w:name="__RefHeading___Toc3632_2401388243"/>
       <w:bookmarkEnd w:id="17"/>
       <w:r>
         <w:rPr>
@@ -4848,7 +4848,7 @@
         <w:spacing w:lineRule="auto" w:line="240" w:before="0" w:after="60"/>
         <w:rPr/>
       </w:pPr>
-      <w:bookmarkStart w:id="18" w:name="__RefHeading___Toc3634_1005444171"/>
+      <w:bookmarkStart w:id="18" w:name="__RefHeading___Toc3634_2401388243"/>
       <w:bookmarkEnd w:id="18"/>
       <w:r>
         <w:rPr>
@@ -5412,7 +5412,7 @@
         <w:spacing w:lineRule="auto" w:line="240" w:before="0" w:after="60"/>
         <w:rPr/>
       </w:pPr>
-      <w:bookmarkStart w:id="19" w:name="__RefHeading___Toc3636_1005444171"/>
+      <w:bookmarkStart w:id="19" w:name="__RefHeading___Toc3636_2401388243"/>
       <w:bookmarkEnd w:id="19"/>
       <w:r>
         <w:rPr>
@@ -5477,7 +5477,7 @@
         <w:spacing w:lineRule="auto" w:line="240" w:before="0" w:after="60"/>
         <w:rPr/>
       </w:pPr>
-      <w:bookmarkStart w:id="20" w:name="__RefHeading___Toc3638_1005444171"/>
+      <w:bookmarkStart w:id="20" w:name="__RefHeading___Toc3638_2401388243"/>
       <w:bookmarkEnd w:id="20"/>
       <w:r>
         <w:rPr>
@@ -5542,7 +5542,7 @@
         <w:spacing w:lineRule="auto" w:line="240" w:before="0" w:after="60"/>
         <w:rPr/>
       </w:pPr>
-      <w:bookmarkStart w:id="21" w:name="__RefHeading___Toc3640_1005444171"/>
+      <w:bookmarkStart w:id="21" w:name="__RefHeading___Toc3640_2401388243"/>
       <w:bookmarkEnd w:id="21"/>
       <w:r>
         <w:rPr>
@@ -5587,7 +5587,7 @@
         <w:spacing w:lineRule="auto" w:line="240" w:before="0" w:after="60"/>
         <w:rPr/>
       </w:pPr>
-      <w:bookmarkStart w:id="22" w:name="__RefHeading___Toc3642_1005444171"/>
+      <w:bookmarkStart w:id="22" w:name="__RefHeading___Toc3642_2401388243"/>
       <w:bookmarkEnd w:id="22"/>
       <w:r>
         <w:rPr>
@@ -5618,7 +5618,7 @@
         <w:spacing w:lineRule="exact" w:line="240" w:before="240" w:after="120"/>
         <w:rPr/>
       </w:pPr>
-      <w:bookmarkStart w:id="23" w:name="__RefHeading___Toc3644_1005444171"/>
+      <w:bookmarkStart w:id="23" w:name="__RefHeading___Toc3644_2401388243"/>
       <w:bookmarkEnd w:id="23"/>
       <w:r>
         <w:rPr>
